--- a/RESULTS.docx
+++ b/RESULTS.docx
@@ -44,7 +44,7 @@
           <w:color w:val="1F3864"/>
           <w:b/>
         </w:rPr>
-        <w:t xml:space="preserve">LTH Results Summary</w:t>
+        <w:t>LTH Results Summary</w:t>
       </w:r>
     </w:p>
     <w:p>
@@ -57,25 +57,22 @@
           <w:b/>
           <w:bCs/>
         </w:rPr>
-        <w:t xml:space="preserve">Authoritative phenotype results narrative</w:t>
-      </w:r>
-      <w:r>
-        <w:rPr>
-          <w:rFonts w:ascii="Calibri" w:hAnsi="Calibri" w:cs="Calibri" w:eastAsia="Calibri"/>
-        </w:rPr>
-        <w:t xml:space="preserve"> </w:t>
-      </w:r>
-      <w:r>
-        <w:rPr>
-          <w:rFonts w:ascii="Calibri" w:hAnsi="Calibri" w:cs="Calibri" w:eastAsia="Calibri"/>
-        </w:rPr>
-        <w:t xml:space="preserve">· Updated 2026-06-30 · Index:</w:t>
-      </w:r>
-      <w:r>
-        <w:rPr>
-          <w:rFonts w:ascii="Calibri" w:hAnsi="Calibri" w:cs="Calibri" w:eastAsia="Calibri"/>
-        </w:rPr>
-        <w:t xml:space="preserve"> </w:t>
+        <w:t>Phenotype results used by the manuscript · Updated 2026-06-30 · Index: README.md · every number traces to output/tables/20_master_results.csv (built by code/20).</w:t>
+      </w:r>
+      <w:r>
+        <w:rPr>
+          <w:rFonts w:ascii="Calibri" w:hAnsi="Calibri" w:cs="Calibri" w:eastAsia="Calibri"/>
+        </w:rPr>
+      </w:r>
+      <w:r>
+        <w:rPr>
+          <w:rFonts w:ascii="Calibri" w:hAnsi="Calibri" w:cs="Calibri" w:eastAsia="Calibri"/>
+        </w:rPr>
+      </w:r>
+      <w:r>
+        <w:rPr>
+          <w:rFonts w:ascii="Calibri" w:hAnsi="Calibri" w:cs="Calibri" w:eastAsia="Calibri"/>
+        </w:rPr>
       </w:r>
       <w:hyperlink r:id="rId9">
         <w:r>
@@ -89,57 +86,48 @@
         <w:rPr>
           <w:rFonts w:ascii="Calibri" w:hAnsi="Calibri" w:cs="Calibri" w:eastAsia="Calibri"/>
         </w:rPr>
-        <w:t xml:space="preserve"> </w:t>
-      </w:r>
-      <w:r>
-        <w:rPr>
-          <w:rFonts w:ascii="Calibri" w:hAnsi="Calibri" w:cs="Calibri" w:eastAsia="Calibri"/>
-        </w:rPr>
-        <w:t xml:space="preserve">· every number traces to</w:t>
-      </w:r>
-      <w:r>
-        <w:rPr>
-          <w:rFonts w:ascii="Calibri" w:hAnsi="Calibri" w:cs="Calibri" w:eastAsia="Calibri"/>
-        </w:rPr>
-        <w:t xml:space="preserve"> </w:t>
+      </w:r>
+      <w:r>
+        <w:rPr>
+          <w:rFonts w:ascii="Calibri" w:hAnsi="Calibri" w:cs="Calibri" w:eastAsia="Calibri"/>
+        </w:rPr>
+      </w:r>
+      <w:r>
+        <w:rPr>
+          <w:rFonts w:ascii="Calibri" w:hAnsi="Calibri" w:cs="Calibri" w:eastAsia="Calibri"/>
+        </w:rPr>
       </w:r>
       <w:r>
         <w:rPr>
           <w:rFonts w:ascii="Calibri" w:hAnsi="Calibri" w:cs="Calibri" w:eastAsia="Calibri"/>
           <w:rStyle w:val="VerbatimChar"/>
         </w:rPr>
-        <w:t xml:space="preserve">output/tables/20_master_results.csv</w:t>
-      </w:r>
-      <w:r>
-        <w:rPr>
-          <w:rFonts w:ascii="Calibri" w:hAnsi="Calibri" w:cs="Calibri" w:eastAsia="Calibri"/>
-        </w:rPr>
-        <w:t xml:space="preserve"> </w:t>
-      </w:r>
-      <w:r>
-        <w:rPr>
-          <w:rFonts w:ascii="Calibri" w:hAnsi="Calibri" w:cs="Calibri" w:eastAsia="Calibri"/>
-        </w:rPr>
-        <w:t xml:space="preserve">(built by</w:t>
-      </w:r>
-      <w:r>
-        <w:rPr>
-          <w:rFonts w:ascii="Calibri" w:hAnsi="Calibri" w:cs="Calibri" w:eastAsia="Calibri"/>
-        </w:rPr>
-        <w:t xml:space="preserve"> </w:t>
+      </w:r>
+      <w:r>
+        <w:rPr>
+          <w:rFonts w:ascii="Calibri" w:hAnsi="Calibri" w:cs="Calibri" w:eastAsia="Calibri"/>
+        </w:rPr>
+      </w:r>
+      <w:r>
+        <w:rPr>
+          <w:rFonts w:ascii="Calibri" w:hAnsi="Calibri" w:cs="Calibri" w:eastAsia="Calibri"/>
+        </w:rPr>
+      </w:r>
+      <w:r>
+        <w:rPr>
+          <w:rFonts w:ascii="Calibri" w:hAnsi="Calibri" w:cs="Calibri" w:eastAsia="Calibri"/>
+        </w:rPr>
       </w:r>
       <w:r>
         <w:rPr>
           <w:rFonts w:ascii="Calibri" w:hAnsi="Calibri" w:cs="Calibri" w:eastAsia="Calibri"/>
           <w:rStyle w:val="VerbatimChar"/>
         </w:rPr>
-        <w:t xml:space="preserve">code/20</w:t>
-      </w:r>
-      <w:r>
-        <w:rPr>
-          <w:rFonts w:ascii="Calibri" w:hAnsi="Calibri" w:cs="Calibri" w:eastAsia="Calibri"/>
-        </w:rPr>
-        <w:t xml:space="preserve">).</w:t>
+      </w:r>
+      <w:r>
+        <w:rPr>
+          <w:rFonts w:ascii="Calibri" w:hAnsi="Calibri" w:cs="Calibri" w:eastAsia="Calibri"/>
+        </w:rPr>
       </w:r>
     </w:p>
     <w:p>
@@ -150,7 +138,7 @@
         <w:rPr>
           <w:rFonts w:ascii="Calibri" w:hAnsi="Calibri" w:cs="Calibri" w:eastAsia="Calibri"/>
         </w:rPr>
-        <w:t xml:space="preserve">Every number comes from</w:t>
+        <w:t>Every number comes from</w:t>
       </w:r>
       <w:r>
         <w:rPr>
@@ -163,19 +151,19 @@
           <w:rFonts w:ascii="Calibri" w:hAnsi="Calibri" w:cs="Calibri" w:eastAsia="Calibri"/>
           <w:rStyle w:val="VerbatimChar"/>
         </w:rPr>
-        <w:t xml:space="preserve">output/tables/*.csv</w:t>
-      </w:r>
-      <w:r>
-        <w:rPr>
-          <w:rFonts w:ascii="Calibri" w:hAnsi="Calibri" w:cs="Calibri" w:eastAsia="Calibri"/>
-        </w:rPr>
-        <w:t xml:space="preserve"> </w:t>
-      </w:r>
-      <w:r>
-        <w:rPr>
-          <w:rFonts w:ascii="Calibri" w:hAnsi="Calibri" w:cs="Calibri" w:eastAsia="Calibri"/>
-        </w:rPr>
-        <w:t xml:space="preserve">and the fitted models in</w:t>
+        <w:t>output/tables/*.csv</w:t>
+      </w:r>
+      <w:r>
+        <w:rPr>
+          <w:rFonts w:ascii="Calibri" w:hAnsi="Calibri" w:cs="Calibri" w:eastAsia="Calibri"/>
+        </w:rPr>
+        <w:t xml:space="preserve"> </w:t>
+      </w:r>
+      <w:r>
+        <w:rPr>
+          <w:rFonts w:ascii="Calibri" w:hAnsi="Calibri" w:cs="Calibri" w:eastAsia="Calibri"/>
+        </w:rPr>
+        <w:t>and the fitted models in</w:t>
       </w:r>
       <w:r>
         <w:rPr>
@@ -188,13 +176,13 @@
           <w:rFonts w:ascii="Calibri" w:hAnsi="Calibri" w:cs="Calibri" w:eastAsia="Calibri"/>
           <w:rStyle w:val="VerbatimChar"/>
         </w:rPr>
-        <w:t xml:space="preserve">output/models/*.rds</w:t>
-      </w:r>
-      <w:r>
-        <w:rPr>
-          <w:rFonts w:ascii="Calibri" w:hAnsi="Calibri" w:cs="Calibri" w:eastAsia="Calibri"/>
-        </w:rPr>
-        <w:t xml:space="preserve">. Starting point for the manuscript Results section.</w:t>
+        <w:t>output/models/*.rds</w:t>
+      </w:r>
+      <w:r>
+        <w:rPr>
+          <w:rFonts w:ascii="Calibri" w:hAnsi="Calibri" w:cs="Calibri" w:eastAsia="Calibri"/>
+        </w:rPr>
+        <w:t>. Starting point for the manuscript Results section.</w:t>
       </w:r>
     </w:p>
     <w:bookmarkStart w:id="10" w:name="experimental-snapshot"/>
@@ -210,7 +198,7 @@
           <w:color w:val="2E5496"/>
           <w:b/>
         </w:rPr>
-        <w:t xml:space="preserve">Experimental snapshot</w:t>
+        <w:t>Experimental snapshot</w:t>
       </w:r>
     </w:p>
     <w:tbl>
@@ -262,7 +250,7 @@
                 <w:color w:val="FFFFFF"/>
                 <w:b/>
               </w:rPr>
-              <w:t xml:space="preserve">Treatment</w:t>
+              <w:t>Treatment</w:t>
             </w:r>
           </w:p>
         </w:tc>
@@ -289,7 +277,7 @@
                 <w:color w:val="FFFFFF"/>
                 <w:b/>
               </w:rPr>
-              <w:t xml:space="preserve">Wound</w:t>
+              <w:t>Wound</w:t>
             </w:r>
           </w:p>
         </w:tc>
@@ -316,7 +304,7 @@
                 <w:color w:val="FFFFFF"/>
                 <w:b/>
               </w:rPr>
-              <w:t xml:space="preserve">n (destructive)</w:t>
+              <w:t>n (destructive)</w:t>
             </w:r>
           </w:p>
         </w:tc>
@@ -343,7 +331,7 @@
                 <w:color w:val="FFFFFF"/>
                 <w:b/>
               </w:rPr>
-              <w:t xml:space="preserve">n (also non-destructive)</w:t>
+              <w:t>n (also non-destructive)</w:t>
             </w:r>
           </w:p>
         </w:tc>
@@ -373,7 +361,7 @@
               <w:rPr>
                 <w:rFonts w:ascii="Calibri" w:hAnsi="Calibri" w:cs="Calibri" w:eastAsia="Calibri"/>
               </w:rPr>
-              <w:t xml:space="preserve">28 °C</w:t>
+              <w:t>28 °C</w:t>
             </w:r>
           </w:p>
         </w:tc>
@@ -398,7 +386,7 @@
               <w:rPr>
                 <w:rFonts w:ascii="Calibri" w:hAnsi="Calibri" w:cs="Calibri" w:eastAsia="Calibri"/>
               </w:rPr>
-              <w:t xml:space="preserve">no</w:t>
+              <w:t>no</w:t>
             </w:r>
           </w:p>
         </w:tc>
@@ -423,7 +411,7 @@
               <w:rPr>
                 <w:rFonts w:ascii="Calibri" w:hAnsi="Calibri" w:cs="Calibri" w:eastAsia="Calibri"/>
               </w:rPr>
-              <w:t xml:space="preserve">48</w:t>
+              <w:t>48</w:t>
             </w:r>
           </w:p>
         </w:tc>
@@ -448,7 +436,7 @@
               <w:rPr>
                 <w:rFonts w:ascii="Calibri" w:hAnsi="Calibri" w:cs="Calibri" w:eastAsia="Calibri"/>
               </w:rPr>
-              <w:t xml:space="preserve">24</w:t>
+              <w:t>24</w:t>
             </w:r>
           </w:p>
         </w:tc>
@@ -478,7 +466,7 @@
               <w:rPr>
                 <w:rFonts w:ascii="Calibri" w:hAnsi="Calibri" w:cs="Calibri" w:eastAsia="Calibri"/>
               </w:rPr>
-              <w:t xml:space="preserve">28 °C</w:t>
+              <w:t>28 °C</w:t>
             </w:r>
           </w:p>
         </w:tc>
@@ -503,7 +491,7 @@
               <w:rPr>
                 <w:rFonts w:ascii="Calibri" w:hAnsi="Calibri" w:cs="Calibri" w:eastAsia="Calibri"/>
               </w:rPr>
-              <w:t xml:space="preserve">yes</w:t>
+              <w:t>yes</w:t>
             </w:r>
           </w:p>
         </w:tc>
@@ -528,7 +516,7 @@
               <w:rPr>
                 <w:rFonts w:ascii="Calibri" w:hAnsi="Calibri" w:cs="Calibri" w:eastAsia="Calibri"/>
               </w:rPr>
-              <w:t xml:space="preserve">56</w:t>
+              <w:t>56</w:t>
             </w:r>
           </w:p>
         </w:tc>
@@ -553,7 +541,7 @@
               <w:rPr>
                 <w:rFonts w:ascii="Calibri" w:hAnsi="Calibri" w:cs="Calibri" w:eastAsia="Calibri"/>
               </w:rPr>
-              <w:t xml:space="preserve">24</w:t>
+              <w:t>24</w:t>
             </w:r>
           </w:p>
         </w:tc>
@@ -583,7 +571,7 @@
               <w:rPr>
                 <w:rFonts w:ascii="Calibri" w:hAnsi="Calibri" w:cs="Calibri" w:eastAsia="Calibri"/>
               </w:rPr>
-              <w:t xml:space="preserve">31 °C</w:t>
+              <w:t>31 °C</w:t>
             </w:r>
           </w:p>
         </w:tc>
@@ -608,7 +596,7 @@
               <w:rPr>
                 <w:rFonts w:ascii="Calibri" w:hAnsi="Calibri" w:cs="Calibri" w:eastAsia="Calibri"/>
               </w:rPr>
-              <w:t xml:space="preserve">no</w:t>
+              <w:t>no</w:t>
             </w:r>
           </w:p>
         </w:tc>
@@ -633,7 +621,7 @@
               <w:rPr>
                 <w:rFonts w:ascii="Calibri" w:hAnsi="Calibri" w:cs="Calibri" w:eastAsia="Calibri"/>
               </w:rPr>
-              <w:t xml:space="preserve">49</w:t>
+              <w:t>49</w:t>
             </w:r>
           </w:p>
         </w:tc>
@@ -658,7 +646,7 @@
               <w:rPr>
                 <w:rFonts w:ascii="Calibri" w:hAnsi="Calibri" w:cs="Calibri" w:eastAsia="Calibri"/>
               </w:rPr>
-              <w:t xml:space="preserve">24</w:t>
+              <w:t>24</w:t>
             </w:r>
           </w:p>
         </w:tc>
@@ -687,7 +675,7 @@
               <w:rPr>
                 <w:rFonts w:ascii="Calibri" w:hAnsi="Calibri" w:cs="Calibri" w:eastAsia="Calibri"/>
               </w:rPr>
-              <w:t xml:space="preserve">31 °C</w:t>
+              <w:t>31 °C</w:t>
             </w:r>
           </w:p>
         </w:tc>
@@ -711,7 +699,7 @@
               <w:rPr>
                 <w:rFonts w:ascii="Calibri" w:hAnsi="Calibri" w:cs="Calibri" w:eastAsia="Calibri"/>
               </w:rPr>
-              <w:t xml:space="preserve">yes</w:t>
+              <w:t>yes</w:t>
             </w:r>
           </w:p>
         </w:tc>
@@ -735,7 +723,7 @@
               <w:rPr>
                 <w:rFonts w:ascii="Calibri" w:hAnsi="Calibri" w:cs="Calibri" w:eastAsia="Calibri"/>
               </w:rPr>
-              <w:t xml:space="preserve">55</w:t>
+              <w:t>55</w:t>
             </w:r>
           </w:p>
         </w:tc>
@@ -759,7 +747,7 @@
               <w:rPr>
                 <w:rFonts w:ascii="Calibri" w:hAnsi="Calibri" w:cs="Calibri" w:eastAsia="Calibri"/>
               </w:rPr>
-              <w:t xml:space="preserve">24</w:t>
+              <w:t>24</w:t>
             </w:r>
           </w:p>
         </w:tc>
@@ -774,7 +762,7 @@
         <w:rPr>
           <w:rFonts w:ascii="Calibri" w:hAnsi="Calibri" w:cs="Calibri" w:eastAsia="Calibri"/>
         </w:rPr>
-        <w:t xml:space="preserve">Three genets (a, c, d), 8 tanks (4 per treatment), wounded on Day 0 after 7 days at target temperature. Non-destructive measurements every ~3 days through Day 14; destructive biopsies on D1, D3, D10, D15.</w:t>
+        <w:t>Three thicket/genet labels (a, c, d), 8 tanks (4 per treatment), wounded on Day 0 after 7 days at target temperature. Non-destructive measurements every ~3 days through Day 14; destructive biopsies on D1, D3, D10, D15. These labels are treated as genet proxies but are not yet matched to Cunning et al. (2024) numbered genets.</w:t>
       </w:r>
     </w:p>
     <w:p>
@@ -790,7 +778,7 @@
           <w:bCs/>
           <w:color w:val="2E5496"/>
         </w:rPr>
-        <w:t xml:space="preserve">Statistical-model structure (per Progress Notes 2026-04-29; refined to integrate genet):</w:t>
+        <w:t>Statistical-model structure (per Progress Notes 2026-04-29; refined to integrate genet):</w:t>
       </w:r>
     </w:p>
     <w:p>
@@ -805,7 +793,7 @@
         <w:rPr>
           <w:rFonts w:ascii="Calibri" w:hAnsi="Calibri" w:cs="Calibri" w:eastAsia="Calibri"/>
         </w:rPr>
-        <w:t xml:space="preserve">Primary fixed structure:</w:t>
+        <w:t>Primary fixed structure:</w:t>
       </w:r>
       <w:r>
         <w:rPr>
@@ -818,19 +806,19 @@
           <w:rFonts w:ascii="Calibri" w:hAnsi="Calibri" w:cs="Calibri" w:eastAsia="Calibri"/>
           <w:rStyle w:val="VerbatimChar"/>
         </w:rPr>
-        <w:t xml:space="preserve">treatment * wound * day * thicket</w:t>
-      </w:r>
-      <w:r>
-        <w:rPr>
-          <w:rFonts w:ascii="Calibri" w:hAnsi="Calibri" w:cs="Calibri" w:eastAsia="Calibri"/>
-        </w:rPr>
-        <w:t xml:space="preserve"> </w:t>
-      </w:r>
-      <w:r>
-        <w:rPr>
-          <w:rFonts w:ascii="Calibri" w:hAnsi="Calibri" w:cs="Calibri" w:eastAsia="Calibri"/>
-        </w:rPr>
-        <w:t xml:space="preserve">(full 4-way interactions where data permit).</w:t>
+        <w:t>treatment * wound * day * thicket</w:t>
+      </w:r>
+      <w:r>
+        <w:rPr>
+          <w:rFonts w:ascii="Calibri" w:hAnsi="Calibri" w:cs="Calibri" w:eastAsia="Calibri"/>
+        </w:rPr>
+        <w:t xml:space="preserve"> </w:t>
+      </w:r>
+      <w:r>
+        <w:rPr>
+          <w:rFonts w:ascii="Calibri" w:hAnsi="Calibri" w:cs="Calibri" w:eastAsia="Calibri"/>
+        </w:rPr>
+        <w:t>(full 4-way interactions where data permit).</w:t>
       </w:r>
     </w:p>
     <w:p>
@@ -845,7 +833,7 @@
         <w:rPr>
           <w:rFonts w:ascii="Calibri" w:hAnsi="Calibri" w:cs="Calibri" w:eastAsia="Calibri"/>
         </w:rPr>
-        <w:t xml:space="preserve">Random effects:</w:t>
+        <w:t>Random effects:</w:t>
       </w:r>
       <w:r>
         <w:rPr>
@@ -858,19 +846,19 @@
           <w:rFonts w:ascii="Calibri" w:hAnsi="Calibri" w:cs="Calibri" w:eastAsia="Calibri"/>
           <w:rStyle w:val="VerbatimChar"/>
         </w:rPr>
-        <w:t xml:space="preserve">(1 | tank) + (1 | id)</w:t>
-      </w:r>
-      <w:r>
-        <w:rPr>
-          <w:rFonts w:ascii="Calibri" w:hAnsi="Calibri" w:cs="Calibri" w:eastAsia="Calibri"/>
-        </w:rPr>
-        <w:t xml:space="preserve"> </w:t>
-      </w:r>
-      <w:r>
-        <w:rPr>
-          <w:rFonts w:ascii="Calibri" w:hAnsi="Calibri" w:cs="Calibri" w:eastAsia="Calibri"/>
-        </w:rPr>
-        <w:t xml:space="preserve">(genet promoted from random to fixed because n_genets = 3 — too few for reliable variance estimation).</w:t>
+        <w:t>(1 | tank) + (1 | id)</w:t>
+      </w:r>
+      <w:r>
+        <w:rPr>
+          <w:rFonts w:ascii="Calibri" w:hAnsi="Calibri" w:cs="Calibri" w:eastAsia="Calibri"/>
+        </w:rPr>
+        <w:t xml:space="preserve"> </w:t>
+      </w:r>
+      <w:r>
+        <w:rPr>
+          <w:rFonts w:ascii="Calibri" w:hAnsi="Calibri" w:cs="Calibri" w:eastAsia="Calibri"/>
+        </w:rPr>
+        <w:t>(genet promoted from random to fixed because n_genets = 3 — too few for reliable variance estimation).</w:t>
       </w:r>
     </w:p>
     <w:p>
@@ -885,17 +873,22 @@
         <w:rPr>
           <w:rFonts w:ascii="Calibri" w:hAnsi="Calibri" w:cs="Calibri" w:eastAsia="Calibri"/>
         </w:rPr>
-        <w:t xml:space="preserve">Per-genet treatment-effect contrasts and reaction norms are integrated throughout the per-response sections below, not run as a separate analysis.</w:t>
+        <w:t>Per-genet treatment-effect contrasts and reaction norms are integrated throughout the per-response sections below, not run as a separate analysis.</w:t>
       </w:r>
     </w:p>
     <w:p>
-      <w:r>
-        <w:rPr>
-          <w:rFonts w:ascii="Calibri" w:hAnsi="Calibri" w:cs="Calibri" w:eastAsia="Calibri"/>
-        </w:rPr>
-        <w:pict>
-          <v:rect style="width:0;height:1.5pt" o:hralign="center" o:hrstd="t" o:hr="t"/>
-        </w:pict>
+      <w:pPr>
+        <w:pStyle w:val="Compact"/>
+      </w:pPr>
+      <w:r>
+        <w:t>Statistical roadmap: primary heat-through-time inference comes from treatment-by-day terms and day-specific contrasts; morphology timing inference comes from interval-censored models; Cox/Kaplan-Meier outputs are first-observed-day summaries; diagnostics and sensitivity models check whether these conclusions are robust.</w:t>
+      </w:r>
+    </w:p>
+    <w:p>
+      <w:r>
+        <w:rPr>
+          <w:rFonts w:ascii="Calibri" w:hAnsi="Calibri" w:cs="Calibri" w:eastAsia="Calibri"/>
+        </w:rPr>
       </w:r>
     </w:p>
     <w:bookmarkEnd w:id="10"/>
@@ -912,7 +905,7 @@
           <w:color w:val="2E5496"/>
           <w:b/>
         </w:rPr>
-        <w:t xml:space="preserve">Key phenotype findings (organismal context)</w:t>
+        <w:t>Key phenotype findings (phenotype results)</w:t>
       </w:r>
     </w:p>
     <w:p>
@@ -925,7 +918,7 @@
           <w:i/>
           <w:iCs/>
         </w:rPr>
-        <w:t xml:space="preserve">These are the phenotype results — the organismal context for the paper. The paper's lead</w:t>
+        <w:t>These are the phenotype results — the phenotype results for the paper. The paper's lead result is the transcriptomic mechanism (RNA-seq analysis pending).</w:t>
       </w:r>
       <w:r>
         <w:rPr>
@@ -933,7 +926,6 @@
           <w:i/>
           <w:iCs/>
         </w:rPr>
-        <w:t xml:space="preserve"> </w:t>
       </w:r>
       <w:r>
         <w:rPr>
@@ -941,7 +933,6 @@
           <w:i/>
           <w:iCs/>
         </w:rPr>
-        <w:t xml:space="preserve">result is the transcriptomic mechanism (RNA-seq analysis pending).</w:t>
       </w:r>
     </w:p>
     <w:p>
@@ -958,13 +949,13 @@
           <w:b/>
           <w:bCs/>
         </w:rPr>
-        <w:t xml:space="preserve">Sustained heating to 31 °C compromises photochemistry, pigmentation, growth, and symbiont retention</w:t>
-      </w:r>
-      <w:r>
-        <w:rPr>
-          <w:rFonts w:ascii="Calibri" w:hAnsi="Calibri" w:cs="Calibri" w:eastAsia="Calibri"/>
-        </w:rPr>
-        <w:t xml:space="preserve">, with the divergence between treatments growing across the 14-day experiment.</w:t>
+        <w:t>Sustained heating to 31 °C compromises photochemistry, pigmentation, growth, and symbiont retention</w:t>
+      </w:r>
+      <w:r>
+        <w:rPr>
+          <w:rFonts w:ascii="Calibri" w:hAnsi="Calibri" w:cs="Calibri" w:eastAsia="Calibri"/>
+        </w:rPr>
+        <w:t>, with the divergence between treatments growing across the 14-day experiment.</w:t>
       </w:r>
     </w:p>
     <w:p>
@@ -981,19 +972,19 @@
           <w:b/>
           <w:bCs/>
         </w:rPr>
-        <w:t xml:space="preserve">Heat impairs the regeneration phase</w:t>
-      </w:r>
-      <w:r>
-        <w:rPr>
-          <w:rFonts w:ascii="Calibri" w:hAnsi="Calibri" w:cs="Calibri" w:eastAsia="Calibri"/>
-        </w:rPr>
-        <w:t xml:space="preserve"> </w:t>
-      </w:r>
-      <w:r>
-        <w:rPr>
-          <w:rFonts w:ascii="Calibri" w:hAnsi="Calibri" w:cs="Calibri" w:eastAsia="Calibri"/>
-        </w:rPr>
-        <w:t xml:space="preserve">(new corallite / skeletal regrowth at the tip, tip extension)</w:t>
+        <w:t>Heat impairs the regeneration phase</w:t>
+      </w:r>
+      <w:r>
+        <w:rPr>
+          <w:rFonts w:ascii="Calibri" w:hAnsi="Calibri" w:cs="Calibri" w:eastAsia="Calibri"/>
+        </w:rPr>
+        <w:t xml:space="preserve"> </w:t>
+      </w:r>
+      <w:r>
+        <w:rPr>
+          <w:rFonts w:ascii="Calibri" w:hAnsi="Calibri" w:cs="Calibri" w:eastAsia="Calibri"/>
+        </w:rPr>
+        <w:t>(new corallite / skeletal regrowth at the tip, tip extension)</w:t>
       </w:r>
       <w:r>
         <w:rPr>
@@ -1007,19 +998,19 @@
           <w:b/>
           <w:bCs/>
         </w:rPr>
-        <w:t xml:space="preserve">but NOT the tissue-healing phase</w:t>
-      </w:r>
-      <w:r>
-        <w:rPr>
-          <w:rFonts w:ascii="Calibri" w:hAnsi="Calibri" w:cs="Calibri" w:eastAsia="Calibri"/>
-        </w:rPr>
-        <w:t xml:space="preserve"> </w:t>
-      </w:r>
-      <w:r>
-        <w:rPr>
-          <w:rFonts w:ascii="Calibri" w:hAnsi="Calibri" w:cs="Calibri" w:eastAsia="Calibri"/>
-        </w:rPr>
-        <w:t xml:space="preserve">(coenosarc coverage — hole closure, polyp emergence, and surface smoothing proceed at the same rate in both treatments).</w:t>
+        <w:t>but NOT the tissue-healing phase</w:t>
+      </w:r>
+      <w:r>
+        <w:rPr>
+          <w:rFonts w:ascii="Calibri" w:hAnsi="Calibri" w:cs="Calibri" w:eastAsia="Calibri"/>
+        </w:rPr>
+        <w:t xml:space="preserve"> </w:t>
+      </w:r>
+      <w:r>
+        <w:rPr>
+          <w:rFonts w:ascii="Calibri" w:hAnsi="Calibri" w:cs="Calibri" w:eastAsia="Calibri"/>
+        </w:rPr>
+        <w:t>(coenosarc coverage — hole closure, polyp emergence, and surface smoothing proceed at the same rate in both treatments).</w:t>
       </w:r>
     </w:p>
     <w:p>
@@ -1036,26 +1027,23 @@
           <w:b/>
           <w:bCs/>
         </w:rPr>
-        <w:t xml:space="preserve">Strong genet × treatment interactions across most responses</w:t>
-      </w:r>
-      <w:r>
-        <w:rPr>
-          <w:rFonts w:ascii="Calibri" w:hAnsi="Calibri" w:cs="Calibri" w:eastAsia="Calibri"/>
-        </w:rPr>
-        <w:t xml:space="preserve">: genet C is consistently more heat-resilient than genets A and D. Composite ranking (</w:t>
+        <w:t>Strong genet × treatment interactions across most responses: genet C is consistently more heat-resilient than genets A and D. Composite ranking (figures/19b_genet_resilience_ranking.png): A (most sensitive) &gt; D &gt;&gt; C (most resilient). Multivariate PCA distance between each genet's 28 C and 31 C average physiology under heat: A = 3.71, D = 3.38, C = 1.02.</w:t>
+      </w:r>
+      <w:r>
+        <w:rPr>
+          <w:rFonts w:ascii="Calibri" w:hAnsi="Calibri" w:cs="Calibri" w:eastAsia="Calibri"/>
+        </w:rPr>
       </w:r>
       <w:r>
         <w:rPr>
           <w:rFonts w:ascii="Calibri" w:hAnsi="Calibri" w:cs="Calibri" w:eastAsia="Calibri"/>
           <w:rStyle w:val="VerbatimChar"/>
         </w:rPr>
-        <w:t xml:space="preserve">figures/19b_genet_resilience_ranking.png</w:t>
-      </w:r>
-      <w:r>
-        <w:rPr>
-          <w:rFonts w:ascii="Calibri" w:hAnsi="Calibri" w:cs="Calibri" w:eastAsia="Calibri"/>
-        </w:rPr>
-        <w:t xml:space="preserve">): A (most sensitive) &gt; D &gt;&gt; C (most resilient). Multivariate PCA centroid displacement under heat: A = 3.71, D = 3.38, C = 1.02.</w:t>
+      </w:r>
+      <w:r>
+        <w:rPr>
+          <w:rFonts w:ascii="Calibri" w:hAnsi="Calibri" w:cs="Calibri" w:eastAsia="Calibri"/>
+        </w:rPr>
       </w:r>
     </w:p>
     <w:p>
@@ -1072,19 +1060,19 @@
           <w:b/>
           <w:bCs/>
         </w:rPr>
-        <w:t xml:space="preserve">Wounding alone has little effect on colony-wide physiology</w:t>
-      </w:r>
-      <w:r>
-        <w:rPr>
-          <w:rFonts w:ascii="Calibri" w:hAnsi="Calibri" w:cs="Calibri" w:eastAsia="Calibri"/>
-        </w:rPr>
-        <w:t xml:space="preserve"> </w:t>
-      </w:r>
-      <w:r>
-        <w:rPr>
-          <w:rFonts w:ascii="Calibri" w:hAnsi="Calibri" w:cs="Calibri" w:eastAsia="Calibri"/>
-        </w:rPr>
-        <w:t xml:space="preserve">— the wound response is limited to local changes at the wound site. Heat alters wound-site outcomes through the regeneration program, not closure.</w:t>
+        <w:t>Wounding alone has little effect on colony-wide physiology</w:t>
+      </w:r>
+      <w:r>
+        <w:rPr>
+          <w:rFonts w:ascii="Calibri" w:hAnsi="Calibri" w:cs="Calibri" w:eastAsia="Calibri"/>
+        </w:rPr>
+        <w:t xml:space="preserve"> </w:t>
+      </w:r>
+      <w:r>
+        <w:rPr>
+          <w:rFonts w:ascii="Calibri" w:hAnsi="Calibri" w:cs="Calibri" w:eastAsia="Calibri"/>
+        </w:rPr>
+        <w:t>— the wound response is limited to local changes at the wound site. Heat alters wound-site outcomes through the regeneration program, not closure.</w:t>
       </w:r>
     </w:p>
     <w:p>
@@ -1096,20 +1084,20 @@
         <w:rPr>
           <w:rFonts w:ascii="Calibri" w:hAnsi="Calibri" w:cs="Calibri" w:eastAsia="Calibri"/>
         </w:rPr>
-        <w:t xml:space="preserve">R² estimates (</w:t>
+        <w:t>R² estimates (</w:t>
       </w:r>
       <w:r>
         <w:rPr>
           <w:rFonts w:ascii="Calibri" w:hAnsi="Calibri" w:cs="Calibri" w:eastAsia="Calibri"/>
           <w:rStyle w:val="VerbatimChar"/>
         </w:rPr>
-        <w:t xml:space="preserve">output/tables/12_r2_summary.csv</w:t>
-      </w:r>
-      <w:r>
-        <w:rPr>
-          <w:rFonts w:ascii="Calibri" w:hAnsi="Calibri" w:cs="Calibri" w:eastAsia="Calibri"/>
-        </w:rPr>
-        <w:t xml:space="preserve">) — marginal R² jumped versus the no-genet baseline because the fixed-effects structure now absorbs the large among-genet variation:</w:t>
+        <w:t>output/tables/12_r2_summary.csv</w:t>
+      </w:r>
+      <w:r>
+        <w:rPr>
+          <w:rFonts w:ascii="Calibri" w:hAnsi="Calibri" w:cs="Calibri" w:eastAsia="Calibri"/>
+        </w:rPr>
+        <w:t>) — marginal R² jumped versus the no-genet baseline because the fixed-effects structure now absorbs the large among-genet variation:</w:t>
       </w:r>
     </w:p>
     <w:tbl>
@@ -1160,7 +1148,7 @@
                 <w:color w:val="FFFFFF"/>
                 <w:b/>
               </w:rPr>
-              <w:t xml:space="preserve">Response</w:t>
+              <w:t>Response</w:t>
             </w:r>
           </w:p>
         </w:tc>
@@ -1187,7 +1175,7 @@
                 <w:color w:val="FFFFFF"/>
                 <w:b/>
               </w:rPr>
-              <w:t xml:space="preserve">R²m (fixed inc. genet)</w:t>
+              <w:t>R²m (fixed inc. genet)</w:t>
             </w:r>
           </w:p>
         </w:tc>
@@ -1214,7 +1202,7 @@
                 <w:color w:val="FFFFFF"/>
                 <w:b/>
               </w:rPr>
-              <w:t xml:space="preserve">R²c (fixed + random)</w:t>
+              <w:t>R²c (fixed + random)</w:t>
             </w:r>
           </w:p>
         </w:tc>
@@ -1244,7 +1232,7 @@
               <w:rPr>
                 <w:rFonts w:ascii="Calibri" w:hAnsi="Calibri" w:cs="Calibri" w:eastAsia="Calibri"/>
               </w:rPr>
-              <w:t xml:space="preserve">PAM Fv/Fm</w:t>
+              <w:t>PAM Fv/Fm</w:t>
             </w:r>
           </w:p>
         </w:tc>
@@ -1269,7 +1257,7 @@
               <w:rPr>
                 <w:rFonts w:ascii="Calibri" w:hAnsi="Calibri" w:cs="Calibri" w:eastAsia="Calibri"/>
               </w:rPr>
-              <w:t xml:space="preserve">0.65</w:t>
+              <w:t>0.65</w:t>
             </w:r>
           </w:p>
         </w:tc>
@@ -1294,7 +1282,7 @@
               <w:rPr>
                 <w:rFonts w:ascii="Calibri" w:hAnsi="Calibri" w:cs="Calibri" w:eastAsia="Calibri"/>
               </w:rPr>
-              <w:t xml:space="preserve">0.76</w:t>
+              <w:t>0.76</w:t>
             </w:r>
           </w:p>
         </w:tc>
@@ -1324,7 +1312,7 @@
               <w:rPr>
                 <w:rFonts w:ascii="Calibri" w:hAnsi="Calibri" w:cs="Calibri" w:eastAsia="Calibri"/>
               </w:rPr>
-              <w:t xml:space="preserve">Color (D-scale)</w:t>
+              <w:t>Color (D-scale)</w:t>
             </w:r>
           </w:p>
         </w:tc>
@@ -1349,7 +1337,7 @@
               <w:rPr>
                 <w:rFonts w:ascii="Calibri" w:hAnsi="Calibri" w:cs="Calibri" w:eastAsia="Calibri"/>
               </w:rPr>
-              <w:t xml:space="preserve">0.72</w:t>
+              <w:t>0.72</w:t>
             </w:r>
           </w:p>
         </w:tc>
@@ -1374,7 +1362,7 @@
               <w:rPr>
                 <w:rFonts w:ascii="Calibri" w:hAnsi="Calibri" w:cs="Calibri" w:eastAsia="Calibri"/>
               </w:rPr>
-              <w:t xml:space="preserve">0.88</w:t>
+              <w:t>0.88</w:t>
             </w:r>
           </w:p>
         </w:tc>
@@ -1404,7 +1392,7 @@
               <w:rPr>
                 <w:rFonts w:ascii="Calibri" w:hAnsi="Calibri" w:cs="Calibri" w:eastAsia="Calibri"/>
               </w:rPr>
-              <w:t xml:space="preserve">Growth (%)</w:t>
+              <w:t>Growth (%)</w:t>
             </w:r>
           </w:p>
         </w:tc>
@@ -1429,7 +1417,7 @@
               <w:rPr>
                 <w:rFonts w:ascii="Calibri" w:hAnsi="Calibri" w:cs="Calibri" w:eastAsia="Calibri"/>
               </w:rPr>
-              <w:t xml:space="preserve">0.39</w:t>
+              <w:t>0.39</w:t>
             </w:r>
           </w:p>
         </w:tc>
@@ -1454,7 +1442,7 @@
               <w:rPr>
                 <w:rFonts w:ascii="Calibri" w:hAnsi="Calibri" w:cs="Calibri" w:eastAsia="Calibri"/>
               </w:rPr>
-              <w:t xml:space="preserve">0.71</w:t>
+              <w:t>0.71</w:t>
             </w:r>
           </w:p>
         </w:tc>
@@ -1483,7 +1471,7 @@
               <w:rPr>
                 <w:rFonts w:ascii="Calibri" w:hAnsi="Calibri" w:cs="Calibri" w:eastAsia="Calibri"/>
               </w:rPr>
-              <w:t xml:space="preserve">log(symbionts cm⁻²)</w:t>
+              <w:t>log(symbionts cm⁻²)</w:t>
             </w:r>
           </w:p>
         </w:tc>
@@ -1507,7 +1495,7 @@
               <w:rPr>
                 <w:rFonts w:ascii="Calibri" w:hAnsi="Calibri" w:cs="Calibri" w:eastAsia="Calibri"/>
               </w:rPr>
-              <w:t xml:space="preserve">0.72</w:t>
+              <w:t>0.72</w:t>
             </w:r>
           </w:p>
         </w:tc>
@@ -1531,7 +1519,7 @@
               <w:rPr>
                 <w:rFonts w:ascii="Calibri" w:hAnsi="Calibri" w:cs="Calibri" w:eastAsia="Calibri"/>
               </w:rPr>
-              <w:t xml:space="preserve">0.76</w:t>
+              <w:t>0.76</w:t>
             </w:r>
           </w:p>
         </w:tc>
@@ -1542,9 +1530,6 @@
         <w:rPr>
           <w:rFonts w:ascii="Calibri" w:hAnsi="Calibri" w:cs="Calibri" w:eastAsia="Calibri"/>
         </w:rPr>
-        <w:pict>
-          <v:rect style="width:0;height:1.5pt" o:hralign="center" o:hrstd="t" o:hr="t"/>
-        </w:pict>
       </w:r>
     </w:p>
     <w:bookmarkEnd w:id="11"/>
@@ -1561,7 +1546,7 @@
           <w:color w:val="2E5496"/>
           <w:b/>
         </w:rPr>
-        <w:t xml:space="preserve">1. Photochemical efficiency (PAM Fv/Fm)</w:t>
+        <w:t>1. Photochemical efficiency (PAM Fv/Fm)</w:t>
       </w:r>
     </w:p>
     <w:p>
@@ -1574,7 +1559,7 @@
           <w:b/>
           <w:bCs/>
         </w:rPr>
-        <w:t xml:space="preserve">Model:</w:t>
+        <w:t>Model:</w:t>
       </w:r>
       <w:r>
         <w:rPr>
@@ -1587,19 +1572,19 @@
           <w:rFonts w:ascii="Calibri" w:hAnsi="Calibri" w:cs="Calibri" w:eastAsia="Calibri"/>
           <w:rStyle w:val="VerbatimChar"/>
         </w:rPr>
-        <w:t xml:space="preserve">fv_fm ~ treatment * wound * day * thicket + (1|tank) + (1|id)</w:t>
-      </w:r>
-      <w:r>
-        <w:rPr>
-          <w:rFonts w:ascii="Calibri" w:hAnsi="Calibri" w:cs="Calibri" w:eastAsia="Calibri"/>
-        </w:rPr>
-        <w:t xml:space="preserve"> </w:t>
-      </w:r>
-      <w:r>
-        <w:rPr>
-          <w:rFonts w:ascii="Calibri" w:hAnsi="Calibri" w:cs="Calibri" w:eastAsia="Calibri"/>
-        </w:rPr>
-        <w:t xml:space="preserve">—</w:t>
+        <w:t>fv_fm ~ treatment * wound * day * thicket + (1|tank) + (1|id)</w:t>
+      </w:r>
+      <w:r>
+        <w:rPr>
+          <w:rFonts w:ascii="Calibri" w:hAnsi="Calibri" w:cs="Calibri" w:eastAsia="Calibri"/>
+        </w:rPr>
+        <w:t xml:space="preserve"> </w:t>
+      </w:r>
+      <w:r>
+        <w:rPr>
+          <w:rFonts w:ascii="Calibri" w:hAnsi="Calibri" w:cs="Calibri" w:eastAsia="Calibri"/>
+        </w:rPr>
+        <w:t>—</w:t>
       </w:r>
       <w:r>
         <w:rPr>
@@ -1612,13 +1597,13 @@
           <w:rFonts w:ascii="Calibri" w:hAnsi="Calibri" w:cs="Calibri" w:eastAsia="Calibri"/>
           <w:rStyle w:val="VerbatimChar"/>
         </w:rPr>
-        <w:t xml:space="preserve">output/models/12_pam_lmm.rds</w:t>
-      </w:r>
-      <w:r>
-        <w:rPr>
-          <w:rFonts w:ascii="Calibri" w:hAnsi="Calibri" w:cs="Calibri" w:eastAsia="Calibri"/>
-        </w:rPr>
-        <w:t xml:space="preserve">. n = 336 observations (top/bottom averaged per coral × day).</w:t>
+        <w:t>output/models/12_pam_lmm.rds</w:t>
+      </w:r>
+      <w:r>
+        <w:rPr>
+          <w:rFonts w:ascii="Calibri" w:hAnsi="Calibri" w:cs="Calibri" w:eastAsia="Calibri"/>
+        </w:rPr>
+        <w:t>. n = 336 observations (top/bottom averaged per coral × day).</w:t>
       </w:r>
     </w:p>
     <w:p>
@@ -1632,19 +1617,19 @@
           <w:b/>
           <w:bCs/>
         </w:rPr>
-        <w:t xml:space="preserve">Type-III ANOVA, key terms</w:t>
-      </w:r>
-      <w:r>
-        <w:rPr>
-          <w:rFonts w:ascii="Calibri" w:hAnsi="Calibri" w:cs="Calibri" w:eastAsia="Calibri"/>
-        </w:rPr>
-        <w:t xml:space="preserve"> </w:t>
-      </w:r>
-      <w:r>
-        <w:rPr>
-          <w:rFonts w:ascii="Calibri" w:hAnsi="Calibri" w:cs="Calibri" w:eastAsia="Calibri"/>
-        </w:rPr>
-        <w:t xml:space="preserve">(Satterthwaite,</w:t>
+        <w:t>Type-III ANOVA, key terms</w:t>
+      </w:r>
+      <w:r>
+        <w:rPr>
+          <w:rFonts w:ascii="Calibri" w:hAnsi="Calibri" w:cs="Calibri" w:eastAsia="Calibri"/>
+        </w:rPr>
+        <w:t xml:space="preserve"> </w:t>
+      </w:r>
+      <w:r>
+        <w:rPr>
+          <w:rFonts w:ascii="Calibri" w:hAnsi="Calibri" w:cs="Calibri" w:eastAsia="Calibri"/>
+        </w:rPr>
+        <w:t>(Satterthwaite,</w:t>
       </w:r>
       <w:r>
         <w:rPr>
@@ -1657,13 +1642,13 @@
           <w:rFonts w:ascii="Calibri" w:hAnsi="Calibri" w:cs="Calibri" w:eastAsia="Calibri"/>
           <w:rStyle w:val="VerbatimChar"/>
         </w:rPr>
-        <w:t xml:space="preserve">lmerTest</w:t>
-      </w:r>
-      <w:r>
-        <w:rPr>
-          <w:rFonts w:ascii="Calibri" w:hAnsi="Calibri" w:cs="Calibri" w:eastAsia="Calibri"/>
-        </w:rPr>
-        <w:t xml:space="preserve">; from</w:t>
+        <w:t>lmerTest</w:t>
+      </w:r>
+      <w:r>
+        <w:rPr>
+          <w:rFonts w:ascii="Calibri" w:hAnsi="Calibri" w:cs="Calibri" w:eastAsia="Calibri"/>
+        </w:rPr>
+        <w:t>; from</w:t>
       </w:r>
       <w:r>
         <w:rPr>
@@ -1676,13 +1661,13 @@
           <w:rFonts w:ascii="Calibri" w:hAnsi="Calibri" w:cs="Calibri" w:eastAsia="Calibri"/>
           <w:rStyle w:val="VerbatimChar"/>
         </w:rPr>
-        <w:t xml:space="preserve">output/tables/12_anova_summary.csv</w:t>
-      </w:r>
-      <w:r>
-        <w:rPr>
-          <w:rFonts w:ascii="Calibri" w:hAnsi="Calibri" w:cs="Calibri" w:eastAsia="Calibri"/>
-        </w:rPr>
-        <w:t xml:space="preserve">). With</w:t>
+        <w:t>output/tables/12_anova_summary.csv</w:t>
+      </w:r>
+      <w:r>
+        <w:rPr>
+          <w:rFonts w:ascii="Calibri" w:hAnsi="Calibri" w:cs="Calibri" w:eastAsia="Calibri"/>
+        </w:rPr>
+        <w:t>). With</w:t>
       </w:r>
       <w:r>
         <w:rPr>
@@ -1695,19 +1680,19 @@
           <w:rFonts w:ascii="Calibri" w:hAnsi="Calibri" w:cs="Calibri" w:eastAsia="Calibri"/>
           <w:rStyle w:val="VerbatimChar"/>
         </w:rPr>
-        <w:t xml:space="preserve">day</w:t>
-      </w:r>
-      <w:r>
-        <w:rPr>
-          <w:rFonts w:ascii="Calibri" w:hAnsi="Calibri" w:cs="Calibri" w:eastAsia="Calibri"/>
-        </w:rPr>
-        <w:t xml:space="preserve"> </w:t>
-      </w:r>
-      <w:r>
-        <w:rPr>
-          <w:rFonts w:ascii="Calibri" w:hAnsi="Calibri" w:cs="Calibri" w:eastAsia="Calibri"/>
-        </w:rPr>
-        <w:t xml:space="preserve">uncentered,</w:t>
+        <w:t>day</w:t>
+      </w:r>
+      <w:r>
+        <w:rPr>
+          <w:rFonts w:ascii="Calibri" w:hAnsi="Calibri" w:cs="Calibri" w:eastAsia="Calibri"/>
+        </w:rPr>
+        <w:t xml:space="preserve"> </w:t>
+      </w:r>
+      <w:r>
+        <w:rPr>
+          <w:rFonts w:ascii="Calibri" w:hAnsi="Calibri" w:cs="Calibri" w:eastAsia="Calibri"/>
+        </w:rPr>
+        <w:t>uncentered,</w:t>
       </w:r>
       <w:r>
         <w:rPr>
@@ -1721,19 +1706,19 @@
           <w:i/>
           <w:iCs/>
         </w:rPr>
-        <w:t xml:space="preserve">main</w:t>
-      </w:r>
-      <w:r>
-        <w:rPr>
-          <w:rFonts w:ascii="Calibri" w:hAnsi="Calibri" w:cs="Calibri" w:eastAsia="Calibri"/>
-        </w:rPr>
-        <w:t xml:space="preserve"> </w:t>
-      </w:r>
-      <w:r>
-        <w:rPr>
-          <w:rFonts w:ascii="Calibri" w:hAnsi="Calibri" w:cs="Calibri" w:eastAsia="Calibri"/>
-        </w:rPr>
-        <w:t xml:space="preserve">effects are evaluated at day 0 (wounding), before heat acts, so the treatment signal lives in the</w:t>
+        <w:t>main</w:t>
+      </w:r>
+      <w:r>
+        <w:rPr>
+          <w:rFonts w:ascii="Calibri" w:hAnsi="Calibri" w:cs="Calibri" w:eastAsia="Calibri"/>
+        </w:rPr>
+        <w:t xml:space="preserve"> </w:t>
+      </w:r>
+      <w:r>
+        <w:rPr>
+          <w:rFonts w:ascii="Calibri" w:hAnsi="Calibri" w:cs="Calibri" w:eastAsia="Calibri"/>
+        </w:rPr>
+        <w:t>effects are evaluated at day 0 (wounding), before heat acts, so the treatment effect is estimated by the</w:t>
       </w:r>
       <w:r>
         <w:rPr>
@@ -1747,13 +1732,13 @@
           <w:b/>
           <w:bCs/>
         </w:rPr>
-        <w:t xml:space="preserve">treatment × day interaction</w:t>
-      </w:r>
-      <w:r>
-        <w:rPr>
-          <w:rFonts w:ascii="Calibri" w:hAnsi="Calibri" w:cs="Calibri" w:eastAsia="Calibri"/>
-        </w:rPr>
-        <w:t xml:space="preserve">, not the (conditional) main effect.</w:t>
+        <w:t>treatment × day interaction</w:t>
+      </w:r>
+      <w:r>
+        <w:rPr>
+          <w:rFonts w:ascii="Calibri" w:hAnsi="Calibri" w:cs="Calibri" w:eastAsia="Calibri"/>
+        </w:rPr>
+        <w:t>, not the (conditional) main effect.</w:t>
       </w:r>
     </w:p>
     <w:tbl>
@@ -1805,7 +1790,7 @@
                 <w:color w:val="FFFFFF"/>
                 <w:b/>
               </w:rPr>
-              <w:t xml:space="preserve">Term</w:t>
+              <w:t>Term</w:t>
             </w:r>
           </w:p>
         </w:tc>
@@ -1832,7 +1817,7 @@
                 <w:color w:val="FFFFFF"/>
                 <w:b/>
               </w:rPr>
-              <w:t xml:space="preserve">F</w:t>
+              <w:t>F</w:t>
             </w:r>
           </w:p>
         </w:tc>
@@ -1859,7 +1844,7 @@
                 <w:color w:val="FFFFFF"/>
                 <w:b/>
               </w:rPr>
-              <w:t xml:space="preserve">df</w:t>
+              <w:t>df</w:t>
             </w:r>
           </w:p>
         </w:tc>
@@ -1886,7 +1871,7 @@
                 <w:color w:val="FFFFFF"/>
                 <w:b/>
               </w:rPr>
-              <w:t xml:space="preserve">Reading</w:t>
+              <w:t>Reading</w:t>
             </w:r>
           </w:p>
         </w:tc>
@@ -1916,7 +1901,7 @@
               <w:rPr>
                 <w:rFonts w:ascii="Calibri" w:hAnsi="Calibri" w:cs="Calibri" w:eastAsia="Calibri"/>
               </w:rPr>
-              <w:t xml:space="preserve">treatment (at day 0)</w:t>
+              <w:t>treatment (at day 0)</w:t>
             </w:r>
           </w:p>
         </w:tc>
@@ -1941,7 +1926,7 @@
               <w:rPr>
                 <w:rFonts w:ascii="Calibri" w:hAnsi="Calibri" w:cs="Calibri" w:eastAsia="Calibri"/>
               </w:rPr>
-              <w:t xml:space="preserve">0.05</w:t>
+              <w:t>0.05</w:t>
             </w:r>
           </w:p>
         </w:tc>
@@ -1966,7 +1951,7 @@
               <w:rPr>
                 <w:rFonts w:ascii="Calibri" w:hAnsi="Calibri" w:cs="Calibri" w:eastAsia="Calibri"/>
               </w:rPr>
-              <w:t xml:space="preserve">1, 8</w:t>
+              <w:t>1, 8</w:t>
             </w:r>
           </w:p>
         </w:tc>
@@ -1991,7 +1976,7 @@
               <w:rPr>
                 <w:rFonts w:ascii="Calibri" w:hAnsi="Calibri" w:cs="Calibri" w:eastAsia="Calibri"/>
               </w:rPr>
-              <w:t xml:space="preserve">n.s. — no treatment difference at wounding</w:t>
+              <w:t>n.s. — no treatment difference at wounding</w:t>
             </w:r>
           </w:p>
         </w:tc>
@@ -2021,7 +2006,7 @@
               <w:rPr>
                 <w:rFonts w:ascii="Calibri" w:hAnsi="Calibri" w:cs="Calibri" w:eastAsia="Calibri"/>
               </w:rPr>
-              <w:t xml:space="preserve">thicket</w:t>
+              <w:t>thicket</w:t>
             </w:r>
           </w:p>
         </w:tc>
@@ -2046,7 +2031,7 @@
               <w:rPr>
                 <w:rFonts w:ascii="Calibri" w:hAnsi="Calibri" w:cs="Calibri" w:eastAsia="Calibri"/>
               </w:rPr>
-              <w:t xml:space="preserve">2.49</w:t>
+              <w:t>2.49</w:t>
             </w:r>
           </w:p>
         </w:tc>
@@ -2071,7 +2056,7 @@
               <w:rPr>
                 <w:rFonts w:ascii="Calibri" w:hAnsi="Calibri" w:cs="Calibri" w:eastAsia="Calibri"/>
               </w:rPr>
-              <w:t xml:space="preserve">2, 141</w:t>
+              <w:t>2, 141</w:t>
             </w:r>
           </w:p>
         </w:tc>
@@ -2096,7 +2081,7 @@
               <w:rPr>
                 <w:rFonts w:ascii="Calibri" w:hAnsi="Calibri" w:cs="Calibri" w:eastAsia="Calibri"/>
               </w:rPr>
-              <w:t xml:space="preserve">genets do not differ at day 0 (p = 0.087)</w:t>
+              <w:t>genets do not differ at day 0 (p = 0.087)</w:t>
             </w:r>
           </w:p>
         </w:tc>
@@ -2126,7 +2111,7 @@
               <w:rPr>
                 <w:rFonts w:ascii="Calibri" w:hAnsi="Calibri" w:cs="Calibri" w:eastAsia="Calibri"/>
               </w:rPr>
-              <w:t xml:space="preserve">day</w:t>
+              <w:t>day</w:t>
             </w:r>
           </w:p>
         </w:tc>
@@ -2151,7 +2136,7 @@
               <w:rPr>
                 <w:rFonts w:ascii="Calibri" w:hAnsi="Calibri" w:cs="Calibri" w:eastAsia="Calibri"/>
               </w:rPr>
-              <w:t xml:space="preserve">157.1</w:t>
+              <w:t>157.1</w:t>
             </w:r>
           </w:p>
         </w:tc>
@@ -2176,7 +2161,7 @@
               <w:rPr>
                 <w:rFonts w:ascii="Calibri" w:hAnsi="Calibri" w:cs="Calibri" w:eastAsia="Calibri"/>
               </w:rPr>
-              <w:t xml:space="preserve">1, 228</w:t>
+              <w:t>1, 228</w:t>
             </w:r>
           </w:p>
         </w:tc>
@@ -2201,7 +2186,7 @@
               <w:rPr>
                 <w:rFonts w:ascii="Calibri" w:hAnsi="Calibri" w:cs="Calibri" w:eastAsia="Calibri"/>
               </w:rPr>
-              <w:t xml:space="preserve">overall change over time</w:t>
+              <w:t>overall change over time</w:t>
             </w:r>
           </w:p>
         </w:tc>
@@ -2233,7 +2218,7 @@
                 <w:b/>
                 <w:bCs/>
               </w:rPr>
-              <w:t xml:space="preserve">treatment × day</w:t>
+              <w:t>treatment × day</w:t>
             </w:r>
           </w:p>
         </w:tc>
@@ -2260,7 +2245,7 @@
                 <w:b/>
                 <w:bCs/>
               </w:rPr>
-              <w:t xml:space="preserve">111.66</w:t>
+              <w:t>111.66</w:t>
             </w:r>
           </w:p>
         </w:tc>
@@ -2285,7 +2270,7 @@
               <w:rPr>
                 <w:rFonts w:ascii="Calibri" w:hAnsi="Calibri" w:cs="Calibri" w:eastAsia="Calibri"/>
               </w:rPr>
-              <w:t xml:space="preserve">1, 228</w:t>
+              <w:t>1, 228</w:t>
             </w:r>
           </w:p>
         </w:tc>
@@ -2312,7 +2297,7 @@
                 <w:b/>
                 <w:bCs/>
               </w:rPr>
-              <w:t xml:space="preserve">31 °C declines through the experiment (p &lt; 0.001) — the heat signal</w:t>
+              <w:t>31 °C declines through the experiment (p &lt; 0.001) — evidence that 31 C changed the response through time</w:t>
             </w:r>
           </w:p>
         </w:tc>
@@ -2342,7 +2327,7 @@
               <w:rPr>
                 <w:rFonts w:ascii="Calibri" w:hAnsi="Calibri" w:cs="Calibri" w:eastAsia="Calibri"/>
               </w:rPr>
-              <w:t xml:space="preserve">treatment × thicket</w:t>
+              <w:t>treatment × thicket</w:t>
             </w:r>
           </w:p>
         </w:tc>
@@ -2367,7 +2352,7 @@
               <w:rPr>
                 <w:rFonts w:ascii="Calibri" w:hAnsi="Calibri" w:cs="Calibri" w:eastAsia="Calibri"/>
               </w:rPr>
-              <w:t xml:space="preserve">1.37</w:t>
+              <w:t>1.37</w:t>
             </w:r>
           </w:p>
         </w:tc>
@@ -2392,7 +2377,7 @@
               <w:rPr>
                 <w:rFonts w:ascii="Calibri" w:hAnsi="Calibri" w:cs="Calibri" w:eastAsia="Calibri"/>
               </w:rPr>
-              <w:t xml:space="preserve">2, 141</w:t>
+              <w:t>2, 141</w:t>
             </w:r>
           </w:p>
         </w:tc>
@@ -2417,7 +2402,7 @@
               <w:rPr>
                 <w:rFonts w:ascii="Calibri" w:hAnsi="Calibri" w:cs="Calibri" w:eastAsia="Calibri"/>
               </w:rPr>
-              <w:t xml:space="preserve">n.s. — genets don't differ at day 0</w:t>
+              <w:t>n.s. — genets don't differ at day 0</w:t>
             </w:r>
           </w:p>
         </w:tc>
@@ -2448,7 +2433,7 @@
                 <w:b/>
                 <w:bCs/>
               </w:rPr>
-              <w:t xml:space="preserve">treatment × day × thicket</w:t>
+              <w:t>treatment × day × thicket</w:t>
             </w:r>
           </w:p>
         </w:tc>
@@ -2474,7 +2459,7 @@
                 <w:b/>
                 <w:bCs/>
               </w:rPr>
-              <w:t xml:space="preserve">16.27</w:t>
+              <w:t>16.27</w:t>
             </w:r>
           </w:p>
         </w:tc>
@@ -2498,7 +2483,7 @@
               <w:rPr>
                 <w:rFonts w:ascii="Calibri" w:hAnsi="Calibri" w:cs="Calibri" w:eastAsia="Calibri"/>
               </w:rPr>
-              <w:t xml:space="preserve">2, 228</w:t>
+              <w:t>2, 228</w:t>
             </w:r>
           </w:p>
         </w:tc>
@@ -2524,7 +2509,7 @@
                 <w:b/>
                 <w:bCs/>
               </w:rPr>
-              <w:t xml:space="preserve">genet-specific decline rates (p &lt; 0.001) — the G × E</w:t>
+              <w:t>genet-specific decline rates (p &lt; 0.001) — genets respond differently to heat</w:t>
             </w:r>
           </w:p>
         </w:tc>
@@ -2542,7 +2527,7 @@
           <w:b/>
           <w:bCs/>
         </w:rPr>
-        <w:t xml:space="preserve">Per-genet end-of-experiment heat effect (Day 14 Fv/Fm, unwounded; from</w:t>
+        <w:t>Per-genet end-of-experiment heat effect (Day 14 Fv/Fm, unwounded; from</w:t>
       </w:r>
       <w:r>
         <w:rPr>
@@ -2559,7 +2544,7 @@
           <w:b/>
           <w:bCs/>
         </w:rPr>
-        <w:t xml:space="preserve">output/tables/12_genet_treatment_effects.csv</w:t>
+        <w:t>output/tables/12_genet_treatment_effects.csv</w:t>
       </w:r>
       <w:r>
         <w:rPr>
@@ -2567,7 +2552,7 @@
           <w:b/>
           <w:bCs/>
         </w:rPr>
-        <w:t xml:space="preserve">):</w:t>
+        <w:t>):</w:t>
       </w:r>
     </w:p>
     <w:tbl>
@@ -2619,7 +2604,7 @@
                 <w:color w:val="FFFFFF"/>
                 <w:b/>
               </w:rPr>
-              <w:t xml:space="preserve">Genet</w:t>
+              <w:t>Genet</w:t>
             </w:r>
           </w:p>
         </w:tc>
@@ -2646,7 +2631,7 @@
                 <w:color w:val="FFFFFF"/>
                 <w:b/>
               </w:rPr>
-              <w:t xml:space="preserve">Δ Fv/Fm (28 − 31)</w:t>
+              <w:t>Δ Fv/Fm (28 − 31)</w:t>
             </w:r>
           </w:p>
         </w:tc>
@@ -2673,7 +2658,7 @@
                 <w:color w:val="FFFFFF"/>
                 <w:b/>
               </w:rPr>
-              <w:t xml:space="preserve">t</w:t>
+              <w:t>t</w:t>
             </w:r>
           </w:p>
         </w:tc>
@@ -2700,7 +2685,7 @@
                 <w:color w:val="FFFFFF"/>
                 <w:b/>
               </w:rPr>
-              <w:t xml:space="preserve">p</w:t>
+              <w:t>p</w:t>
             </w:r>
           </w:p>
         </w:tc>
@@ -2730,7 +2715,7 @@
               <w:rPr>
                 <w:rFonts w:ascii="Calibri" w:hAnsi="Calibri" w:cs="Calibri" w:eastAsia="Calibri"/>
               </w:rPr>
-              <w:t xml:space="preserve">a</w:t>
+              <w:t>a</w:t>
             </w:r>
           </w:p>
         </w:tc>
@@ -2757,7 +2742,7 @@
                 <w:b/>
                 <w:bCs/>
               </w:rPr>
-              <w:t xml:space="preserve">0.131</w:t>
+              <w:t>0.131</w:t>
             </w:r>
           </w:p>
         </w:tc>
@@ -2782,7 +2767,7 @@
               <w:rPr>
                 <w:rFonts w:ascii="Calibri" w:hAnsi="Calibri" w:cs="Calibri" w:eastAsia="Calibri"/>
               </w:rPr>
-              <w:t xml:space="preserve">7.61</w:t>
+              <w:t>7.61</w:t>
             </w:r>
           </w:p>
         </w:tc>
@@ -2807,7 +2792,7 @@
               <w:rPr>
                 <w:rFonts w:ascii="Calibri" w:hAnsi="Calibri" w:cs="Calibri" w:eastAsia="Calibri"/>
               </w:rPr>
-              <w:t xml:space="preserve">&lt; 0.001</w:t>
+              <w:t>&lt; 0.001</w:t>
             </w:r>
           </w:p>
         </w:tc>
@@ -2837,7 +2822,7 @@
               <w:rPr>
                 <w:rFonts w:ascii="Calibri" w:hAnsi="Calibri" w:cs="Calibri" w:eastAsia="Calibri"/>
               </w:rPr>
-              <w:t xml:space="preserve">c</w:t>
+              <w:t>c</w:t>
             </w:r>
           </w:p>
         </w:tc>
@@ -2864,7 +2849,7 @@
                 <w:b/>
                 <w:bCs/>
               </w:rPr>
-              <w:t xml:space="preserve">0.050</w:t>
+              <w:t>0.050</w:t>
             </w:r>
           </w:p>
         </w:tc>
@@ -2889,7 +2874,7 @@
               <w:rPr>
                 <w:rFonts w:ascii="Calibri" w:hAnsi="Calibri" w:cs="Calibri" w:eastAsia="Calibri"/>
               </w:rPr>
-              <w:t xml:space="preserve">3.01</w:t>
+              <w:t>3.01</w:t>
             </w:r>
           </w:p>
         </w:tc>
@@ -2914,7 +2899,7 @@
               <w:rPr>
                 <w:rFonts w:ascii="Calibri" w:hAnsi="Calibri" w:cs="Calibri" w:eastAsia="Calibri"/>
               </w:rPr>
-              <w:t xml:space="preserve">0.006</w:t>
+              <w:t>0.006</w:t>
             </w:r>
           </w:p>
         </w:tc>
@@ -2943,7 +2928,7 @@
               <w:rPr>
                 <w:rFonts w:ascii="Calibri" w:hAnsi="Calibri" w:cs="Calibri" w:eastAsia="Calibri"/>
               </w:rPr>
-              <w:t xml:space="preserve">d</w:t>
+              <w:t>d</w:t>
             </w:r>
           </w:p>
         </w:tc>
@@ -2967,7 +2952,7 @@
               <w:rPr>
                 <w:rFonts w:ascii="Calibri" w:hAnsi="Calibri" w:cs="Calibri" w:eastAsia="Calibri"/>
               </w:rPr>
-              <w:t xml:space="preserve">0.115</w:t>
+              <w:t>0.115</w:t>
             </w:r>
           </w:p>
         </w:tc>
@@ -2991,7 +2976,7 @@
               <w:rPr>
                 <w:rFonts w:ascii="Calibri" w:hAnsi="Calibri" w:cs="Calibri" w:eastAsia="Calibri"/>
               </w:rPr>
-              <w:t xml:space="preserve">6.68</w:t>
+              <w:t>6.68</w:t>
             </w:r>
           </w:p>
         </w:tc>
@@ -3015,7 +3000,7 @@
               <w:rPr>
                 <w:rFonts w:ascii="Calibri" w:hAnsi="Calibri" w:cs="Calibri" w:eastAsia="Calibri"/>
               </w:rPr>
-              <w:t xml:space="preserve">&lt; 0.001</w:t>
+              <w:t>&lt; 0.001</w:t>
             </w:r>
           </w:p>
         </w:tc>
@@ -3030,7 +3015,7 @@
         <w:rPr>
           <w:rFonts w:ascii="Calibri" w:hAnsi="Calibri" w:cs="Calibri" w:eastAsia="Calibri"/>
         </w:rPr>
-        <w:t xml:space="preserve">Genet C loses 2.6× less photochemical efficiency than genet A under sustained heating. The contrast is even larger in wounded corals: genet C shows a non-significant Fv/Fm change under heat (Δ = 0.014, p = 0.45), while wounded genet A loses 0.11 Fv/Fm units (p &lt; 0.001).</w:t>
+        <w:t>Genet C loses 2.6× less photochemical efficiency than genet A under sustained heating. The contrast is even larger in wounded corals: genet C shows a non-significant Fv/Fm change under heat (Δ = 0.014, p = 0.45), while wounded genet A loses 0.11 Fv/Fm units (p &lt; 0.001).</w:t>
       </w:r>
     </w:p>
     <w:p>
@@ -3043,7 +3028,7 @@
           <w:b/>
           <w:bCs/>
         </w:rPr>
-        <w:t xml:space="preserve">Day-specific contrasts (pooled across genets, unwounded; from</w:t>
+        <w:t>Day-specific contrasts (combined across genets, no-wound controls; from</w:t>
       </w:r>
       <w:r>
         <w:rPr>
@@ -3060,7 +3045,7 @@
           <w:b/>
           <w:bCs/>
         </w:rPr>
-        <w:t xml:space="preserve">output/tables/12_emmeans_contrasts.csv</w:t>
+        <w:t>output/tables/12_emmeans_contrasts.csv</w:t>
       </w:r>
       <w:r>
         <w:rPr>
@@ -3068,19 +3053,19 @@
           <w:b/>
           <w:bCs/>
         </w:rPr>
-        <w:t xml:space="preserve">; contrasts evaluated at the measured days 0, 3, 6, 9, 12, 14):</w:t>
-      </w:r>
-      <w:r>
-        <w:rPr>
-          <w:rFonts w:ascii="Calibri" w:hAnsi="Calibri" w:cs="Calibri" w:eastAsia="Calibri"/>
-        </w:rPr>
-        <w:t xml:space="preserve"> </w:t>
-      </w:r>
-      <w:r>
-        <w:rPr>
-          <w:rFonts w:ascii="Calibri" w:hAnsi="Calibri" w:cs="Calibri" w:eastAsia="Calibri"/>
-        </w:rPr>
-        <w:t xml:space="preserve">divergence is detectable by Day 6 and grows through Day 14 (Day-14 Δ Fv/Fm ≈ 0.09, p_adj &lt; 0.001).</w:t>
+        <w:t>; contrasts evaluated at the measured days 0, 3, 6, 9, 12, 14):</w:t>
+      </w:r>
+      <w:r>
+        <w:rPr>
+          <w:rFonts w:ascii="Calibri" w:hAnsi="Calibri" w:cs="Calibri" w:eastAsia="Calibri"/>
+        </w:rPr>
+        <w:t xml:space="preserve"> </w:t>
+      </w:r>
+      <w:r>
+        <w:rPr>
+          <w:rFonts w:ascii="Calibri" w:hAnsi="Calibri" w:cs="Calibri" w:eastAsia="Calibri"/>
+        </w:rPr>
+        <w:t>divergence is detectable by Day 6 and grows through Day 14 (Day-14 Δ Fv/Fm ≈ 0.09, p_adj &lt; 0.001).</w:t>
       </w:r>
     </w:p>
     <w:p>
@@ -3093,7 +3078,7 @@
           <w:b/>
           <w:bCs/>
         </w:rPr>
-        <w:t xml:space="preserve">Figures:</w:t>
+        <w:t>Figures:</w:t>
       </w:r>
       <w:r>
         <w:rPr>
@@ -3106,13 +3091,13 @@
           <w:rFonts w:ascii="Calibri" w:hAnsi="Calibri" w:cs="Calibri" w:eastAsia="Calibri"/>
           <w:rStyle w:val="VerbatimChar"/>
         </w:rPr>
-        <w:t xml:space="preserve">figures/02_pam_fvfm_trajectory.{pdf,png}</w:t>
-      </w:r>
-      <w:r>
-        <w:rPr>
-          <w:rFonts w:ascii="Calibri" w:hAnsi="Calibri" w:cs="Calibri" w:eastAsia="Calibri"/>
-        </w:rPr>
-        <w:t xml:space="preserve">; per-genet trends in panel of</w:t>
+        <w:t>figures/02_pam_fvfm_trajectory.{pdf,png}</w:t>
+      </w:r>
+      <w:r>
+        <w:rPr>
+          <w:rFonts w:ascii="Calibri" w:hAnsi="Calibri" w:cs="Calibri" w:eastAsia="Calibri"/>
+        </w:rPr>
+        <w:t>; per-genet trends in panel of</w:t>
       </w:r>
       <w:r>
         <w:rPr>
@@ -3125,13 +3110,13 @@
           <w:rFonts w:ascii="Calibri" w:hAnsi="Calibri" w:cs="Calibri" w:eastAsia="Calibri"/>
           <w:rStyle w:val="VerbatimChar"/>
         </w:rPr>
-        <w:t xml:space="preserve">figures/13_genet_response_panel.{pdf,png}</w:t>
-      </w:r>
-      <w:r>
-        <w:rPr>
-          <w:rFonts w:ascii="Calibri" w:hAnsi="Calibri" w:cs="Calibri" w:eastAsia="Calibri"/>
-        </w:rPr>
-        <w:t xml:space="preserve">.</w:t>
+        <w:t>figures/13_genet_response_panel.{pdf,png}</w:t>
+      </w:r>
+      <w:r>
+        <w:rPr>
+          <w:rFonts w:ascii="Calibri" w:hAnsi="Calibri" w:cs="Calibri" w:eastAsia="Calibri"/>
+        </w:rPr>
+        <w:t>.</w:t>
       </w:r>
     </w:p>
     <w:p>
@@ -3139,9 +3124,6 @@
         <w:rPr>
           <w:rFonts w:ascii="Calibri" w:hAnsi="Calibri" w:cs="Calibri" w:eastAsia="Calibri"/>
         </w:rPr>
-        <w:pict>
-          <v:rect style="width:0;height:1.5pt" o:hralign="center" o:hrstd="t" o:hr="t"/>
-        </w:pict>
       </w:r>
     </w:p>
     <w:bookmarkEnd w:id="12"/>
@@ -3158,7 +3140,7 @@
           <w:color w:val="2E5496"/>
           <w:b/>
         </w:rPr>
-        <w:t xml:space="preserve">2. Pigmentation (Siebeck D-scale color)</w:t>
+        <w:t>2. Pigmentation (Siebeck D-scale color)</w:t>
       </w:r>
     </w:p>
     <w:p>
@@ -3171,7 +3153,7 @@
           <w:b/>
           <w:bCs/>
         </w:rPr>
-        <w:t xml:space="preserve">Model:</w:t>
+        <w:t>Model:</w:t>
       </w:r>
       <w:r>
         <w:rPr>
@@ -3184,13 +3166,13 @@
           <w:rFonts w:ascii="Calibri" w:hAnsi="Calibri" w:cs="Calibri" w:eastAsia="Calibri"/>
           <w:rStyle w:val="VerbatimChar"/>
         </w:rPr>
-        <w:t xml:space="preserve">color_num ~ treatment * wound * day * thicket + (1|tank) + (1|id)</w:t>
-      </w:r>
-      <w:r>
-        <w:rPr>
-          <w:rFonts w:ascii="Calibri" w:hAnsi="Calibri" w:cs="Calibri" w:eastAsia="Calibri"/>
-        </w:rPr>
-        <w:t xml:space="preserve">. n = 336 obs.</w:t>
+        <w:t>color_num ~ treatment * wound * day * thicket + (1|tank) + (1|id)</w:t>
+      </w:r>
+      <w:r>
+        <w:rPr>
+          <w:rFonts w:ascii="Calibri" w:hAnsi="Calibri" w:cs="Calibri" w:eastAsia="Calibri"/>
+        </w:rPr>
+        <w:t>. n = 336 obs.</w:t>
       </w:r>
     </w:p>
     <w:p>
@@ -3204,19 +3186,19 @@
           <w:b/>
           <w:bCs/>
         </w:rPr>
-        <w:t xml:space="preserve">Type-III ANOVA, key terms</w:t>
-      </w:r>
-      <w:r>
-        <w:rPr>
-          <w:rFonts w:ascii="Calibri" w:hAnsi="Calibri" w:cs="Calibri" w:eastAsia="Calibri"/>
-        </w:rPr>
-        <w:t xml:space="preserve"> </w:t>
-      </w:r>
-      <w:r>
-        <w:rPr>
-          <w:rFonts w:ascii="Calibri" w:hAnsi="Calibri" w:cs="Calibri" w:eastAsia="Calibri"/>
-        </w:rPr>
-        <w:t xml:space="preserve">(Satterthwaite; main effects conditional at day 0):</w:t>
+        <w:t>Type-III ANOVA, key terms</w:t>
+      </w:r>
+      <w:r>
+        <w:rPr>
+          <w:rFonts w:ascii="Calibri" w:hAnsi="Calibri" w:cs="Calibri" w:eastAsia="Calibri"/>
+        </w:rPr>
+        <w:t xml:space="preserve"> </w:t>
+      </w:r>
+      <w:r>
+        <w:rPr>
+          <w:rFonts w:ascii="Calibri" w:hAnsi="Calibri" w:cs="Calibri" w:eastAsia="Calibri"/>
+        </w:rPr>
+        <w:t>(Satterthwaite; main effects conditional at day 0):</w:t>
       </w:r>
     </w:p>
     <w:tbl>
@@ -3268,7 +3250,7 @@
                 <w:color w:val="FFFFFF"/>
                 <w:b/>
               </w:rPr>
-              <w:t xml:space="preserve">Term</w:t>
+              <w:t>Term</w:t>
             </w:r>
           </w:p>
         </w:tc>
@@ -3295,7 +3277,7 @@
                 <w:color w:val="FFFFFF"/>
                 <w:b/>
               </w:rPr>
-              <w:t xml:space="preserve">F</w:t>
+              <w:t>F</w:t>
             </w:r>
           </w:p>
         </w:tc>
@@ -3322,7 +3304,7 @@
                 <w:color w:val="FFFFFF"/>
                 <w:b/>
               </w:rPr>
-              <w:t xml:space="preserve">df</w:t>
+              <w:t>df</w:t>
             </w:r>
           </w:p>
         </w:tc>
@@ -3349,7 +3331,7 @@
                 <w:color w:val="FFFFFF"/>
                 <w:b/>
               </w:rPr>
-              <w:t xml:space="preserve">Reading</w:t>
+              <w:t>Reading</w:t>
             </w:r>
           </w:p>
         </w:tc>
@@ -3379,7 +3361,7 @@
               <w:rPr>
                 <w:rFonts w:ascii="Calibri" w:hAnsi="Calibri" w:cs="Calibri" w:eastAsia="Calibri"/>
               </w:rPr>
-              <w:t xml:space="preserve">treatment (at day 0)</w:t>
+              <w:t>treatment (at day 0)</w:t>
             </w:r>
           </w:p>
         </w:tc>
@@ -3404,7 +3386,7 @@
               <w:rPr>
                 <w:rFonts w:ascii="Calibri" w:hAnsi="Calibri" w:cs="Calibri" w:eastAsia="Calibri"/>
               </w:rPr>
-              <w:t xml:space="preserve">0.11</w:t>
+              <w:t>0.11</w:t>
             </w:r>
           </w:p>
         </w:tc>
@@ -3429,7 +3411,7 @@
               <w:rPr>
                 <w:rFonts w:ascii="Calibri" w:hAnsi="Calibri" w:cs="Calibri" w:eastAsia="Calibri"/>
               </w:rPr>
-              <w:t xml:space="preserve">1, 7</w:t>
+              <w:t>1, 7</w:t>
             </w:r>
           </w:p>
         </w:tc>
@@ -3454,7 +3436,7 @@
               <w:rPr>
                 <w:rFonts w:ascii="Calibri" w:hAnsi="Calibri" w:cs="Calibri" w:eastAsia="Calibri"/>
               </w:rPr>
-              <w:t xml:space="preserve">n.s. at wounding</w:t>
+              <w:t>n.s. at wounding</w:t>
             </w:r>
           </w:p>
         </w:tc>
@@ -3486,7 +3468,7 @@
                 <w:b/>
                 <w:bCs/>
               </w:rPr>
-              <w:t xml:space="preserve">treatment × day</w:t>
+              <w:t>treatment × day</w:t>
             </w:r>
           </w:p>
         </w:tc>
@@ -3513,7 +3495,7 @@
                 <w:b/>
                 <w:bCs/>
               </w:rPr>
-              <w:t xml:space="preserve">287.62</w:t>
+              <w:t>287.62</w:t>
             </w:r>
           </w:p>
         </w:tc>
@@ -3538,7 +3520,7 @@
               <w:rPr>
                 <w:rFonts w:ascii="Calibri" w:hAnsi="Calibri" w:cs="Calibri" w:eastAsia="Calibri"/>
               </w:rPr>
-              <w:t xml:space="preserve">1, 228</w:t>
+              <w:t>1, 228</w:t>
             </w:r>
           </w:p>
         </w:tc>
@@ -3565,7 +3547,7 @@
                 <w:b/>
                 <w:bCs/>
               </w:rPr>
-              <w:t xml:space="preserve">dominant signal — heated corals pale through time (p &lt; 0.001)</w:t>
+              <w:t>dominant pattern — heated corals pale through time (p &lt; 0.001)</w:t>
             </w:r>
           </w:p>
         </w:tc>
@@ -3595,7 +3577,7 @@
               <w:rPr>
                 <w:rFonts w:ascii="Calibri" w:hAnsi="Calibri" w:cs="Calibri" w:eastAsia="Calibri"/>
               </w:rPr>
-              <w:t xml:space="preserve">treatment × wound</w:t>
+              <w:t>treatment × wound</w:t>
             </w:r>
           </w:p>
         </w:tc>
@@ -3620,7 +3602,7 @@
               <w:rPr>
                 <w:rFonts w:ascii="Calibri" w:hAnsi="Calibri" w:cs="Calibri" w:eastAsia="Calibri"/>
               </w:rPr>
-              <w:t xml:space="preserve">1.04</w:t>
+              <w:t>1.04</w:t>
             </w:r>
           </w:p>
         </w:tc>
@@ -3645,7 +3627,7 @@
               <w:rPr>
                 <w:rFonts w:ascii="Calibri" w:hAnsi="Calibri" w:cs="Calibri" w:eastAsia="Calibri"/>
               </w:rPr>
-              <w:t xml:space="preserve">1, 59</w:t>
+              <w:t>1, 59</w:t>
             </w:r>
           </w:p>
         </w:tc>
@@ -3670,7 +3652,7 @@
               <w:rPr>
                 <w:rFonts w:ascii="Calibri" w:hAnsi="Calibri" w:cs="Calibri" w:eastAsia="Calibri"/>
               </w:rPr>
-              <w:t xml:space="preserve">n.s. (p = 0.31)</w:t>
+              <w:t>n.s. (p = 0.31)</w:t>
             </w:r>
           </w:p>
         </w:tc>
@@ -3700,7 +3682,7 @@
               <w:rPr>
                 <w:rFonts w:ascii="Calibri" w:hAnsi="Calibri" w:cs="Calibri" w:eastAsia="Calibri"/>
               </w:rPr>
-              <w:t xml:space="preserve">treatment × thicket</w:t>
+              <w:t>treatment × thicket</w:t>
             </w:r>
           </w:p>
         </w:tc>
@@ -3725,7 +3707,7 @@
               <w:rPr>
                 <w:rFonts w:ascii="Calibri" w:hAnsi="Calibri" w:cs="Calibri" w:eastAsia="Calibri"/>
               </w:rPr>
-              <w:t xml:space="preserve">0.31</w:t>
+              <w:t>0.31</w:t>
             </w:r>
           </w:p>
         </w:tc>
@@ -3750,7 +3732,7 @@
               <w:rPr>
                 <w:rFonts w:ascii="Calibri" w:hAnsi="Calibri" w:cs="Calibri" w:eastAsia="Calibri"/>
               </w:rPr>
-              <w:t xml:space="preserve">2, 59</w:t>
+              <w:t>2, 59</w:t>
             </w:r>
           </w:p>
         </w:tc>
@@ -3775,7 +3757,7 @@
               <w:rPr>
                 <w:rFonts w:ascii="Calibri" w:hAnsi="Calibri" w:cs="Calibri" w:eastAsia="Calibri"/>
               </w:rPr>
-              <w:t xml:space="preserve">n.s.</w:t>
+              <w:t>n.s.</w:t>
             </w:r>
           </w:p>
         </w:tc>
@@ -3806,7 +3788,7 @@
                 <w:b/>
                 <w:bCs/>
               </w:rPr>
-              <w:t xml:space="preserve">treatment × day × thicket</w:t>
+              <w:t>treatment × day × thicket</w:t>
             </w:r>
           </w:p>
         </w:tc>
@@ -3832,7 +3814,7 @@
                 <w:b/>
                 <w:bCs/>
               </w:rPr>
-              <w:t xml:space="preserve">34.37</w:t>
+              <w:t>34.37</w:t>
             </w:r>
           </w:p>
         </w:tc>
@@ -3856,7 +3838,7 @@
               <w:rPr>
                 <w:rFonts w:ascii="Calibri" w:hAnsi="Calibri" w:cs="Calibri" w:eastAsia="Calibri"/>
               </w:rPr>
-              <w:t xml:space="preserve">2, 228</w:t>
+              <w:t>2, 228</w:t>
             </w:r>
           </w:p>
         </w:tc>
@@ -3882,7 +3864,7 @@
                 <w:b/>
                 <w:bCs/>
               </w:rPr>
-              <w:t xml:space="preserve">genet-specific paling rates (p &lt; 0.001) — the G × E</w:t>
+              <w:t>genet-specific paling rates (p &lt; 0.001) — genets respond differently to heat</w:t>
             </w:r>
           </w:p>
         </w:tc>
@@ -3901,7 +3883,7 @@
           <w:bCs/>
           <w:color w:val="2E5496"/>
         </w:rPr>
-        <w:t xml:space="preserve">Per-genet end-of-experiment heat-induced paling (Day 14, unwounded):</w:t>
+        <w:t>Per-genet end-of-experiment heat-induced paling (Day 14, unwounded):</w:t>
       </w:r>
     </w:p>
     <w:tbl>
@@ -3953,7 +3935,7 @@
                 <w:color w:val="FFFFFF"/>
                 <w:b/>
               </w:rPr>
-              <w:t xml:space="preserve">Genet</w:t>
+              <w:t>Genet</w:t>
             </w:r>
           </w:p>
         </w:tc>
@@ -3980,7 +3962,7 @@
                 <w:color w:val="FFFFFF"/>
                 <w:b/>
               </w:rPr>
-              <w:t xml:space="preserve">Δ Color (28 − 31)</w:t>
+              <w:t>Δ Color (28 − 31)</w:t>
             </w:r>
           </w:p>
         </w:tc>
@@ -4007,7 +3989,7 @@
                 <w:color w:val="FFFFFF"/>
                 <w:b/>
               </w:rPr>
-              <w:t xml:space="preserve">t</w:t>
+              <w:t>t</w:t>
             </w:r>
           </w:p>
         </w:tc>
@@ -4034,7 +4016,7 @@
                 <w:color w:val="FFFFFF"/>
                 <w:b/>
               </w:rPr>
-              <w:t xml:space="preserve">p</w:t>
+              <w:t>p</w:t>
             </w:r>
           </w:p>
         </w:tc>
@@ -4064,7 +4046,7 @@
               <w:rPr>
                 <w:rFonts w:ascii="Calibri" w:hAnsi="Calibri" w:cs="Calibri" w:eastAsia="Calibri"/>
               </w:rPr>
-              <w:t xml:space="preserve">a</w:t>
+              <w:t>a</w:t>
             </w:r>
           </w:p>
         </w:tc>
@@ -4091,7 +4073,7 @@
                 <w:b/>
                 <w:bCs/>
               </w:rPr>
-              <w:t xml:space="preserve">1.83</w:t>
+              <w:t>1.83</w:t>
             </w:r>
             <w:r>
               <w:rPr>
@@ -4103,7 +4085,7 @@
               <w:rPr>
                 <w:rFonts w:ascii="Calibri" w:hAnsi="Calibri" w:cs="Calibri" w:eastAsia="Calibri"/>
               </w:rPr>
-              <w:t xml:space="preserve">D-units</w:t>
+              <w:t>D-units</w:t>
             </w:r>
           </w:p>
         </w:tc>
@@ -4128,7 +4110,7 @@
               <w:rPr>
                 <w:rFonts w:ascii="Calibri" w:hAnsi="Calibri" w:cs="Calibri" w:eastAsia="Calibri"/>
               </w:rPr>
-              <w:t xml:space="preserve">8.55</w:t>
+              <w:t>8.55</w:t>
             </w:r>
           </w:p>
         </w:tc>
@@ -4153,7 +4135,7 @@
               <w:rPr>
                 <w:rFonts w:ascii="Calibri" w:hAnsi="Calibri" w:cs="Calibri" w:eastAsia="Calibri"/>
               </w:rPr>
-              <w:t xml:space="preserve">&lt; 0.001</w:t>
+              <w:t>&lt; 0.001</w:t>
             </w:r>
           </w:p>
         </w:tc>
@@ -4183,7 +4165,7 @@
               <w:rPr>
                 <w:rFonts w:ascii="Calibri" w:hAnsi="Calibri" w:cs="Calibri" w:eastAsia="Calibri"/>
               </w:rPr>
-              <w:t xml:space="preserve">c</w:t>
+              <w:t>c</w:t>
             </w:r>
           </w:p>
         </w:tc>
@@ -4210,7 +4192,7 @@
                 <w:b/>
                 <w:bCs/>
               </w:rPr>
-              <w:t xml:space="preserve">0.51</w:t>
+              <w:t>0.51</w:t>
             </w:r>
           </w:p>
         </w:tc>
@@ -4235,7 +4217,7 @@
               <w:rPr>
                 <w:rFonts w:ascii="Calibri" w:hAnsi="Calibri" w:cs="Calibri" w:eastAsia="Calibri"/>
               </w:rPr>
-              <w:t xml:space="preserve">2.37</w:t>
+              <w:t>2.37</w:t>
             </w:r>
           </w:p>
         </w:tc>
@@ -4260,7 +4242,7 @@
               <w:rPr>
                 <w:rFonts w:ascii="Calibri" w:hAnsi="Calibri" w:cs="Calibri" w:eastAsia="Calibri"/>
               </w:rPr>
-              <w:t xml:space="preserve">0.025</w:t>
+              <w:t>0.025</w:t>
             </w:r>
           </w:p>
         </w:tc>
@@ -4289,7 +4271,7 @@
               <w:rPr>
                 <w:rFonts w:ascii="Calibri" w:hAnsi="Calibri" w:cs="Calibri" w:eastAsia="Calibri"/>
               </w:rPr>
-              <w:t xml:space="preserve">d</w:t>
+              <w:t>d</w:t>
             </w:r>
           </w:p>
         </w:tc>
@@ -4313,7 +4295,7 @@
               <w:rPr>
                 <w:rFonts w:ascii="Calibri" w:hAnsi="Calibri" w:cs="Calibri" w:eastAsia="Calibri"/>
               </w:rPr>
-              <w:t xml:space="preserve">1.37</w:t>
+              <w:t>1.37</w:t>
             </w:r>
           </w:p>
         </w:tc>
@@ -4337,7 +4319,7 @@
               <w:rPr>
                 <w:rFonts w:ascii="Calibri" w:hAnsi="Calibri" w:cs="Calibri" w:eastAsia="Calibri"/>
               </w:rPr>
-              <w:t xml:space="preserve">6.41</w:t>
+              <w:t>6.41</w:t>
             </w:r>
           </w:p>
         </w:tc>
@@ -4361,7 +4343,7 @@
               <w:rPr>
                 <w:rFonts w:ascii="Calibri" w:hAnsi="Calibri" w:cs="Calibri" w:eastAsia="Calibri"/>
               </w:rPr>
-              <w:t xml:space="preserve">&lt; 0.001</w:t>
+              <w:t>&lt; 0.001</w:t>
             </w:r>
           </w:p>
         </w:tc>
@@ -4376,20 +4358,20 @@
         <w:rPr>
           <w:rFonts w:ascii="Calibri" w:hAnsi="Calibri" w:cs="Calibri" w:eastAsia="Calibri"/>
         </w:rPr>
-        <w:t xml:space="preserve">Genet C pales 3.6× less than genet A. By Day 14, 0–8% of 28 °C corals had visibly paled vs 58% of 31 °C unwounded and 67% of 31 °C wounded (</w:t>
+        <w:t>Genet C pales 3.6× less than genet A. By Day 14, 0–8% of 28 °C corals had visibly paled vs 58% of 31 °C unwounded and 67% of 31 °C wounded (</w:t>
       </w:r>
       <w:r>
         <w:rPr>
           <w:rFonts w:ascii="Calibri" w:hAnsi="Calibri" w:cs="Calibri" w:eastAsia="Calibri"/>
           <w:rStyle w:val="VerbatimChar"/>
         </w:rPr>
-        <w:t xml:space="preserve">output/tables/03_color_end_proportions.csv</w:t>
-      </w:r>
-      <w:r>
-        <w:rPr>
-          <w:rFonts w:ascii="Calibri" w:hAnsi="Calibri" w:cs="Calibri" w:eastAsia="Calibri"/>
-        </w:rPr>
-        <w:t xml:space="preserve">).</w:t>
+        <w:t>output/tables/03_color_end_proportions.csv</w:t>
+      </w:r>
+      <w:r>
+        <w:rPr>
+          <w:rFonts w:ascii="Calibri" w:hAnsi="Calibri" w:cs="Calibri" w:eastAsia="Calibri"/>
+        </w:rPr>
+        <w:t>).</w:t>
       </w:r>
     </w:p>
     <w:p>
@@ -4400,7 +4382,7 @@
         <w:rPr>
           <w:rFonts w:ascii="Calibri" w:hAnsi="Calibri" w:cs="Calibri" w:eastAsia="Calibri"/>
         </w:rPr>
-        <w:t xml:space="preserve">The treatment × wound interaction is not significant under type-III SS (F₁,₅₉ = 1.04, p = 0.31). Descriptively, genet C paled less when wounded: heated wounded genet C corals drop 0.14 D-units versus 28 °C controls (p = 0.53, n.s.), while unwounded heated genet C corals lose 0.51 units (p = 0.025).</w:t>
+        <w:t>The treatment × wound interaction is not significant under type-III SS (F₁,₅₉ = 1.04, p = 0.31). Descriptively, genet C paled less when wounded: heated wounded genet C corals drop 0.14 D-units versus 28 °C controls (p = 0.53, n.s.), while unwounded heated genet C corals lose 0.51 units (p = 0.025).</w:t>
       </w:r>
     </w:p>
     <w:p>
@@ -4413,7 +4395,7 @@
           <w:b/>
           <w:bCs/>
         </w:rPr>
-        <w:t xml:space="preserve">Figures:</w:t>
+        <w:t>Figures:</w:t>
       </w:r>
       <w:r>
         <w:rPr>
@@ -4426,13 +4408,13 @@
           <w:rFonts w:ascii="Calibri" w:hAnsi="Calibri" w:cs="Calibri" w:eastAsia="Calibri"/>
           <w:rStyle w:val="VerbatimChar"/>
         </w:rPr>
-        <w:t xml:space="preserve">figures/03_color_trajectory.{pdf,png}</w:t>
-      </w:r>
-      <w:r>
-        <w:rPr>
-          <w:rFonts w:ascii="Calibri" w:hAnsi="Calibri" w:cs="Calibri" w:eastAsia="Calibri"/>
-        </w:rPr>
-        <w:t xml:space="preserve">.</w:t>
+        <w:t>figures/03_color_trajectory.{pdf,png}</w:t>
+      </w:r>
+      <w:r>
+        <w:rPr>
+          <w:rFonts w:ascii="Calibri" w:hAnsi="Calibri" w:cs="Calibri" w:eastAsia="Calibri"/>
+        </w:rPr>
+        <w:t>.</w:t>
       </w:r>
     </w:p>
     <w:p>
@@ -4440,9 +4422,6 @@
         <w:rPr>
           <w:rFonts w:ascii="Calibri" w:hAnsi="Calibri" w:cs="Calibri" w:eastAsia="Calibri"/>
         </w:rPr>
-        <w:pict>
-          <v:rect style="width:0;height:1.5pt" o:hralign="center" o:hrstd="t" o:hr="t"/>
-        </w:pict>
       </w:r>
     </w:p>
     <w:bookmarkEnd w:id="13"/>
@@ -4459,7 +4438,7 @@
           <w:color w:val="2E5496"/>
           <w:b/>
         </w:rPr>
-        <w:t xml:space="preserve">3. Growth (% skeletal mass change)</w:t>
+        <w:t>3. Growth (% skeletal mass change)</w:t>
       </w:r>
     </w:p>
     <w:p>
@@ -4472,25 +4451,22 @@
           <w:b/>
           <w:bCs/>
         </w:rPr>
-        <w:t xml:space="preserve">Metric.</w:t>
-      </w:r>
-      <w:r>
-        <w:rPr>
-          <w:rFonts w:ascii="Calibri" w:hAnsi="Calibri" w:cs="Calibri" w:eastAsia="Calibri"/>
-        </w:rPr>
-        <w:t xml:space="preserve"> </w:t>
-      </w:r>
-      <w:r>
-        <w:rPr>
-          <w:rFonts w:ascii="Calibri" w:hAnsi="Calibri" w:cs="Calibri" w:eastAsia="Calibri"/>
-        </w:rPr>
-        <w:t xml:space="preserve">Growth is the</w:t>
-      </w:r>
-      <w:r>
-        <w:rPr>
-          <w:rFonts w:ascii="Calibri" w:hAnsi="Calibri" w:cs="Calibri" w:eastAsia="Calibri"/>
-        </w:rPr>
-        <w:t xml:space="preserve"> </w:t>
+        <w:t>Metric. Growth is the percentage change in dry skeletal mass over the 15-day window (100 · (mass_final − mass_initial) / mass_initial), from buoyant weight (Davies 1989; Jokiel et al. 1978). We do not use an areal calcification rate (mass gain per calcifying surface area): it needs the whole-fragment surface area, which we did not measure. Fragments were destructively sampled for transcriptomics, so wax-derived surface area exists only for the small sub-fragment used for symbiont counts (M. Brzezinski, pers. comm.). Specific growth rate (% d⁻¹) is a robustness metric; both are does not require surface area.</w:t>
+      </w:r>
+      <w:r>
+        <w:rPr>
+          <w:rFonts w:ascii="Calibri" w:hAnsi="Calibri" w:cs="Calibri" w:eastAsia="Calibri"/>
+        </w:rPr>
+      </w:r>
+      <w:r>
+        <w:rPr>
+          <w:rFonts w:ascii="Calibri" w:hAnsi="Calibri" w:cs="Calibri" w:eastAsia="Calibri"/>
+        </w:rPr>
+      </w:r>
+      <w:r>
+        <w:rPr>
+          <w:rFonts w:ascii="Calibri" w:hAnsi="Calibri" w:cs="Calibri" w:eastAsia="Calibri"/>
+        </w:rPr>
       </w:r>
       <w:r>
         <w:rPr>
@@ -4498,25 +4474,21 @@
           <w:b/>
           <w:bCs/>
         </w:rPr>
-        <w:t xml:space="preserve">percentage change in dry skeletal mass</w:t>
-      </w:r>
-      <w:r>
-        <w:rPr>
-          <w:rFonts w:ascii="Calibri" w:hAnsi="Calibri" w:cs="Calibri" w:eastAsia="Calibri"/>
-        </w:rPr>
-        <w:t xml:space="preserve"> </w:t>
-      </w:r>
-      <w:r>
-        <w:rPr>
-          <w:rFonts w:ascii="Calibri" w:hAnsi="Calibri" w:cs="Calibri" w:eastAsia="Calibri"/>
-        </w:rPr>
-        <w:t xml:space="preserve">over the 15-day window (100 · (mass_final − mass_initial) / mass_initial), from buoyant weight (Davies 1989; Jokiel et al. 1978). We do not use an</w:t>
-      </w:r>
-      <w:r>
-        <w:rPr>
-          <w:rFonts w:ascii="Calibri" w:hAnsi="Calibri" w:cs="Calibri" w:eastAsia="Calibri"/>
-        </w:rPr>
-        <w:t xml:space="preserve"> </w:t>
+      </w:r>
+      <w:r>
+        <w:rPr>
+          <w:rFonts w:ascii="Calibri" w:hAnsi="Calibri" w:cs="Calibri" w:eastAsia="Calibri"/>
+        </w:rPr>
+      </w:r>
+      <w:r>
+        <w:rPr>
+          <w:rFonts w:ascii="Calibri" w:hAnsi="Calibri" w:cs="Calibri" w:eastAsia="Calibri"/>
+        </w:rPr>
+      </w:r>
+      <w:r>
+        <w:rPr>
+          <w:rFonts w:ascii="Calibri" w:hAnsi="Calibri" w:cs="Calibri" w:eastAsia="Calibri"/>
+        </w:rPr>
       </w:r>
       <w:r>
         <w:rPr>
@@ -4524,19 +4496,16 @@
           <w:b/>
           <w:bCs/>
         </w:rPr>
-        <w:t xml:space="preserve">areal</w:t>
-      </w:r>
-      <w:r>
-        <w:rPr>
-          <w:rFonts w:ascii="Calibri" w:hAnsi="Calibri" w:cs="Calibri" w:eastAsia="Calibri"/>
-        </w:rPr>
-        <w:t xml:space="preserve"> </w:t>
-      </w:r>
-      <w:r>
-        <w:rPr>
-          <w:rFonts w:ascii="Calibri" w:hAnsi="Calibri" w:cs="Calibri" w:eastAsia="Calibri"/>
-        </w:rPr>
-        <w:t xml:space="preserve">calcification rate (mass gain per calcifying surface area): it needs the whole-fragment surface area, which we did not measure. Fragments were destructively sampled for transcriptomics, so wax-derived surface area exists only for the small sub-fragment used for symbiont counts (M. Brzezinski, pers. comm.). Specific growth rate (% d⁻¹) is a robustness metric; both are surface-area-free.</w:t>
+      </w:r>
+      <w:r>
+        <w:rPr>
+          <w:rFonts w:ascii="Calibri" w:hAnsi="Calibri" w:cs="Calibri" w:eastAsia="Calibri"/>
+        </w:rPr>
+      </w:r>
+      <w:r>
+        <w:rPr>
+          <w:rFonts w:ascii="Calibri" w:hAnsi="Calibri" w:cs="Calibri" w:eastAsia="Calibri"/>
+        </w:rPr>
       </w:r>
     </w:p>
     <w:p>
@@ -4549,7 +4518,7 @@
           <w:b/>
           <w:bCs/>
         </w:rPr>
-        <w:t xml:space="preserve">Model:</w:t>
+        <w:t>Model:</w:t>
       </w:r>
       <w:r>
         <w:rPr>
@@ -4562,19 +4531,19 @@
           <w:rFonts w:ascii="Calibri" w:hAnsi="Calibri" w:cs="Calibri" w:eastAsia="Calibri"/>
           <w:rStyle w:val="VerbatimChar"/>
         </w:rPr>
-        <w:t xml:space="preserve">pct_growth ~ treatment * wound * thicket + (1|tank)</w:t>
-      </w:r>
-      <w:r>
-        <w:rPr>
-          <w:rFonts w:ascii="Calibri" w:hAnsi="Calibri" w:cs="Calibri" w:eastAsia="Calibri"/>
-        </w:rPr>
-        <w:t xml:space="preserve"> </w:t>
-      </w:r>
-      <w:r>
-        <w:rPr>
-          <w:rFonts w:ascii="Calibri" w:hAnsi="Calibri" w:cs="Calibri" w:eastAsia="Calibri"/>
-        </w:rPr>
-        <w:t xml:space="preserve">(n = 48; single endpoint observation per coral, with temperature randomized at the tank level).</w:t>
+        <w:t>pct_growth ~ treatment * wound * thicket + (1|tank)</w:t>
+      </w:r>
+      <w:r>
+        <w:rPr>
+          <w:rFonts w:ascii="Calibri" w:hAnsi="Calibri" w:cs="Calibri" w:eastAsia="Calibri"/>
+        </w:rPr>
+        <w:t xml:space="preserve"> </w:t>
+      </w:r>
+      <w:r>
+        <w:rPr>
+          <w:rFonts w:ascii="Calibri" w:hAnsi="Calibri" w:cs="Calibri" w:eastAsia="Calibri"/>
+        </w:rPr>
+        <w:t>(n = 48; single endpoint observation per coral, with temperature randomized at the tank level).</w:t>
       </w:r>
       <w:r>
         <w:rPr>
@@ -4587,13 +4556,13 @@
           <w:rFonts w:ascii="Calibri" w:hAnsi="Calibri" w:cs="Calibri" w:eastAsia="Calibri"/>
           <w:rStyle w:val="VerbatimChar"/>
         </w:rPr>
-        <w:t xml:space="preserve">output/models/12_bw_lm.rds</w:t>
-      </w:r>
-      <w:r>
-        <w:rPr>
-          <w:rFonts w:ascii="Calibri" w:hAnsi="Calibri" w:cs="Calibri" w:eastAsia="Calibri"/>
-        </w:rPr>
-        <w:t xml:space="preserve">.</w:t>
+        <w:t>output/models/12_bw_lm.rds</w:t>
+      </w:r>
+      <w:r>
+        <w:rPr>
+          <w:rFonts w:ascii="Calibri" w:hAnsi="Calibri" w:cs="Calibri" w:eastAsia="Calibri"/>
+        </w:rPr>
+        <w:t>.</w:t>
       </w:r>
     </w:p>
     <w:p>
@@ -4606,19 +4575,19 @@
           <w:b/>
           <w:bCs/>
         </w:rPr>
-        <w:t xml:space="preserve">Tank-level inference:</w:t>
-      </w:r>
-      <w:r>
-        <w:rPr>
-          <w:rFonts w:ascii="Calibri" w:hAnsi="Calibri" w:cs="Calibri" w:eastAsia="Calibri"/>
-        </w:rPr>
-        <w:t xml:space="preserve"> </w:t>
-      </w:r>
-      <w:r>
-        <w:rPr>
-          <w:rFonts w:ascii="Calibri" w:hAnsi="Calibri" w:cs="Calibri" w:eastAsia="Calibri"/>
-        </w:rPr>
-        <w:t xml:space="preserve">mean growth fell from</w:t>
+        <w:t>Tank-level inference:</w:t>
+      </w:r>
+      <w:r>
+        <w:rPr>
+          <w:rFonts w:ascii="Calibri" w:hAnsi="Calibri" w:cs="Calibri" w:eastAsia="Calibri"/>
+        </w:rPr>
+        <w:t xml:space="preserve"> </w:t>
+      </w:r>
+      <w:r>
+        <w:rPr>
+          <w:rFonts w:ascii="Calibri" w:hAnsi="Calibri" w:cs="Calibri" w:eastAsia="Calibri"/>
+        </w:rPr>
+        <w:t>mean growth fell from</w:t>
       </w:r>
       <w:r>
         <w:rPr>
@@ -4632,19 +4601,19 @@
           <w:b/>
           <w:bCs/>
         </w:rPr>
-        <w:t xml:space="preserve">6.10% at 28 °C to 4.03% at 31 °C — a 34% reduction</w:t>
-      </w:r>
-      <w:r>
-        <w:rPr>
-          <w:rFonts w:ascii="Calibri" w:hAnsi="Calibri" w:cs="Calibri" w:eastAsia="Calibri"/>
-        </w:rPr>
-        <w:t xml:space="preserve"> </w:t>
-      </w:r>
-      <w:r>
-        <w:rPr>
-          <w:rFonts w:ascii="Calibri" w:hAnsi="Calibri" w:cs="Calibri" w:eastAsia="Calibri"/>
-        </w:rPr>
-        <w:t xml:space="preserve">under sustained heating. The exact tank-level randomization test is a trend, not a formal p &lt; 0.05 result (28 °C minus 31 °C = 2.07 percentage points, p = 0.057;</w:t>
+        <w:t>6.10% at 28 °C to 4.03% at 31 °C — a 34% reduction</w:t>
+      </w:r>
+      <w:r>
+        <w:rPr>
+          <w:rFonts w:ascii="Calibri" w:hAnsi="Calibri" w:cs="Calibri" w:eastAsia="Calibri"/>
+        </w:rPr>
+        <w:t xml:space="preserve"> </w:t>
+      </w:r>
+      <w:r>
+        <w:rPr>
+          <w:rFonts w:ascii="Calibri" w:hAnsi="Calibri" w:cs="Calibri" w:eastAsia="Calibri"/>
+        </w:rPr>
+        <w:t>under sustained heating. The exact tank-level randomization test is a trend, not a formal p &lt; 0.05 result (28 °C minus 31 °C = 2.07 percentage points, p = 0.057;</w:t>
       </w:r>
       <w:r>
         <w:rPr>
@@ -4657,13 +4626,13 @@
           <w:rFonts w:ascii="Calibri" w:hAnsi="Calibri" w:cs="Calibri" w:eastAsia="Calibri"/>
           <w:rStyle w:val="VerbatimChar"/>
         </w:rPr>
-        <w:t xml:space="preserve">output/tables/05_buoyant_weight_tank_test.csv</w:t>
-      </w:r>
-      <w:r>
-        <w:rPr>
-          <w:rFonts w:ascii="Calibri" w:hAnsi="Calibri" w:cs="Calibri" w:eastAsia="Calibri"/>
-        </w:rPr>
-        <w:t xml:space="preserve">). The coral-level LM coefficients point the same way.</w:t>
+        <w:t>output/tables/05_buoyant_weight_tank_test.csv</w:t>
+      </w:r>
+      <w:r>
+        <w:rPr>
+          <w:rFonts w:ascii="Calibri" w:hAnsi="Calibri" w:cs="Calibri" w:eastAsia="Calibri"/>
+        </w:rPr>
+        <w:t>). The coral-level LM coefficients point the same way.</w:t>
       </w:r>
     </w:p>
     <w:p>
@@ -4676,32 +4645,28 @@
           <w:b/>
           <w:bCs/>
         </w:rPr>
-        <w:t xml:space="preserve">Metric-invariance.</w:t>
-      </w:r>
-      <w:r>
-        <w:rPr>
-          <w:rFonts w:ascii="Calibri" w:hAnsi="Calibri" w:cs="Calibri" w:eastAsia="Calibri"/>
-        </w:rPr>
-        <w:t xml:space="preserve"> </w:t>
-      </w:r>
-      <w:r>
-        <w:rPr>
-          <w:rFonts w:ascii="Calibri" w:hAnsi="Calibri" w:cs="Calibri" w:eastAsia="Calibri"/>
-        </w:rPr>
-        <w:t xml:space="preserve">The heat effect points the same direction under both surface-area-free metrics (</w:t>
+        <w:t>Metric-invariance. The heat effect points the same direction under both does not require surface area metrics (output/tables/05b_growth_metric_comparison.csv): % mass change and specific growth rate both decrease at 31 °C (SGR 0.39 vs 0.26% d⁻¹, a 33% reduction).</w:t>
+      </w:r>
+      <w:r>
+        <w:rPr>
+          <w:rFonts w:ascii="Calibri" w:hAnsi="Calibri" w:cs="Calibri" w:eastAsia="Calibri"/>
+        </w:rPr>
+      </w:r>
+      <w:r>
+        <w:rPr>
+          <w:rFonts w:ascii="Calibri" w:hAnsi="Calibri" w:cs="Calibri" w:eastAsia="Calibri"/>
+        </w:rPr>
       </w:r>
       <w:r>
         <w:rPr>
           <w:rFonts w:ascii="Calibri" w:hAnsi="Calibri" w:cs="Calibri" w:eastAsia="Calibri"/>
           <w:rStyle w:val="VerbatimChar"/>
         </w:rPr>
-        <w:t xml:space="preserve">output/tables/05b_growth_metric_comparison.csv</w:t>
-      </w:r>
-      <w:r>
-        <w:rPr>
-          <w:rFonts w:ascii="Calibri" w:hAnsi="Calibri" w:cs="Calibri" w:eastAsia="Calibri"/>
-        </w:rPr>
-        <w:t xml:space="preserve">): % mass change and specific growth rate both decrease at 31 °C (SGR 0.39 vs 0.26% d⁻¹, a 33% reduction).</w:t>
+      </w:r>
+      <w:r>
+        <w:rPr>
+          <w:rFonts w:ascii="Calibri" w:hAnsi="Calibri" w:cs="Calibri" w:eastAsia="Calibri"/>
+        </w:rPr>
       </w:r>
     </w:p>
     <w:p>
@@ -4714,19 +4679,19 @@
           <w:b/>
           <w:bCs/>
         </w:rPr>
-        <w:t xml:space="preserve">Genet.</w:t>
-      </w:r>
-      <w:r>
-        <w:rPr>
-          <w:rFonts w:ascii="Calibri" w:hAnsi="Calibri" w:cs="Calibri" w:eastAsia="Calibri"/>
-        </w:rPr>
-        <w:t xml:space="preserve"> </w:t>
-      </w:r>
-      <w:r>
-        <w:rPr>
-          <w:rFonts w:ascii="Calibri" w:hAnsi="Calibri" w:cs="Calibri" w:eastAsia="Calibri"/>
-        </w:rPr>
-        <w:t xml:space="preserve">The genet × treatment LRT is the only non-significant interaction test in</w:t>
+        <w:t>Genet.</w:t>
+      </w:r>
+      <w:r>
+        <w:rPr>
+          <w:rFonts w:ascii="Calibri" w:hAnsi="Calibri" w:cs="Calibri" w:eastAsia="Calibri"/>
+        </w:rPr>
+        <w:t xml:space="preserve"> </w:t>
+      </w:r>
+      <w:r>
+        <w:rPr>
+          <w:rFonts w:ascii="Calibri" w:hAnsi="Calibri" w:cs="Calibri" w:eastAsia="Calibri"/>
+        </w:rPr>
+        <w:t>The genet × treatment LRT is the only non-significant interaction test in</w:t>
       </w:r>
       <w:r>
         <w:rPr>
@@ -4739,19 +4704,19 @@
           <w:rFonts w:ascii="Calibri" w:hAnsi="Calibri" w:cs="Calibri" w:eastAsia="Calibri"/>
           <w:rStyle w:val="VerbatimChar"/>
         </w:rPr>
-        <w:t xml:space="preserve">output/tables/13_genet_anova.csv</w:t>
-      </w:r>
-      <w:r>
-        <w:rPr>
-          <w:rFonts w:ascii="Calibri" w:hAnsi="Calibri" w:cs="Calibri" w:eastAsia="Calibri"/>
-        </w:rPr>
-        <w:t xml:space="preserve"> </w:t>
-      </w:r>
-      <w:r>
-        <w:rPr>
-          <w:rFonts w:ascii="Calibri" w:hAnsi="Calibri" w:cs="Calibri" w:eastAsia="Calibri"/>
-        </w:rPr>
-        <w:t xml:space="preserve">(p = 0.37), confirming no detectable G × E for growth (n = 4 per genet × treatment cell — underpowered). Directionally, genet c is the least heat-suppressed in growth (≈−17% vs ≈−39% and ≈−43% for genets a and d), matching its resilience in PAM, color, and symbiont density, but this is not significant for growth.</w:t>
+        <w:t>output/tables/13_genet_anova.csv</w:t>
+      </w:r>
+      <w:r>
+        <w:rPr>
+          <w:rFonts w:ascii="Calibri" w:hAnsi="Calibri" w:cs="Calibri" w:eastAsia="Calibri"/>
+        </w:rPr>
+        <w:t xml:space="preserve"> </w:t>
+      </w:r>
+      <w:r>
+        <w:rPr>
+          <w:rFonts w:ascii="Calibri" w:hAnsi="Calibri" w:cs="Calibri" w:eastAsia="Calibri"/>
+        </w:rPr>
+        <w:t>(p = 0.37), confirming no detectable G × E for growth (n = 4 per genet × treatment cell — underpowered). Directionally, genet c is the least heat-suppressed in growth (≈−17% vs ≈−39% and ≈−43% for genets a and d), matching its resilience in PAM, color, and symbiont density, but this is not significant for growth.</w:t>
       </w:r>
     </w:p>
     <w:p>
@@ -4764,7 +4729,7 @@
           <w:b/>
           <w:bCs/>
         </w:rPr>
-        <w:t xml:space="preserve">Figure:</w:t>
+        <w:t>Figure:</w:t>
       </w:r>
       <w:r>
         <w:rPr>
@@ -4777,13 +4742,13 @@
           <w:rFonts w:ascii="Calibri" w:hAnsi="Calibri" w:cs="Calibri" w:eastAsia="Calibri"/>
           <w:rStyle w:val="VerbatimChar"/>
         </w:rPr>
-        <w:t xml:space="preserve">figures/05_buoyant_weight_growth.{pdf,png}</w:t>
-      </w:r>
-      <w:r>
-        <w:rPr>
-          <w:rFonts w:ascii="Calibri" w:hAnsi="Calibri" w:cs="Calibri" w:eastAsia="Calibri"/>
-        </w:rPr>
-        <w:t xml:space="preserve">.</w:t>
+        <w:t>figures/05_buoyant_weight_growth.{pdf,png}</w:t>
+      </w:r>
+      <w:r>
+        <w:rPr>
+          <w:rFonts w:ascii="Calibri" w:hAnsi="Calibri" w:cs="Calibri" w:eastAsia="Calibri"/>
+        </w:rPr>
+        <w:t>.</w:t>
       </w:r>
     </w:p>
     <w:p>
@@ -4791,9 +4756,6 @@
         <w:rPr>
           <w:rFonts w:ascii="Calibri" w:hAnsi="Calibri" w:cs="Calibri" w:eastAsia="Calibri"/>
         </w:rPr>
-        <w:pict>
-          <v:rect style="width:0;height:1.5pt" o:hralign="center" o:hrstd="t" o:hr="t"/>
-        </w:pict>
       </w:r>
     </w:p>
     <w:bookmarkEnd w:id="14"/>
@@ -4810,7 +4772,7 @@
           <w:color w:val="2E5496"/>
           <w:b/>
         </w:rPr>
-        <w:t xml:space="preserve">4. Symbiont density (zoox cells cm⁻²)</w:t>
+        <w:t>4. Symbiont density (zoox cells cm⁻²)</w:t>
       </w:r>
     </w:p>
     <w:p>
@@ -4823,7 +4785,7 @@
           <w:b/>
           <w:bCs/>
         </w:rPr>
-        <w:t xml:space="preserve">Model:</w:t>
+        <w:t>Model:</w:t>
       </w:r>
       <w:r>
         <w:rPr>
@@ -4836,19 +4798,19 @@
           <w:rFonts w:ascii="Calibri" w:hAnsi="Calibri" w:cs="Calibri" w:eastAsia="Calibri"/>
           <w:rStyle w:val="VerbatimChar"/>
         </w:rPr>
-        <w:t xml:space="preserve">log(cells_per_cm²) ~ treatment * wound * biopsy_day * thicket + (1|tank)</w:t>
-      </w:r>
-      <w:r>
-        <w:rPr>
-          <w:rFonts w:ascii="Calibri" w:hAnsi="Calibri" w:cs="Calibri" w:eastAsia="Calibri"/>
-        </w:rPr>
-        <w:t xml:space="preserve"> </w:t>
-      </w:r>
-      <w:r>
-        <w:rPr>
-          <w:rFonts w:ascii="Calibri" w:hAnsi="Calibri" w:cs="Calibri" w:eastAsia="Calibri"/>
-        </w:rPr>
-        <w:t xml:space="preserve">(n = 192).</w:t>
+        <w:t>log(cells_per_cm²) ~ treatment * wound * biopsy_day * thicket + (1|tank)</w:t>
+      </w:r>
+      <w:r>
+        <w:rPr>
+          <w:rFonts w:ascii="Calibri" w:hAnsi="Calibri" w:cs="Calibri" w:eastAsia="Calibri"/>
+        </w:rPr>
+        <w:t xml:space="preserve"> </w:t>
+      </w:r>
+      <w:r>
+        <w:rPr>
+          <w:rFonts w:ascii="Calibri" w:hAnsi="Calibri" w:cs="Calibri" w:eastAsia="Calibri"/>
+        </w:rPr>
+        <w:t>(n = 192).</w:t>
       </w:r>
       <w:r>
         <w:rPr>
@@ -4861,13 +4823,13 @@
           <w:rFonts w:ascii="Calibri" w:hAnsi="Calibri" w:cs="Calibri" w:eastAsia="Calibri"/>
           <w:rStyle w:val="VerbatimChar"/>
         </w:rPr>
-        <w:t xml:space="preserve">output/models/12_zoox_lmm.rds</w:t>
-      </w:r>
-      <w:r>
-        <w:rPr>
-          <w:rFonts w:ascii="Calibri" w:hAnsi="Calibri" w:cs="Calibri" w:eastAsia="Calibri"/>
-        </w:rPr>
-        <w:t xml:space="preserve">.</w:t>
+        <w:t>output/models/12_zoox_lmm.rds</w:t>
+      </w:r>
+      <w:r>
+        <w:rPr>
+          <w:rFonts w:ascii="Calibri" w:hAnsi="Calibri" w:cs="Calibri" w:eastAsia="Calibri"/>
+        </w:rPr>
+        <w:t>.</w:t>
       </w:r>
     </w:p>
     <w:p>
@@ -4881,19 +4843,19 @@
           <w:b/>
           <w:bCs/>
         </w:rPr>
-        <w:t xml:space="preserve">Type-III ANOVA</w:t>
-      </w:r>
-      <w:r>
-        <w:rPr>
-          <w:rFonts w:ascii="Calibri" w:hAnsi="Calibri" w:cs="Calibri" w:eastAsia="Calibri"/>
-        </w:rPr>
-        <w:t xml:space="preserve"> </w:t>
-      </w:r>
-      <w:r>
-        <w:rPr>
-          <w:rFonts w:ascii="Calibri" w:hAnsi="Calibri" w:cs="Calibri" w:eastAsia="Calibri"/>
-        </w:rPr>
-        <w:t xml:space="preserve">(Satterthwaite;</w:t>
+        <w:t>Type-III ANOVA</w:t>
+      </w:r>
+      <w:r>
+        <w:rPr>
+          <w:rFonts w:ascii="Calibri" w:hAnsi="Calibri" w:cs="Calibri" w:eastAsia="Calibri"/>
+        </w:rPr>
+        <w:t xml:space="preserve"> </w:t>
+      </w:r>
+      <w:r>
+        <w:rPr>
+          <w:rFonts w:ascii="Calibri" w:hAnsi="Calibri" w:cs="Calibri" w:eastAsia="Calibri"/>
+        </w:rPr>
+        <w:t>(Satterthwaite;</w:t>
       </w:r>
       <w:r>
         <w:rPr>
@@ -4906,19 +4868,19 @@
           <w:rFonts w:ascii="Calibri" w:hAnsi="Calibri" w:cs="Calibri" w:eastAsia="Calibri"/>
           <w:rStyle w:val="VerbatimChar"/>
         </w:rPr>
-        <w:t xml:space="preserve">biopsy_day_c</w:t>
-      </w:r>
-      <w:r>
-        <w:rPr>
-          <w:rFonts w:ascii="Calibri" w:hAnsi="Calibri" w:cs="Calibri" w:eastAsia="Calibri"/>
-        </w:rPr>
-        <w:t xml:space="preserve"> </w:t>
-      </w:r>
-      <w:r>
-        <w:rPr>
-          <w:rFonts w:ascii="Calibri" w:hAnsi="Calibri" w:cs="Calibri" w:eastAsia="Calibri"/>
-        </w:rPr>
-        <w:t xml:space="preserve">centered at day 1, so main effects are at day 1):</w:t>
+        <w:t>biopsy_day_c</w:t>
+      </w:r>
+      <w:r>
+        <w:rPr>
+          <w:rFonts w:ascii="Calibri" w:hAnsi="Calibri" w:cs="Calibri" w:eastAsia="Calibri"/>
+        </w:rPr>
+        <w:t xml:space="preserve"> </w:t>
+      </w:r>
+      <w:r>
+        <w:rPr>
+          <w:rFonts w:ascii="Calibri" w:hAnsi="Calibri" w:cs="Calibri" w:eastAsia="Calibri"/>
+        </w:rPr>
+        <w:t>centered at day 1, so main effects are at day 1):</w:t>
       </w:r>
     </w:p>
     <w:tbl>
@@ -4970,7 +4932,7 @@
                 <w:color w:val="FFFFFF"/>
                 <w:b/>
               </w:rPr>
-              <w:t xml:space="preserve">Term</w:t>
+              <w:t>Term</w:t>
             </w:r>
           </w:p>
         </w:tc>
@@ -4997,7 +4959,7 @@
                 <w:color w:val="FFFFFF"/>
                 <w:b/>
               </w:rPr>
-              <w:t xml:space="preserve">F</w:t>
+              <w:t>F</w:t>
             </w:r>
           </w:p>
         </w:tc>
@@ -5024,7 +4986,7 @@
                 <w:color w:val="FFFFFF"/>
                 <w:b/>
               </w:rPr>
-              <w:t xml:space="preserve">df</w:t>
+              <w:t>df</w:t>
             </w:r>
           </w:p>
         </w:tc>
@@ -5051,7 +5013,7 @@
                 <w:color w:val="FFFFFF"/>
                 <w:b/>
               </w:rPr>
-              <w:t xml:space="preserve">Reading</w:t>
+              <w:t>Reading</w:t>
             </w:r>
           </w:p>
         </w:tc>
@@ -5081,7 +5043,7 @@
               <w:rPr>
                 <w:rFonts w:ascii="Calibri" w:hAnsi="Calibri" w:cs="Calibri" w:eastAsia="Calibri"/>
               </w:rPr>
-              <w:t xml:space="preserve">treatment (at day 1)</w:t>
+              <w:t>treatment (at day 1)</w:t>
             </w:r>
           </w:p>
         </w:tc>
@@ -5106,7 +5068,7 @@
               <w:rPr>
                 <w:rFonts w:ascii="Calibri" w:hAnsi="Calibri" w:cs="Calibri" w:eastAsia="Calibri"/>
               </w:rPr>
-              <w:t xml:space="preserve">3.35</w:t>
+              <w:t>3.35</w:t>
             </w:r>
           </w:p>
         </w:tc>
@@ -5131,7 +5093,7 @@
               <w:rPr>
                 <w:rFonts w:ascii="Calibri" w:hAnsi="Calibri" w:cs="Calibri" w:eastAsia="Calibri"/>
               </w:rPr>
-              <w:t xml:space="preserve">1, 9</w:t>
+              <w:t>1, 9</w:t>
             </w:r>
           </w:p>
         </w:tc>
@@ -5156,7 +5118,7 @@
               <w:rPr>
                 <w:rFonts w:ascii="Calibri" w:hAnsi="Calibri" w:cs="Calibri" w:eastAsia="Calibri"/>
               </w:rPr>
-              <w:t xml:space="preserve">marginal at day 1 (p = 0.099)</w:t>
+              <w:t>marginal at day 1 (p = 0.099)</w:t>
             </w:r>
           </w:p>
         </w:tc>
@@ -5188,7 +5150,7 @@
                 <w:b/>
                 <w:bCs/>
               </w:rPr>
-              <w:t xml:space="preserve">treatment × biopsy_day</w:t>
+              <w:t>treatment × biopsy_day</w:t>
             </w:r>
           </w:p>
         </w:tc>
@@ -5215,7 +5177,7 @@
                 <w:b/>
                 <w:bCs/>
               </w:rPr>
-              <w:t xml:space="preserve">93.97</w:t>
+              <w:t>93.97</w:t>
             </w:r>
           </w:p>
         </w:tc>
@@ -5240,7 +5202,7 @@
               <w:rPr>
                 <w:rFonts w:ascii="Calibri" w:hAnsi="Calibri" w:cs="Calibri" w:eastAsia="Calibri"/>
               </w:rPr>
-              <w:t xml:space="preserve">1, 162</w:t>
+              <w:t>1, 162</w:t>
             </w:r>
           </w:p>
         </w:tc>
@@ -5267,7 +5229,7 @@
                 <w:b/>
                 <w:bCs/>
               </w:rPr>
-              <w:t xml:space="preserve">heated corals lose symbionts through time (p &lt; 0.001) — the heat signal</w:t>
+              <w:t>heated corals lose symbionts through time (p &lt; 0.001) — evidence that 31 C changed the response through time</w:t>
             </w:r>
           </w:p>
         </w:tc>
@@ -5297,7 +5259,7 @@
               <w:rPr>
                 <w:rFonts w:ascii="Calibri" w:hAnsi="Calibri" w:cs="Calibri" w:eastAsia="Calibri"/>
               </w:rPr>
-              <w:t xml:space="preserve">treatment × thicket</w:t>
+              <w:t>treatment × thicket</w:t>
             </w:r>
           </w:p>
         </w:tc>
@@ -5322,7 +5284,7 @@
               <w:rPr>
                 <w:rFonts w:ascii="Calibri" w:hAnsi="Calibri" w:cs="Calibri" w:eastAsia="Calibri"/>
               </w:rPr>
-              <w:t xml:space="preserve">0.70</w:t>
+              <w:t>0.70</w:t>
             </w:r>
           </w:p>
         </w:tc>
@@ -5347,7 +5309,7 @@
               <w:rPr>
                 <w:rFonts w:ascii="Calibri" w:hAnsi="Calibri" w:cs="Calibri" w:eastAsia="Calibri"/>
               </w:rPr>
-              <w:t xml:space="preserve">2, 162</w:t>
+              <w:t>2, 162</w:t>
             </w:r>
           </w:p>
         </w:tc>
@@ -5372,7 +5334,7 @@
               <w:rPr>
                 <w:rFonts w:ascii="Calibri" w:hAnsi="Calibri" w:cs="Calibri" w:eastAsia="Calibri"/>
               </w:rPr>
-              <w:t xml:space="preserve">n.s.</w:t>
+              <w:t>n.s.</w:t>
             </w:r>
           </w:p>
         </w:tc>
@@ -5403,7 +5365,7 @@
                 <w:b/>
                 <w:bCs/>
               </w:rPr>
-              <w:t xml:space="preserve">treatment × biopsy_day × thicket</w:t>
+              <w:t>treatment × biopsy_day × thicket</w:t>
             </w:r>
           </w:p>
         </w:tc>
@@ -5429,7 +5391,7 @@
                 <w:b/>
                 <w:bCs/>
               </w:rPr>
-              <w:t xml:space="preserve">6.34</w:t>
+              <w:t>6.34</w:t>
             </w:r>
           </w:p>
         </w:tc>
@@ -5453,7 +5415,7 @@
               <w:rPr>
                 <w:rFonts w:ascii="Calibri" w:hAnsi="Calibri" w:cs="Calibri" w:eastAsia="Calibri"/>
               </w:rPr>
-              <w:t xml:space="preserve">2, 162</w:t>
+              <w:t>2, 162</w:t>
             </w:r>
           </w:p>
         </w:tc>
@@ -5479,7 +5441,7 @@
                 <w:b/>
                 <w:bCs/>
               </w:rPr>
-              <w:t xml:space="preserve">genet-specific symbiont-loss rates (p = 0.002) — the G × E</w:t>
+              <w:t>genet-specific symbiont-loss rates (p = 0.002) — genets respond differently to heat</w:t>
             </w:r>
           </w:p>
         </w:tc>
@@ -5497,7 +5459,7 @@
           <w:b/>
           <w:bCs/>
         </w:rPr>
-        <w:t xml:space="preserve">Per-genet end-of-experiment heat effect (Day 15, unwounded; on log scale, so ~0.7 = halving):</w:t>
+        <w:t>Per-genet end-of-experiment heat effect (Day 15, unwounded; on log scale, so ~0.7 = halving):</w:t>
       </w:r>
     </w:p>
     <w:tbl>
@@ -5549,7 +5511,7 @@
                 <w:color w:val="FFFFFF"/>
                 <w:b/>
               </w:rPr>
-              <w:t xml:space="preserve">Genet</w:t>
+              <w:t>Genet</w:t>
             </w:r>
           </w:p>
         </w:tc>
@@ -5576,7 +5538,7 @@
                 <w:color w:val="FFFFFF"/>
                 <w:b/>
               </w:rPr>
-              <w:t xml:space="preserve">Δ log(cells cm⁻²)</w:t>
+              <w:t>Δ log(cells cm⁻²)</w:t>
             </w:r>
           </w:p>
         </w:tc>
@@ -5603,7 +5565,7 @@
                 <w:color w:val="FFFFFF"/>
                 <w:b/>
               </w:rPr>
-              <w:t xml:space="preserve">t</w:t>
+              <w:t>t</w:t>
             </w:r>
           </w:p>
         </w:tc>
@@ -5630,7 +5592,7 @@
                 <w:color w:val="FFFFFF"/>
                 <w:b/>
               </w:rPr>
-              <w:t xml:space="preserve">p</w:t>
+              <w:t>p</w:t>
             </w:r>
           </w:p>
         </w:tc>
@@ -5660,7 +5622,7 @@
               <w:rPr>
                 <w:rFonts w:ascii="Calibri" w:hAnsi="Calibri" w:cs="Calibri" w:eastAsia="Calibri"/>
               </w:rPr>
-              <w:t xml:space="preserve">a</w:t>
+              <w:t>a</w:t>
             </w:r>
           </w:p>
         </w:tc>
@@ -5687,7 +5649,7 @@
                 <w:b/>
                 <w:bCs/>
               </w:rPr>
-              <w:t xml:space="preserve">2.64</w:t>
+              <w:t>2.64</w:t>
             </w:r>
           </w:p>
         </w:tc>
@@ -5712,7 +5674,7 @@
               <w:rPr>
                 <w:rFonts w:ascii="Calibri" w:hAnsi="Calibri" w:cs="Calibri" w:eastAsia="Calibri"/>
               </w:rPr>
-              <w:t xml:space="preserve">8.71</w:t>
+              <w:t>8.71</w:t>
             </w:r>
           </w:p>
         </w:tc>
@@ -5737,7 +5699,7 @@
               <w:rPr>
                 <w:rFonts w:ascii="Calibri" w:hAnsi="Calibri" w:cs="Calibri" w:eastAsia="Calibri"/>
               </w:rPr>
-              <w:t xml:space="preserve">&lt; 0.001</w:t>
+              <w:t>&lt; 0.001</w:t>
             </w:r>
           </w:p>
         </w:tc>
@@ -5767,7 +5729,7 @@
               <w:rPr>
                 <w:rFonts w:ascii="Calibri" w:hAnsi="Calibri" w:cs="Calibri" w:eastAsia="Calibri"/>
               </w:rPr>
-              <w:t xml:space="preserve">c</w:t>
+              <w:t>c</w:t>
             </w:r>
           </w:p>
         </w:tc>
@@ -5794,7 +5756,7 @@
                 <w:b/>
                 <w:bCs/>
               </w:rPr>
-              <w:t xml:space="preserve">1.02</w:t>
+              <w:t>1.02</w:t>
             </w:r>
           </w:p>
         </w:tc>
@@ -5819,7 +5781,7 @@
               <w:rPr>
                 <w:rFonts w:ascii="Calibri" w:hAnsi="Calibri" w:cs="Calibri" w:eastAsia="Calibri"/>
               </w:rPr>
-              <w:t xml:space="preserve">3.49</w:t>
+              <w:t>3.49</w:t>
             </w:r>
           </w:p>
         </w:tc>
@@ -5844,7 +5806,7 @@
               <w:rPr>
                 <w:rFonts w:ascii="Calibri" w:hAnsi="Calibri" w:cs="Calibri" w:eastAsia="Calibri"/>
               </w:rPr>
-              <w:t xml:space="preserve">&lt; 0.001</w:t>
+              <w:t>&lt; 0.001</w:t>
             </w:r>
           </w:p>
         </w:tc>
@@ -5873,7 +5835,7 @@
               <w:rPr>
                 <w:rFonts w:ascii="Calibri" w:hAnsi="Calibri" w:cs="Calibri" w:eastAsia="Calibri"/>
               </w:rPr>
-              <w:t xml:space="preserve">d</w:t>
+              <w:t>d</w:t>
             </w:r>
           </w:p>
         </w:tc>
@@ -5897,7 +5859,7 @@
               <w:rPr>
                 <w:rFonts w:ascii="Calibri" w:hAnsi="Calibri" w:cs="Calibri" w:eastAsia="Calibri"/>
               </w:rPr>
-              <w:t xml:space="preserve">2.56</w:t>
+              <w:t>2.56</w:t>
             </w:r>
           </w:p>
         </w:tc>
@@ -5921,7 +5883,7 @@
               <w:rPr>
                 <w:rFonts w:ascii="Calibri" w:hAnsi="Calibri" w:cs="Calibri" w:eastAsia="Calibri"/>
               </w:rPr>
-              <w:t xml:space="preserve">8.45</w:t>
+              <w:t>8.45</w:t>
             </w:r>
           </w:p>
         </w:tc>
@@ -5945,7 +5907,7 @@
               <w:rPr>
                 <w:rFonts w:ascii="Calibri" w:hAnsi="Calibri" w:cs="Calibri" w:eastAsia="Calibri"/>
               </w:rPr>
-              <w:t xml:space="preserve">&lt; 0.001</w:t>
+              <w:t>&lt; 0.001</w:t>
             </w:r>
           </w:p>
         </w:tc>
@@ -5960,7 +5922,7 @@
         <w:rPr>
           <w:rFonts w:ascii="Calibri" w:hAnsi="Calibri" w:cs="Calibri" w:eastAsia="Calibri"/>
         </w:rPr>
-        <w:t xml:space="preserve">Genet C loses fewer symbionts under heat (Δlog = 1.02, ≈64% loss) than genets A and D (Δlog ≈ 2.6, ≈92% loss), though all three losses are significant.</w:t>
+        <w:t>Genet C loses fewer symbionts under heat (Δlog = 1.02, ≈64% loss) than genets A and D (Δlog ≈ 2.6, ≈92% loss), though all three losses are significant.</w:t>
       </w:r>
     </w:p>
     <w:p>
@@ -5973,7 +5935,7 @@
           <w:b/>
           <w:bCs/>
         </w:rPr>
-        <w:t xml:space="preserve">Figure:</w:t>
+        <w:t>Figure:</w:t>
       </w:r>
       <w:r>
         <w:rPr>
@@ -5986,13 +5948,13 @@
           <w:rFonts w:ascii="Calibri" w:hAnsi="Calibri" w:cs="Calibri" w:eastAsia="Calibri"/>
           <w:rStyle w:val="VerbatimChar"/>
         </w:rPr>
-        <w:t xml:space="preserve">figures/06_symbiont_density_by_day.{pdf,png}</w:t>
-      </w:r>
-      <w:r>
-        <w:rPr>
-          <w:rFonts w:ascii="Calibri" w:hAnsi="Calibri" w:cs="Calibri" w:eastAsia="Calibri"/>
-        </w:rPr>
-        <w:t xml:space="preserve">.</w:t>
+        <w:t>figures/06_symbiont_density_by_day.{pdf,png}</w:t>
+      </w:r>
+      <w:r>
+        <w:rPr>
+          <w:rFonts w:ascii="Calibri" w:hAnsi="Calibri" w:cs="Calibri" w:eastAsia="Calibri"/>
+        </w:rPr>
+        <w:t>.</w:t>
       </w:r>
     </w:p>
     <w:p>
@@ -6000,9 +5962,6 @@
         <w:rPr>
           <w:rFonts w:ascii="Calibri" w:hAnsi="Calibri" w:cs="Calibri" w:eastAsia="Calibri"/>
         </w:rPr>
-        <w:pict>
-          <v:rect style="width:0;height:1.5pt" o:hralign="center" o:hrstd="t" o:hr="t"/>
-        </w:pict>
       </w:r>
     </w:p>
     <w:bookmarkEnd w:id="15"/>
@@ -6019,7 +5978,7 @@
           <w:color w:val="2E5496"/>
           <w:b/>
         </w:rPr>
-        <w:t xml:space="preserve">5. Morphological wound-healing characteristics</w:t>
+        <w:t>5. Morphological wound-healing characteristics</w:t>
       </w:r>
     </w:p>
     <w:p>
@@ -6032,7 +5991,7 @@
           <w:b/>
           <w:bCs/>
         </w:rPr>
-        <w:t xml:space="preserve">Model per trait:</w:t>
+        <w:t>Model per trait:</w:t>
       </w:r>
       <w:r>
         <w:rPr>
@@ -6045,26 +6004,26 @@
           <w:rFonts w:ascii="Calibri" w:hAnsi="Calibri" w:cs="Calibri" w:eastAsia="Calibri"/>
           <w:rStyle w:val="VerbatimChar"/>
         </w:rPr>
-        <w:t xml:space="preserve">expressed ~ treatment * day * thicket + (1|tank)</w:t>
-      </w:r>
-      <w:r>
-        <w:rPr>
-          <w:rFonts w:ascii="Calibri" w:hAnsi="Calibri" w:cs="Calibri" w:eastAsia="Calibri"/>
-        </w:rPr>
-        <w:t xml:space="preserve">, binomial logit (</w:t>
+        <w:t>expressed ~ treatment * day * thicket + (1|tank)</w:t>
+      </w:r>
+      <w:r>
+        <w:rPr>
+          <w:rFonts w:ascii="Calibri" w:hAnsi="Calibri" w:cs="Calibri" w:eastAsia="Calibri"/>
+        </w:rPr>
+        <w:t>, binomial logit (</w:t>
       </w:r>
       <w:r>
         <w:rPr>
           <w:rFonts w:ascii="Calibri" w:hAnsi="Calibri" w:cs="Calibri" w:eastAsia="Calibri"/>
           <w:rStyle w:val="VerbatimChar"/>
         </w:rPr>
-        <w:t xml:space="preserve">code/04_physio_morphology.R</w:t>
-      </w:r>
-      <w:r>
-        <w:rPr>
-          <w:rFonts w:ascii="Calibri" w:hAnsi="Calibri" w:cs="Calibri" w:eastAsia="Calibri"/>
-        </w:rPr>
-        <w:t xml:space="preserve">). Restricted to wounded corals (n = 12 per treatment, 4 per genet × treatment cell).</w:t>
+        <w:t>code/04_physio_morphology.R</w:t>
+      </w:r>
+      <w:r>
+        <w:rPr>
+          <w:rFonts w:ascii="Calibri" w:hAnsi="Calibri" w:cs="Calibri" w:eastAsia="Calibri"/>
+        </w:rPr>
+        <w:t>). Restricted to wounded corals (n = 12 per treatment, 4 per genet × treatment cell).</w:t>
       </w:r>
     </w:p>
     <w:p>
@@ -6075,7 +6034,7 @@
         <w:rPr>
           <w:rFonts w:ascii="Calibri" w:hAnsi="Calibri" w:cs="Calibri" w:eastAsia="Calibri"/>
         </w:rPr>
-        <w:t xml:space="preserve">Recovery follows the</w:t>
+        <w:t>Recovery follows the</w:t>
       </w:r>
       <w:r>
         <w:rPr>
@@ -6089,19 +6048,19 @@
           <w:b/>
           <w:bCs/>
         </w:rPr>
-        <w:t xml:space="preserve">two-phase sequence</w:t>
-      </w:r>
-      <w:r>
-        <w:rPr>
-          <w:rFonts w:ascii="Calibri" w:hAnsi="Calibri" w:cs="Calibri" w:eastAsia="Calibri"/>
-        </w:rPr>
-        <w:t xml:space="preserve"> </w:t>
-      </w:r>
-      <w:r>
-        <w:rPr>
-          <w:rFonts w:ascii="Calibri" w:hAnsi="Calibri" w:cs="Calibri" w:eastAsia="Calibri"/>
-        </w:rPr>
-        <w:t xml:space="preserve">standard in the coral wound-healing literature: a</w:t>
+        <w:t>two-phase sequence</w:t>
+      </w:r>
+      <w:r>
+        <w:rPr>
+          <w:rFonts w:ascii="Calibri" w:hAnsi="Calibri" w:cs="Calibri" w:eastAsia="Calibri"/>
+        </w:rPr>
+        <w:t xml:space="preserve"> </w:t>
+      </w:r>
+      <w:r>
+        <w:rPr>
+          <w:rFonts w:ascii="Calibri" w:hAnsi="Calibri" w:cs="Calibri" w:eastAsia="Calibri"/>
+        </w:rPr>
+        <w:t>standard in the coral wound-healing literature: a</w:t>
       </w:r>
       <w:r>
         <w:rPr>
@@ -6115,19 +6074,19 @@
           <w:b/>
           <w:bCs/>
         </w:rPr>
-        <w:t xml:space="preserve">tissue-healing phase</w:t>
-      </w:r>
-      <w:r>
-        <w:rPr>
-          <w:rFonts w:ascii="Calibri" w:hAnsi="Calibri" w:cs="Calibri" w:eastAsia="Calibri"/>
-        </w:rPr>
-        <w:t xml:space="preserve"> </w:t>
-      </w:r>
-      <w:r>
-        <w:rPr>
-          <w:rFonts w:ascii="Calibri" w:hAnsi="Calibri" w:cs="Calibri" w:eastAsia="Calibri"/>
-        </w:rPr>
-        <w:t xml:space="preserve">(re-epithelialization / coenosarc coverage that seals the wound) followed by a</w:t>
+        <w:t>tissue-healing phase</w:t>
+      </w:r>
+      <w:r>
+        <w:rPr>
+          <w:rFonts w:ascii="Calibri" w:hAnsi="Calibri" w:cs="Calibri" w:eastAsia="Calibri"/>
+        </w:rPr>
+        <w:t xml:space="preserve"> </w:t>
+      </w:r>
+      <w:r>
+        <w:rPr>
+          <w:rFonts w:ascii="Calibri" w:hAnsi="Calibri" w:cs="Calibri" w:eastAsia="Calibri"/>
+        </w:rPr>
+        <w:t>(re-epithelialization / coenosarc coverage that seals the wound) followed by a</w:t>
       </w:r>
       <w:r>
         <w:rPr>
@@ -6141,19 +6100,19 @@
           <w:b/>
           <w:bCs/>
         </w:rPr>
-        <w:t xml:space="preserve">regeneration phase</w:t>
-      </w:r>
-      <w:r>
-        <w:rPr>
-          <w:rFonts w:ascii="Calibri" w:hAnsi="Calibri" w:cs="Calibri" w:eastAsia="Calibri"/>
-        </w:rPr>
-        <w:t xml:space="preserve"> </w:t>
-      </w:r>
-      <w:r>
-        <w:rPr>
-          <w:rFonts w:ascii="Calibri" w:hAnsi="Calibri" w:cs="Calibri" w:eastAsia="Calibri"/>
-        </w:rPr>
-        <w:t xml:space="preserve">(reappearance of polyps and skeletal calyx/corallite structure). The 8 binary traits index these two phases. (LTH wounds are apical-</w:t>
+        <w:t>regeneration phase</w:t>
+      </w:r>
+      <w:r>
+        <w:rPr>
+          <w:rFonts w:ascii="Calibri" w:hAnsi="Calibri" w:cs="Calibri" w:eastAsia="Calibri"/>
+        </w:rPr>
+        <w:t xml:space="preserve"> </w:t>
+      </w:r>
+      <w:r>
+        <w:rPr>
+          <w:rFonts w:ascii="Calibri" w:hAnsi="Calibri" w:cs="Calibri" w:eastAsia="Calibri"/>
+        </w:rPr>
+        <w:t>(reappearance of polyps and skeletal calyx/corallite structure). The 8 binary traits index these two phases. (LTH wounds are apical-</w:t>
       </w:r>
       <w:r>
         <w:rPr>
@@ -6161,13 +6120,13 @@
           <w:b/>
           <w:bCs/>
         </w:rPr>
-        <w:t xml:space="preserve">tip excisions</w:t>
-      </w:r>
-      <w:r>
-        <w:rPr>
-          <w:rFonts w:ascii="Calibri" w:hAnsi="Calibri" w:cs="Calibri" w:eastAsia="Calibri"/>
-        </w:rPr>
-        <w:t xml:space="preserve">, so regeneration is scored as new skeleton at the branch tip rather than polyp reappearance in a surface wound bed.)</w:t>
+        <w:t>tip excisions</w:t>
+      </w:r>
+      <w:r>
+        <w:rPr>
+          <w:rFonts w:ascii="Calibri" w:hAnsi="Calibri" w:cs="Calibri" w:eastAsia="Calibri"/>
+        </w:rPr>
+        <w:t>, so regeneration is scored as new skeleton at the branch tip rather than polyp reappearance in a surface wound bed.)</w:t>
       </w:r>
     </w:p>
     <w:bookmarkStart w:id="16" w:name="X9a5ec8237ad38496f5c82c4aca11c1f02447af7"/>
@@ -6183,7 +6142,7 @@
           <w:color w:val="2E5496"/>
           <w:b/>
         </w:rPr>
-        <w:t xml:space="preserve">5a. Tissue healing — coenosarc coverage (uniform across genets)</w:t>
+        <w:t>5a. Tissue healing — coenosarc coverage (uniform across genets)</w:t>
       </w:r>
     </w:p>
     <w:p>
@@ -6200,19 +6159,19 @@
           <w:b/>
           <w:bCs/>
         </w:rPr>
-        <w:t xml:space="preserve">Axial polyp formation and wound smoothed</w:t>
-      </w:r>
-      <w:r>
-        <w:rPr>
-          <w:rFonts w:ascii="Calibri" w:hAnsi="Calibri" w:cs="Calibri" w:eastAsia="Calibri"/>
-        </w:rPr>
-        <w:t xml:space="preserve"> </w:t>
-      </w:r>
-      <w:r>
-        <w:rPr>
-          <w:rFonts w:ascii="Calibri" w:hAnsi="Calibri" w:cs="Calibri" w:eastAsia="Calibri"/>
-        </w:rPr>
-        <w:t xml:space="preserve">index re-epithelialization / coenosarc coverage over the wound bed: ≥90% expression in both treatments by Day 5–7. No significant treatment effect, no genet × treatment interaction.</w:t>
+        <w:t>Axial polyp formation and wound smoothed</w:t>
+      </w:r>
+      <w:r>
+        <w:rPr>
+          <w:rFonts w:ascii="Calibri" w:hAnsi="Calibri" w:cs="Calibri" w:eastAsia="Calibri"/>
+        </w:rPr>
+        <w:t xml:space="preserve"> </w:t>
+      </w:r>
+      <w:r>
+        <w:rPr>
+          <w:rFonts w:ascii="Calibri" w:hAnsi="Calibri" w:cs="Calibri" w:eastAsia="Calibri"/>
+        </w:rPr>
+        <w:t>index re-epithelialization / coenosarc coverage over the wound bed: ≥90% expression in both treatments by Day 5–7. No significant treatment effect, no genet × treatment interaction.</w:t>
       </w:r>
       <w:r>
         <w:rPr>
@@ -6226,38 +6185,38 @@
           <w:b/>
           <w:bCs/>
         </w:rPr>
-        <w:t xml:space="preserve">Heat does not delay tissue healing.</w:t>
-      </w:r>
-      <w:r>
-        <w:rPr>
-          <w:rFonts w:ascii="Calibri" w:hAnsi="Calibri" w:cs="Calibri" w:eastAsia="Calibri"/>
-        </w:rPr>
-        <w:t xml:space="preserve"> </w:t>
-      </w:r>
-      <w:r>
-        <w:rPr>
-          <w:rFonts w:ascii="Calibri" w:hAnsi="Calibri" w:cs="Calibri" w:eastAsia="Calibri"/>
-        </w:rPr>
-        <w:t xml:space="preserve">(</w:t>
+        <w:t>Heat does not delay tissue healing.</w:t>
+      </w:r>
+      <w:r>
+        <w:rPr>
+          <w:rFonts w:ascii="Calibri" w:hAnsi="Calibri" w:cs="Calibri" w:eastAsia="Calibri"/>
+        </w:rPr>
+        <w:t xml:space="preserve"> </w:t>
+      </w:r>
+      <w:r>
+        <w:rPr>
+          <w:rFonts w:ascii="Calibri" w:hAnsi="Calibri" w:cs="Calibri" w:eastAsia="Calibri"/>
+        </w:rPr>
+        <w:t>(</w:t>
       </w:r>
       <w:r>
         <w:rPr>
           <w:rFonts w:ascii="Calibri" w:hAnsi="Calibri" w:cs="Calibri" w:eastAsia="Calibri"/>
           <w:rStyle w:val="VerbatimChar"/>
         </w:rPr>
-        <w:t xml:space="preserve">axial_polyp_formation</w:t>
-      </w:r>
-      <w:r>
-        <w:rPr>
-          <w:rFonts w:ascii="Calibri" w:hAnsi="Calibri" w:cs="Calibri" w:eastAsia="Calibri"/>
-        </w:rPr>
-        <w:t xml:space="preserve"> </w:t>
-      </w:r>
-      <w:r>
-        <w:rPr>
-          <w:rFonts w:ascii="Calibri" w:hAnsi="Calibri" w:cs="Calibri" w:eastAsia="Calibri"/>
-        </w:rPr>
-        <w:t xml:space="preserve">combines the byte-identical</w:t>
+        <w:t>axial_polyp_formation</w:t>
+      </w:r>
+      <w:r>
+        <w:rPr>
+          <w:rFonts w:ascii="Calibri" w:hAnsi="Calibri" w:cs="Calibri" w:eastAsia="Calibri"/>
+        </w:rPr>
+        <w:t xml:space="preserve"> </w:t>
+      </w:r>
+      <w:r>
+        <w:rPr>
+          <w:rFonts w:ascii="Calibri" w:hAnsi="Calibri" w:cs="Calibri" w:eastAsia="Calibri"/>
+        </w:rPr>
+        <w:t>combines the byte-identical</w:t>
       </w:r>
       <w:r>
         <w:rPr>
@@ -6270,19 +6229,19 @@
           <w:rFonts w:ascii="Calibri" w:hAnsi="Calibri" w:cs="Calibri" w:eastAsia="Calibri"/>
           <w:rStyle w:val="VerbatimChar"/>
         </w:rPr>
-        <w:t xml:space="preserve">hole_in_center</w:t>
-      </w:r>
-      <w:r>
-        <w:rPr>
-          <w:rFonts w:ascii="Calibri" w:hAnsi="Calibri" w:cs="Calibri" w:eastAsia="Calibri"/>
-        </w:rPr>
-        <w:t xml:space="preserve"> </w:t>
-      </w:r>
-      <w:r>
-        <w:rPr>
-          <w:rFonts w:ascii="Calibri" w:hAnsi="Calibri" w:cs="Calibri" w:eastAsia="Calibri"/>
-        </w:rPr>
-        <w:t xml:space="preserve">and</w:t>
+        <w:t>hole_in_center</w:t>
+      </w:r>
+      <w:r>
+        <w:rPr>
+          <w:rFonts w:ascii="Calibri" w:hAnsi="Calibri" w:cs="Calibri" w:eastAsia="Calibri"/>
+        </w:rPr>
+        <w:t xml:space="preserve"> </w:t>
+      </w:r>
+      <w:r>
+        <w:rPr>
+          <w:rFonts w:ascii="Calibri" w:hAnsi="Calibri" w:cs="Calibri" w:eastAsia="Calibri"/>
+        </w:rPr>
+        <w:t>and</w:t>
       </w:r>
       <w:r>
         <w:rPr>
@@ -6295,19 +6254,19 @@
           <w:rFonts w:ascii="Calibri" w:hAnsi="Calibri" w:cs="Calibri" w:eastAsia="Calibri"/>
           <w:rStyle w:val="VerbatimChar"/>
         </w:rPr>
-        <w:t xml:space="preserve">polyp_in_hole</w:t>
-      </w:r>
-      <w:r>
-        <w:rPr>
-          <w:rFonts w:ascii="Calibri" w:hAnsi="Calibri" w:cs="Calibri" w:eastAsia="Calibri"/>
-        </w:rPr>
-        <w:t xml:space="preserve"> </w:t>
-      </w:r>
-      <w:r>
-        <w:rPr>
-          <w:rFonts w:ascii="Calibri" w:hAnsi="Calibri" w:cs="Calibri" w:eastAsia="Calibri"/>
-        </w:rPr>
-        <w:t xml:space="preserve">columns — the central hole is the axial polyp hole, scored together; see</w:t>
+        <w:t>polyp_in_hole</w:t>
+      </w:r>
+      <w:r>
+        <w:rPr>
+          <w:rFonts w:ascii="Calibri" w:hAnsi="Calibri" w:cs="Calibri" w:eastAsia="Calibri"/>
+        </w:rPr>
+        <w:t xml:space="preserve"> </w:t>
+      </w:r>
+      <w:r>
+        <w:rPr>
+          <w:rFonts w:ascii="Calibri" w:hAnsi="Calibri" w:cs="Calibri" w:eastAsia="Calibri"/>
+        </w:rPr>
+        <w:t>columns — the central hole is the axial polyp hole, scored together; see</w:t>
       </w:r>
       <w:r>
         <w:rPr>
@@ -6320,13 +6279,13 @@
           <w:rFonts w:ascii="Calibri" w:hAnsi="Calibri" w:cs="Calibri" w:eastAsia="Calibri"/>
           <w:rStyle w:val="VerbatimChar"/>
         </w:rPr>
-        <w:t xml:space="preserve">data/raw/physio_morphology/SCORING_NOTES.docx</w:t>
-      </w:r>
-      <w:r>
-        <w:rPr>
-          <w:rFonts w:ascii="Calibri" w:hAnsi="Calibri" w:cs="Calibri" w:eastAsia="Calibri"/>
-        </w:rPr>
-        <w:t xml:space="preserve">.)</w:t>
+        <w:t>data/raw/physio_morphology/SCORING_NOTES.docx</w:t>
+      </w:r>
+      <w:r>
+        <w:rPr>
+          <w:rFonts w:ascii="Calibri" w:hAnsi="Calibri" w:cs="Calibri" w:eastAsia="Calibri"/>
+        </w:rPr>
+        <w:t>.)</w:t>
       </w:r>
     </w:p>
     <w:p>
@@ -6343,13 +6302,13 @@
           <w:b/>
           <w:bCs/>
         </w:rPr>
-        <w:t xml:space="preserve">Polyps out</w:t>
-      </w:r>
-      <w:r>
-        <w:rPr>
-          <w:rFonts w:ascii="Calibri" w:hAnsi="Calibri" w:cs="Calibri" w:eastAsia="Calibri"/>
-        </w:rPr>
-        <w:t xml:space="preserve">: significant treatment × day interaction (Wald χ²₁ = 6.70, p = 0.0097) — heated wounded corals keep polyps retracted at later timepoints more than ambient controls. This is the only healing-phase trait with a real heat response.</w:t>
+        <w:t>Polyps out</w:t>
+      </w:r>
+      <w:r>
+        <w:rPr>
+          <w:rFonts w:ascii="Calibri" w:hAnsi="Calibri" w:cs="Calibri" w:eastAsia="Calibri"/>
+        </w:rPr>
+        <w:t>: significant treatment × day interaction (Wald χ²₁ = 6.70, p = 0.0097) — heated wounded corals keep polyps retracted at later timepoints more than ambient controls. This is the only healing-phase trait with a real heat response.</w:t>
       </w:r>
     </w:p>
     <w:bookmarkEnd w:id="16"/>
@@ -6366,7 +6325,7 @@
           <w:color w:val="2E5496"/>
           <w:b/>
         </w:rPr>
-        <w:t xml:space="preserve">5b. Regeneration phase — skeletal regrowth at the tip (heat-impaired, genet-dependent)</w:t>
+        <w:t>5b. Regeneration phase — skeletal regrowth at the tip (heat-impaired, genet-dependent)</w:t>
       </w:r>
     </w:p>
     <w:p>
@@ -6383,13 +6342,13 @@
           <w:b/>
           <w:bCs/>
         </w:rPr>
-        <w:t xml:space="preserve">Tip extension</w:t>
-      </w:r>
-      <w:r>
-        <w:rPr>
-          <w:rFonts w:ascii="Calibri" w:hAnsi="Calibri" w:cs="Calibri" w:eastAsia="Calibri"/>
-        </w:rPr>
-        <w:t xml:space="preserve">: by Day 15, ~92% of 28 °C corals show tip extension vs 83% of 31 °C. Modest overall heat effect (interval-censored time ratio = 1.16, p = 0.18; first-observed Cox HR = 0.80, p = 0.61).</w:t>
+        <w:t>Tip extension</w:t>
+      </w:r>
+      <w:r>
+        <w:rPr>
+          <w:rFonts w:ascii="Calibri" w:hAnsi="Calibri" w:cs="Calibri" w:eastAsia="Calibri"/>
+        </w:rPr>
+        <w:t>: by Day 15, ~92% of 28 °C corals show tip extension vs 83% of 31 °C. Modest overall heat effect (interval-censored time ratio = 1.16, p = 0.18; first-observed Cox HR = 0.80, p = 0.61).</w:t>
       </w:r>
     </w:p>
     <w:p>
@@ -6406,13 +6365,13 @@
           <w:b/>
           <w:bCs/>
         </w:rPr>
-        <w:t xml:space="preserve">New corallites on tip</w:t>
-      </w:r>
-      <w:r>
-        <w:rPr>
-          <w:rFonts w:ascii="Calibri" w:hAnsi="Calibri" w:cs="Calibri" w:eastAsia="Calibri"/>
-        </w:rPr>
-        <w:t xml:space="preserve">: 100% of 28 °C wounded corals form new corallites by Day 15 vs 33% of 31 °C.</w:t>
+        <w:t>New corallites on tip</w:t>
+      </w:r>
+      <w:r>
+        <w:rPr>
+          <w:rFonts w:ascii="Calibri" w:hAnsi="Calibri" w:cs="Calibri" w:eastAsia="Calibri"/>
+        </w:rPr>
+        <w:t>: 100% of 28 °C wounded corals form new corallites by Day 15 vs 33% of 31 °C.</w:t>
       </w:r>
       <w:r>
         <w:rPr>
@@ -6426,7 +6385,7 @@
           <w:b/>
           <w:bCs/>
         </w:rPr>
-        <w:t xml:space="preserve">Interval-censored time ratio = 1.32 (95% CI 1.19–1.47, p = 1.4×10⁻⁷); first-observed Cox HR = 0.22 (95% CI 0.07–0.69, p = 0.010).</w:t>
+        <w:t>Interval-censored time ratio = 1.32 (95% CI 1.19–1.47, p = 1.4×10⁻⁷); first-observed Cox HR = 0.22 (95% CI 0.07–0.69, p = 0.010).</w:t>
       </w:r>
     </w:p>
     <w:p>
@@ -6445,7 +6404,7 @@
           <w:bCs/>
           <w:color w:val="2E5496"/>
         </w:rPr>
-        <w:t xml:space="preserve">Per-genet Cox HR for new corallites (31 °C vs 28 °C):</w:t>
+        <w:t>Per-genet Cox HR for new corallites (31 °C vs 28 °C):</w:t>
       </w:r>
     </w:p>
     <w:tbl>
@@ -6497,7 +6456,7 @@
                 <w:color w:val="FFFFFF"/>
                 <w:b/>
               </w:rPr>
-              <w:t xml:space="preserve">Genet</w:t>
+              <w:t>Genet</w:t>
             </w:r>
           </w:p>
         </w:tc>
@@ -6524,7 +6483,7 @@
                 <w:color w:val="FFFFFF"/>
                 <w:b/>
               </w:rPr>
-              <w:t xml:space="preserve">HR</w:t>
+              <w:t>HR</w:t>
             </w:r>
           </w:p>
         </w:tc>
@@ -6551,7 +6510,7 @@
                 <w:color w:val="FFFFFF"/>
                 <w:b/>
               </w:rPr>
-              <w:t xml:space="preserve">n events / 28C</w:t>
+              <w:t>n events / 28C</w:t>
             </w:r>
           </w:p>
         </w:tc>
@@ -6578,7 +6537,7 @@
                 <w:color w:val="FFFFFF"/>
                 <w:b/>
               </w:rPr>
-              <w:t xml:space="preserve">n events / 31C</w:t>
+              <w:t>n events / 31C</w:t>
             </w:r>
           </w:p>
         </w:tc>
@@ -6608,7 +6567,7 @@
               <w:rPr>
                 <w:rFonts w:ascii="Calibri" w:hAnsi="Calibri" w:cs="Calibri" w:eastAsia="Calibri"/>
               </w:rPr>
-              <w:t xml:space="preserve">a</w:t>
+              <w:t>a</w:t>
             </w:r>
           </w:p>
         </w:tc>
@@ -6633,7 +6592,7 @@
               <w:rPr>
                 <w:rFonts w:ascii="Calibri" w:hAnsi="Calibri" w:cs="Calibri" w:eastAsia="Calibri"/>
               </w:rPr>
-              <w:t xml:space="preserve">~0 (no events under 31 °C)</w:t>
+              <w:t>~0 (no events under 31 °C)</w:t>
             </w:r>
           </w:p>
         </w:tc>
@@ -6658,7 +6617,7 @@
               <w:rPr>
                 <w:rFonts w:ascii="Calibri" w:hAnsi="Calibri" w:cs="Calibri" w:eastAsia="Calibri"/>
               </w:rPr>
-              <w:t xml:space="preserve">4 / 4</w:t>
+              <w:t>4 / 4</w:t>
             </w:r>
           </w:p>
         </w:tc>
@@ -6683,7 +6642,7 @@
               <w:rPr>
                 <w:rFonts w:ascii="Calibri" w:hAnsi="Calibri" w:cs="Calibri" w:eastAsia="Calibri"/>
               </w:rPr>
-              <w:t xml:space="preserve">0 / 4</w:t>
+              <w:t>0 / 4</w:t>
             </w:r>
           </w:p>
         </w:tc>
@@ -6713,7 +6672,7 @@
               <w:rPr>
                 <w:rFonts w:ascii="Calibri" w:hAnsi="Calibri" w:cs="Calibri" w:eastAsia="Calibri"/>
               </w:rPr>
-              <w:t xml:space="preserve">c</w:t>
+              <w:t>c</w:t>
             </w:r>
           </w:p>
         </w:tc>
@@ -6738,7 +6697,7 @@
               <w:rPr>
                 <w:rFonts w:ascii="Calibri" w:hAnsi="Calibri" w:cs="Calibri" w:eastAsia="Calibri"/>
               </w:rPr>
-              <w:t xml:space="preserve">0.64</w:t>
+              <w:t>0.64</w:t>
             </w:r>
           </w:p>
         </w:tc>
@@ -6763,7 +6722,7 @@
               <w:rPr>
                 <w:rFonts w:ascii="Calibri" w:hAnsi="Calibri" w:cs="Calibri" w:eastAsia="Calibri"/>
               </w:rPr>
-              <w:t xml:space="preserve">4 / 4</w:t>
+              <w:t>4 / 4</w:t>
             </w:r>
           </w:p>
         </w:tc>
@@ -6788,7 +6747,7 @@
               <w:rPr>
                 <w:rFonts w:ascii="Calibri" w:hAnsi="Calibri" w:cs="Calibri" w:eastAsia="Calibri"/>
               </w:rPr>
-              <w:t xml:space="preserve">3 / 4</w:t>
+              <w:t>3 / 4</w:t>
             </w:r>
           </w:p>
         </w:tc>
@@ -6817,7 +6776,7 @@
               <w:rPr>
                 <w:rFonts w:ascii="Calibri" w:hAnsi="Calibri" w:cs="Calibri" w:eastAsia="Calibri"/>
               </w:rPr>
-              <w:t xml:space="preserve">d</w:t>
+              <w:t>d</w:t>
             </w:r>
           </w:p>
         </w:tc>
@@ -6841,7 +6800,7 @@
               <w:rPr>
                 <w:rFonts w:ascii="Calibri" w:hAnsi="Calibri" w:cs="Calibri" w:eastAsia="Calibri"/>
               </w:rPr>
-              <w:t xml:space="preserve">0.14 (p = 0.08)</w:t>
+              <w:t>0.14 (p = 0.08)</w:t>
             </w:r>
           </w:p>
         </w:tc>
@@ -6865,7 +6824,7 @@
               <w:rPr>
                 <w:rFonts w:ascii="Calibri" w:hAnsi="Calibri" w:cs="Calibri" w:eastAsia="Calibri"/>
               </w:rPr>
-              <w:t xml:space="preserve">4 / 4</w:t>
+              <w:t>4 / 4</w:t>
             </w:r>
           </w:p>
         </w:tc>
@@ -6889,7 +6848,7 @@
               <w:rPr>
                 <w:rFonts w:ascii="Calibri" w:hAnsi="Calibri" w:cs="Calibri" w:eastAsia="Calibri"/>
               </w:rPr>
-              <w:t xml:space="preserve">1 / 4</w:t>
+              <w:t>1 / 4</w:t>
             </w:r>
           </w:p>
         </w:tc>
@@ -6904,7 +6863,7 @@
         <w:rPr>
           <w:rFonts w:ascii="Calibri" w:hAnsi="Calibri" w:cs="Calibri" w:eastAsia="Calibri"/>
         </w:rPr>
-        <w:t xml:space="preserve">LRT for genet × treatment in Cox regression: χ² = 11.3, df = 2,</w:t>
+        <w:t>LRT for genet × treatment in Cox regression: χ² = 11.3, df = 2,</w:t>
       </w:r>
       <w:r>
         <w:rPr>
@@ -6918,32 +6877,32 @@
           <w:b/>
           <w:bCs/>
         </w:rPr>
-        <w:t xml:space="preserve">p = 0.0035</w:t>
-      </w:r>
-      <w:r>
-        <w:rPr>
-          <w:rFonts w:ascii="Calibri" w:hAnsi="Calibri" w:cs="Calibri" w:eastAsia="Calibri"/>
-        </w:rPr>
-        <w:t xml:space="preserve"> </w:t>
-      </w:r>
-      <w:r>
-        <w:rPr>
-          <w:rFonts w:ascii="Calibri" w:hAnsi="Calibri" w:cs="Calibri" w:eastAsia="Calibri"/>
-        </w:rPr>
-        <w:t xml:space="preserve">(</w:t>
+        <w:t>p = 0.0035</w:t>
+      </w:r>
+      <w:r>
+        <w:rPr>
+          <w:rFonts w:ascii="Calibri" w:hAnsi="Calibri" w:cs="Calibri" w:eastAsia="Calibri"/>
+        </w:rPr>
+        <w:t xml:space="preserve"> </w:t>
+      </w:r>
+      <w:r>
+        <w:rPr>
+          <w:rFonts w:ascii="Calibri" w:hAnsi="Calibri" w:cs="Calibri" w:eastAsia="Calibri"/>
+        </w:rPr>
+        <w:t>(</w:t>
       </w:r>
       <w:r>
         <w:rPr>
           <w:rFonts w:ascii="Calibri" w:hAnsi="Calibri" w:cs="Calibri" w:eastAsia="Calibri"/>
           <w:rStyle w:val="VerbatimChar"/>
         </w:rPr>
-        <w:t xml:space="preserve">output/tables/14_cox_genet_LRT.csv</w:t>
-      </w:r>
-      <w:r>
-        <w:rPr>
-          <w:rFonts w:ascii="Calibri" w:hAnsi="Calibri" w:cs="Calibri" w:eastAsia="Calibri"/>
-        </w:rPr>
-        <w:t xml:space="preserve">). The three genets respond significantly differently to heat on this trait; genet C is again the most resilient.</w:t>
+        <w:t>output/tables/14_cox_genet_LRT.csv</w:t>
+      </w:r>
+      <w:r>
+        <w:rPr>
+          <w:rFonts w:ascii="Calibri" w:hAnsi="Calibri" w:cs="Calibri" w:eastAsia="Calibri"/>
+        </w:rPr>
+        <w:t>). The three genets respond significantly differently to heat on this trait; genet C is again the most resilient.</w:t>
       </w:r>
     </w:p>
     <w:p>
@@ -6954,7 +6913,7 @@
         <w:rPr>
           <w:rFonts w:ascii="Calibri" w:hAnsi="Calibri" w:cs="Calibri" w:eastAsia="Calibri"/>
         </w:rPr>
-        <w:t xml:space="preserve">A similar significant interaction holds for</w:t>
+        <w:t>A similar significant interaction holds for</w:t>
       </w:r>
       <w:r>
         <w:rPr>
@@ -6968,19 +6927,19 @@
           <w:b/>
           <w:bCs/>
         </w:rPr>
-        <w:t xml:space="preserve">pigment over wound</w:t>
-      </w:r>
-      <w:r>
-        <w:rPr>
-          <w:rFonts w:ascii="Calibri" w:hAnsi="Calibri" w:cs="Calibri" w:eastAsia="Calibri"/>
-        </w:rPr>
-        <w:t xml:space="preserve"> </w:t>
-      </w:r>
-      <w:r>
-        <w:rPr>
-          <w:rFonts w:ascii="Calibri" w:hAnsi="Calibri" w:cs="Calibri" w:eastAsia="Calibri"/>
-        </w:rPr>
-        <w:t xml:space="preserve">(Cox LRT χ² = 13.3, p = 0.001).</w:t>
+        <w:t>pigment over wound</w:t>
+      </w:r>
+      <w:r>
+        <w:rPr>
+          <w:rFonts w:ascii="Calibri" w:hAnsi="Calibri" w:cs="Calibri" w:eastAsia="Calibri"/>
+        </w:rPr>
+        <w:t xml:space="preserve"> </w:t>
+      </w:r>
+      <w:r>
+        <w:rPr>
+          <w:rFonts w:ascii="Calibri" w:hAnsi="Calibri" w:cs="Calibri" w:eastAsia="Calibri"/>
+        </w:rPr>
+        <w:t>(Cox LRT χ² = 13.3, p = 0.001).</w:t>
       </w:r>
     </w:p>
     <w:p>
@@ -6993,7 +6952,7 @@
           <w:b/>
           <w:bCs/>
         </w:rPr>
-        <w:t xml:space="preserve">Figures:</w:t>
+        <w:t>Figures:</w:t>
       </w:r>
       <w:r>
         <w:rPr>
@@ -7006,19 +6965,19 @@
           <w:rFonts w:ascii="Calibri" w:hAnsi="Calibri" w:cs="Calibri" w:eastAsia="Calibri"/>
           <w:rStyle w:val="VerbatimChar"/>
         </w:rPr>
-        <w:t xml:space="preserve">figures/04_morphology_trajectories.{pdf,png}</w:t>
-      </w:r>
-      <w:r>
-        <w:rPr>
-          <w:rFonts w:ascii="Calibri" w:hAnsi="Calibri" w:cs="Calibri" w:eastAsia="Calibri"/>
-        </w:rPr>
-        <w:t xml:space="preserve"> </w:t>
-      </w:r>
-      <w:r>
-        <w:rPr>
-          <w:rFonts w:ascii="Calibri" w:hAnsi="Calibri" w:cs="Calibri" w:eastAsia="Calibri"/>
-        </w:rPr>
-        <w:t xml:space="preserve">(pooled by genet),</w:t>
+        <w:t>figures/04_morphology_trajectories.{pdf,png}</w:t>
+      </w:r>
+      <w:r>
+        <w:rPr>
+          <w:rFonts w:ascii="Calibri" w:hAnsi="Calibri" w:cs="Calibri" w:eastAsia="Calibri"/>
+        </w:rPr>
+        <w:t xml:space="preserve"> </w:t>
+      </w:r>
+      <w:r>
+        <w:rPr>
+          <w:rFonts w:ascii="Calibri" w:hAnsi="Calibri" w:cs="Calibri" w:eastAsia="Calibri"/>
+        </w:rPr>
+        <w:t>(pooled by genet),</w:t>
       </w:r>
       <w:r>
         <w:rPr>
@@ -7031,19 +6990,19 @@
           <w:rFonts w:ascii="Calibri" w:hAnsi="Calibri" w:cs="Calibri" w:eastAsia="Calibri"/>
           <w:rStyle w:val="VerbatimChar"/>
         </w:rPr>
-        <w:t xml:space="preserve">figures/04b_morphology_trajectories_by_genet.{pdf,png}</w:t>
-      </w:r>
-      <w:r>
-        <w:rPr>
-          <w:rFonts w:ascii="Calibri" w:hAnsi="Calibri" w:cs="Calibri" w:eastAsia="Calibri"/>
-        </w:rPr>
-        <w:t xml:space="preserve"> </w:t>
-      </w:r>
-      <w:r>
-        <w:rPr>
-          <w:rFonts w:ascii="Calibri" w:hAnsi="Calibri" w:cs="Calibri" w:eastAsia="Calibri"/>
-        </w:rPr>
-        <w:t xml:space="preserve">(split by genet),</w:t>
+        <w:t>figures/04b_morphology_trajectories_by_genet.{pdf,png}</w:t>
+      </w:r>
+      <w:r>
+        <w:rPr>
+          <w:rFonts w:ascii="Calibri" w:hAnsi="Calibri" w:cs="Calibri" w:eastAsia="Calibri"/>
+        </w:rPr>
+        <w:t xml:space="preserve"> </w:t>
+      </w:r>
+      <w:r>
+        <w:rPr>
+          <w:rFonts w:ascii="Calibri" w:hAnsi="Calibri" w:cs="Calibri" w:eastAsia="Calibri"/>
+        </w:rPr>
+        <w:t>(split by genet),</w:t>
       </w:r>
       <w:r>
         <w:rPr>
@@ -7056,19 +7015,19 @@
           <w:rFonts w:ascii="Calibri" w:hAnsi="Calibri" w:cs="Calibri" w:eastAsia="Calibri"/>
           <w:rStyle w:val="VerbatimChar"/>
         </w:rPr>
-        <w:t xml:space="preserve">figures/14_morphology_KM.{pdf,png}</w:t>
-      </w:r>
-      <w:r>
-        <w:rPr>
-          <w:rFonts w:ascii="Calibri" w:hAnsi="Calibri" w:cs="Calibri" w:eastAsia="Calibri"/>
-        </w:rPr>
-        <w:t xml:space="preserve"> </w:t>
-      </w:r>
-      <w:r>
-        <w:rPr>
-          <w:rFonts w:ascii="Calibri" w:hAnsi="Calibri" w:cs="Calibri" w:eastAsia="Calibri"/>
-        </w:rPr>
-        <w:t xml:space="preserve">(KM by treatment),</w:t>
+        <w:t>figures/14_morphology_KM.{pdf,png}</w:t>
+      </w:r>
+      <w:r>
+        <w:rPr>
+          <w:rFonts w:ascii="Calibri" w:hAnsi="Calibri" w:cs="Calibri" w:eastAsia="Calibri"/>
+        </w:rPr>
+        <w:t xml:space="preserve"> </w:t>
+      </w:r>
+      <w:r>
+        <w:rPr>
+          <w:rFonts w:ascii="Calibri" w:hAnsi="Calibri" w:cs="Calibri" w:eastAsia="Calibri"/>
+        </w:rPr>
+        <w:t>(KM by treatment),</w:t>
       </w:r>
       <w:r>
         <w:rPr>
@@ -7081,19 +7040,19 @@
           <w:rFonts w:ascii="Calibri" w:hAnsi="Calibri" w:cs="Calibri" w:eastAsia="Calibri"/>
           <w:rStyle w:val="VerbatimChar"/>
         </w:rPr>
-        <w:t xml:space="preserve">figures/14b_morphology_KM_by_genet.{pdf,png}</w:t>
-      </w:r>
-      <w:r>
-        <w:rPr>
-          <w:rFonts w:ascii="Calibri" w:hAnsi="Calibri" w:cs="Calibri" w:eastAsia="Calibri"/>
-        </w:rPr>
-        <w:t xml:space="preserve"> </w:t>
-      </w:r>
-      <w:r>
-        <w:rPr>
-          <w:rFonts w:ascii="Calibri" w:hAnsi="Calibri" w:cs="Calibri" w:eastAsia="Calibri"/>
-        </w:rPr>
-        <w:t xml:space="preserve">(KM by treatment × genet).</w:t>
+        <w:t>figures/14b_morphology_KM_by_genet.{pdf,png}</w:t>
+      </w:r>
+      <w:r>
+        <w:rPr>
+          <w:rFonts w:ascii="Calibri" w:hAnsi="Calibri" w:cs="Calibri" w:eastAsia="Calibri"/>
+        </w:rPr>
+        <w:t xml:space="preserve"> </w:t>
+      </w:r>
+      <w:r>
+        <w:rPr>
+          <w:rFonts w:ascii="Calibri" w:hAnsi="Calibri" w:cs="Calibri" w:eastAsia="Calibri"/>
+        </w:rPr>
+        <w:t>(KM by treatment × genet).</w:t>
       </w:r>
     </w:p>
     <w:bookmarkEnd w:id="17"/>
@@ -7110,7 +7069,7 @@
           <w:color w:val="2E5496"/>
           <w:b/>
         </w:rPr>
-        <w:t xml:space="preserve">5c. Healing-to-regeneration lag (per-coral event timing)</w:t>
+        <w:t>5c. Healing-to-regeneration lag (per-coral event timing)</w:t>
       </w:r>
     </w:p>
     <w:p>
@@ -7122,7 +7081,7 @@
         <w:rPr>
           <w:rFonts w:ascii="Calibri" w:hAnsi="Calibri" w:cs="Calibri" w:eastAsia="Calibri"/>
         </w:rPr>
-        <w:t xml:space="preserve">We quantify "heat impairs the regeneration phase, not the healing phase" as the</w:t>
+        <w:t>We quantify "heat impairs the regeneration phase, not the healing phase" as the</w:t>
       </w:r>
       <w:r>
         <w:rPr>
@@ -7136,58 +7095,58 @@
           <w:b/>
           <w:bCs/>
         </w:rPr>
-        <w:t xml:space="preserve">lag</w:t>
-      </w:r>
-      <w:r>
-        <w:rPr>
-          <w:rFonts w:ascii="Calibri" w:hAnsi="Calibri" w:cs="Calibri" w:eastAsia="Calibri"/>
-        </w:rPr>
-        <w:t xml:space="preserve"> </w:t>
-      </w:r>
-      <w:r>
-        <w:rPr>
-          <w:rFonts w:ascii="Calibri" w:hAnsi="Calibri" w:cs="Calibri" w:eastAsia="Calibri"/>
-        </w:rPr>
-        <w:t xml:space="preserve">between reaching coenosarc coverage / tissue healing (</w:t>
+        <w:t>lag</w:t>
+      </w:r>
+      <w:r>
+        <w:rPr>
+          <w:rFonts w:ascii="Calibri" w:hAnsi="Calibri" w:cs="Calibri" w:eastAsia="Calibri"/>
+        </w:rPr>
+        <w:t xml:space="preserve"> </w:t>
+      </w:r>
+      <w:r>
+        <w:rPr>
+          <w:rFonts w:ascii="Calibri" w:hAnsi="Calibri" w:cs="Calibri" w:eastAsia="Calibri"/>
+        </w:rPr>
+        <w:t>between reaching coenosarc coverage / tissue healing (</w:t>
       </w:r>
       <w:r>
         <w:rPr>
           <w:rFonts w:ascii="Calibri" w:hAnsi="Calibri" w:cs="Calibri" w:eastAsia="Calibri"/>
           <w:rStyle w:val="VerbatimChar"/>
         </w:rPr>
-        <w:t xml:space="preserve">wound_smoothed</w:t>
-      </w:r>
-      <w:r>
-        <w:rPr>
-          <w:rFonts w:ascii="Calibri" w:hAnsi="Calibri" w:cs="Calibri" w:eastAsia="Calibri"/>
-        </w:rPr>
-        <w:t xml:space="preserve">) and forming new skeleton at the tip (</w:t>
+        <w:t>wound_smoothed</w:t>
+      </w:r>
+      <w:r>
+        <w:rPr>
+          <w:rFonts w:ascii="Calibri" w:hAnsi="Calibri" w:cs="Calibri" w:eastAsia="Calibri"/>
+        </w:rPr>
+        <w:t>) and forming new skeleton at the tip (</w:t>
       </w:r>
       <w:r>
         <w:rPr>
           <w:rFonts w:ascii="Calibri" w:hAnsi="Calibri" w:cs="Calibri" w:eastAsia="Calibri"/>
           <w:rStyle w:val="VerbatimChar"/>
         </w:rPr>
-        <w:t xml:space="preserve">new_corallites_on_tip</w:t>
-      </w:r>
-      <w:r>
-        <w:rPr>
-          <w:rFonts w:ascii="Calibri" w:hAnsi="Calibri" w:cs="Calibri" w:eastAsia="Calibri"/>
-        </w:rPr>
-        <w:t xml:space="preserve">), computed per coral (</w:t>
+        <w:t>new_corallites_on_tip</w:t>
+      </w:r>
+      <w:r>
+        <w:rPr>
+          <w:rFonts w:ascii="Calibri" w:hAnsi="Calibri" w:cs="Calibri" w:eastAsia="Calibri"/>
+        </w:rPr>
+        <w:t>), computed per coral (</w:t>
       </w:r>
       <w:r>
         <w:rPr>
           <w:rFonts w:ascii="Calibri" w:hAnsi="Calibri" w:cs="Calibri" w:eastAsia="Calibri"/>
           <w:rStyle w:val="VerbatimChar"/>
         </w:rPr>
-        <w:t xml:space="preserve">code/14_morphology_kaplan.R</w:t>
-      </w:r>
-      <w:r>
-        <w:rPr>
-          <w:rFonts w:ascii="Calibri" w:hAnsi="Calibri" w:cs="Calibri" w:eastAsia="Calibri"/>
-        </w:rPr>
-        <w:t xml:space="preserve">,</w:t>
+        <w:t>code/14_morphology_kaplan.R</w:t>
+      </w:r>
+      <w:r>
+        <w:rPr>
+          <w:rFonts w:ascii="Calibri" w:hAnsi="Calibri" w:cs="Calibri" w:eastAsia="Calibri"/>
+        </w:rPr>
+        <w:t>,</w:t>
       </w:r>
       <w:r>
         <w:rPr>
@@ -7200,13 +7159,13 @@
           <w:rFonts w:ascii="Calibri" w:hAnsi="Calibri" w:cs="Calibri" w:eastAsia="Calibri"/>
           <w:rStyle w:val="VerbatimChar"/>
         </w:rPr>
-        <w:t xml:space="preserve">output/tables/14_milestone_lag_summary.csv</w:t>
-      </w:r>
-      <w:r>
-        <w:rPr>
-          <w:rFonts w:ascii="Calibri" w:hAnsi="Calibri" w:cs="Calibri" w:eastAsia="Calibri"/>
-        </w:rPr>
-        <w:t xml:space="preserve">):</w:t>
+        <w:t>output/tables/14_milestone_lag_summary.csv</w:t>
+      </w:r>
+      <w:r>
+        <w:rPr>
+          <w:rFonts w:ascii="Calibri" w:hAnsi="Calibri" w:cs="Calibri" w:eastAsia="Calibri"/>
+        </w:rPr>
+        <w:t>):</w:t>
       </w:r>
     </w:p>
     <w:tbl>
@@ -7259,7 +7218,7 @@
                 <w:color w:val="FFFFFF"/>
                 <w:b/>
               </w:rPr>
-              <w:t xml:space="preserve">Treatment</w:t>
+              <w:t>Treatment</w:t>
             </w:r>
           </w:p>
         </w:tc>
@@ -7286,7 +7245,7 @@
                 <w:color w:val="FFFFFF"/>
                 <w:b/>
               </w:rPr>
-              <w:t xml:space="preserve">n closed</w:t>
+              <w:t>n closed</w:t>
             </w:r>
           </w:p>
         </w:tc>
@@ -7313,7 +7272,7 @@
                 <w:color w:val="FFFFFF"/>
                 <w:b/>
               </w:rPr>
-              <w:t xml:space="preserve">reached both</w:t>
+              <w:t>reached both</w:t>
             </w:r>
           </w:p>
         </w:tc>
@@ -7341,7 +7300,7 @@
                 <w:bCs/>
                 <w:color w:val="FFFFFF"/>
               </w:rPr>
-              <w:t xml:space="preserve">% closed but never regenerated</w:t>
+              <w:t>% closed but never regenerated</w:t>
             </w:r>
           </w:p>
         </w:tc>
@@ -7368,7 +7327,7 @@
                 <w:color w:val="FFFFFF"/>
                 <w:b/>
               </w:rPr>
-              <w:t xml:space="preserve">median lag (days)</w:t>
+              <w:t>median lag (days)</w:t>
             </w:r>
           </w:p>
         </w:tc>
@@ -7398,7 +7357,7 @@
               <w:rPr>
                 <w:rFonts w:ascii="Calibri" w:hAnsi="Calibri" w:cs="Calibri" w:eastAsia="Calibri"/>
               </w:rPr>
-              <w:t xml:space="preserve">28 °C</w:t>
+              <w:t>28 °C</w:t>
             </w:r>
           </w:p>
         </w:tc>
@@ -7423,7 +7382,7 @@
               <w:rPr>
                 <w:rFonts w:ascii="Calibri" w:hAnsi="Calibri" w:cs="Calibri" w:eastAsia="Calibri"/>
               </w:rPr>
-              <w:t xml:space="preserve">12</w:t>
+              <w:t>12</w:t>
             </w:r>
           </w:p>
         </w:tc>
@@ -7448,7 +7407,7 @@
               <w:rPr>
                 <w:rFonts w:ascii="Calibri" w:hAnsi="Calibri" w:cs="Calibri" w:eastAsia="Calibri"/>
               </w:rPr>
-              <w:t xml:space="preserve">12</w:t>
+              <w:t>12</w:t>
             </w:r>
           </w:p>
         </w:tc>
@@ -7475,7 +7434,7 @@
                 <w:b/>
                 <w:bCs/>
               </w:rPr>
-              <w:t xml:space="preserve">0 %</w:t>
+              <w:t>0 %</w:t>
             </w:r>
           </w:p>
         </w:tc>
@@ -7500,7 +7459,7 @@
               <w:rPr>
                 <w:rFonts w:ascii="Calibri" w:hAnsi="Calibri" w:cs="Calibri" w:eastAsia="Calibri"/>
               </w:rPr>
-              <w:t xml:space="preserve">8</w:t>
+              <w:t>8</w:t>
             </w:r>
           </w:p>
         </w:tc>
@@ -7529,7 +7488,7 @@
               <w:rPr>
                 <w:rFonts w:ascii="Calibri" w:hAnsi="Calibri" w:cs="Calibri" w:eastAsia="Calibri"/>
               </w:rPr>
-              <w:t xml:space="preserve">31 °C</w:t>
+              <w:t>31 °C</w:t>
             </w:r>
           </w:p>
         </w:tc>
@@ -7553,7 +7512,7 @@
               <w:rPr>
                 <w:rFonts w:ascii="Calibri" w:hAnsi="Calibri" w:cs="Calibri" w:eastAsia="Calibri"/>
               </w:rPr>
-              <w:t xml:space="preserve">12</w:t>
+              <w:t>12</w:t>
             </w:r>
           </w:p>
         </w:tc>
@@ -7577,7 +7536,7 @@
               <w:rPr>
                 <w:rFonts w:ascii="Calibri" w:hAnsi="Calibri" w:cs="Calibri" w:eastAsia="Calibri"/>
               </w:rPr>
-              <w:t xml:space="preserve">4</w:t>
+              <w:t>4</w:t>
             </w:r>
           </w:p>
         </w:tc>
@@ -7603,7 +7562,7 @@
                 <w:b/>
                 <w:bCs/>
               </w:rPr>
-              <w:t xml:space="preserve">67 %</w:t>
+              <w:t>67 %</w:t>
             </w:r>
           </w:p>
         </w:tc>
@@ -7627,7 +7586,7 @@
               <w:rPr>
                 <w:rFonts w:ascii="Calibri" w:hAnsi="Calibri" w:cs="Calibri" w:eastAsia="Calibri"/>
               </w:rPr>
-              <w:t xml:space="preserve">10</w:t>
+              <w:t>10</w:t>
             </w:r>
           </w:p>
         </w:tc>
@@ -7642,13 +7601,12 @@
         <w:rPr>
           <w:rFonts w:ascii="Calibri" w:hAnsi="Calibri" w:cs="Calibri" w:eastAsia="Calibri"/>
         </w:rPr>
-        <w:t xml:space="preserve">At 28 °C every coral that closed its wound went on to regenerate (median 8 d later). At 31 °C</w:t>
-      </w:r>
-      <w:r>
-        <w:rPr>
-          <w:rFonts w:ascii="Calibri" w:hAnsi="Calibri" w:cs="Calibri" w:eastAsia="Calibri"/>
-        </w:rPr>
-        <w:t xml:space="preserve"> </w:t>
+        <w:t>At 28 °C every coral that closed its wound went on to regenerate (median 8 d later). At 31 °C two-thirds closed the wound but never rebuilt skeleton within the experiment, and the few that did took ~2 d longer. Among corals reaching both milestones the lag difference is marginal (Wilcoxon W = 9, p = 0.061, n = 4 heated); the dominant pattern is the corals that had not regenerated by the end of the experiment, not the lag length.</w:t>
+      </w:r>
+      <w:r>
+        <w:rPr>
+          <w:rFonts w:ascii="Calibri" w:hAnsi="Calibri" w:cs="Calibri" w:eastAsia="Calibri"/>
+        </w:rPr>
       </w:r>
       <w:r>
         <w:rPr>
@@ -7656,25 +7614,21 @@
           <w:b/>
           <w:bCs/>
         </w:rPr>
-        <w:t xml:space="preserve">two-thirds closed the wound but never rebuilt skeleton</w:t>
-      </w:r>
-      <w:r>
-        <w:rPr>
-          <w:rFonts w:ascii="Calibri" w:hAnsi="Calibri" w:cs="Calibri" w:eastAsia="Calibri"/>
-        </w:rPr>
-        <w:t xml:space="preserve"> </w:t>
-      </w:r>
-      <w:r>
-        <w:rPr>
-          <w:rFonts w:ascii="Calibri" w:hAnsi="Calibri" w:cs="Calibri" w:eastAsia="Calibri"/>
-        </w:rPr>
-        <w:t xml:space="preserve">within the experiment, and the few that did took ~2 d longer. Among corals reaching both milestones the lag difference is marginal (Wilcoxon W = 9, p = 0.061, n = 4 heated); the dominant signal is the</w:t>
-      </w:r>
-      <w:r>
-        <w:rPr>
-          <w:rFonts w:ascii="Calibri" w:hAnsi="Calibri" w:cs="Calibri" w:eastAsia="Calibri"/>
-        </w:rPr>
-        <w:t xml:space="preserve"> </w:t>
+      </w:r>
+      <w:r>
+        <w:rPr>
+          <w:rFonts w:ascii="Calibri" w:hAnsi="Calibri" w:cs="Calibri" w:eastAsia="Calibri"/>
+        </w:rPr>
+      </w:r>
+      <w:r>
+        <w:rPr>
+          <w:rFonts w:ascii="Calibri" w:hAnsi="Calibri" w:cs="Calibri" w:eastAsia="Calibri"/>
+        </w:rPr>
+      </w:r>
+      <w:r>
+        <w:rPr>
+          <w:rFonts w:ascii="Calibri" w:hAnsi="Calibri" w:cs="Calibri" w:eastAsia="Calibri"/>
+        </w:rPr>
       </w:r>
       <w:r>
         <w:rPr>
@@ -7682,13 +7636,11 @@
           <w:i/>
           <w:iCs/>
         </w:rPr>
-        <w:t xml:space="preserve">censored fraction</w:t>
-      </w:r>
-      <w:r>
-        <w:rPr>
-          <w:rFonts w:ascii="Calibri" w:hAnsi="Calibri" w:cs="Calibri" w:eastAsia="Calibri"/>
-        </w:rPr>
-        <w:t xml:space="preserve">, not the lag length.</w:t>
+      </w:r>
+      <w:r>
+        <w:rPr>
+          <w:rFonts w:ascii="Calibri" w:hAnsi="Calibri" w:cs="Calibri" w:eastAsia="Calibri"/>
+        </w:rPr>
       </w:r>
     </w:p>
     <w:p>
@@ -7696,9 +7648,6 @@
         <w:rPr>
           <w:rFonts w:ascii="Calibri" w:hAnsi="Calibri" w:cs="Calibri" w:eastAsia="Calibri"/>
         </w:rPr>
-        <w:pict>
-          <v:rect style="width:0;height:1.5pt" o:hralign="center" o:hrstd="t" o:hr="t"/>
-        </w:pict>
       </w:r>
     </w:p>
     <w:bookmarkEnd w:id="18"/>
@@ -7716,7 +7665,7 @@
           <w:color w:val="2E5496"/>
           <w:b/>
         </w:rPr>
-        <w:t xml:space="preserve">6. Multivariate genet × treatment signature (</w:t>
+        <w:t>6. Multivariate genet × treatment signature (</w:t>
       </w:r>
       <w:r>
         <w:rPr>
@@ -7725,7 +7674,7 @@
           <w:color w:val="2E5496"/>
           <w:b/>
         </w:rPr>
-        <w:t xml:space="preserve">code/15_multivariate.R</w:t>
+        <w:t>code/15_multivariate.R</w:t>
       </w:r>
       <w:r>
         <w:rPr>
@@ -7733,7 +7682,7 @@
           <w:color w:val="2E5496"/>
           <w:b/>
         </w:rPr>
-        <w:t xml:space="preserve">)</w:t>
+        <w:t>)</w:t>
       </w:r>
     </w:p>
     <w:p>
@@ -7744,7 +7693,7 @@
         <w:rPr>
           <w:rFonts w:ascii="Calibri" w:hAnsi="Calibri" w:cs="Calibri" w:eastAsia="Calibri"/>
         </w:rPr>
-        <w:t xml:space="preserve">PCA on the four endpoint responses (PAM, color, growth, log-symbionts) explained 82% of variance on PC1 (the "heat-stress axis") and 13% on PC2 (the "growth axis"). All four physiological variables load positively on PC1.</w:t>
+        <w:t>PCA on the four endpoint responses (PAM, color, growth, log-symbionts) explained 82% of variance on PC1 (the "PC1 axis separating heated from ambient physiology") and 13% on PC2 (the "growth axis"). All four physiological variables load positively on PC1.</w:t>
       </w:r>
     </w:p>
     <w:p>
@@ -7758,19 +7707,17 @@
           <w:b/>
           <w:bCs/>
         </w:rPr>
-        <w:t xml:space="preserve">Per-genet centroid displacement under heat in PCA space</w:t>
-      </w:r>
-      <w:r>
-        <w:rPr>
-          <w:rFonts w:ascii="Calibri" w:hAnsi="Calibri" w:cs="Calibri" w:eastAsia="Calibri"/>
-        </w:rPr>
-        <w:t xml:space="preserve"> </w:t>
-      </w:r>
-      <w:r>
-        <w:rPr>
-          <w:rFonts w:ascii="Calibri" w:hAnsi="Calibri" w:cs="Calibri" w:eastAsia="Calibri"/>
-        </w:rPr>
-        <w:t xml:space="preserve">(Euclidean distance from 28 °C centroid to 31 °C centroid):</w:t>
+        <w:t>Per-genet distance between each genet's 28 C and 31 C average physiology under heat in PCA space (Euclidean distance from 28 °C centroid to 31 °C centroid):</w:t>
+      </w:r>
+      <w:r>
+        <w:rPr>
+          <w:rFonts w:ascii="Calibri" w:hAnsi="Calibri" w:cs="Calibri" w:eastAsia="Calibri"/>
+        </w:rPr>
+      </w:r>
+      <w:r>
+        <w:rPr>
+          <w:rFonts w:ascii="Calibri" w:hAnsi="Calibri" w:cs="Calibri" w:eastAsia="Calibri"/>
+        </w:rPr>
       </w:r>
     </w:p>
     <w:tbl>
@@ -7820,7 +7767,7 @@
                 <w:color w:val="FFFFFF"/>
                 <w:b/>
               </w:rPr>
-              <w:t xml:space="preserve">Genet</w:t>
+              <w:t>Genet</w:t>
             </w:r>
           </w:p>
         </w:tc>
@@ -7847,7 +7794,7 @@
                 <w:color w:val="FFFFFF"/>
                 <w:b/>
               </w:rPr>
-              <w:t xml:space="preserve">Displacement</w:t>
+              <w:t>Displacement</w:t>
             </w:r>
           </w:p>
         </w:tc>
@@ -7877,7 +7824,7 @@
               <w:rPr>
                 <w:rFonts w:ascii="Calibri" w:hAnsi="Calibri" w:cs="Calibri" w:eastAsia="Calibri"/>
               </w:rPr>
-              <w:t xml:space="preserve">a</w:t>
+              <w:t>a</w:t>
             </w:r>
           </w:p>
         </w:tc>
@@ -7902,7 +7849,7 @@
               <w:rPr>
                 <w:rFonts w:ascii="Calibri" w:hAnsi="Calibri" w:cs="Calibri" w:eastAsia="Calibri"/>
               </w:rPr>
-              <w:t xml:space="preserve">3.71</w:t>
+              <w:t>3.71</w:t>
             </w:r>
           </w:p>
         </w:tc>
@@ -7932,7 +7879,7 @@
               <w:rPr>
                 <w:rFonts w:ascii="Calibri" w:hAnsi="Calibri" w:cs="Calibri" w:eastAsia="Calibri"/>
               </w:rPr>
-              <w:t xml:space="preserve">d</w:t>
+              <w:t>d</w:t>
             </w:r>
           </w:p>
         </w:tc>
@@ -7957,7 +7904,7 @@
               <w:rPr>
                 <w:rFonts w:ascii="Calibri" w:hAnsi="Calibri" w:cs="Calibri" w:eastAsia="Calibri"/>
               </w:rPr>
-              <w:t xml:space="preserve">3.38</w:t>
+              <w:t>3.38</w:t>
             </w:r>
           </w:p>
         </w:tc>
@@ -7986,7 +7933,7 @@
               <w:rPr>
                 <w:rFonts w:ascii="Calibri" w:hAnsi="Calibri" w:cs="Calibri" w:eastAsia="Calibri"/>
               </w:rPr>
-              <w:t xml:space="preserve">c</w:t>
+              <w:t>c</w:t>
             </w:r>
           </w:p>
         </w:tc>
@@ -8012,7 +7959,7 @@
                 <w:b/>
                 <w:bCs/>
               </w:rPr>
-              <w:t xml:space="preserve">1.02</w:t>
+              <w:t>1.02</w:t>
             </w:r>
           </w:p>
         </w:tc>
@@ -8027,20 +7974,20 @@
         <w:rPr>
           <w:rFonts w:ascii="Calibri" w:hAnsi="Calibri" w:cs="Calibri" w:eastAsia="Calibri"/>
         </w:rPr>
-        <w:t xml:space="preserve">Genet C's physiological state shifts 3.6× less under heat than genet A. In the faceted biplot (</w:t>
+        <w:t>Genet C's physiological state shifts 3.6× less under heat than genet A. In the faceted biplot (</w:t>
       </w:r>
       <w:r>
         <w:rPr>
           <w:rFonts w:ascii="Calibri" w:hAnsi="Calibri" w:cs="Calibri" w:eastAsia="Calibri"/>
           <w:rStyle w:val="VerbatimChar"/>
         </w:rPr>
-        <w:t xml:space="preserve">figures/15b_physio_PCA_by_genet.png</w:t>
-      </w:r>
-      <w:r>
-        <w:rPr>
-          <w:rFonts w:ascii="Calibri" w:hAnsi="Calibri" w:cs="Calibri" w:eastAsia="Calibri"/>
-        </w:rPr>
-        <w:t xml:space="preserve">), genet C's 28 °C and 31 °C clouds overlap</w:t>
+        <w:t>figures/15b_physio_PCA_by_genet.png</w:t>
+      </w:r>
+      <w:r>
+        <w:rPr>
+          <w:rFonts w:ascii="Calibri" w:hAnsi="Calibri" w:cs="Calibri" w:eastAsia="Calibri"/>
+        </w:rPr>
+        <w:t>), genet C's 28 °C and 31 °C clouds overlap</w:t>
       </w:r>
       <w:r>
         <w:rPr>
@@ -8054,19 +8001,19 @@
           <w:i/>
           <w:iCs/>
         </w:rPr>
-        <w:t xml:space="preserve">much more</w:t>
-      </w:r>
-      <w:r>
-        <w:rPr>
-          <w:rFonts w:ascii="Calibri" w:hAnsi="Calibri" w:cs="Calibri" w:eastAsia="Calibri"/>
-        </w:rPr>
-        <w:t xml:space="preserve"> </w:t>
-      </w:r>
-      <w:r>
-        <w:rPr>
-          <w:rFonts w:ascii="Calibri" w:hAnsi="Calibri" w:cs="Calibri" w:eastAsia="Calibri"/>
-        </w:rPr>
-        <w:t xml:space="preserve">than those of genets A and D.</w:t>
+        <w:t>much more</w:t>
+      </w:r>
+      <w:r>
+        <w:rPr>
+          <w:rFonts w:ascii="Calibri" w:hAnsi="Calibri" w:cs="Calibri" w:eastAsia="Calibri"/>
+        </w:rPr>
+        <w:t xml:space="preserve"> </w:t>
+      </w:r>
+      <w:r>
+        <w:rPr>
+          <w:rFonts w:ascii="Calibri" w:hAnsi="Calibri" w:cs="Calibri" w:eastAsia="Calibri"/>
+        </w:rPr>
+        <w:t>than those of genets A and D.</w:t>
       </w:r>
     </w:p>
     <w:p>
@@ -8074,9 +8021,6 @@
         <w:rPr>
           <w:rFonts w:ascii="Calibri" w:hAnsi="Calibri" w:cs="Calibri" w:eastAsia="Calibri"/>
         </w:rPr>
-        <w:pict>
-          <v:rect style="width:0;height:1.5pt" o:hralign="center" o:hrstd="t" o:hr="t"/>
-        </w:pict>
       </w:r>
     </w:p>
     <w:bookmarkEnd w:id="20"/>
@@ -8093,7 +8037,7 @@
           <w:color w:val="2E5496"/>
           <w:b/>
         </w:rPr>
-        <w:t xml:space="preserve">7. Integrative genet ranking (</w:t>
+        <w:t>7. Integrative genet ranking (</w:t>
       </w:r>
       <w:r>
         <w:rPr>
@@ -8102,7 +8046,7 @@
           <w:color w:val="2E5496"/>
           <w:b/>
         </w:rPr>
-        <w:t xml:space="preserve">code/19_genet_dashboard.R</w:t>
+        <w:t>code/19_genet_dashboard.R</w:t>
       </w:r>
       <w:r>
         <w:rPr>
@@ -8110,7 +8054,7 @@
           <w:color w:val="2E5496"/>
           <w:b/>
         </w:rPr>
-        <w:t xml:space="preserve">)</w:t>
+        <w:t>)</w:t>
       </w:r>
     </w:p>
     <w:p>
@@ -8122,7 +8066,7 @@
         <w:rPr>
           <w:rFonts w:ascii="Calibri" w:hAnsi="Calibri" w:cs="Calibri" w:eastAsia="Calibri"/>
         </w:rPr>
-        <w:t xml:space="preserve">The</w:t>
+        <w:t>The</w:t>
       </w:r>
       <w:r>
         <w:rPr>
@@ -8135,32 +8079,32 @@
           <w:rFonts w:ascii="Calibri" w:hAnsi="Calibri" w:cs="Calibri" w:eastAsia="Calibri"/>
           <w:rStyle w:val="VerbatimChar"/>
         </w:rPr>
-        <w:t xml:space="preserve">figures/19_genet_dashboard.png</w:t>
-      </w:r>
-      <w:r>
-        <w:rPr>
-          <w:rFonts w:ascii="Calibri" w:hAnsi="Calibri" w:cs="Calibri" w:eastAsia="Calibri"/>
-        </w:rPr>
-        <w:t xml:space="preserve"> </w:t>
-      </w:r>
-      <w:r>
-        <w:rPr>
-          <w:rFonts w:ascii="Calibri" w:hAnsi="Calibri" w:cs="Calibri" w:eastAsia="Calibri"/>
-        </w:rPr>
-        <w:t xml:space="preserve">forest plot collapses every standardized heat-sensitivity effect (4 continuous responses + estimable morphology first-observed HRs) into one figure, rows grouped by domain (physiology, wound closure, regeneration). Composite ranking (</w:t>
+        <w:t>figures/19_genet_dashboard.png</w:t>
+      </w:r>
+      <w:r>
+        <w:rPr>
+          <w:rFonts w:ascii="Calibri" w:hAnsi="Calibri" w:cs="Calibri" w:eastAsia="Calibri"/>
+        </w:rPr>
+        <w:t xml:space="preserve"> </w:t>
+      </w:r>
+      <w:r>
+        <w:rPr>
+          <w:rFonts w:ascii="Calibri" w:hAnsi="Calibri" w:cs="Calibri" w:eastAsia="Calibri"/>
+        </w:rPr>
+        <w:t>forest plot collapses every standardized heat-sensitivity effect (4 continuous responses + estimable morphology first-observed HRs) into one figure, rows grouped by domain (physiology, wound closure, regeneration). Composite ranking (</w:t>
       </w:r>
       <w:r>
         <w:rPr>
           <w:rFonts w:ascii="Calibri" w:hAnsi="Calibri" w:cs="Calibri" w:eastAsia="Calibri"/>
           <w:rStyle w:val="VerbatimChar"/>
         </w:rPr>
-        <w:t xml:space="preserve">figures/19b_genet_resilience_ranking.png</w:t>
-      </w:r>
-      <w:r>
-        <w:rPr>
-          <w:rFonts w:ascii="Calibri" w:hAnsi="Calibri" w:cs="Calibri" w:eastAsia="Calibri"/>
-        </w:rPr>
-        <w:t xml:space="preserve">,</w:t>
+        <w:t>figures/19b_genet_resilience_ranking.png</w:t>
+      </w:r>
+      <w:r>
+        <w:rPr>
+          <w:rFonts w:ascii="Calibri" w:hAnsi="Calibri" w:cs="Calibri" w:eastAsia="Calibri"/>
+        </w:rPr>
+        <w:t>,</w:t>
       </w:r>
       <w:r>
         <w:rPr>
@@ -8173,13 +8117,13 @@
           <w:rFonts w:ascii="Calibri" w:hAnsi="Calibri" w:cs="Calibri" w:eastAsia="Calibri"/>
           <w:rStyle w:val="VerbatimChar"/>
         </w:rPr>
-        <w:t xml:space="preserve">output/tables/19_genet_resilience_summary.csv</w:t>
-      </w:r>
-      <w:r>
-        <w:rPr>
-          <w:rFonts w:ascii="Calibri" w:hAnsi="Calibri" w:cs="Calibri" w:eastAsia="Calibri"/>
-        </w:rPr>
-        <w:t xml:space="preserve">):</w:t>
+        <w:t>output/tables/19_genet_resilience_summary.csv</w:t>
+      </w:r>
+      <w:r>
+        <w:rPr>
+          <w:rFonts w:ascii="Calibri" w:hAnsi="Calibri" w:cs="Calibri" w:eastAsia="Calibri"/>
+        </w:rPr>
+        <w:t>):</w:t>
       </w:r>
     </w:p>
     <w:tbl>
@@ -8231,7 +8175,7 @@
                 <w:color w:val="FFFFFF"/>
                 <w:b/>
               </w:rPr>
-              <w:t xml:space="preserve">Genet</w:t>
+              <w:t>Genet</w:t>
             </w:r>
           </w:p>
         </w:tc>
@@ -8258,7 +8202,7 @@
                 <w:color w:val="FFFFFF"/>
                 <w:b/>
               </w:rPr>
-              <w:t xml:space="preserve">Mean standardized sensitivity</w:t>
+              <w:t>Mean standardized sensitivity</w:t>
             </w:r>
           </w:p>
         </w:tc>
@@ -8285,7 +8229,7 @@
                 <w:color w:val="FFFFFF"/>
                 <w:b/>
               </w:rPr>
-              <w:t xml:space="preserve">PCA displacement</w:t>
+              <w:t>PCA displacement</w:t>
             </w:r>
           </w:p>
         </w:tc>
@@ -8312,7 +8256,7 @@
                 <w:color w:val="FFFFFF"/>
                 <w:b/>
               </w:rPr>
-              <w:t xml:space="preserve">Rank</w:t>
+              <w:t>Rank</w:t>
             </w:r>
           </w:p>
         </w:tc>
@@ -8344,7 +8288,7 @@
                 <w:b/>
                 <w:bCs/>
               </w:rPr>
-              <w:t xml:space="preserve">a</w:t>
+              <w:t>a</w:t>
             </w:r>
           </w:p>
         </w:tc>
@@ -8369,7 +8313,7 @@
               <w:rPr>
                 <w:rFonts w:ascii="Calibri" w:hAnsi="Calibri" w:cs="Calibri" w:eastAsia="Calibri"/>
               </w:rPr>
-              <w:t xml:space="preserve">0.56</w:t>
+              <w:t>0.56</w:t>
             </w:r>
           </w:p>
         </w:tc>
@@ -8394,7 +8338,7 @@
               <w:rPr>
                 <w:rFonts w:ascii="Calibri" w:hAnsi="Calibri" w:cs="Calibri" w:eastAsia="Calibri"/>
               </w:rPr>
-              <w:t xml:space="preserve">3.71</w:t>
+              <w:t>3.71</w:t>
             </w:r>
           </w:p>
         </w:tc>
@@ -8419,7 +8363,7 @@
               <w:rPr>
                 <w:rFonts w:ascii="Calibri" w:hAnsi="Calibri" w:cs="Calibri" w:eastAsia="Calibri"/>
               </w:rPr>
-              <w:t xml:space="preserve">most sensitive</w:t>
+              <w:t>most sensitive</w:t>
             </w:r>
           </w:p>
         </w:tc>
@@ -8451,7 +8395,7 @@
                 <w:b/>
                 <w:bCs/>
               </w:rPr>
-              <w:t xml:space="preserve">d</w:t>
+              <w:t>d</w:t>
             </w:r>
           </w:p>
         </w:tc>
@@ -8476,7 +8420,7 @@
               <w:rPr>
                 <w:rFonts w:ascii="Calibri" w:hAnsi="Calibri" w:cs="Calibri" w:eastAsia="Calibri"/>
               </w:rPr>
-              <w:t xml:space="preserve">0.43</w:t>
+              <w:t>0.43</w:t>
             </w:r>
           </w:p>
         </w:tc>
@@ -8501,7 +8445,7 @@
               <w:rPr>
                 <w:rFonts w:ascii="Calibri" w:hAnsi="Calibri" w:cs="Calibri" w:eastAsia="Calibri"/>
               </w:rPr>
-              <w:t xml:space="preserve">3.38</w:t>
+              <w:t>3.38</w:t>
             </w:r>
           </w:p>
         </w:tc>
@@ -8526,7 +8470,7 @@
               <w:rPr>
                 <w:rFonts w:ascii="Calibri" w:hAnsi="Calibri" w:cs="Calibri" w:eastAsia="Calibri"/>
               </w:rPr>
-              <w:t xml:space="preserve">sensitive</w:t>
+              <w:t>sensitive</w:t>
             </w:r>
           </w:p>
         </w:tc>
@@ -8557,7 +8501,7 @@
                 <w:b/>
                 <w:bCs/>
               </w:rPr>
-              <w:t xml:space="preserve">c</w:t>
+              <w:t>c</w:t>
             </w:r>
           </w:p>
         </w:tc>
@@ -8581,7 +8525,7 @@
               <w:rPr>
                 <w:rFonts w:ascii="Calibri" w:hAnsi="Calibri" w:cs="Calibri" w:eastAsia="Calibri"/>
               </w:rPr>
-              <w:t xml:space="preserve">0.01</w:t>
+              <w:t>0.01</w:t>
             </w:r>
           </w:p>
         </w:tc>
@@ -8605,7 +8549,7 @@
               <w:rPr>
                 <w:rFonts w:ascii="Calibri" w:hAnsi="Calibri" w:cs="Calibri" w:eastAsia="Calibri"/>
               </w:rPr>
-              <w:t xml:space="preserve">1.02</w:t>
+              <w:t>1.02</w:t>
             </w:r>
           </w:p>
         </w:tc>
@@ -8629,7 +8573,7 @@
               <w:rPr>
                 <w:rFonts w:ascii="Calibri" w:hAnsi="Calibri" w:cs="Calibri" w:eastAsia="Calibri"/>
               </w:rPr>
-              <w:t xml:space="preserve">resilient</w:t>
+              <w:t>resilient</w:t>
             </w:r>
           </w:p>
         </w:tc>
@@ -8646,32 +8590,32 @@
           <w:b/>
           <w:bCs/>
         </w:rPr>
-        <w:t xml:space="preserve">Heat-only vs heat-while-wounded decomposition</w:t>
-      </w:r>
-      <w:r>
-        <w:rPr>
-          <w:rFonts w:ascii="Calibri" w:hAnsi="Calibri" w:cs="Calibri" w:eastAsia="Calibri"/>
-        </w:rPr>
-        <w:t xml:space="preserve"> </w:t>
-      </w:r>
-      <w:r>
-        <w:rPr>
-          <w:rFonts w:ascii="Calibri" w:hAnsi="Calibri" w:cs="Calibri" w:eastAsia="Calibri"/>
-        </w:rPr>
-        <w:t xml:space="preserve">(</w:t>
+        <w:t>Heat-only vs heat-while-wounded decomposition</w:t>
+      </w:r>
+      <w:r>
+        <w:rPr>
+          <w:rFonts w:ascii="Calibri" w:hAnsi="Calibri" w:cs="Calibri" w:eastAsia="Calibri"/>
+        </w:rPr>
+        <w:t xml:space="preserve"> </w:t>
+      </w:r>
+      <w:r>
+        <w:rPr>
+          <w:rFonts w:ascii="Calibri" w:hAnsi="Calibri" w:cs="Calibri" w:eastAsia="Calibri"/>
+        </w:rPr>
+        <w:t>(</w:t>
       </w:r>
       <w:r>
         <w:rPr>
           <w:rFonts w:ascii="Calibri" w:hAnsi="Calibri" w:cs="Calibri" w:eastAsia="Calibri"/>
           <w:rStyle w:val="VerbatimChar"/>
         </w:rPr>
-        <w:t xml:space="preserve">figures/19c_decomposed_resilience.pdf</w:t>
-      </w:r>
-      <w:r>
-        <w:rPr>
-          <w:rFonts w:ascii="Calibri" w:hAnsi="Calibri" w:cs="Calibri" w:eastAsia="Calibri"/>
-        </w:rPr>
-        <w:t xml:space="preserve">,</w:t>
+        <w:t>figures/19c_decomposed_resilience.pdf</w:t>
+      </w:r>
+      <w:r>
+        <w:rPr>
+          <w:rFonts w:ascii="Calibri" w:hAnsi="Calibri" w:cs="Calibri" w:eastAsia="Calibri"/>
+        </w:rPr>
+        <w:t>,</w:t>
       </w:r>
       <w:r>
         <w:rPr>
@@ -8684,13 +8628,13 @@
           <w:rFonts w:ascii="Calibri" w:hAnsi="Calibri" w:cs="Calibri" w:eastAsia="Calibri"/>
           <w:rStyle w:val="VerbatimChar"/>
         </w:rPr>
-        <w:t xml:space="preserve">output/tables/19c_resilience_decomp_by_scope.csv</w:t>
-      </w:r>
-      <w:r>
-        <w:rPr>
-          <w:rFonts w:ascii="Calibri" w:hAnsi="Calibri" w:cs="Calibri" w:eastAsia="Calibri"/>
-        </w:rPr>
-        <w:t xml:space="preserve">): the genet spread is largest in the</w:t>
+        <w:t>output/tables/19c_resilience_decomp_by_scope.csv</w:t>
+      </w:r>
+      <w:r>
+        <w:rPr>
+          <w:rFonts w:ascii="Calibri" w:hAnsi="Calibri" w:cs="Calibri" w:eastAsia="Calibri"/>
+        </w:rPr>
+        <w:t>): the genet spread is largest in the</w:t>
       </w:r>
       <w:r>
         <w:rPr>
@@ -8704,19 +8648,19 @@
           <w:b/>
           <w:bCs/>
         </w:rPr>
-        <w:t xml:space="preserve">unwounded</w:t>
-      </w:r>
-      <w:r>
-        <w:rPr>
-          <w:rFonts w:ascii="Calibri" w:hAnsi="Calibri" w:cs="Calibri" w:eastAsia="Calibri"/>
-        </w:rPr>
-        <w:t xml:space="preserve"> </w:t>
-      </w:r>
-      <w:r>
-        <w:rPr>
-          <w:rFonts w:ascii="Calibri" w:hAnsi="Calibri" w:cs="Calibri" w:eastAsia="Calibri"/>
-        </w:rPr>
-        <w:t xml:space="preserve">heat response — A and D show standardized heat sensitivities of 0.99 and 0.90, versus C's 0.43. In the</w:t>
+        <w:t>unwounded</w:t>
+      </w:r>
+      <w:r>
+        <w:rPr>
+          <w:rFonts w:ascii="Calibri" w:hAnsi="Calibri" w:cs="Calibri" w:eastAsia="Calibri"/>
+        </w:rPr>
+        <w:t xml:space="preserve"> </w:t>
+      </w:r>
+      <w:r>
+        <w:rPr>
+          <w:rFonts w:ascii="Calibri" w:hAnsi="Calibri" w:cs="Calibri" w:eastAsia="Calibri"/>
+        </w:rPr>
+        <w:t>heat response — A and D show standardized heat sensitivities of 0.99 and 0.90, versus C's 0.43. In the</w:t>
       </w:r>
       <w:r>
         <w:rPr>
@@ -8730,19 +8674,19 @@
           <w:b/>
           <w:bCs/>
         </w:rPr>
-        <w:t xml:space="preserve">wounded</w:t>
-      </w:r>
-      <w:r>
-        <w:rPr>
-          <w:rFonts w:ascii="Calibri" w:hAnsi="Calibri" w:cs="Calibri" w:eastAsia="Calibri"/>
-        </w:rPr>
-        <w:t xml:space="preserve"> </w:t>
-      </w:r>
-      <w:r>
-        <w:rPr>
-          <w:rFonts w:ascii="Calibri" w:hAnsi="Calibri" w:cs="Calibri" w:eastAsia="Calibri"/>
-        </w:rPr>
-        <w:t xml:space="preserve">state the gap narrows (A=0.34, D=0.24, C=0.28); all three genets respond more alike. Descriptively, the genet differences are sharpest in the unwounded heat response and narrow under wounding.</w:t>
+        <w:t>wounded</w:t>
+      </w:r>
+      <w:r>
+        <w:rPr>
+          <w:rFonts w:ascii="Calibri" w:hAnsi="Calibri" w:cs="Calibri" w:eastAsia="Calibri"/>
+        </w:rPr>
+        <w:t xml:space="preserve"> </w:t>
+      </w:r>
+      <w:r>
+        <w:rPr>
+          <w:rFonts w:ascii="Calibri" w:hAnsi="Calibri" w:cs="Calibri" w:eastAsia="Calibri"/>
+        </w:rPr>
+        <w:t>state the gap narrows (A=0.34, D=0.24, C=0.28); all three genets respond more alike. Descriptively, the genet differences are sharpest in the unwounded heat response and narrow under wounding.</w:t>
       </w:r>
     </w:p>
     <w:p>
@@ -8755,19 +8699,19 @@
           <w:b/>
           <w:bCs/>
         </w:rPr>
-        <w:t xml:space="preserve">Implication for the RNA-seq analysis:</w:t>
-      </w:r>
-      <w:r>
-        <w:rPr>
-          <w:rFonts w:ascii="Calibri" w:hAnsi="Calibri" w:cs="Calibri" w:eastAsia="Calibri"/>
-        </w:rPr>
-        <w:t xml:space="preserve"> </w:t>
-      </w:r>
-      <w:r>
-        <w:rPr>
-          <w:rFonts w:ascii="Calibri" w:hAnsi="Calibri" w:cs="Calibri" w:eastAsia="Calibri"/>
-        </w:rPr>
-        <w:t xml:space="preserve">comparing gene expression of genet C against genets A and D — especially in apical-tip biopsies at Day 10, where new-corallite formation diverges most sharply — is the most likely route to candidate genes behind heritable thermal tolerance in</w:t>
+        <w:t>Implication for the RNA-seq analysis:</w:t>
+      </w:r>
+      <w:r>
+        <w:rPr>
+          <w:rFonts w:ascii="Calibri" w:hAnsi="Calibri" w:cs="Calibri" w:eastAsia="Calibri"/>
+        </w:rPr>
+        <w:t xml:space="preserve"> </w:t>
+      </w:r>
+      <w:r>
+        <w:rPr>
+          <w:rFonts w:ascii="Calibri" w:hAnsi="Calibri" w:cs="Calibri" w:eastAsia="Calibri"/>
+        </w:rPr>
+        <w:t>comparing gene expression of genet C against genets A and D — especially in apical-tip biopsies at Day 10, where new-corallite formation diverges most sharply — is the most likely route to candidate genes behind heritable thermal tolerance in</w:t>
       </w:r>
       <w:r>
         <w:rPr>
@@ -8781,13 +8725,13 @@
           <w:i/>
           <w:iCs/>
         </w:rPr>
-        <w:t xml:space="preserve">A. pulchra</w:t>
-      </w:r>
-      <w:r>
-        <w:rPr>
-          <w:rFonts w:ascii="Calibri" w:hAnsi="Calibri" w:cs="Calibri" w:eastAsia="Calibri"/>
-        </w:rPr>
-        <w:t xml:space="preserve">.</w:t>
+        <w:t>A. pulchra</w:t>
+      </w:r>
+      <w:r>
+        <w:rPr>
+          <w:rFonts w:ascii="Calibri" w:hAnsi="Calibri" w:cs="Calibri" w:eastAsia="Calibri"/>
+        </w:rPr>
+        <w:t>.</w:t>
       </w:r>
     </w:p>
     <w:p>
@@ -8795,9 +8739,6 @@
         <w:rPr>
           <w:rFonts w:ascii="Calibri" w:hAnsi="Calibri" w:cs="Calibri" w:eastAsia="Calibri"/>
         </w:rPr>
-        <w:pict>
-          <v:rect style="width:0;height:1.5pt" o:hralign="center" o:hrstd="t" o:hr="t"/>
-        </w:pict>
       </w:r>
     </w:p>
     <w:bookmarkEnd w:id="21"/>
@@ -8814,7 +8755,7 @@
           <w:color w:val="2E5496"/>
           <w:b/>
         </w:rPr>
-        <w:t xml:space="preserve">8. Environmental controls</w:t>
+        <w:t>8. Environmental controls</w:t>
       </w:r>
     </w:p>
     <w:bookmarkStart w:id="22" w:name="water-chemistry-ysi-daily-n--72"/>
@@ -8830,7 +8771,7 @@
           <w:color w:val="2E5496"/>
           <w:b/>
         </w:rPr>
-        <w:t xml:space="preserve">Water chemistry (YSI daily, n = 72)</w:t>
+        <w:t>Water chemistry (YSI daily, n = 72)</w:t>
       </w:r>
     </w:p>
     <w:p>
@@ -8842,19 +8783,19 @@
           <w:rFonts w:ascii="Calibri" w:hAnsi="Calibri" w:cs="Calibri" w:eastAsia="Calibri"/>
           <w:rStyle w:val="VerbatimChar"/>
         </w:rPr>
-        <w:t xml:space="preserve">figures/09_ysi_water_chem.png</w:t>
-      </w:r>
-      <w:r>
-        <w:rPr>
-          <w:rFonts w:ascii="Calibri" w:hAnsi="Calibri" w:cs="Calibri" w:eastAsia="Calibri"/>
-        </w:rPr>
-        <w:t xml:space="preserve"> </w:t>
-      </w:r>
-      <w:r>
-        <w:rPr>
-          <w:rFonts w:ascii="Calibri" w:hAnsi="Calibri" w:cs="Calibri" w:eastAsia="Calibri"/>
-        </w:rPr>
-        <w:t xml:space="preserve">— temperature, DO, salinity, and pH tracked daily during the experiment. Ramps and steady-state plateaus are visible; no detectable cross-tank contamination or DO depletion.</w:t>
+        <w:t>figures/09_ysi_water_chem.png</w:t>
+      </w:r>
+      <w:r>
+        <w:rPr>
+          <w:rFonts w:ascii="Calibri" w:hAnsi="Calibri" w:cs="Calibri" w:eastAsia="Calibri"/>
+        </w:rPr>
+        <w:t xml:space="preserve"> </w:t>
+      </w:r>
+      <w:r>
+        <w:rPr>
+          <w:rFonts w:ascii="Calibri" w:hAnsi="Calibri" w:cs="Calibri" w:eastAsia="Calibri"/>
+        </w:rPr>
+        <w:t>— temperature, DO, salinity, and pH tracked daily during the experiment. Ramps and steady-state plateaus are visible; no detectable cross-tank contamination or DO depletion.</w:t>
       </w:r>
     </w:p>
     <w:bookmarkEnd w:id="22"/>
@@ -8871,7 +8812,7 @@
           <w:color w:val="2E5496"/>
           <w:b/>
         </w:rPr>
-        <w:t xml:space="preserve">Apex continuous temperature</w:t>
+        <w:t>Apex continuous temperature</w:t>
       </w:r>
     </w:p>
     <w:p>
@@ -8883,19 +8824,19 @@
           <w:rFonts w:ascii="Calibri" w:hAnsi="Calibri" w:cs="Calibri" w:eastAsia="Calibri"/>
           <w:rStyle w:val="VerbatimChar"/>
         </w:rPr>
-        <w:t xml:space="preserve">figures/08_apex_temperature.png</w:t>
-      </w:r>
-      <w:r>
-        <w:rPr>
-          <w:rFonts w:ascii="Calibri" w:hAnsi="Calibri" w:cs="Calibri" w:eastAsia="Calibri"/>
-        </w:rPr>
-        <w:t xml:space="preserve"> </w:t>
-      </w:r>
-      <w:r>
-        <w:rPr>
-          <w:rFonts w:ascii="Calibri" w:hAnsi="Calibri" w:cs="Calibri" w:eastAsia="Calibri"/>
-        </w:rPr>
-        <w:t xml:space="preserve">— daily-mean per-tank temperature from the Neptune Apex datalogs. Tanks held within ~0.3 °C of nominal 28 °C and 31 °C setpoints across the experimental window.</w:t>
+        <w:t>figures/08_apex_temperature.png</w:t>
+      </w:r>
+      <w:r>
+        <w:rPr>
+          <w:rFonts w:ascii="Calibri" w:hAnsi="Calibri" w:cs="Calibri" w:eastAsia="Calibri"/>
+        </w:rPr>
+        <w:t xml:space="preserve"> </w:t>
+      </w:r>
+      <w:r>
+        <w:rPr>
+          <w:rFonts w:ascii="Calibri" w:hAnsi="Calibri" w:cs="Calibri" w:eastAsia="Calibri"/>
+        </w:rPr>
+        <w:t>— daily-mean per-tank temperature from the Neptune Apex datalogs. Tanks held within ~0.3 °C of nominal 28 °C and 31 °C setpoints across the experimental window.</w:t>
       </w:r>
     </w:p>
     <w:bookmarkEnd w:id="23"/>
@@ -8912,7 +8853,7 @@
           <w:color w:val="2E5496"/>
           <w:b/>
         </w:rPr>
-        <w:t xml:space="preserve">Flatworm (AEFW) surveillance</w:t>
+        <w:t>Flatworm (AEFW) surveillance</w:t>
       </w:r>
     </w:p>
     <w:p>
@@ -8924,38 +8865,33 @@
           <w:rFonts w:ascii="Calibri" w:hAnsi="Calibri" w:cs="Calibri" w:eastAsia="Calibri"/>
           <w:rStyle w:val="VerbatimChar"/>
         </w:rPr>
-        <w:t xml:space="preserve">figures/10_worm_presence.png</w:t>
-      </w:r>
-      <w:r>
-        <w:rPr>
-          <w:rFonts w:ascii="Calibri" w:hAnsi="Calibri" w:cs="Calibri" w:eastAsia="Calibri"/>
-        </w:rPr>
-        <w:t xml:space="preserve">,</w:t>
-      </w:r>
-      <w:r>
-        <w:rPr>
-          <w:rFonts w:ascii="Calibri" w:hAnsi="Calibri" w:cs="Calibri" w:eastAsia="Calibri"/>
-        </w:rPr>
-        <w:t xml:space="preserve"> </w:t>
+        <w:t>AEFW were checked on three dates (06/07, 06/08, 06/12). 21 unique corals tested worm-positive at some point, with 17/22 worm-positive observations concentrated in 31 C tanks on 06/07 (3 days post-wounding). All corals were treated with the standard Worm Exit protocol (4 drops per 20 L + transfer-pipet rinse); later surveys showed near-complete clearance. The temperature-biased early distribution is a confound to watch in any future thermal-tolerance experiment. No response analysis includes a worm-presence covariate, so manuscript text should keep this as a documented caveat unless a worm sensitivity model is added.</w:t>
+      </w:r>
+      <w:r>
+        <w:rPr>
+          <w:rFonts w:ascii="Calibri" w:hAnsi="Calibri" w:cs="Calibri" w:eastAsia="Calibri"/>
+        </w:rPr>
+      </w:r>
+      <w:r>
+        <w:rPr>
+          <w:rFonts w:ascii="Calibri" w:hAnsi="Calibri" w:cs="Calibri" w:eastAsia="Calibri"/>
+        </w:rPr>
       </w:r>
       <w:r>
         <w:rPr>
           <w:rFonts w:ascii="Calibri" w:hAnsi="Calibri" w:cs="Calibri" w:eastAsia="Calibri"/>
           <w:rStyle w:val="VerbatimChar"/>
         </w:rPr>
-        <w:t xml:space="preserve">output/tables/10_worm_summary.csv</w:t>
-      </w:r>
-      <w:r>
-        <w:rPr>
-          <w:rFonts w:ascii="Calibri" w:hAnsi="Calibri" w:cs="Calibri" w:eastAsia="Calibri"/>
-        </w:rPr>
-        <w:t xml:space="preserve">. AEFW were checked on three dates (06/07, 06/08, 06/12). 21 unique corals tested worm-positive at some point, with 17/22 worm-positive observations concentrated in 31 °C tanks on</w:t>
-      </w:r>
-      <w:r>
-        <w:rPr>
-          <w:rFonts w:ascii="Calibri" w:hAnsi="Calibri" w:cs="Calibri" w:eastAsia="Calibri"/>
-        </w:rPr>
-        <w:t xml:space="preserve"> </w:t>
+      </w:r>
+      <w:r>
+        <w:rPr>
+          <w:rFonts w:ascii="Calibri" w:hAnsi="Calibri" w:cs="Calibri" w:eastAsia="Calibri"/>
+        </w:rPr>
+      </w:r>
+      <w:r>
+        <w:rPr>
+          <w:rFonts w:ascii="Calibri" w:hAnsi="Calibri" w:cs="Calibri" w:eastAsia="Calibri"/>
+        </w:rPr>
       </w:r>
       <w:r>
         <w:rPr>
@@ -8963,25 +8899,21 @@
           <w:b/>
           <w:bCs/>
         </w:rPr>
-        <w:t xml:space="preserve">06/07</w:t>
-      </w:r>
-      <w:r>
-        <w:rPr>
-          <w:rFonts w:ascii="Calibri" w:hAnsi="Calibri" w:cs="Calibri" w:eastAsia="Calibri"/>
-        </w:rPr>
-        <w:t xml:space="preserve"> </w:t>
-      </w:r>
-      <w:r>
-        <w:rPr>
-          <w:rFonts w:ascii="Calibri" w:hAnsi="Calibri" w:cs="Calibri" w:eastAsia="Calibri"/>
-        </w:rPr>
-        <w:t xml:space="preserve">(3 days post-wounding). All corals were treated with the standard Worm Exit protocol (4 drops per 20 L + transfer-pipet rinse); later surveys showed near-complete clearance. The temperature-biased early distribution suggests heat-stressed corals may have been more prone to flatworm reinfection from the source water — a</w:t>
-      </w:r>
-      <w:r>
-        <w:rPr>
-          <w:rFonts w:ascii="Calibri" w:hAnsi="Calibri" w:cs="Calibri" w:eastAsia="Calibri"/>
-        </w:rPr>
-        <w:t xml:space="preserve"> </w:t>
+      </w:r>
+      <w:r>
+        <w:rPr>
+          <w:rFonts w:ascii="Calibri" w:hAnsi="Calibri" w:cs="Calibri" w:eastAsia="Calibri"/>
+        </w:rPr>
+      </w:r>
+      <w:r>
+        <w:rPr>
+          <w:rFonts w:ascii="Calibri" w:hAnsi="Calibri" w:cs="Calibri" w:eastAsia="Calibri"/>
+        </w:rPr>
+      </w:r>
+      <w:r>
+        <w:rPr>
+          <w:rFonts w:ascii="Calibri" w:hAnsi="Calibri" w:cs="Calibri" w:eastAsia="Calibri"/>
+        </w:rPr>
       </w:r>
       <w:r>
         <w:rPr>
@@ -8989,19 +8921,16 @@
           <w:i/>
           <w:iCs/>
         </w:rPr>
-        <w:t xml:space="preserve">confound to watch</w:t>
-      </w:r>
-      <w:r>
-        <w:rPr>
-          <w:rFonts w:ascii="Calibri" w:hAnsi="Calibri" w:cs="Calibri" w:eastAsia="Calibri"/>
-        </w:rPr>
-        <w:t xml:space="preserve"> </w:t>
-      </w:r>
-      <w:r>
-        <w:rPr>
-          <w:rFonts w:ascii="Calibri" w:hAnsi="Calibri" w:cs="Calibri" w:eastAsia="Calibri"/>
-        </w:rPr>
-        <w:t xml:space="preserve">in any future thermal-tolerance experiment. No response analysis includes a worm-presence covariate.</w:t>
+      </w:r>
+      <w:r>
+        <w:rPr>
+          <w:rFonts w:ascii="Calibri" w:hAnsi="Calibri" w:cs="Calibri" w:eastAsia="Calibri"/>
+        </w:rPr>
+      </w:r>
+      <w:r>
+        <w:rPr>
+          <w:rFonts w:ascii="Calibri" w:hAnsi="Calibri" w:cs="Calibri" w:eastAsia="Calibri"/>
+        </w:rPr>
       </w:r>
     </w:p>
     <w:p>
@@ -9009,9 +8938,6 @@
         <w:rPr>
           <w:rFonts w:ascii="Calibri" w:hAnsi="Calibri" w:cs="Calibri" w:eastAsia="Calibri"/>
         </w:rPr>
-        <w:pict>
-          <v:rect style="width:0;height:1.5pt" o:hralign="center" o:hrstd="t" o:hr="t"/>
-        </w:pict>
       </w:r>
     </w:p>
     <w:bookmarkEnd w:id="24"/>
@@ -9029,7 +8955,7 @@
           <w:color w:val="2E5496"/>
           <w:b/>
         </w:rPr>
-        <w:t xml:space="preserve">9. Wax-dipping surface-area calibration</w:t>
+        <w:t>9. Wax-dipping surface-area calibration</w:t>
       </w:r>
     </w:p>
     <w:p>
@@ -9040,7 +8966,7 @@
         <w:rPr>
           <w:rFonts w:ascii="Calibri" w:hAnsi="Calibri" w:cs="Calibri" w:eastAsia="Calibri"/>
         </w:rPr>
-        <w:t xml:space="preserve">Standard curve: SA (cm²) = 0.75 + 61.9 × wax mass (g), based on 15 cylinders of known SA (R² ≈ 0.97, p &lt; 10⁻¹¹). All per-coral SAs in</w:t>
+        <w:t>Standard curve: SA (cm²) = 0.75 + 61.9 × wax mass (g), based on 15 cylinders of known SA (R² ≈ 0.97, p &lt; 10⁻¹¹). All per-coral SAs in</w:t>
       </w:r>
       <w:r>
         <w:rPr>
@@ -9053,19 +8979,19 @@
           <w:rFonts w:ascii="Calibri" w:hAnsi="Calibri" w:cs="Calibri" w:eastAsia="Calibri"/>
           <w:rStyle w:val="VerbatimChar"/>
         </w:rPr>
-        <w:t xml:space="preserve">data/processed/wax_clean.rds</w:t>
-      </w:r>
-      <w:r>
-        <w:rPr>
-          <w:rFonts w:ascii="Calibri" w:hAnsi="Calibri" w:cs="Calibri" w:eastAsia="Calibri"/>
-        </w:rPr>
-        <w:t xml:space="preserve"> </w:t>
-      </w:r>
-      <w:r>
-        <w:rPr>
-          <w:rFonts w:ascii="Calibri" w:hAnsi="Calibri" w:cs="Calibri" w:eastAsia="Calibri"/>
-        </w:rPr>
-        <w:t xml:space="preserve">are predicted from this curve and used to normalize symbiont counts to area. (They are not used for growth: the SA belongs to the small symbiont sub-fragment, not the whole buoyant-weighed fragment, so we report growth as % mass change — see §3.)</w:t>
+        <w:t>data/processed/wax_clean.rds</w:t>
+      </w:r>
+      <w:r>
+        <w:rPr>
+          <w:rFonts w:ascii="Calibri" w:hAnsi="Calibri" w:cs="Calibri" w:eastAsia="Calibri"/>
+        </w:rPr>
+        <w:t xml:space="preserve"> </w:t>
+      </w:r>
+      <w:r>
+        <w:rPr>
+          <w:rFonts w:ascii="Calibri" w:hAnsi="Calibri" w:cs="Calibri" w:eastAsia="Calibri"/>
+        </w:rPr>
+        <w:t>are predicted from this curve and used to normalize symbiont counts to area. (They are not used for growth: the SA belongs to the small symbiont sub-fragment, not the whole buoyant-weighed fragment, so we report growth as % mass change — see §3.)</w:t>
       </w:r>
     </w:p>
     <w:p>
@@ -9078,7 +9004,7 @@
           <w:b/>
           <w:bCs/>
         </w:rPr>
-        <w:t xml:space="preserve">Figure:</w:t>
+        <w:t>Figure:</w:t>
       </w:r>
       <w:r>
         <w:rPr>
@@ -9091,13 +9017,13 @@
           <w:rFonts w:ascii="Calibri" w:hAnsi="Calibri" w:cs="Calibri" w:eastAsia="Calibri"/>
           <w:rStyle w:val="VerbatimChar"/>
         </w:rPr>
-        <w:t xml:space="preserve">figures/07_wax_standard_curve.{pdf,png}</w:t>
-      </w:r>
-      <w:r>
-        <w:rPr>
-          <w:rFonts w:ascii="Calibri" w:hAnsi="Calibri" w:cs="Calibri" w:eastAsia="Calibri"/>
-        </w:rPr>
-        <w:t xml:space="preserve">.</w:t>
+        <w:t>figures/07_wax_standard_curve.{pdf,png}</w:t>
+      </w:r>
+      <w:r>
+        <w:rPr>
+          <w:rFonts w:ascii="Calibri" w:hAnsi="Calibri" w:cs="Calibri" w:eastAsia="Calibri"/>
+        </w:rPr>
+        <w:t>.</w:t>
       </w:r>
       <w:r>
         <w:rPr>
@@ -9111,7 +9037,7 @@
           <w:b/>
           <w:bCs/>
         </w:rPr>
-        <w:t xml:space="preserve">Table:</w:t>
+        <w:t>Table:</w:t>
       </w:r>
       <w:r>
         <w:rPr>
@@ -9124,13 +9050,13 @@
           <w:rFonts w:ascii="Calibri" w:hAnsi="Calibri" w:cs="Calibri" w:eastAsia="Calibri"/>
           <w:rStyle w:val="VerbatimChar"/>
         </w:rPr>
-        <w:t xml:space="preserve">output/tables/07_wax_curve_fit.csv</w:t>
-      </w:r>
-      <w:r>
-        <w:rPr>
-          <w:rFonts w:ascii="Calibri" w:hAnsi="Calibri" w:cs="Calibri" w:eastAsia="Calibri"/>
-        </w:rPr>
-        <w:t xml:space="preserve">.</w:t>
+        <w:t>output/tables/07_wax_curve_fit.csv</w:t>
+      </w:r>
+      <w:r>
+        <w:rPr>
+          <w:rFonts w:ascii="Calibri" w:hAnsi="Calibri" w:cs="Calibri" w:eastAsia="Calibri"/>
+        </w:rPr>
+        <w:t>.</w:t>
       </w:r>
     </w:p>
     <w:p>
@@ -9138,9 +9064,6 @@
         <w:rPr>
           <w:rFonts w:ascii="Calibri" w:hAnsi="Calibri" w:cs="Calibri" w:eastAsia="Calibri"/>
         </w:rPr>
-        <w:pict>
-          <v:rect style="width:0;height:1.5pt" o:hralign="center" o:hrstd="t" o:hr="t"/>
-        </w:pict>
       </w:r>
     </w:p>
     <w:bookmarkEnd w:id="26"/>
@@ -9157,7 +9080,7 @@
           <w:color w:val="2E5496"/>
           <w:b/>
         </w:rPr>
-        <w:t xml:space="preserve">9b. Thermal context — LTH treatments vs</w:t>
+        <w:t>9b. Thermal context — LTH treatments vs</w:t>
       </w:r>
       <w:r>
         <w:rPr>
@@ -9175,7 +9098,7 @@
           <w:color w:val="2E5496"/>
           <w:b/>
         </w:rPr>
-        <w:t xml:space="preserve">A. pulchra</w:t>
+        <w:t>A. pulchra</w:t>
       </w:r>
       <w:r>
         <w:rPr>
@@ -9191,7 +9114,7 @@
           <w:color w:val="2E5496"/>
           <w:b/>
         </w:rPr>
-        <w:t xml:space="preserve">acute thermal tolerance</w:t>
+        <w:t>acute thermal tolerance</w:t>
       </w:r>
     </w:p>
     <w:p>
@@ -9202,7 +9125,7 @@
         <w:rPr>
           <w:rFonts w:ascii="Calibri" w:hAnsi="Calibri" w:cs="Calibri" w:eastAsia="Calibri"/>
         </w:rPr>
-        <w:t xml:space="preserve">We benchmarked the LTH design against an independent, calibrated acute thermal-tolerance dataset for the</w:t>
+        <w:t>We benchmarked the LTH design against an independent, calibrated acute thermal-tolerance dataset for the</w:t>
       </w:r>
       <w:r>
         <w:rPr>
@@ -9216,13 +9139,13 @@
           <w:b/>
           <w:bCs/>
         </w:rPr>
-        <w:t xml:space="preserve">same species and island</w:t>
-      </w:r>
-      <w:r>
-        <w:rPr>
-          <w:rFonts w:ascii="Calibri" w:hAnsi="Calibri" w:cs="Calibri" w:eastAsia="Calibri"/>
-        </w:rPr>
-        <w:t xml:space="preserve">: Cunning et al. 2024 (</w:t>
+        <w:t>same species and island</w:t>
+      </w:r>
+      <w:r>
+        <w:rPr>
+          <w:rFonts w:ascii="Calibri" w:hAnsi="Calibri" w:cs="Calibri" w:eastAsia="Calibri"/>
+        </w:rPr>
+        <w:t>: Cunning et al. 2024 (</w:t>
       </w:r>
       <w:r>
         <w:rPr>
@@ -9230,13 +9153,13 @@
           <w:i/>
           <w:iCs/>
         </w:rPr>
-        <w:t xml:space="preserve">Coral Reefs</w:t>
-      </w:r>
-      <w:r>
-        <w:rPr>
-          <w:rFonts w:ascii="Calibri" w:hAnsi="Calibri" w:cs="Calibri" w:eastAsia="Calibri"/>
-        </w:rPr>
-        <w:t xml:space="preserve">) measured CBASS Fv/Fm</w:t>
+        <w:t>Coral Reefs</w:t>
+      </w:r>
+      <w:r>
+        <w:rPr>
+          <w:rFonts w:ascii="Calibri" w:hAnsi="Calibri" w:cs="Calibri" w:eastAsia="Calibri"/>
+        </w:rPr>
+        <w:t>) measured CBASS Fv/Fm</w:t>
       </w:r>
       <w:r>
         <w:rPr>
@@ -9250,19 +9173,19 @@
           <w:b/>
           <w:bCs/>
         </w:rPr>
-        <w:t xml:space="preserve">ED50</w:t>
-      </w:r>
-      <w:r>
-        <w:rPr>
-          <w:rFonts w:ascii="Calibri" w:hAnsi="Calibri" w:cs="Calibri" w:eastAsia="Calibri"/>
-        </w:rPr>
-        <w:t xml:space="preserve"> </w:t>
-      </w:r>
-      <w:r>
-        <w:rPr>
-          <w:rFonts w:ascii="Calibri" w:hAnsi="Calibri" w:cs="Calibri" w:eastAsia="Calibri"/>
-        </w:rPr>
-        <w:t xml:space="preserve">for 20</w:t>
+        <w:t>ED50</w:t>
+      </w:r>
+      <w:r>
+        <w:rPr>
+          <w:rFonts w:ascii="Calibri" w:hAnsi="Calibri" w:cs="Calibri" w:eastAsia="Calibri"/>
+        </w:rPr>
+        <w:t xml:space="preserve"> </w:t>
+      </w:r>
+      <w:r>
+        <w:rPr>
+          <w:rFonts w:ascii="Calibri" w:hAnsi="Calibri" w:cs="Calibri" w:eastAsia="Calibri"/>
+        </w:rPr>
+        <w:t>for 20</w:t>
       </w:r>
       <w:r>
         <w:rPr>
@@ -9276,19 +9199,19 @@
           <w:i/>
           <w:iCs/>
         </w:rPr>
-        <w:t xml:space="preserve">A. pulchra</w:t>
-      </w:r>
-      <w:r>
-        <w:rPr>
-          <w:rFonts w:ascii="Calibri" w:hAnsi="Calibri" w:cs="Calibri" w:eastAsia="Calibri"/>
-        </w:rPr>
-        <w:t xml:space="preserve"> </w:t>
-      </w:r>
-      <w:r>
-        <w:rPr>
-          <w:rFonts w:ascii="Calibri" w:hAnsi="Calibri" w:cs="Calibri" w:eastAsia="Calibri"/>
-        </w:rPr>
-        <w:t xml:space="preserve">genets from</w:t>
+        <w:t>A. pulchra</w:t>
+      </w:r>
+      <w:r>
+        <w:rPr>
+          <w:rFonts w:ascii="Calibri" w:hAnsi="Calibri" w:cs="Calibri" w:eastAsia="Calibri"/>
+        </w:rPr>
+        <w:t xml:space="preserve"> </w:t>
+      </w:r>
+      <w:r>
+        <w:rPr>
+          <w:rFonts w:ascii="Calibri" w:hAnsi="Calibri" w:cs="Calibri" w:eastAsia="Calibri"/>
+        </w:rPr>
+        <w:t>genets from</w:t>
       </w:r>
       <w:r>
         <w:rPr>
@@ -9302,32 +9225,32 @@
           <w:b/>
           <w:bCs/>
         </w:rPr>
-        <w:t xml:space="preserve">Mahana, Mo'orea</w:t>
-      </w:r>
-      <w:r>
-        <w:rPr>
-          <w:rFonts w:ascii="Calibri" w:hAnsi="Calibri" w:cs="Calibri" w:eastAsia="Calibri"/>
-        </w:rPr>
-        <w:t xml:space="preserve"> </w:t>
-      </w:r>
-      <w:r>
-        <w:rPr>
-          <w:rFonts w:ascii="Calibri" w:hAnsi="Calibri" w:cs="Calibri" w:eastAsia="Calibri"/>
-        </w:rPr>
-        <w:t xml:space="preserve">(</w:t>
+        <w:t>Mahana, Mo'orea</w:t>
+      </w:r>
+      <w:r>
+        <w:rPr>
+          <w:rFonts w:ascii="Calibri" w:hAnsi="Calibri" w:cs="Calibri" w:eastAsia="Calibri"/>
+        </w:rPr>
+        <w:t xml:space="preserve"> </w:t>
+      </w:r>
+      <w:r>
+        <w:rPr>
+          <w:rFonts w:ascii="Calibri" w:hAnsi="Calibri" w:cs="Calibri" w:eastAsia="Calibri"/>
+        </w:rPr>
+        <w:t>(</w:t>
       </w:r>
       <w:r>
         <w:rPr>
           <w:rFonts w:ascii="Calibri" w:hAnsi="Calibri" w:cs="Calibri" w:eastAsia="Calibri"/>
           <w:rStyle w:val="VerbatimChar"/>
         </w:rPr>
-        <w:t xml:space="preserve">data/external/cunning2024_apulchra_ed50.csv</w:t>
-      </w:r>
-      <w:r>
-        <w:rPr>
-          <w:rFonts w:ascii="Calibri" w:hAnsi="Calibri" w:cs="Calibri" w:eastAsia="Calibri"/>
-        </w:rPr>
-        <w:t xml:space="preserve">;</w:t>
+        <w:t>data/external/cunning2024_apulchra_ed50.csv</w:t>
+      </w:r>
+      <w:r>
+        <w:rPr>
+          <w:rFonts w:ascii="Calibri" w:hAnsi="Calibri" w:cs="Calibri" w:eastAsia="Calibri"/>
+        </w:rPr>
+        <w:t>;</w:t>
       </w:r>
       <w:r>
         <w:rPr>
@@ -9340,13 +9263,13 @@
           <w:rFonts w:ascii="Calibri" w:hAnsi="Calibri" w:cs="Calibri" w:eastAsia="Calibri"/>
           <w:rStyle w:val="VerbatimChar"/>
         </w:rPr>
-        <w:t xml:space="preserve">code/sensitivity/26_thermal_context.R</w:t>
-      </w:r>
-      <w:r>
-        <w:rPr>
-          <w:rFonts w:ascii="Calibri" w:hAnsi="Calibri" w:cs="Calibri" w:eastAsia="Calibri"/>
-        </w:rPr>
-        <w:t xml:space="preserve">;</w:t>
+        <w:t>code/sensitivity/26_thermal_context.R</w:t>
+      </w:r>
+      <w:r>
+        <w:rPr>
+          <w:rFonts w:ascii="Calibri" w:hAnsi="Calibri" w:cs="Calibri" w:eastAsia="Calibri"/>
+        </w:rPr>
+        <w:t>;</w:t>
       </w:r>
       <w:r>
         <w:rPr>
@@ -9359,13 +9282,13 @@
           <w:rFonts w:ascii="Calibri" w:hAnsi="Calibri" w:cs="Calibri" w:eastAsia="Calibri"/>
           <w:rStyle w:val="VerbatimChar"/>
         </w:rPr>
-        <w:t xml:space="preserve">figures/26_thermal_context.{pdf,png}</w:t>
-      </w:r>
-      <w:r>
-        <w:rPr>
-          <w:rFonts w:ascii="Calibri" w:hAnsi="Calibri" w:cs="Calibri" w:eastAsia="Calibri"/>
-        </w:rPr>
-        <w:t xml:space="preserve">).</w:t>
+        <w:t>figures/26_thermal_context.{pdf,png}</w:t>
+      </w:r>
+      <w:r>
+        <w:rPr>
+          <w:rFonts w:ascii="Calibri" w:hAnsi="Calibri" w:cs="Calibri" w:eastAsia="Calibri"/>
+        </w:rPr>
+        <w:t>).</w:t>
       </w:r>
     </w:p>
     <w:p>
@@ -9378,19 +9301,19 @@
           <w:b/>
           <w:bCs/>
         </w:rPr>
-        <w:t xml:space="preserve">(1) The LTH chronic treatments are sublethal relative to acute limits.</w:t>
-      </w:r>
-      <w:r>
-        <w:rPr>
-          <w:rFonts w:ascii="Calibri" w:hAnsi="Calibri" w:cs="Calibri" w:eastAsia="Calibri"/>
-        </w:rPr>
-        <w:t xml:space="preserve"> </w:t>
-      </w:r>
-      <w:r>
-        <w:rPr>
-          <w:rFonts w:ascii="Calibri" w:hAnsi="Calibri" w:cs="Calibri" w:eastAsia="Calibri"/>
-        </w:rPr>
-        <w:t xml:space="preserve">Acute ED50 averaged</w:t>
+        <w:t>(1) The LTH chronic treatments are sublethal relative to acute limits.</w:t>
+      </w:r>
+      <w:r>
+        <w:rPr>
+          <w:rFonts w:ascii="Calibri" w:hAnsi="Calibri" w:cs="Calibri" w:eastAsia="Calibri"/>
+        </w:rPr>
+        <w:t xml:space="preserve"> </w:t>
+      </w:r>
+      <w:r>
+        <w:rPr>
+          <w:rFonts w:ascii="Calibri" w:hAnsi="Calibri" w:cs="Calibri" w:eastAsia="Calibri"/>
+        </w:rPr>
+        <w:t>Acute ED50 averaged</w:t>
       </w:r>
       <w:r>
         <w:rPr>
@@ -9404,19 +9327,19 @@
           <w:b/>
           <w:bCs/>
         </w:rPr>
-        <w:t xml:space="preserve">35.4 °C</w:t>
-      </w:r>
-      <w:r>
-        <w:rPr>
-          <w:rFonts w:ascii="Calibri" w:hAnsi="Calibri" w:cs="Calibri" w:eastAsia="Calibri"/>
-        </w:rPr>
-        <w:t xml:space="preserve"> </w:t>
-      </w:r>
-      <w:r>
-        <w:rPr>
-          <w:rFonts w:ascii="Calibri" w:hAnsi="Calibri" w:cs="Calibri" w:eastAsia="Calibri"/>
-        </w:rPr>
-        <w:t xml:space="preserve">across genets (range 34.4–36.6 °C, SD 0.59). The LTH heated treatment (31 °C) sits</w:t>
+        <w:t>35.4 °C</w:t>
+      </w:r>
+      <w:r>
+        <w:rPr>
+          <w:rFonts w:ascii="Calibri" w:hAnsi="Calibri" w:cs="Calibri" w:eastAsia="Calibri"/>
+        </w:rPr>
+        <w:t xml:space="preserve"> </w:t>
+      </w:r>
+      <w:r>
+        <w:rPr>
+          <w:rFonts w:ascii="Calibri" w:hAnsi="Calibri" w:cs="Calibri" w:eastAsia="Calibri"/>
+        </w:rPr>
+        <w:t>across genets (range 34.4–36.6 °C, SD 0.59). The LTH heated treatment (31 °C) sits</w:t>
       </w:r>
       <w:r>
         <w:rPr>
@@ -9430,19 +9353,19 @@
           <w:b/>
           <w:bCs/>
         </w:rPr>
-        <w:t xml:space="preserve">4.4 °C below the mean acute ED50</w:t>
-      </w:r>
-      <w:r>
-        <w:rPr>
-          <w:rFonts w:ascii="Calibri" w:hAnsi="Calibri" w:cs="Calibri" w:eastAsia="Calibri"/>
-        </w:rPr>
-        <w:t xml:space="preserve"> </w:t>
-      </w:r>
-      <w:r>
-        <w:rPr>
-          <w:rFonts w:ascii="Calibri" w:hAnsi="Calibri" w:cs="Calibri" w:eastAsia="Calibri"/>
-        </w:rPr>
-        <w:t xml:space="preserve">(3.4 °C below even the most heat-sensitive genet); ambient (28 °C) is 7.4 °C below. The progressive Fv/Fm decline, paling, symbiont loss, and calcification suppression at 31 °C are therefore a</w:t>
+        <w:t>4.4 °C below the mean acute ED50</w:t>
+      </w:r>
+      <w:r>
+        <w:rPr>
+          <w:rFonts w:ascii="Calibri" w:hAnsi="Calibri" w:cs="Calibri" w:eastAsia="Calibri"/>
+        </w:rPr>
+        <w:t xml:space="preserve"> </w:t>
+      </w:r>
+      <w:r>
+        <w:rPr>
+          <w:rFonts w:ascii="Calibri" w:hAnsi="Calibri" w:cs="Calibri" w:eastAsia="Calibri"/>
+        </w:rPr>
+        <w:t>(3.4 °C below even the most heat-sensitive genet); ambient (28 °C) is 7.4 °C below. The progressive Fv/Fm decline, paling, symbiont loss, and calcification suppression at 31 °C are therefore a</w:t>
       </w:r>
       <w:r>
         <w:rPr>
@@ -9456,19 +9379,19 @@
           <w:b/>
           <w:bCs/>
         </w:rPr>
-        <w:t xml:space="preserve">chronic-sublethal</w:t>
-      </w:r>
-      <w:r>
-        <w:rPr>
-          <w:rFonts w:ascii="Calibri" w:hAnsi="Calibri" w:cs="Calibri" w:eastAsia="Calibri"/>
-        </w:rPr>
-        <w:t xml:space="preserve"> </w:t>
-      </w:r>
-      <w:r>
-        <w:rPr>
-          <w:rFonts w:ascii="Calibri" w:hAnsi="Calibri" w:cs="Calibri" w:eastAsia="Calibri"/>
-        </w:rPr>
-        <w:t xml:space="preserve">response — built up over weeks well below the acute photochemical threshold — not acute photoinhibition. (ED50 is an 18-h acute metric, used here only as a reference axis, not as the chronic temperature scale.)</w:t>
+        <w:t>chronic-sublethal</w:t>
+      </w:r>
+      <w:r>
+        <w:rPr>
+          <w:rFonts w:ascii="Calibri" w:hAnsi="Calibri" w:cs="Calibri" w:eastAsia="Calibri"/>
+        </w:rPr>
+        <w:t xml:space="preserve"> </w:t>
+      </w:r>
+      <w:r>
+        <w:rPr>
+          <w:rFonts w:ascii="Calibri" w:hAnsi="Calibri" w:cs="Calibri" w:eastAsia="Calibri"/>
+        </w:rPr>
+        <w:t>response — built up over weeks well below the acute photochemical threshold — not acute photoinhibition. (ED50 is an 18-h acute metric, used here only as a reference axis, not as the chronic temperature scale.)</w:t>
       </w:r>
     </w:p>
     <w:p>
@@ -9481,19 +9404,19 @@
           <w:b/>
           <w:bCs/>
         </w:rPr>
-        <w:t xml:space="preserve">(2) Among-genotype thermal-tolerance variation is concordant across methods.</w:t>
-      </w:r>
-      <w:r>
-        <w:rPr>
-          <w:rFonts w:ascii="Calibri" w:hAnsi="Calibri" w:cs="Calibri" w:eastAsia="Calibri"/>
-        </w:rPr>
-        <w:t xml:space="preserve"> </w:t>
-      </w:r>
-      <w:r>
-        <w:rPr>
-          <w:rFonts w:ascii="Calibri" w:hAnsi="Calibri" w:cs="Calibri" w:eastAsia="Calibri"/>
-        </w:rPr>
-        <w:t xml:space="preserve">Cunning's acute assay resolved substantial heritable variation (ED50 range 2.2 °C; ED50 predicts classic bleaching, R = 0.74). The LTH chronic experiment independently detects among-genotype variation in the same population — the resilience ranking</w:t>
+        <w:t>(2) Among-genotype thermal-tolerance variation is concordant across methods.</w:t>
+      </w:r>
+      <w:r>
+        <w:rPr>
+          <w:rFonts w:ascii="Calibri" w:hAnsi="Calibri" w:cs="Calibri" w:eastAsia="Calibri"/>
+        </w:rPr>
+        <w:t xml:space="preserve"> </w:t>
+      </w:r>
+      <w:r>
+        <w:rPr>
+          <w:rFonts w:ascii="Calibri" w:hAnsi="Calibri" w:cs="Calibri" w:eastAsia="Calibri"/>
+        </w:rPr>
+        <w:t>Cunning's acute assay resolved substantial heritable variation (ED50 range 2.2 °C; ED50 predicts classic bleaching, R = 0.74). The LTH chronic experiment independently detects among-genotype variation in the same population — the resilience ranking</w:t>
       </w:r>
       <w:r>
         <w:rPr>
@@ -9507,32 +9430,32 @@
           <w:b/>
           <w:bCs/>
         </w:rPr>
-        <w:t xml:space="preserve">C &gt; D &gt; A</w:t>
-      </w:r>
-      <w:r>
-        <w:rPr>
-          <w:rFonts w:ascii="Calibri" w:hAnsi="Calibri" w:cs="Calibri" w:eastAsia="Calibri"/>
-        </w:rPr>
-        <w:t xml:space="preserve"> </w:t>
-      </w:r>
-      <w:r>
-        <w:rPr>
-          <w:rFonts w:ascii="Calibri" w:hAnsi="Calibri" w:cs="Calibri" w:eastAsia="Calibri"/>
-        </w:rPr>
-        <w:t xml:space="preserve">across PAM, color, symbionts, and calcification (</w:t>
+        <w:t>C &gt; D &gt; A</w:t>
+      </w:r>
+      <w:r>
+        <w:rPr>
+          <w:rFonts w:ascii="Calibri" w:hAnsi="Calibri" w:cs="Calibri" w:eastAsia="Calibri"/>
+        </w:rPr>
+        <w:t xml:space="preserve"> </w:t>
+      </w:r>
+      <w:r>
+        <w:rPr>
+          <w:rFonts w:ascii="Calibri" w:hAnsi="Calibri" w:cs="Calibri" w:eastAsia="Calibri"/>
+        </w:rPr>
+        <w:t>across PAM, color, symbionts, and calcification (</w:t>
       </w:r>
       <w:r>
         <w:rPr>
           <w:rFonts w:ascii="Calibri" w:hAnsi="Calibri" w:cs="Calibri" w:eastAsia="Calibri"/>
           <w:rStyle w:val="VerbatimChar"/>
         </w:rPr>
-        <w:t xml:space="preserve">output/tables/26_genotype_variation_concordance.csv</w:t>
-      </w:r>
-      <w:r>
-        <w:rPr>
-          <w:rFonts w:ascii="Calibri" w:hAnsi="Calibri" w:cs="Calibri" w:eastAsia="Calibri"/>
-        </w:rPr>
-        <w:t xml:space="preserve">). Both methods thus agree that Mahana</w:t>
+        <w:t>output/tables/26_genotype_variation_concordance.csv</w:t>
+      </w:r>
+      <w:r>
+        <w:rPr>
+          <w:rFonts w:ascii="Calibri" w:hAnsi="Calibri" w:cs="Calibri" w:eastAsia="Calibri"/>
+        </w:rPr>
+        <w:t>). Both methods thus agree that Mahana</w:t>
       </w:r>
       <w:r>
         <w:rPr>
@@ -9546,19 +9469,19 @@
           <w:i/>
           <w:iCs/>
         </w:rPr>
-        <w:t xml:space="preserve">A. pulchra</w:t>
-      </w:r>
-      <w:r>
-        <w:rPr>
-          <w:rFonts w:ascii="Calibri" w:hAnsi="Calibri" w:cs="Calibri" w:eastAsia="Calibri"/>
-        </w:rPr>
-        <w:t xml:space="preserve"> </w:t>
-      </w:r>
-      <w:r>
-        <w:rPr>
-          <w:rFonts w:ascii="Calibri" w:hAnsi="Calibri" w:cs="Calibri" w:eastAsia="Calibri"/>
-        </w:rPr>
-        <w:t xml:space="preserve">holds ecologically meaningful, genotype-level thermal-tolerance variation.</w:t>
+        <w:t>A. pulchra</w:t>
+      </w:r>
+      <w:r>
+        <w:rPr>
+          <w:rFonts w:ascii="Calibri" w:hAnsi="Calibri" w:cs="Calibri" w:eastAsia="Calibri"/>
+        </w:rPr>
+        <w:t xml:space="preserve"> </w:t>
+      </w:r>
+      <w:r>
+        <w:rPr>
+          <w:rFonts w:ascii="Calibri" w:hAnsi="Calibri" w:cs="Calibri" w:eastAsia="Calibri"/>
+        </w:rPr>
+        <w:t>holds ecologically meaningful, genotype-level thermal-tolerance variation.</w:t>
       </w:r>
     </w:p>
     <w:p>
@@ -9571,19 +9494,19 @@
           <w:b/>
           <w:bCs/>
         </w:rPr>
-        <w:t xml:space="preserve">Caveat / future work.</w:t>
-      </w:r>
-      <w:r>
-        <w:rPr>
-          <w:rFonts w:ascii="Calibri" w:hAnsi="Calibri" w:cs="Calibri" w:eastAsia="Calibri"/>
-        </w:rPr>
-        <w:t xml:space="preserve"> </w:t>
-      </w:r>
-      <w:r>
-        <w:rPr>
-          <w:rFonts w:ascii="Calibri" w:hAnsi="Calibri" w:cs="Calibri" w:eastAsia="Calibri"/>
-        </w:rPr>
-        <w:t xml:space="preserve">The LTH thicket labels (A, C, D) are arbitrary and</w:t>
+        <w:t>Caveat / future work.</w:t>
+      </w:r>
+      <w:r>
+        <w:rPr>
+          <w:rFonts w:ascii="Calibri" w:hAnsi="Calibri" w:cs="Calibri" w:eastAsia="Calibri"/>
+        </w:rPr>
+        <w:t xml:space="preserve"> </w:t>
+      </w:r>
+      <w:r>
+        <w:rPr>
+          <w:rFonts w:ascii="Calibri" w:hAnsi="Calibri" w:cs="Calibri" w:eastAsia="Calibri"/>
+        </w:rPr>
+        <w:t>The LTH thicket labels (A, C, D) are arbitrary and</w:t>
       </w:r>
       <w:r>
         <w:rPr>
@@ -9597,38 +9520,38 @@
           <w:b/>
           <w:bCs/>
         </w:rPr>
-        <w:t xml:space="preserve">not genotype-matched</w:t>
-      </w:r>
-      <w:r>
-        <w:rPr>
-          <w:rFonts w:ascii="Calibri" w:hAnsi="Calibri" w:cs="Calibri" w:eastAsia="Calibri"/>
-        </w:rPr>
-        <w:t xml:space="preserve"> </w:t>
-      </w:r>
-      <w:r>
-        <w:rPr>
-          <w:rFonts w:ascii="Calibri" w:hAnsi="Calibri" w:cs="Calibri" w:eastAsia="Calibri"/>
-        </w:rPr>
-        <w:t xml:space="preserve">to Cunning's numbered genets, so we cannot yet correlate ED50 against chronic resilience per genet. Cunning's genets are genotyped (</w:t>
+        <w:t>not genotype-matched</w:t>
+      </w:r>
+      <w:r>
+        <w:rPr>
+          <w:rFonts w:ascii="Calibri" w:hAnsi="Calibri" w:cs="Calibri" w:eastAsia="Calibri"/>
+        </w:rPr>
+        <w:t xml:space="preserve"> </w:t>
+      </w:r>
+      <w:r>
+        <w:rPr>
+          <w:rFonts w:ascii="Calibri" w:hAnsi="Calibri" w:cs="Calibri" w:eastAsia="Calibri"/>
+        </w:rPr>
+        <w:t>to Cunning's numbered genets, so we cannot yet correlate ED50 against chronic resilience per genet. Cunning's genets are genotyped (</w:t>
       </w:r>
       <w:r>
         <w:rPr>
           <w:rFonts w:ascii="Calibri" w:hAnsi="Calibri" w:cs="Calibri" w:eastAsia="Calibri"/>
           <w:rStyle w:val="VerbatimChar"/>
         </w:rPr>
-        <w:t xml:space="preserve">genet_map</w:t>
-      </w:r>
-      <w:r>
-        <w:rPr>
-          <w:rFonts w:ascii="Calibri" w:hAnsi="Calibri" w:cs="Calibri" w:eastAsia="Calibri"/>
-        </w:rPr>
-        <w:t xml:space="preserve"> </w:t>
-      </w:r>
-      <w:r>
-        <w:rPr>
-          <w:rFonts w:ascii="Calibri" w:hAnsi="Calibri" w:cs="Calibri" w:eastAsia="Calibri"/>
-        </w:rPr>
-        <w:t xml:space="preserve">in the CBASS_methods repo); calling SNPs from the forthcoming LTH RNA-seq and matching them to that map would allow the direct acute-vs-chronic genet correlation — the natural next test.</w:t>
+        <w:t>genet_map</w:t>
+      </w:r>
+      <w:r>
+        <w:rPr>
+          <w:rFonts w:ascii="Calibri" w:hAnsi="Calibri" w:cs="Calibri" w:eastAsia="Calibri"/>
+        </w:rPr>
+        <w:t xml:space="preserve"> </w:t>
+      </w:r>
+      <w:r>
+        <w:rPr>
+          <w:rFonts w:ascii="Calibri" w:hAnsi="Calibri" w:cs="Calibri" w:eastAsia="Calibri"/>
+        </w:rPr>
+        <w:t>in the CBASS_methods repo); calling SNPs from the forthcoming LTH RNA-seq and matching them to that map would allow the direct acute-vs-chronic genet correlation — the natural next test.</w:t>
       </w:r>
     </w:p>
     <w:p>
@@ -9636,9 +9559,6 @@
         <w:rPr>
           <w:rFonts w:ascii="Calibri" w:hAnsi="Calibri" w:cs="Calibri" w:eastAsia="Calibri"/>
         </w:rPr>
-        <w:pict>
-          <v:rect style="width:0;height:1.5pt" o:hralign="center" o:hrstd="t" o:hr="t"/>
-        </w:pict>
       </w:r>
     </w:p>
     <w:bookmarkEnd w:id="27"/>
@@ -9655,7 +9575,7 @@
           <w:color w:val="2E5496"/>
           <w:b/>
         </w:rPr>
-        <w:t xml:space="preserve">10. Statistical limitations and robustness</w:t>
+        <w:t>10. Statistical limitations and robustness</w:t>
       </w:r>
     </w:p>
     <w:p>
@@ -9666,20 +9586,20 @@
         <w:rPr>
           <w:rFonts w:ascii="Calibri" w:hAnsi="Calibri" w:cs="Calibri" w:eastAsia="Calibri"/>
         </w:rPr>
-        <w:t xml:space="preserve">A diagnostic swarm (</w:t>
+        <w:t>A diagnostic swarm (</w:t>
       </w:r>
       <w:r>
         <w:rPr>
           <w:rFonts w:ascii="Calibri" w:hAnsi="Calibri" w:cs="Calibri" w:eastAsia="Calibri"/>
           <w:rStyle w:val="VerbatimChar"/>
         </w:rPr>
-        <w:t xml:space="preserve">output/diagnostics/{A,B,C,D}_*.{csv,md}</w:t>
-      </w:r>
-      <w:r>
-        <w:rPr>
-          <w:rFonts w:ascii="Calibri" w:hAnsi="Calibri" w:cs="Calibri" w:eastAsia="Calibri"/>
-        </w:rPr>
-        <w:t xml:space="preserve">) checked every primary model. Concerns worth flagging in the Methods section of the manuscript:</w:t>
+        <w:t>output/diagnostics/{A,B,C,D}_*.{csv,md}</w:t>
+      </w:r>
+      <w:r>
+        <w:rPr>
+          <w:rFonts w:ascii="Calibri" w:hAnsi="Calibri" w:cs="Calibri" w:eastAsia="Calibri"/>
+        </w:rPr>
+        <w:t>) checked every primary model. Concerns worth flagging in the Methods section of the manuscript:</w:t>
       </w:r>
     </w:p>
     <w:p>
@@ -9695,19 +9615,19 @@
           <w:b/>
           <w:bCs/>
         </w:rPr>
-        <w:t xml:space="preserve">Color D-scale is ordinal, not continuous.</w:t>
-      </w:r>
-      <w:r>
-        <w:rPr>
-          <w:rFonts w:ascii="Calibri" w:hAnsi="Calibri" w:cs="Calibri" w:eastAsia="Calibri"/>
-        </w:rPr>
-        <w:t xml:space="preserve"> </w:t>
-      </w:r>
-      <w:r>
-        <w:rPr>
-          <w:rFonts w:ascii="Calibri" w:hAnsi="Calibri" w:cs="Calibri" w:eastAsia="Calibri"/>
-        </w:rPr>
-        <w:t xml:space="preserve">The Siebeck D-scale takes five discrete values (D1–D5). We fit it as a Gaussian LMM to compare directly with the other continuous physiology metrics, and</w:t>
+        <w:t>Color D-scale is ordinal, not continuous.</w:t>
+      </w:r>
+      <w:r>
+        <w:rPr>
+          <w:rFonts w:ascii="Calibri" w:hAnsi="Calibri" w:cs="Calibri" w:eastAsia="Calibri"/>
+        </w:rPr>
+        <w:t xml:space="preserve"> </w:t>
+      </w:r>
+      <w:r>
+        <w:rPr>
+          <w:rFonts w:ascii="Calibri" w:hAnsi="Calibri" w:cs="Calibri" w:eastAsia="Calibri"/>
+        </w:rPr>
+        <w:t>The Siebeck D-scale takes five discrete values (D1–D5). We fit it as a Gaussian LMM to compare directly with the other continuous physiology metrics, and</w:t>
       </w:r>
       <w:r>
         <w:rPr>
@@ -9720,32 +9640,32 @@
           <w:rFonts w:ascii="Calibri" w:hAnsi="Calibri" w:cs="Calibri" w:eastAsia="Calibri"/>
           <w:rStyle w:val="VerbatimChar"/>
         </w:rPr>
-        <w:t xml:space="preserve">DHARMa::simulateResiduals</w:t>
-      </w:r>
-      <w:r>
-        <w:rPr>
-          <w:rFonts w:ascii="Calibri" w:hAnsi="Calibri" w:cs="Calibri" w:eastAsia="Calibri"/>
-        </w:rPr>
-        <w:t xml:space="preserve"> </w:t>
-      </w:r>
-      <w:r>
-        <w:rPr>
-          <w:rFonts w:ascii="Calibri" w:hAnsi="Calibri" w:cs="Calibri" w:eastAsia="Calibri"/>
-        </w:rPr>
-        <w:t xml:space="preserve">flagged the expected non-uniform residual distribution (KS p &lt; 0.001). As a robustness check we refit the same fixed and random structure as a cumulative-link mixed model (</w:t>
+        <w:t>DHARMa::simulateResiduals</w:t>
+      </w:r>
+      <w:r>
+        <w:rPr>
+          <w:rFonts w:ascii="Calibri" w:hAnsi="Calibri" w:cs="Calibri" w:eastAsia="Calibri"/>
+        </w:rPr>
+        <w:t xml:space="preserve"> </w:t>
+      </w:r>
+      <w:r>
+        <w:rPr>
+          <w:rFonts w:ascii="Calibri" w:hAnsi="Calibri" w:cs="Calibri" w:eastAsia="Calibri"/>
+        </w:rPr>
+        <w:t>flagged the expected non-uniform residual distribution (KS p &lt; 0.001). As a robustness check we refit the same fixed and random structure as a cumulative-link mixed model (</w:t>
       </w:r>
       <w:r>
         <w:rPr>
           <w:rFonts w:ascii="Calibri" w:hAnsi="Calibri" w:cs="Calibri" w:eastAsia="Calibri"/>
           <w:rStyle w:val="VerbatimChar"/>
         </w:rPr>
-        <w:t xml:space="preserve">ordinal::clmm</w:t>
-      </w:r>
-      <w:r>
-        <w:rPr>
-          <w:rFonts w:ascii="Calibri" w:hAnsi="Calibri" w:cs="Calibri" w:eastAsia="Calibri"/>
-        </w:rPr>
-        <w:t xml:space="preserve">,</w:t>
+        <w:t>ordinal::clmm</w:t>
+      </w:r>
+      <w:r>
+        <w:rPr>
+          <w:rFonts w:ascii="Calibri" w:hAnsi="Calibri" w:cs="Calibri" w:eastAsia="Calibri"/>
+        </w:rPr>
+        <w:t>,</w:t>
       </w:r>
       <w:r>
         <w:rPr>
@@ -9758,13 +9678,13 @@
           <w:rFonts w:ascii="Calibri" w:hAnsi="Calibri" w:cs="Calibri" w:eastAsia="Calibri"/>
           <w:rStyle w:val="VerbatimChar"/>
         </w:rPr>
-        <w:t xml:space="preserve">output/models/12b_color_clmm.rds</w:t>
-      </w:r>
-      <w:r>
-        <w:rPr>
-          <w:rFonts w:ascii="Calibri" w:hAnsi="Calibri" w:cs="Calibri" w:eastAsia="Calibri"/>
-        </w:rPr>
-        <w:t xml:space="preserve">); every qualitative inference above held under the ordinal likelihood. We keep the Gaussian model for presentation; ordinal LRTs are in</w:t>
+        <w:t>output/models/12b_color_clmm.rds</w:t>
+      </w:r>
+      <w:r>
+        <w:rPr>
+          <w:rFonts w:ascii="Calibri" w:hAnsi="Calibri" w:cs="Calibri" w:eastAsia="Calibri"/>
+        </w:rPr>
+        <w:t>); every qualitative inference above held under the ordinal likelihood. We keep the Gaussian model for presentation; ordinal LRTs are in</w:t>
       </w:r>
       <w:r>
         <w:rPr>
@@ -9777,13 +9697,13 @@
           <w:rFonts w:ascii="Calibri" w:hAnsi="Calibri" w:cs="Calibri" w:eastAsia="Calibri"/>
           <w:rStyle w:val="VerbatimChar"/>
         </w:rPr>
-        <w:t xml:space="preserve">output/tables/12b_color_clmm.csv</w:t>
-      </w:r>
-      <w:r>
-        <w:rPr>
-          <w:rFonts w:ascii="Calibri" w:hAnsi="Calibri" w:cs="Calibri" w:eastAsia="Calibri"/>
-        </w:rPr>
-        <w:t xml:space="preserve">.</w:t>
+        <w:t>output/tables/12b_color_clmm.csv</w:t>
+      </w:r>
+      <w:r>
+        <w:rPr>
+          <w:rFonts w:ascii="Calibri" w:hAnsi="Calibri" w:cs="Calibri" w:eastAsia="Calibri"/>
+        </w:rPr>
+        <w:t>.</w:t>
       </w:r>
     </w:p>
     <w:p>
@@ -9799,19 +9719,19 @@
           <w:b/>
           <w:bCs/>
         </w:rPr>
-        <w:t xml:space="preserve">Morphology GLMM separation.</w:t>
-      </w:r>
-      <w:r>
-        <w:rPr>
-          <w:rFonts w:ascii="Calibri" w:hAnsi="Calibri" w:cs="Calibri" w:eastAsia="Calibri"/>
-        </w:rPr>
-        <w:t xml:space="preserve"> </w:t>
-      </w:r>
-      <w:r>
-        <w:rPr>
-          <w:rFonts w:ascii="Calibri" w:hAnsi="Calibri" w:cs="Calibri" w:eastAsia="Calibri"/>
-        </w:rPr>
-        <w:t xml:space="preserve">Several of the eight binary wound-healing traits show complete or quasi-complete separation in the four-way</w:t>
+        <w:t>Morphology GLMM separation.</w:t>
+      </w:r>
+      <w:r>
+        <w:rPr>
+          <w:rFonts w:ascii="Calibri" w:hAnsi="Calibri" w:cs="Calibri" w:eastAsia="Calibri"/>
+        </w:rPr>
+        <w:t xml:space="preserve"> </w:t>
+      </w:r>
+      <w:r>
+        <w:rPr>
+          <w:rFonts w:ascii="Calibri" w:hAnsi="Calibri" w:cs="Calibri" w:eastAsia="Calibri"/>
+        </w:rPr>
+        <w:t>Several of the eight binary wound-healing traits show complete or quasi-complete separation in the four-way</w:t>
       </w:r>
       <w:r>
         <w:rPr>
@@ -9824,19 +9744,19 @@
           <w:rFonts w:ascii="Calibri" w:hAnsi="Calibri" w:cs="Calibri" w:eastAsia="Calibri"/>
           <w:rStyle w:val="VerbatimChar"/>
         </w:rPr>
-        <w:t xml:space="preserve">treatment × wound × day × thicket</w:t>
-      </w:r>
-      <w:r>
-        <w:rPr>
-          <w:rFonts w:ascii="Calibri" w:hAnsi="Calibri" w:cs="Calibri" w:eastAsia="Calibri"/>
-        </w:rPr>
-        <w:t xml:space="preserve"> </w:t>
-      </w:r>
-      <w:r>
-        <w:rPr>
-          <w:rFonts w:ascii="Calibri" w:hAnsi="Calibri" w:cs="Calibri" w:eastAsia="Calibri"/>
-        </w:rPr>
-        <w:t xml:space="preserve">fit (one trait,</w:t>
+        <w:t>treatment × wound × day × thicket</w:t>
+      </w:r>
+      <w:r>
+        <w:rPr>
+          <w:rFonts w:ascii="Calibri" w:hAnsi="Calibri" w:cs="Calibri" w:eastAsia="Calibri"/>
+        </w:rPr>
+        <w:t xml:space="preserve"> </w:t>
+      </w:r>
+      <w:r>
+        <w:rPr>
+          <w:rFonts w:ascii="Calibri" w:hAnsi="Calibri" w:cs="Calibri" w:eastAsia="Calibri"/>
+        </w:rPr>
+        <w:t>fit (one trait,</w:t>
       </w:r>
       <w:r>
         <w:rPr>
@@ -9849,13 +9769,13 @@
           <w:rFonts w:ascii="Calibri" w:hAnsi="Calibri" w:cs="Calibri" w:eastAsia="Calibri"/>
           <w:rStyle w:val="VerbatimChar"/>
         </w:rPr>
-        <w:t xml:space="preserve">algae_on_wound</w:t>
-      </w:r>
-      <w:r>
-        <w:rPr>
-          <w:rFonts w:ascii="Calibri" w:hAnsi="Calibri" w:cs="Calibri" w:eastAsia="Calibri"/>
-        </w:rPr>
-        <w:t xml:space="preserve">, is invariant and not modelled). The raw</w:t>
+        <w:t>algae_on_wound</w:t>
+      </w:r>
+      <w:r>
+        <w:rPr>
+          <w:rFonts w:ascii="Calibri" w:hAnsi="Calibri" w:cs="Calibri" w:eastAsia="Calibri"/>
+        </w:rPr>
+        <w:t>, is invariant and not modelled). The raw</w:t>
       </w:r>
       <w:r>
         <w:rPr>
@@ -9868,19 +9788,19 @@
           <w:rFonts w:ascii="Calibri" w:hAnsi="Calibri" w:cs="Calibri" w:eastAsia="Calibri"/>
           <w:rStyle w:val="VerbatimChar"/>
         </w:rPr>
-        <w:t xml:space="preserve">glmer</w:t>
-      </w:r>
-      <w:r>
-        <w:rPr>
-          <w:rFonts w:ascii="Calibri" w:hAnsi="Calibri" w:cs="Calibri" w:eastAsia="Calibri"/>
-        </w:rPr>
-        <w:t xml:space="preserve"> </w:t>
-      </w:r>
-      <w:r>
-        <w:rPr>
-          <w:rFonts w:ascii="Calibri" w:hAnsi="Calibri" w:cs="Calibri" w:eastAsia="Calibri"/>
-        </w:rPr>
-        <w:t xml:space="preserve">fits give sensible predicted probabilities (used in figures) and correct omnibus type-II Wald χ² from</w:t>
+        <w:t>glmer</w:t>
+      </w:r>
+      <w:r>
+        <w:rPr>
+          <w:rFonts w:ascii="Calibri" w:hAnsi="Calibri" w:cs="Calibri" w:eastAsia="Calibri"/>
+        </w:rPr>
+        <w:t xml:space="preserve"> </w:t>
+      </w:r>
+      <w:r>
+        <w:rPr>
+          <w:rFonts w:ascii="Calibri" w:hAnsi="Calibri" w:cs="Calibri" w:eastAsia="Calibri"/>
+        </w:rPr>
+        <w:t>fits give sensible predicted probabilities (used in figures) and correct omnibus type-II Wald χ² from</w:t>
       </w:r>
       <w:r>
         <w:rPr>
@@ -9893,19 +9813,19 @@
           <w:rFonts w:ascii="Calibri" w:hAnsi="Calibri" w:cs="Calibri" w:eastAsia="Calibri"/>
           <w:rStyle w:val="VerbatimChar"/>
         </w:rPr>
-        <w:t xml:space="preserve">car::Anova</w:t>
-      </w:r>
-      <w:r>
-        <w:rPr>
-          <w:rFonts w:ascii="Calibri" w:hAnsi="Calibri" w:cs="Calibri" w:eastAsia="Calibri"/>
-        </w:rPr>
-        <w:t xml:space="preserve"> </w:t>
-      </w:r>
-      <w:r>
-        <w:rPr>
-          <w:rFonts w:ascii="Calibri" w:hAnsi="Calibri" w:cs="Calibri" w:eastAsia="Calibri"/>
-        </w:rPr>
-        <w:t xml:space="preserve">(used in Sections 5a/5b), but the individual coefficient Wald z-statistics diverge. We therefore refit all 8 traits with weakly-informative Cauchy(0, 2.5) priors on the fixed effects via</w:t>
+        <w:t>car::Anova</w:t>
+      </w:r>
+      <w:r>
+        <w:rPr>
+          <w:rFonts w:ascii="Calibri" w:hAnsi="Calibri" w:cs="Calibri" w:eastAsia="Calibri"/>
+        </w:rPr>
+        <w:t xml:space="preserve"> </w:t>
+      </w:r>
+      <w:r>
+        <w:rPr>
+          <w:rFonts w:ascii="Calibri" w:hAnsi="Calibri" w:cs="Calibri" w:eastAsia="Calibri"/>
+        </w:rPr>
+        <w:t>(used in Sections 5a/5b), but the individual coefficient Wald z-statistics diverge. We therefore refit all 8 traits with weakly-informative Cauchy(0, 2.5) priors on the fixed effects via</w:t>
       </w:r>
       <w:r>
         <w:rPr>
@@ -9918,19 +9838,19 @@
           <w:rFonts w:ascii="Calibri" w:hAnsi="Calibri" w:cs="Calibri" w:eastAsia="Calibri"/>
           <w:rStyle w:val="VerbatimChar"/>
         </w:rPr>
-        <w:t xml:space="preserve">blme::bglmer</w:t>
-      </w:r>
-      <w:r>
-        <w:rPr>
-          <w:rFonts w:ascii="Calibri" w:hAnsi="Calibri" w:cs="Calibri" w:eastAsia="Calibri"/>
-        </w:rPr>
-        <w:t xml:space="preserve"> </w:t>
-      </w:r>
-      <w:r>
-        <w:rPr>
-          <w:rFonts w:ascii="Calibri" w:hAnsi="Calibri" w:cs="Calibri" w:eastAsia="Calibri"/>
-        </w:rPr>
-        <w:t xml:space="preserve">(Gelman 2008 default for logistic regression with separation;</w:t>
+        <w:t>blme::bglmer</w:t>
+      </w:r>
+      <w:r>
+        <w:rPr>
+          <w:rFonts w:ascii="Calibri" w:hAnsi="Calibri" w:cs="Calibri" w:eastAsia="Calibri"/>
+        </w:rPr>
+        <w:t xml:space="preserve"> </w:t>
+      </w:r>
+      <w:r>
+        <w:rPr>
+          <w:rFonts w:ascii="Calibri" w:hAnsi="Calibri" w:cs="Calibri" w:eastAsia="Calibri"/>
+        </w:rPr>
+        <w:t>(Gelman 2008 default for logistic regression with separation;</w:t>
       </w:r>
       <w:r>
         <w:rPr>
@@ -9943,13 +9863,13 @@
           <w:rFonts w:ascii="Calibri" w:hAnsi="Calibri" w:cs="Calibri" w:eastAsia="Calibri"/>
           <w:rStyle w:val="VerbatimChar"/>
         </w:rPr>
-        <w:t xml:space="preserve">output/models/12c_morph_&lt;trait&gt;_blme.rds</w:t>
-      </w:r>
-      <w:r>
-        <w:rPr>
-          <w:rFonts w:ascii="Calibri" w:hAnsi="Calibri" w:cs="Calibri" w:eastAsia="Calibri"/>
-        </w:rPr>
-        <w:t xml:space="preserve">). The penalized fits give finite SEs (max SE per trait: 0.005–1.81 except</w:t>
+        <w:t>output/models/12c_morph_&lt;trait&gt;_blme.rds</w:t>
+      </w:r>
+      <w:r>
+        <w:rPr>
+          <w:rFonts w:ascii="Calibri" w:hAnsi="Calibri" w:cs="Calibri" w:eastAsia="Calibri"/>
+        </w:rPr>
+        <w:t>). The penalized fits give finite SEs (max SE per trait: 0.005–1.81 except</w:t>
       </w:r>
       <w:r>
         <w:rPr>
@@ -9962,32 +9882,32 @@
           <w:rFonts w:ascii="Calibri" w:hAnsi="Calibri" w:cs="Calibri" w:eastAsia="Calibri"/>
           <w:rStyle w:val="VerbatimChar"/>
         </w:rPr>
-        <w:t xml:space="preserve">pigment_over_wound</w:t>
-      </w:r>
-      <w:r>
-        <w:rPr>
-          <w:rFonts w:ascii="Calibri" w:hAnsi="Calibri" w:cs="Calibri" w:eastAsia="Calibri"/>
-        </w:rPr>
-        <w:t xml:space="preserve"> </w:t>
-      </w:r>
-      <w:r>
-        <w:rPr>
-          <w:rFonts w:ascii="Calibri" w:hAnsi="Calibri" w:cs="Calibri" w:eastAsia="Calibri"/>
-        </w:rPr>
-        <w:t xml:space="preserve">at 37.2, from a residual cell of zero events). All quantitative claims on individual morphology coefficients in the master spreadsheet come from these penalized refits (</w:t>
+        <w:t>pigment_over_wound</w:t>
+      </w:r>
+      <w:r>
+        <w:rPr>
+          <w:rFonts w:ascii="Calibri" w:hAnsi="Calibri" w:cs="Calibri" w:eastAsia="Calibri"/>
+        </w:rPr>
+        <w:t xml:space="preserve"> </w:t>
+      </w:r>
+      <w:r>
+        <w:rPr>
+          <w:rFonts w:ascii="Calibri" w:hAnsi="Calibri" w:cs="Calibri" w:eastAsia="Calibri"/>
+        </w:rPr>
+        <w:t>at 37.2, from a residual cell of zero events). All quantitative claims on individual morphology coefficients in the master spreadsheet come from these penalized refits (</w:t>
       </w:r>
       <w:r>
         <w:rPr>
           <w:rFonts w:ascii="Calibri" w:hAnsi="Calibri" w:cs="Calibri" w:eastAsia="Calibri"/>
           <w:rStyle w:val="VerbatimChar"/>
         </w:rPr>
-        <w:t xml:space="preserve">model_type = "GLMM (binomial, blme Cauchy(0,2.5))"</w:t>
-      </w:r>
-      <w:r>
-        <w:rPr>
-          <w:rFonts w:ascii="Calibri" w:hAnsi="Calibri" w:cs="Calibri" w:eastAsia="Calibri"/>
-        </w:rPr>
-        <w:t xml:space="preserve">).</w:t>
+        <w:t>model_type = "GLMM (binomial, blme Cauchy(0,2.5))"</w:t>
+      </w:r>
+      <w:r>
+        <w:rPr>
+          <w:rFonts w:ascii="Calibri" w:hAnsi="Calibri" w:cs="Calibri" w:eastAsia="Calibri"/>
+        </w:rPr>
+        <w:t>).</w:t>
       </w:r>
     </w:p>
     <w:p>
@@ -10003,32 +9923,32 @@
           <w:b/>
           <w:bCs/>
         </w:rPr>
-        <w:t xml:space="preserve">Discrete scoring days for morphology timing.</w:t>
-      </w:r>
-      <w:r>
-        <w:rPr>
-          <w:rFonts w:ascii="Calibri" w:hAnsi="Calibri" w:cs="Calibri" w:eastAsia="Calibri"/>
-        </w:rPr>
-        <w:t xml:space="preserve"> </w:t>
-      </w:r>
-      <w:r>
-        <w:rPr>
-          <w:rFonts w:ascii="Calibri" w:hAnsi="Calibri" w:cs="Calibri" w:eastAsia="Calibri"/>
-        </w:rPr>
-        <w:t xml:space="preserve">The primary timing tests use interval-censored Weibull AFT models (</w:t>
+        <w:t>Discrete scoring days for morphology timing.</w:t>
+      </w:r>
+      <w:r>
+        <w:rPr>
+          <w:rFonts w:ascii="Calibri" w:hAnsi="Calibri" w:cs="Calibri" w:eastAsia="Calibri"/>
+        </w:rPr>
+        <w:t xml:space="preserve"> </w:t>
+      </w:r>
+      <w:r>
+        <w:rPr>
+          <w:rFonts w:ascii="Calibri" w:hAnsi="Calibri" w:cs="Calibri" w:eastAsia="Calibri"/>
+        </w:rPr>
+        <w:t>The primary timing tests use interval-censored Weibull AFT models (</w:t>
       </w:r>
       <w:r>
         <w:rPr>
           <w:rFonts w:ascii="Calibri" w:hAnsi="Calibri" w:cs="Calibri" w:eastAsia="Calibri"/>
           <w:rStyle w:val="VerbatimChar"/>
         </w:rPr>
-        <w:t xml:space="preserve">output/tables/14_interval_survreg.csv</w:t>
-      </w:r>
-      <w:r>
-        <w:rPr>
-          <w:rFonts w:ascii="Calibri" w:hAnsi="Calibri" w:cs="Calibri" w:eastAsia="Calibri"/>
-        </w:rPr>
-        <w:t xml:space="preserve">) because traits were only scored on visit days. Kaplan-Meier and Cox outputs are retained as first-observed-day summaries and diagnostics.</w:t>
+        <w:t>output/tables/14_interval_survreg.csv</w:t>
+      </w:r>
+      <w:r>
+        <w:rPr>
+          <w:rFonts w:ascii="Calibri" w:hAnsi="Calibri" w:cs="Calibri" w:eastAsia="Calibri"/>
+        </w:rPr>
+        <w:t>) because traits were only scored on visit days. Kaplan-Meier and Cox outputs are retained as first-observed-day summaries and diagnostics.</w:t>
       </w:r>
     </w:p>
     <w:p>
@@ -10044,19 +9964,19 @@
           <w:b/>
           <w:bCs/>
         </w:rPr>
-        <w:t xml:space="preserve">Closure GLMM residuals saturate.</w:t>
-      </w:r>
-      <w:r>
-        <w:rPr>
-          <w:rFonts w:ascii="Calibri" w:hAnsi="Calibri" w:cs="Calibri" w:eastAsia="Calibri"/>
-        </w:rPr>
-        <w:t xml:space="preserve"> </w:t>
-      </w:r>
-      <w:r>
-        <w:rPr>
-          <w:rFonts w:ascii="Calibri" w:hAnsi="Calibri" w:cs="Calibri" w:eastAsia="Calibri"/>
-        </w:rPr>
-        <w:t xml:space="preserve">The closure traits</w:t>
+        <w:t>Closure GLMM residuals saturate.</w:t>
+      </w:r>
+      <w:r>
+        <w:rPr>
+          <w:rFonts w:ascii="Calibri" w:hAnsi="Calibri" w:cs="Calibri" w:eastAsia="Calibri"/>
+        </w:rPr>
+        <w:t xml:space="preserve"> </w:t>
+      </w:r>
+      <w:r>
+        <w:rPr>
+          <w:rFonts w:ascii="Calibri" w:hAnsi="Calibri" w:cs="Calibri" w:eastAsia="Calibri"/>
+        </w:rPr>
+        <w:t>The closure traits</w:t>
       </w:r>
       <w:r>
         <w:rPr>
@@ -10069,19 +9989,19 @@
           <w:rFonts w:ascii="Calibri" w:hAnsi="Calibri" w:cs="Calibri" w:eastAsia="Calibri"/>
           <w:rStyle w:val="VerbatimChar"/>
         </w:rPr>
-        <w:t xml:space="preserve">axial_polyp_formation</w:t>
-      </w:r>
-      <w:r>
-        <w:rPr>
-          <w:rFonts w:ascii="Calibri" w:hAnsi="Calibri" w:cs="Calibri" w:eastAsia="Calibri"/>
-        </w:rPr>
-        <w:t xml:space="preserve"> </w:t>
-      </w:r>
-      <w:r>
-        <w:rPr>
-          <w:rFonts w:ascii="Calibri" w:hAnsi="Calibri" w:cs="Calibri" w:eastAsia="Calibri"/>
-        </w:rPr>
-        <w:t xml:space="preserve">and</w:t>
+        <w:t>axial_polyp_formation</w:t>
+      </w:r>
+      <w:r>
+        <w:rPr>
+          <w:rFonts w:ascii="Calibri" w:hAnsi="Calibri" w:cs="Calibri" w:eastAsia="Calibri"/>
+        </w:rPr>
+        <w:t xml:space="preserve"> </w:t>
+      </w:r>
+      <w:r>
+        <w:rPr>
+          <w:rFonts w:ascii="Calibri" w:hAnsi="Calibri" w:cs="Calibri" w:eastAsia="Calibri"/>
+        </w:rPr>
+        <w:t>and</w:t>
       </w:r>
       <w:r>
         <w:rPr>
@@ -10094,19 +10014,19 @@
           <w:rFonts w:ascii="Calibri" w:hAnsi="Calibri" w:cs="Calibri" w:eastAsia="Calibri"/>
           <w:rStyle w:val="VerbatimChar"/>
         </w:rPr>
-        <w:t xml:space="preserve">wound_smoothed</w:t>
-      </w:r>
-      <w:r>
-        <w:rPr>
-          <w:rFonts w:ascii="Calibri" w:hAnsi="Calibri" w:cs="Calibri" w:eastAsia="Calibri"/>
-        </w:rPr>
-        <w:t xml:space="preserve"> </w:t>
-      </w:r>
-      <w:r>
-        <w:rPr>
-          <w:rFonts w:ascii="Calibri" w:hAnsi="Calibri" w:cs="Calibri" w:eastAsia="Calibri"/>
-        </w:rPr>
-        <w:t xml:space="preserve">reach near-complete occurrence in both temperatures, so the binomial morphology GLMM diagnostic reports DHARMa underdispersion. We mark those diagnostic rows</w:t>
+        <w:t>wound_smoothed</w:t>
+      </w:r>
+      <w:r>
+        <w:rPr>
+          <w:rFonts w:ascii="Calibri" w:hAnsi="Calibri" w:cs="Calibri" w:eastAsia="Calibri"/>
+        </w:rPr>
+        <w:t xml:space="preserve"> </w:t>
+      </w:r>
+      <w:r>
+        <w:rPr>
+          <w:rFonts w:ascii="Calibri" w:hAnsi="Calibri" w:cs="Calibri" w:eastAsia="Calibri"/>
+        </w:rPr>
+        <w:t>reach near-complete occurrence in both temperatures, so the binomial morphology GLMM diagnostic reports DHARMa underdispersion. We mark those diagnostic rows</w:t>
       </w:r>
       <w:r>
         <w:rPr>
@@ -10120,19 +10040,19 @@
           <w:b/>
           <w:bCs/>
         </w:rPr>
-        <w:t xml:space="preserve">HANDLED</w:t>
-      </w:r>
-      <w:r>
-        <w:rPr>
-          <w:rFonts w:ascii="Calibri" w:hAnsi="Calibri" w:cs="Calibri" w:eastAsia="Calibri"/>
-        </w:rPr>
-        <w:t xml:space="preserve"> </w:t>
-      </w:r>
-      <w:r>
-        <w:rPr>
-          <w:rFonts w:ascii="Calibri" w:hAnsi="Calibri" w:cs="Calibri" w:eastAsia="Calibri"/>
-        </w:rPr>
-        <w:t xml:space="preserve">rather than treat the GLMM p-values as decisive; closure inference comes from interval-censored milestone timing and event summaries.</w:t>
+        <w:t>HANDLED</w:t>
+      </w:r>
+      <w:r>
+        <w:rPr>
+          <w:rFonts w:ascii="Calibri" w:hAnsi="Calibri" w:cs="Calibri" w:eastAsia="Calibri"/>
+        </w:rPr>
+        <w:t xml:space="preserve"> </w:t>
+      </w:r>
+      <w:r>
+        <w:rPr>
+          <w:rFonts w:ascii="Calibri" w:hAnsi="Calibri" w:cs="Calibri" w:eastAsia="Calibri"/>
+        </w:rPr>
+        <w:t>rather than treat the GLMM p-values as decisive; closure inference comes from interval-censored milestone timing and event summaries.</w:t>
       </w:r>
     </w:p>
     <w:p>
@@ -10148,19 +10068,19 @@
           <w:b/>
           <w:bCs/>
         </w:rPr>
-        <w:t xml:space="preserve">Cox per-genet events-per-variable.</w:t>
-      </w:r>
-      <w:r>
-        <w:rPr>
-          <w:rFonts w:ascii="Calibri" w:hAnsi="Calibri" w:cs="Calibri" w:eastAsia="Calibri"/>
-        </w:rPr>
-        <w:t xml:space="preserve"> </w:t>
-      </w:r>
-      <w:r>
-        <w:rPr>
-          <w:rFonts w:ascii="Calibri" w:hAnsi="Calibri" w:cs="Calibri" w:eastAsia="Calibri"/>
-        </w:rPr>
-        <w:t xml:space="preserve">Per-genet Cox models contain only 4–8 events per genet × treatment cell — below the rule-of-thumb 10 events per variable. We use per-genet Cox output only for visualization/resilience summaries; primary timing inference comes from the interval-censored overall models.</w:t>
+        <w:t>Cox per-genet events-per-variable.</w:t>
+      </w:r>
+      <w:r>
+        <w:rPr>
+          <w:rFonts w:ascii="Calibri" w:hAnsi="Calibri" w:cs="Calibri" w:eastAsia="Calibri"/>
+        </w:rPr>
+        <w:t xml:space="preserve"> </w:t>
+      </w:r>
+      <w:r>
+        <w:rPr>
+          <w:rFonts w:ascii="Calibri" w:hAnsi="Calibri" w:cs="Calibri" w:eastAsia="Calibri"/>
+        </w:rPr>
+        <w:t>Per-genet Cox models contain only 4–8 events per genet × treatment cell — below the rule-of-thumb 10 events per variable. We use per-genet Cox output only for visualization/resilience summaries; primary timing inference comes from the interval-censored overall models.</w:t>
       </w:r>
     </w:p>
     <w:p>
@@ -10176,95 +10096,81 @@
           <w:b/>
           <w:bCs/>
         </w:rPr>
-        <w:t xml:space="preserve">One PH violation.</w:t>
-      </w:r>
-      <w:r>
-        <w:rPr>
-          <w:rFonts w:ascii="Calibri" w:hAnsi="Calibri" w:cs="Calibri" w:eastAsia="Calibri"/>
-        </w:rPr>
-        <w:t xml:space="preserve"> </w:t>
-      </w:r>
-      <w:r>
-        <w:rPr>
-          <w:rFonts w:ascii="Calibri" w:hAnsi="Calibri" w:cs="Calibri" w:eastAsia="Calibri"/>
-        </w:rPr>
-        <w:t xml:space="preserve">The proportional-hazards assumption was met for every overall Cox model. In the per-genet decomposition,</w:t>
-      </w:r>
-      <w:r>
-        <w:rPr>
-          <w:rFonts w:ascii="Calibri" w:hAnsi="Calibri" w:cs="Calibri" w:eastAsia="Calibri"/>
-        </w:rPr>
-        <w:t xml:space="preserve"> </w:t>
+        <w:t>One PH violation. The proportional-hazards assumption was met for every overall Cox model. In the per-genet decomposition, pigment_over_wound in genet C shows a Schoenfeld global p = 0.01 (n_event = 5). A time-varying-coefficient refit (tt(treatment) * log(t+1), output/tables/14c_cox_tt_pigment_genetC.csv) gives a non-significant heat effect (coef = 0.65, p = 0.13), confirming the PH violation inflated the original per-genet point HR. Schoenfeld plot at figures/diagnostics/C_pigment_over_wound_genet_c_schoenfeld.png. We do not carry this cell's original per-genet HR into the summary score across responses.</w:t>
+      </w:r>
+      <w:r>
+        <w:rPr>
+          <w:rFonts w:ascii="Calibri" w:hAnsi="Calibri" w:cs="Calibri" w:eastAsia="Calibri"/>
+        </w:rPr>
+      </w:r>
+      <w:r>
+        <w:rPr>
+          <w:rFonts w:ascii="Calibri" w:hAnsi="Calibri" w:cs="Calibri" w:eastAsia="Calibri"/>
+        </w:rPr>
+      </w:r>
+      <w:r>
+        <w:rPr>
+          <w:rFonts w:ascii="Calibri" w:hAnsi="Calibri" w:cs="Calibri" w:eastAsia="Calibri"/>
+        </w:rPr>
       </w:r>
       <w:r>
         <w:rPr>
           <w:rFonts w:ascii="Calibri" w:hAnsi="Calibri" w:cs="Calibri" w:eastAsia="Calibri"/>
           <w:rStyle w:val="VerbatimChar"/>
         </w:rPr>
-        <w:t xml:space="preserve">pigment_over_wound</w:t>
-      </w:r>
-      <w:r>
-        <w:rPr>
-          <w:rFonts w:ascii="Calibri" w:hAnsi="Calibri" w:cs="Calibri" w:eastAsia="Calibri"/>
-        </w:rPr>
-        <w:t xml:space="preserve"> </w:t>
-      </w:r>
-      <w:r>
-        <w:rPr>
-          <w:rFonts w:ascii="Calibri" w:hAnsi="Calibri" w:cs="Calibri" w:eastAsia="Calibri"/>
-        </w:rPr>
-        <w:t xml:space="preserve">in genet C shows a Schoenfeld global p = 0.01 (n_event = 5). A time-varying-coefficient refit (</w:t>
+      </w:r>
+      <w:r>
+        <w:rPr>
+          <w:rFonts w:ascii="Calibri" w:hAnsi="Calibri" w:cs="Calibri" w:eastAsia="Calibri"/>
+        </w:rPr>
+      </w:r>
+      <w:r>
+        <w:rPr>
+          <w:rFonts w:ascii="Calibri" w:hAnsi="Calibri" w:cs="Calibri" w:eastAsia="Calibri"/>
+        </w:rPr>
       </w:r>
       <w:r>
         <w:rPr>
           <w:rFonts w:ascii="Calibri" w:hAnsi="Calibri" w:cs="Calibri" w:eastAsia="Calibri"/>
           <w:rStyle w:val="VerbatimChar"/>
         </w:rPr>
-        <w:t xml:space="preserve">tt(treatment) * log(t+1)</w:t>
-      </w:r>
-      <w:r>
-        <w:rPr>
-          <w:rFonts w:ascii="Calibri" w:hAnsi="Calibri" w:cs="Calibri" w:eastAsia="Calibri"/>
-        </w:rPr>
-        <w:t xml:space="preserve">,</w:t>
-      </w:r>
-      <w:r>
-        <w:rPr>
-          <w:rFonts w:ascii="Calibri" w:hAnsi="Calibri" w:cs="Calibri" w:eastAsia="Calibri"/>
-        </w:rPr>
-        <w:t xml:space="preserve"> </w:t>
+      </w:r>
+      <w:r>
+        <w:rPr>
+          <w:rFonts w:ascii="Calibri" w:hAnsi="Calibri" w:cs="Calibri" w:eastAsia="Calibri"/>
+        </w:rPr>
+      </w:r>
+      <w:r>
+        <w:rPr>
+          <w:rFonts w:ascii="Calibri" w:hAnsi="Calibri" w:cs="Calibri" w:eastAsia="Calibri"/>
+        </w:rPr>
       </w:r>
       <w:r>
         <w:rPr>
           <w:rFonts w:ascii="Calibri" w:hAnsi="Calibri" w:cs="Calibri" w:eastAsia="Calibri"/>
           <w:rStyle w:val="VerbatimChar"/>
         </w:rPr>
-        <w:t xml:space="preserve">output/tables/14c_cox_tt_pigment_genetC.csv</w:t>
-      </w:r>
-      <w:r>
-        <w:rPr>
-          <w:rFonts w:ascii="Calibri" w:hAnsi="Calibri" w:cs="Calibri" w:eastAsia="Calibri"/>
-        </w:rPr>
-        <w:t xml:space="preserve">) gives a non-significant heat effect (coef = 0.65, p = 0.13), confirming the PH violation inflated the original per-genet point HR. Schoenfeld plot at</w:t>
-      </w:r>
-      <w:r>
-        <w:rPr>
-          <w:rFonts w:ascii="Calibri" w:hAnsi="Calibri" w:cs="Calibri" w:eastAsia="Calibri"/>
-        </w:rPr>
-        <w:t xml:space="preserve"> </w:t>
+      </w:r>
+      <w:r>
+        <w:rPr>
+          <w:rFonts w:ascii="Calibri" w:hAnsi="Calibri" w:cs="Calibri" w:eastAsia="Calibri"/>
+        </w:rPr>
+      </w:r>
+      <w:r>
+        <w:rPr>
+          <w:rFonts w:ascii="Calibri" w:hAnsi="Calibri" w:cs="Calibri" w:eastAsia="Calibri"/>
+        </w:rPr>
       </w:r>
       <w:r>
         <w:rPr>
           <w:rFonts w:ascii="Calibri" w:hAnsi="Calibri" w:cs="Calibri" w:eastAsia="Calibri"/>
           <w:rStyle w:val="VerbatimChar"/>
         </w:rPr>
-        <w:t xml:space="preserve">figures/diagnostics/C_pigment_over_wound_genet_c_schoenfeld.png</w:t>
-      </w:r>
-      <w:r>
-        <w:rPr>
-          <w:rFonts w:ascii="Calibri" w:hAnsi="Calibri" w:cs="Calibri" w:eastAsia="Calibri"/>
-        </w:rPr>
-        <w:t xml:space="preserve">. We do not carry this cell's original per-genet HR into the resilience composite.</w:t>
+      </w:r>
+      <w:r>
+        <w:rPr>
+          <w:rFonts w:ascii="Calibri" w:hAnsi="Calibri" w:cs="Calibri" w:eastAsia="Calibri"/>
+        </w:rPr>
       </w:r>
     </w:p>
     <w:p>
@@ -10280,51 +10186,51 @@
           <w:b/>
           <w:bCs/>
         </w:rPr>
-        <w:t xml:space="preserve">PAM probe location (top vs bottom).</w:t>
-      </w:r>
-      <w:r>
-        <w:rPr>
-          <w:rFonts w:ascii="Calibri" w:hAnsi="Calibri" w:cs="Calibri" w:eastAsia="Calibri"/>
-        </w:rPr>
-        <w:t xml:space="preserve"> </w:t>
-      </w:r>
-      <w:r>
-        <w:rPr>
-          <w:rFonts w:ascii="Calibri" w:hAnsi="Calibri" w:cs="Calibri" w:eastAsia="Calibri"/>
-        </w:rPr>
-        <w:t xml:space="preserve">Molly's original analysis (</w:t>
+        <w:t>PAM probe location (top vs bottom).</w:t>
+      </w:r>
+      <w:r>
+        <w:rPr>
+          <w:rFonts w:ascii="Calibri" w:hAnsi="Calibri" w:cs="Calibri" w:eastAsia="Calibri"/>
+        </w:rPr>
+        <w:t xml:space="preserve"> </w:t>
+      </w:r>
+      <w:r>
+        <w:rPr>
+          <w:rFonts w:ascii="Calibri" w:hAnsi="Calibri" w:cs="Calibri" w:eastAsia="Calibri"/>
+        </w:rPr>
+        <w:t>Molly's original analysis (</w:t>
       </w:r>
       <w:r>
         <w:rPr>
           <w:rFonts w:ascii="Calibri" w:hAnsi="Calibri" w:cs="Calibri" w:eastAsia="Calibri"/>
           <w:rStyle w:val="VerbatimChar"/>
         </w:rPr>
-        <w:t xml:space="preserve">code/archive/molly_original/LTH_PAM.R</w:t>
-      </w:r>
-      <w:r>
-        <w:rPr>
-          <w:rFonts w:ascii="Calibri" w:hAnsi="Calibri" w:cs="Calibri" w:eastAsia="Calibri"/>
-        </w:rPr>
-        <w:t xml:space="preserve">) noted top vs bottom probe placement appeared to differ. We test this directly (</w:t>
+        <w:t>code/archive/molly_original/LTH_PAM.R</w:t>
+      </w:r>
+      <w:r>
+        <w:rPr>
+          <w:rFonts w:ascii="Calibri" w:hAnsi="Calibri" w:cs="Calibri" w:eastAsia="Calibri"/>
+        </w:rPr>
+        <w:t>) noted top vs bottom probe placement appeared to differ. We test this directly (</w:t>
       </w:r>
       <w:r>
         <w:rPr>
           <w:rFonts w:ascii="Calibri" w:hAnsi="Calibri" w:cs="Calibri" w:eastAsia="Calibri"/>
           <w:rStyle w:val="VerbatimChar"/>
         </w:rPr>
-        <w:t xml:space="preserve">code/02_pam_analysis.R</w:t>
-      </w:r>
-      <w:r>
-        <w:rPr>
-          <w:rFonts w:ascii="Calibri" w:hAnsi="Calibri" w:cs="Calibri" w:eastAsia="Calibri"/>
-        </w:rPr>
-        <w:t xml:space="preserve"> </w:t>
-      </w:r>
-      <w:r>
-        <w:rPr>
-          <w:rFonts w:ascii="Calibri" w:hAnsi="Calibri" w:cs="Calibri" w:eastAsia="Calibri"/>
-        </w:rPr>
-        <w:t xml:space="preserve">→</w:t>
+        <w:t>code/02_pam_analysis.R</w:t>
+      </w:r>
+      <w:r>
+        <w:rPr>
+          <w:rFonts w:ascii="Calibri" w:hAnsi="Calibri" w:cs="Calibri" w:eastAsia="Calibri"/>
+        </w:rPr>
+        <w:t xml:space="preserve"> </w:t>
+      </w:r>
+      <w:r>
+        <w:rPr>
+          <w:rFonts w:ascii="Calibri" w:hAnsi="Calibri" w:cs="Calibri" w:eastAsia="Calibri"/>
+        </w:rPr>
+        <w:t>→</w:t>
       </w:r>
       <w:r>
         <w:rPr>
@@ -10337,13 +10243,13 @@
           <w:rFonts w:ascii="Calibri" w:hAnsi="Calibri" w:cs="Calibri" w:eastAsia="Calibri"/>
           <w:rStyle w:val="VerbatimChar"/>
         </w:rPr>
-        <w:t xml:space="preserve">output/tables/02b_pam_location_sensitivity.csv</w:t>
-      </w:r>
-      <w:r>
-        <w:rPr>
-          <w:rFonts w:ascii="Calibri" w:hAnsi="Calibri" w:cs="Calibri" w:eastAsia="Calibri"/>
-        </w:rPr>
-        <w:t xml:space="preserve">): the</w:t>
+        <w:t>output/tables/02b_pam_location_sensitivity.csv</w:t>
+      </w:r>
+      <w:r>
+        <w:rPr>
+          <w:rFonts w:ascii="Calibri" w:hAnsi="Calibri" w:cs="Calibri" w:eastAsia="Calibri"/>
+        </w:rPr>
+        <w:t>): the</w:t>
       </w:r>
       <w:r>
         <w:rPr>
@@ -10357,19 +10263,19 @@
           <w:b/>
           <w:bCs/>
         </w:rPr>
-        <w:t xml:space="preserve">location main effect is significant</w:t>
-      </w:r>
-      <w:r>
-        <w:rPr>
-          <w:rFonts w:ascii="Calibri" w:hAnsi="Calibri" w:cs="Calibri" w:eastAsia="Calibri"/>
-        </w:rPr>
-        <w:t xml:space="preserve"> </w:t>
-      </w:r>
-      <w:r>
-        <w:rPr>
-          <w:rFonts w:ascii="Calibri" w:hAnsi="Calibri" w:cs="Calibri" w:eastAsia="Calibri"/>
-        </w:rPr>
-        <w:t xml:space="preserve">(F₁,₆₂₄ = 9.22, p = 0.0025 — a real top/bottom offset), but</w:t>
+        <w:t>location main effect is significant</w:t>
+      </w:r>
+      <w:r>
+        <w:rPr>
+          <w:rFonts w:ascii="Calibri" w:hAnsi="Calibri" w:cs="Calibri" w:eastAsia="Calibri"/>
+        </w:rPr>
+        <w:t xml:space="preserve"> </w:t>
+      </w:r>
+      <w:r>
+        <w:rPr>
+          <w:rFonts w:ascii="Calibri" w:hAnsi="Calibri" w:cs="Calibri" w:eastAsia="Calibri"/>
+        </w:rPr>
+        <w:t>(F₁,₆₂₄ = 9.22, p = 0.0025 — a real top/bottom offset), but</w:t>
       </w:r>
       <w:r>
         <w:rPr>
@@ -10383,19 +10289,19 @@
           <w:b/>
           <w:bCs/>
         </w:rPr>
-        <w:t xml:space="preserve">every interaction of location with treatment, wound, and day is non-significant</w:t>
-      </w:r>
-      <w:r>
-        <w:rPr>
-          <w:rFonts w:ascii="Calibri" w:hAnsi="Calibri" w:cs="Calibri" w:eastAsia="Calibri"/>
-        </w:rPr>
-        <w:t xml:space="preserve"> </w:t>
-      </w:r>
-      <w:r>
-        <w:rPr>
-          <w:rFonts w:ascii="Calibri" w:hAnsi="Calibri" w:cs="Calibri" w:eastAsia="Calibri"/>
-        </w:rPr>
-        <w:t xml:space="preserve">(all p ≥ 0.07). Averaging the two probe locations per coral-day (as the pipeline does) therefore removes a constant offset without distorting the treatment/wound/day effects.</w:t>
+        <w:t>every interaction of location with treatment, wound, and day is non-significant</w:t>
+      </w:r>
+      <w:r>
+        <w:rPr>
+          <w:rFonts w:ascii="Calibri" w:hAnsi="Calibri" w:cs="Calibri" w:eastAsia="Calibri"/>
+        </w:rPr>
+        <w:t xml:space="preserve"> </w:t>
+      </w:r>
+      <w:r>
+        <w:rPr>
+          <w:rFonts w:ascii="Calibri" w:hAnsi="Calibri" w:cs="Calibri" w:eastAsia="Calibri"/>
+        </w:rPr>
+        <w:t>(all p ≥ 0.07). Averaging the two probe locations per coral-day (as the pipeline does) therefore removes a constant offset without distorting the treatment/wound/day effects.</w:t>
       </w:r>
     </w:p>
     <w:p>
@@ -10411,32 +10317,32 @@
           <w:b/>
           <w:bCs/>
         </w:rPr>
-        <w:t xml:space="preserve">Color-card split scores.</w:t>
-      </w:r>
-      <w:r>
-        <w:rPr>
-          <w:rFonts w:ascii="Calibri" w:hAnsi="Calibri" w:cs="Calibri" w:eastAsia="Calibri"/>
-        </w:rPr>
-        <w:t xml:space="preserve"> </w:t>
-      </w:r>
-      <w:r>
-        <w:rPr>
-          <w:rFonts w:ascii="Calibri" w:hAnsi="Calibri" w:cs="Calibri" w:eastAsia="Calibri"/>
-        </w:rPr>
-        <w:t xml:space="preserve">40 of ~962 scored color observations are split Siebeck scores (</w:t>
+        <w:t>Color-card split scores.</w:t>
+      </w:r>
+      <w:r>
+        <w:rPr>
+          <w:rFonts w:ascii="Calibri" w:hAnsi="Calibri" w:cs="Calibri" w:eastAsia="Calibri"/>
+        </w:rPr>
+        <w:t xml:space="preserve"> </w:t>
+      </w:r>
+      <w:r>
+        <w:rPr>
+          <w:rFonts w:ascii="Calibri" w:hAnsi="Calibri" w:cs="Calibri" w:eastAsia="Calibri"/>
+        </w:rPr>
+        <w:t>40 of ~962 scored color observations are split Siebeck scores (</w:t>
       </w:r>
       <w:r>
         <w:rPr>
           <w:rFonts w:ascii="Calibri" w:hAnsi="Calibri" w:cs="Calibri" w:eastAsia="Calibri"/>
           <w:rStyle w:val="VerbatimChar"/>
         </w:rPr>
-        <w:t xml:space="preserve">D1/D2</w:t>
-      </w:r>
-      <w:r>
-        <w:rPr>
-          <w:rFonts w:ascii="Calibri" w:hAnsi="Calibri" w:cs="Calibri" w:eastAsia="Calibri"/>
-        </w:rPr>
-        <w:t xml:space="preserve">,</w:t>
+        <w:t>D1/D2</w:t>
+      </w:r>
+      <w:r>
+        <w:rPr>
+          <w:rFonts w:ascii="Calibri" w:hAnsi="Calibri" w:cs="Calibri" w:eastAsia="Calibri"/>
+        </w:rPr>
+        <w:t>,</w:t>
       </w:r>
       <w:r>
         <w:rPr>
@@ -10449,13 +10355,13 @@
           <w:rFonts w:ascii="Calibri" w:hAnsi="Calibri" w:cs="Calibri" w:eastAsia="Calibri"/>
           <w:rStyle w:val="VerbatimChar"/>
         </w:rPr>
-        <w:t xml:space="preserve">D2/D3</w:t>
-      </w:r>
-      <w:r>
-        <w:rPr>
-          <w:rFonts w:ascii="Calibri" w:hAnsi="Calibri" w:cs="Calibri" w:eastAsia="Calibri"/>
-        </w:rPr>
-        <w:t xml:space="preserve">,</w:t>
+        <w:t>D2/D3</w:t>
+      </w:r>
+      <w:r>
+        <w:rPr>
+          <w:rFonts w:ascii="Calibri" w:hAnsi="Calibri" w:cs="Calibri" w:eastAsia="Calibri"/>
+        </w:rPr>
+        <w:t>,</w:t>
       </w:r>
       <w:r>
         <w:rPr>
@@ -10468,13 +10374,13 @@
           <w:rFonts w:ascii="Calibri" w:hAnsi="Calibri" w:cs="Calibri" w:eastAsia="Calibri"/>
           <w:rStyle w:val="VerbatimChar"/>
         </w:rPr>
-        <w:t xml:space="preserve">D3/D4</w:t>
-      </w:r>
-      <w:r>
-        <w:rPr>
-          <w:rFonts w:ascii="Calibri" w:hAnsi="Calibri" w:cs="Calibri" w:eastAsia="Calibri"/>
-        </w:rPr>
-        <w:t xml:space="preserve">), averaged to the midpoint (e.g.</w:t>
+        <w:t>D3/D4</w:t>
+      </w:r>
+      <w:r>
+        <w:rPr>
+          <w:rFonts w:ascii="Calibri" w:hAnsi="Calibri" w:cs="Calibri" w:eastAsia="Calibri"/>
+        </w:rPr>
+        <w:t>), averaged to the midpoint (e.g.</w:t>
       </w:r>
       <w:r>
         <w:rPr>
@@ -10487,32 +10393,32 @@
           <w:rFonts w:ascii="Calibri" w:hAnsi="Calibri" w:cs="Calibri" w:eastAsia="Calibri"/>
           <w:rStyle w:val="VerbatimChar"/>
         </w:rPr>
-        <w:t xml:space="preserve">D3/D4</w:t>
-      </w:r>
-      <w:r>
-        <w:rPr>
-          <w:rFonts w:ascii="Calibri" w:hAnsi="Calibri" w:cs="Calibri" w:eastAsia="Calibri"/>
-        </w:rPr>
-        <w:t xml:space="preserve"> </w:t>
-      </w:r>
-      <w:r>
-        <w:rPr>
-          <w:rFonts w:ascii="Calibri" w:hAnsi="Calibri" w:cs="Calibri" w:eastAsia="Calibri"/>
-        </w:rPr>
-        <w:t xml:space="preserve">→ 3.5) following Molly's convention rather than truncated to the first digit; the continuous value feeds the Gaussian LMM, while the ordinal CLMM robustness check uses deterministic half-up rounding to keep a clean D1–D5 scale (</w:t>
+        <w:t>D3/D4</w:t>
+      </w:r>
+      <w:r>
+        <w:rPr>
+          <w:rFonts w:ascii="Calibri" w:hAnsi="Calibri" w:cs="Calibri" w:eastAsia="Calibri"/>
+        </w:rPr>
+        <w:t xml:space="preserve"> </w:t>
+      </w:r>
+      <w:r>
+        <w:rPr>
+          <w:rFonts w:ascii="Calibri" w:hAnsi="Calibri" w:cs="Calibri" w:eastAsia="Calibri"/>
+        </w:rPr>
+        <w:t>→ 3.5) following Molly's convention rather than truncated to the first digit; the continuous value feeds the Gaussian LMM, while the ordinal CLMM robustness check uses deterministic half-up rounding to keep a clean D1–D5 scale (</w:t>
       </w:r>
       <w:r>
         <w:rPr>
           <w:rFonts w:ascii="Calibri" w:hAnsi="Calibri" w:cs="Calibri" w:eastAsia="Calibri"/>
           <w:rStyle w:val="VerbatimChar"/>
         </w:rPr>
-        <w:t xml:space="preserve">code/03_color_card_analysis.R</w:t>
-      </w:r>
-      <w:r>
-        <w:rPr>
-          <w:rFonts w:ascii="Calibri" w:hAnsi="Calibri" w:cs="Calibri" w:eastAsia="Calibri"/>
-        </w:rPr>
-        <w:t xml:space="preserve">,</w:t>
+        <w:t>code/03_color_card_analysis.R</w:t>
+      </w:r>
+      <w:r>
+        <w:rPr>
+          <w:rFonts w:ascii="Calibri" w:hAnsi="Calibri" w:cs="Calibri" w:eastAsia="Calibri"/>
+        </w:rPr>
+        <w:t>,</w:t>
       </w:r>
       <w:r>
         <w:rPr>
@@ -10525,13 +10431,13 @@
           <w:rFonts w:ascii="Calibri" w:hAnsi="Calibri" w:cs="Calibri" w:eastAsia="Calibri"/>
           <w:rStyle w:val="VerbatimChar"/>
         </w:rPr>
-        <w:t xml:space="preserve">code/12_models.R</w:t>
-      </w:r>
-      <w:r>
-        <w:rPr>
-          <w:rFonts w:ascii="Calibri" w:hAnsi="Calibri" w:cs="Calibri" w:eastAsia="Calibri"/>
-        </w:rPr>
-        <w:t xml:space="preserve">).</w:t>
+        <w:t>code/12_models.R</w:t>
+      </w:r>
+      <w:r>
+        <w:rPr>
+          <w:rFonts w:ascii="Calibri" w:hAnsi="Calibri" w:cs="Calibri" w:eastAsia="Calibri"/>
+        </w:rPr>
+        <w:t>).</w:t>
       </w:r>
     </w:p>
     <w:p>
@@ -10547,19 +10453,19 @@
           <w:b/>
           <w:bCs/>
         </w:rPr>
-        <w:t xml:space="preserve">Flagged colonies and tanks (QA/QC).</w:t>
-      </w:r>
-      <w:r>
-        <w:rPr>
-          <w:rFonts w:ascii="Calibri" w:hAnsi="Calibri" w:cs="Calibri" w:eastAsia="Calibri"/>
-        </w:rPr>
-        <w:t xml:space="preserve"> </w:t>
-      </w:r>
-      <w:r>
-        <w:rPr>
-          <w:rFonts w:ascii="Calibri" w:hAnsi="Calibri" w:cs="Calibri" w:eastAsia="Calibri"/>
-        </w:rPr>
-        <w:t xml:space="preserve">Molly flagged corals 116 and 121 (both wounded genet-c) as visually odd in the per-individual morphology trajectories, tank 3 (ambient) as a slow grower, and a negative within-tank wound effect in tank 11. These are documented in</w:t>
+        <w:t>Flagged colonies and tanks (QA/QC).</w:t>
+      </w:r>
+      <w:r>
+        <w:rPr>
+          <w:rFonts w:ascii="Calibri" w:hAnsi="Calibri" w:cs="Calibri" w:eastAsia="Calibri"/>
+        </w:rPr>
+        <w:t xml:space="preserve"> </w:t>
+      </w:r>
+      <w:r>
+        <w:rPr>
+          <w:rFonts w:ascii="Calibri" w:hAnsi="Calibri" w:cs="Calibri" w:eastAsia="Calibri"/>
+        </w:rPr>
+        <w:t>Molly flagged corals 116 and 121 (both wounded genet-c) as visually odd in the per-individual morphology trajectories, tank 3 (ambient) as a slow grower, and a negative within-tank wound effect in tank 11. These are documented in</w:t>
       </w:r>
       <w:r>
         <w:rPr>
@@ -10572,32 +10478,32 @@
           <w:rFonts w:ascii="Calibri" w:hAnsi="Calibri" w:cs="Calibri" w:eastAsia="Calibri"/>
           <w:rStyle w:val="VerbatimChar"/>
         </w:rPr>
-        <w:t xml:space="preserve">notes/archive/QAQC_flagged_samples.md</w:t>
-      </w:r>
-      <w:r>
-        <w:rPr>
-          <w:rFonts w:ascii="Calibri" w:hAnsi="Calibri" w:cs="Calibri" w:eastAsia="Calibri"/>
-        </w:rPr>
-        <w:t xml:space="preserve"> </w:t>
-      </w:r>
-      <w:r>
-        <w:rPr>
-          <w:rFonts w:ascii="Calibri" w:hAnsi="Calibri" w:cs="Calibri" w:eastAsia="Calibri"/>
-        </w:rPr>
-        <w:t xml:space="preserve">and checked against the data (tank 3 grows ≈40% less than the other three ambient tanks). We keep them; a sensitivity analysis dropping corals 116/121 and tank 3 (</w:t>
+        <w:t>notes/archive/QAQC_flagged_samples.md</w:t>
+      </w:r>
+      <w:r>
+        <w:rPr>
+          <w:rFonts w:ascii="Calibri" w:hAnsi="Calibri" w:cs="Calibri" w:eastAsia="Calibri"/>
+        </w:rPr>
+        <w:t xml:space="preserve"> </w:t>
+      </w:r>
+      <w:r>
+        <w:rPr>
+          <w:rFonts w:ascii="Calibri" w:hAnsi="Calibri" w:cs="Calibri" w:eastAsia="Calibri"/>
+        </w:rPr>
+        <w:t>and checked against the data (tank 3 grows ≈40% less than the other three ambient tanks). We keep them; a sensitivity analysis dropping corals 116/121 and tank 3 (</w:t>
       </w:r>
       <w:r>
         <w:rPr>
           <w:rFonts w:ascii="Calibri" w:hAnsi="Calibri" w:cs="Calibri" w:eastAsia="Calibri"/>
           <w:rStyle w:val="VerbatimChar"/>
         </w:rPr>
-        <w:t xml:space="preserve">code/sensitivity/22_sensitivity_flagged.R</w:t>
-      </w:r>
-      <w:r>
-        <w:rPr>
-          <w:rFonts w:ascii="Calibri" w:hAnsi="Calibri" w:cs="Calibri" w:eastAsia="Calibri"/>
-        </w:rPr>
-        <w:t xml:space="preserve">,</w:t>
+        <w:t>code/sensitivity/22_sensitivity_flagged.R</w:t>
+      </w:r>
+      <w:r>
+        <w:rPr>
+          <w:rFonts w:ascii="Calibri" w:hAnsi="Calibri" w:cs="Calibri" w:eastAsia="Calibri"/>
+        </w:rPr>
+        <w:t>,</w:t>
       </w:r>
       <w:r>
         <w:rPr>
@@ -10610,13 +10516,13 @@
           <w:rFonts w:ascii="Calibri" w:hAnsi="Calibri" w:cs="Calibri" w:eastAsia="Calibri"/>
           <w:rStyle w:val="VerbatimChar"/>
         </w:rPr>
-        <w:t xml:space="preserve">output/tables/22_sensitivity_flagged.csv</w:t>
-      </w:r>
-      <w:r>
-        <w:rPr>
-          <w:rFonts w:ascii="Calibri" w:hAnsi="Calibri" w:cs="Calibri" w:eastAsia="Calibri"/>
-        </w:rPr>
-        <w:t xml:space="preserve">) leaves every conclusion intact — the PAM and color treatment effects stay highly significant, and the growth tank-permutation strengthens from p = 0.057 to p = 0.029 once the slow ambient tank is removed.</w:t>
+        <w:t>output/tables/22_sensitivity_flagged.csv</w:t>
+      </w:r>
+      <w:r>
+        <w:rPr>
+          <w:rFonts w:ascii="Calibri" w:hAnsi="Calibri" w:cs="Calibri" w:eastAsia="Calibri"/>
+        </w:rPr>
+        <w:t>) leaves every conclusion intact — the PAM and color treatment effects stay highly significant, and the growth tank-permutation strengthens from p = 0.057 to p = 0.029 once the slow ambient tank is removed.</w:t>
       </w:r>
     </w:p>
     <w:p>
@@ -10632,19 +10538,19 @@
           <w:b/>
           <w:bCs/>
         </w:rPr>
-        <w:t xml:space="preserve">Time-series structure of the repeated-measures responses (tested).</w:t>
-      </w:r>
-      <w:r>
-        <w:rPr>
-          <w:rFonts w:ascii="Calibri" w:hAnsi="Calibri" w:cs="Calibri" w:eastAsia="Calibri"/>
-        </w:rPr>
-        <w:t xml:space="preserve"> </w:t>
-      </w:r>
-      <w:r>
-        <w:rPr>
-          <w:rFonts w:ascii="Calibri" w:hAnsi="Calibri" w:cs="Calibri" w:eastAsia="Calibri"/>
-        </w:rPr>
-        <w:t xml:space="preserve">PAM Fv/Fm and color are true repeated measures (~7 observations per coral over 14 days); the primary models fit</w:t>
+        <w:t>Time-series structure of the repeated-measures responses (tested).</w:t>
+      </w:r>
+      <w:r>
+        <w:rPr>
+          <w:rFonts w:ascii="Calibri" w:hAnsi="Calibri" w:cs="Calibri" w:eastAsia="Calibri"/>
+        </w:rPr>
+        <w:t xml:space="preserve"> </w:t>
+      </w:r>
+      <w:r>
+        <w:rPr>
+          <w:rFonts w:ascii="Calibri" w:hAnsi="Calibri" w:cs="Calibri" w:eastAsia="Calibri"/>
+        </w:rPr>
+        <w:t>PAM Fv/Fm and color are true repeated measures (~7 observations per coral over 14 days); the primary models fit</w:t>
       </w:r>
       <w:r>
         <w:rPr>
@@ -10657,32 +10563,32 @@
           <w:rFonts w:ascii="Calibri" w:hAnsi="Calibri" w:cs="Calibri" w:eastAsia="Calibri"/>
           <w:rStyle w:val="VerbatimChar"/>
         </w:rPr>
-        <w:t xml:space="preserve">day</w:t>
-      </w:r>
-      <w:r>
-        <w:rPr>
-          <w:rFonts w:ascii="Calibri" w:hAnsi="Calibri" w:cs="Calibri" w:eastAsia="Calibri"/>
-        </w:rPr>
-        <w:t xml:space="preserve"> </w:t>
-      </w:r>
-      <w:r>
-        <w:rPr>
-          <w:rFonts w:ascii="Calibri" w:hAnsi="Calibri" w:cs="Calibri" w:eastAsia="Calibri"/>
-        </w:rPr>
-        <w:t xml:space="preserve">as a linear fixed effect with random intercepts. A dedicated time-series diagnostic suite (</w:t>
+        <w:t>day</w:t>
+      </w:r>
+      <w:r>
+        <w:rPr>
+          <w:rFonts w:ascii="Calibri" w:hAnsi="Calibri" w:cs="Calibri" w:eastAsia="Calibri"/>
+        </w:rPr>
+        <w:t xml:space="preserve"> </w:t>
+      </w:r>
+      <w:r>
+        <w:rPr>
+          <w:rFonts w:ascii="Calibri" w:hAnsi="Calibri" w:cs="Calibri" w:eastAsia="Calibri"/>
+        </w:rPr>
+        <w:t>as a linear fixed effect with random intercepts. A dedicated time-series diagnostic suite (</w:t>
       </w:r>
       <w:r>
         <w:rPr>
           <w:rFonts w:ascii="Calibri" w:hAnsi="Calibri" w:cs="Calibri" w:eastAsia="Calibri"/>
           <w:rStyle w:val="VerbatimChar"/>
         </w:rPr>
-        <w:t xml:space="preserve">code/sensitivity/23_timeseries_diagnostics.R</w:t>
-      </w:r>
-      <w:r>
-        <w:rPr>
-          <w:rFonts w:ascii="Calibri" w:hAnsi="Calibri" w:cs="Calibri" w:eastAsia="Calibri"/>
-        </w:rPr>
-        <w:t xml:space="preserve">,</w:t>
+        <w:t>code/sensitivity/23_timeseries_diagnostics.R</w:t>
+      </w:r>
+      <w:r>
+        <w:rPr>
+          <w:rFonts w:ascii="Calibri" w:hAnsi="Calibri" w:cs="Calibri" w:eastAsia="Calibri"/>
+        </w:rPr>
+        <w:t>,</w:t>
       </w:r>
       <w:r>
         <w:rPr>
@@ -10695,13 +10601,13 @@
           <w:rFonts w:ascii="Calibri" w:hAnsi="Calibri" w:cs="Calibri" w:eastAsia="Calibri"/>
           <w:rStyle w:val="VerbatimChar"/>
         </w:rPr>
-        <w:t xml:space="preserve">output/tables/23_timeseries_diagnostics.csv</w:t>
-      </w:r>
-      <w:r>
-        <w:rPr>
-          <w:rFonts w:ascii="Calibri" w:hAnsi="Calibri" w:cs="Calibri" w:eastAsia="Calibri"/>
-        </w:rPr>
-        <w:t xml:space="preserve">,</w:t>
+        <w:t>output/tables/23_timeseries_diagnostics.csv</w:t>
+      </w:r>
+      <w:r>
+        <w:rPr>
+          <w:rFonts w:ascii="Calibri" w:hAnsi="Calibri" w:cs="Calibri" w:eastAsia="Calibri"/>
+        </w:rPr>
+        <w:t>,</w:t>
       </w:r>
       <w:r>
         <w:rPr>
@@ -10714,13 +10620,13 @@
           <w:rFonts w:ascii="Calibri" w:hAnsi="Calibri" w:cs="Calibri" w:eastAsia="Calibri"/>
           <w:rStyle w:val="VerbatimChar"/>
         </w:rPr>
-        <w:t xml:space="preserve">output/diagnostics/I_timeseries_report.md</w:t>
-      </w:r>
-      <w:r>
-        <w:rPr>
-          <w:rFonts w:ascii="Calibri" w:hAnsi="Calibri" w:cs="Calibri" w:eastAsia="Calibri"/>
-        </w:rPr>
-        <w:t xml:space="preserve">) tested the three assumptions that matter for time series:</w:t>
+        <w:t>output/diagnostics/I_timeseries_report.md</w:t>
+      </w:r>
+      <w:r>
+        <w:rPr>
+          <w:rFonts w:ascii="Calibri" w:hAnsi="Calibri" w:cs="Calibri" w:eastAsia="Calibri"/>
+        </w:rPr>
+        <w:t>) tested the three assumptions that matter for time series:</w:t>
       </w:r>
     </w:p>
     <w:p>
@@ -10737,19 +10643,19 @@
           <w:i/>
           <w:iCs/>
         </w:rPr>
-        <w:t xml:space="preserve">Temporal autocorrelation</w:t>
-      </w:r>
-      <w:r>
-        <w:rPr>
-          <w:rFonts w:ascii="Calibri" w:hAnsi="Calibri" w:cs="Calibri" w:eastAsia="Calibri"/>
-        </w:rPr>
-        <w:t xml:space="preserve"> </w:t>
-      </w:r>
-      <w:r>
-        <w:rPr>
-          <w:rFonts w:ascii="Calibri" w:hAnsi="Calibri" w:cs="Calibri" w:eastAsia="Calibri"/>
-        </w:rPr>
-        <w:t xml:space="preserve">(Molly's concern): present in PAM (AR(1) φ = −0.41, LRT p = 0.001) but absent in color (φ ≈ 0, p = 1.0).</w:t>
+        <w:t>Temporal autocorrelation</w:t>
+      </w:r>
+      <w:r>
+        <w:rPr>
+          <w:rFonts w:ascii="Calibri" w:hAnsi="Calibri" w:cs="Calibri" w:eastAsia="Calibri"/>
+        </w:rPr>
+        <w:t xml:space="preserve"> </w:t>
+      </w:r>
+      <w:r>
+        <w:rPr>
+          <w:rFonts w:ascii="Calibri" w:hAnsi="Calibri" w:cs="Calibri" w:eastAsia="Calibri"/>
+        </w:rPr>
+        <w:t>(Molly's concern): present in PAM (AR(1) φ = −0.41, LRT p = 0.001) but absent in color (φ ≈ 0, p = 1.0).</w:t>
       </w:r>
       <w:r>
         <w:rPr>
@@ -10763,19 +10669,19 @@
           <w:b/>
           <w:bCs/>
         </w:rPr>
-        <w:t xml:space="preserve">The treatment × day conclusion holds when refit with an AR(1) correlation structure</w:t>
-      </w:r>
-      <w:r>
-        <w:rPr>
-          <w:rFonts w:ascii="Calibri" w:hAnsi="Calibri" w:cs="Calibri" w:eastAsia="Calibri"/>
-        </w:rPr>
-        <w:t xml:space="preserve"> </w:t>
-      </w:r>
-      <w:r>
-        <w:rPr>
-          <w:rFonts w:ascii="Calibri" w:hAnsi="Calibri" w:cs="Calibri" w:eastAsia="Calibri"/>
-        </w:rPr>
-        <w:t xml:space="preserve">— the interaction p stays ≈10⁻¹⁰ (PAM) and ≈10⁻²⁰ (color). The negative φ in PAM is what you expect from fitting a straight line to a curved trajectory.</w:t>
+        <w:t>The treatment × day conclusion holds when refit with an AR(1) correlation structure</w:t>
+      </w:r>
+      <w:r>
+        <w:rPr>
+          <w:rFonts w:ascii="Calibri" w:hAnsi="Calibri" w:cs="Calibri" w:eastAsia="Calibri"/>
+        </w:rPr>
+        <w:t xml:space="preserve"> </w:t>
+      </w:r>
+      <w:r>
+        <w:rPr>
+          <w:rFonts w:ascii="Calibri" w:hAnsi="Calibri" w:cs="Calibri" w:eastAsia="Calibri"/>
+        </w:rPr>
+        <w:t>— the interaction p stays ≈10⁻¹⁰ (PAM) and ≈10⁻²⁰ (color). The negative φ in PAM is what you expect from fitting a straight line to a curved trajectory.</w:t>
       </w:r>
     </w:p>
     <w:p>
@@ -10792,13 +10698,13 @@
           <w:i/>
           <w:iCs/>
         </w:rPr>
-        <w:t xml:space="preserve">Random slopes</w:t>
-      </w:r>
-      <w:r>
-        <w:rPr>
-          <w:rFonts w:ascii="Calibri" w:hAnsi="Calibri" w:cs="Calibri" w:eastAsia="Calibri"/>
-        </w:rPr>
-        <w:t xml:space="preserve">: a random slope of day by coral significantly improves fit for both PAM (LRT p &lt; 10⁻⁵) and color (p &lt; 10⁻¹⁸) — individual corals follow different decline trajectories — so the intercept-only model understates among-individual variation without biasing the fixed-effect treatment × day inference.</w:t>
+        <w:t>Random slopes</w:t>
+      </w:r>
+      <w:r>
+        <w:rPr>
+          <w:rFonts w:ascii="Calibri" w:hAnsi="Calibri" w:cs="Calibri" w:eastAsia="Calibri"/>
+        </w:rPr>
+        <w:t>: a random slope of day by coral significantly improves fit for both PAM (LRT p &lt; 10⁻⁵) and color (p &lt; 10⁻¹⁸) — individual corals follow different decline trajectories — so the intercept-only model understates among-individual variation without biasing the fixed-effect treatment × day inference.</w:t>
       </w:r>
     </w:p>
     <w:p>
@@ -10815,13 +10721,13 @@
           <w:i/>
           <w:iCs/>
         </w:rPr>
-        <w:t xml:space="preserve">Linearity of time</w:t>
-      </w:r>
-      <w:r>
-        <w:rPr>
-          <w:rFonts w:ascii="Calibri" w:hAnsi="Calibri" w:cs="Calibri" w:eastAsia="Calibri"/>
-        </w:rPr>
-        <w:t xml:space="preserve">: all three trajectories (PAM p = 0.007, color p = 4×10⁻⁴, symbionts p = 0.013) are significantly nonlinear (decline speeds up). The linear</w:t>
+        <w:t>Linearity of time</w:t>
+      </w:r>
+      <w:r>
+        <w:rPr>
+          <w:rFonts w:ascii="Calibri" w:hAnsi="Calibri" w:cs="Calibri" w:eastAsia="Calibri"/>
+        </w:rPr>
+        <w:t>: all three trajectories (PAM p = 0.007, color p = 4×10⁻⁴, symbionts p = 0.013) are significantly nonlinear (decline speeds up). The linear</w:t>
       </w:r>
       <w:r>
         <w:rPr>
@@ -10834,19 +10740,19 @@
           <w:rFonts w:ascii="Calibri" w:hAnsi="Calibri" w:cs="Calibri" w:eastAsia="Calibri"/>
           <w:rStyle w:val="VerbatimChar"/>
         </w:rPr>
-        <w:t xml:space="preserve">day</w:t>
-      </w:r>
-      <w:r>
-        <w:rPr>
-          <w:rFonts w:ascii="Calibri" w:hAnsi="Calibri" w:cs="Calibri" w:eastAsia="Calibri"/>
-        </w:rPr>
-        <w:t xml:space="preserve"> </w:t>
-      </w:r>
-      <w:r>
-        <w:rPr>
-          <w:rFonts w:ascii="Calibri" w:hAnsi="Calibri" w:cs="Calibri" w:eastAsia="Calibri"/>
-        </w:rPr>
-        <w:t xml:space="preserve">term is therefore an approximation of the main directional trend; per-day</w:t>
+        <w:t>day</w:t>
+      </w:r>
+      <w:r>
+        <w:rPr>
+          <w:rFonts w:ascii="Calibri" w:hAnsi="Calibri" w:cs="Calibri" w:eastAsia="Calibri"/>
+        </w:rPr>
+        <w:t xml:space="preserve"> </w:t>
+      </w:r>
+      <w:r>
+        <w:rPr>
+          <w:rFonts w:ascii="Calibri" w:hAnsi="Calibri" w:cs="Calibri" w:eastAsia="Calibri"/>
+        </w:rPr>
+        <w:t>term is therefore an approximation of the main directional trend; per-day</w:t>
       </w:r>
       <w:r>
         <w:rPr>
@@ -10859,19 +10765,19 @@
           <w:rFonts w:ascii="Calibri" w:hAnsi="Calibri" w:cs="Calibri" w:eastAsia="Calibri"/>
           <w:rStyle w:val="VerbatimChar"/>
         </w:rPr>
-        <w:t xml:space="preserve">emmeans</w:t>
-      </w:r>
-      <w:r>
-        <w:rPr>
-          <w:rFonts w:ascii="Calibri" w:hAnsi="Calibri" w:cs="Calibri" w:eastAsia="Calibri"/>
-        </w:rPr>
-        <w:t xml:space="preserve"> </w:t>
-      </w:r>
-      <w:r>
-        <w:rPr>
-          <w:rFonts w:ascii="Calibri" w:hAnsi="Calibri" w:cs="Calibri" w:eastAsia="Calibri"/>
-        </w:rPr>
-        <w:t xml:space="preserve">contrasts (above) capture the actual timepoint-specific divergence without assuming linearity.</w:t>
+        <w:t>emmeans</w:t>
+      </w:r>
+      <w:r>
+        <w:rPr>
+          <w:rFonts w:ascii="Calibri" w:hAnsi="Calibri" w:cs="Calibri" w:eastAsia="Calibri"/>
+        </w:rPr>
+        <w:t xml:space="preserve"> </w:t>
+      </w:r>
+      <w:r>
+        <w:rPr>
+          <w:rFonts w:ascii="Calibri" w:hAnsi="Calibri" w:cs="Calibri" w:eastAsia="Calibri"/>
+        </w:rPr>
+        <w:t>contrasts (above) capture the actual timepoint-specific divergence without assuming linearity.</w:t>
       </w:r>
     </w:p>
     <w:p>
@@ -10885,58 +10791,50 @@
         <w:rPr>
           <w:rFonts w:ascii="Calibri" w:hAnsi="Calibri" w:cs="Calibri" w:eastAsia="Calibri"/>
         </w:rPr>
-        <w:t xml:space="preserve">None of these change the qualitative conclusions. We tested whether upgrading the headline models is warranted by fitting the full "maximum-rigor" specification — quadratic time + random slopes, plus AR(1) for PAM — and comparing it head-to-head against the current model on the reported day-14 heat effect (</w:t>
+        <w:t>None of these change the qualitative conclusions. We tested whether upgrading the headline models is warranted by fitting the full "more complex" specification — quadratic time + random slopes, plus AR(1) for PAM — and comparing it head-to-head against the current model on the reported day-14 heat effect (code/sensitivity/24_headline_model_comparison.R, output/tables/24_headline_model_comparison.csv, output/diagnostics/J_headline_model_comparison.md):</w:t>
       </w:r>
       <w:r>
         <w:rPr>
           <w:rFonts w:ascii="Calibri" w:hAnsi="Calibri" w:cs="Calibri" w:eastAsia="Calibri"/>
           <w:rStyle w:val="VerbatimChar"/>
         </w:rPr>
-        <w:t xml:space="preserve">code/sensitivity/24_headline_model_comparison.R</w:t>
-      </w:r>
-      <w:r>
-        <w:rPr>
-          <w:rFonts w:ascii="Calibri" w:hAnsi="Calibri" w:cs="Calibri" w:eastAsia="Calibri"/>
-        </w:rPr>
-        <w:t xml:space="preserve">,</w:t>
-      </w:r>
-      <w:r>
-        <w:rPr>
-          <w:rFonts w:ascii="Calibri" w:hAnsi="Calibri" w:cs="Calibri" w:eastAsia="Calibri"/>
-        </w:rPr>
-        <w:t xml:space="preserve"> </w:t>
+      </w:r>
+      <w:r>
+        <w:rPr>
+          <w:rFonts w:ascii="Calibri" w:hAnsi="Calibri" w:cs="Calibri" w:eastAsia="Calibri"/>
+        </w:rPr>
+      </w:r>
+      <w:r>
+        <w:rPr>
+          <w:rFonts w:ascii="Calibri" w:hAnsi="Calibri" w:cs="Calibri" w:eastAsia="Calibri"/>
+        </w:rPr>
       </w:r>
       <w:r>
         <w:rPr>
           <w:rFonts w:ascii="Calibri" w:hAnsi="Calibri" w:cs="Calibri" w:eastAsia="Calibri"/>
           <w:rStyle w:val="VerbatimChar"/>
         </w:rPr>
-        <w:t xml:space="preserve">output/tables/24_headline_model_comparison.csv</w:t>
-      </w:r>
-      <w:r>
-        <w:rPr>
-          <w:rFonts w:ascii="Calibri" w:hAnsi="Calibri" w:cs="Calibri" w:eastAsia="Calibri"/>
-        </w:rPr>
-        <w:t xml:space="preserve">,</w:t>
-      </w:r>
-      <w:r>
-        <w:rPr>
-          <w:rFonts w:ascii="Calibri" w:hAnsi="Calibri" w:cs="Calibri" w:eastAsia="Calibri"/>
-        </w:rPr>
-        <w:t xml:space="preserve"> </w:t>
+      </w:r>
+      <w:r>
+        <w:rPr>
+          <w:rFonts w:ascii="Calibri" w:hAnsi="Calibri" w:cs="Calibri" w:eastAsia="Calibri"/>
+        </w:rPr>
+      </w:r>
+      <w:r>
+        <w:rPr>
+          <w:rFonts w:ascii="Calibri" w:hAnsi="Calibri" w:cs="Calibri" w:eastAsia="Calibri"/>
+        </w:rPr>
       </w:r>
       <w:r>
         <w:rPr>
           <w:rFonts w:ascii="Calibri" w:hAnsi="Calibri" w:cs="Calibri" w:eastAsia="Calibri"/>
           <w:rStyle w:val="VerbatimChar"/>
         </w:rPr>
-        <w:t xml:space="preserve">output/diagnostics/J_headline_model_comparison.md</w:t>
-      </w:r>
-      <w:r>
-        <w:rPr>
-          <w:rFonts w:ascii="Calibri" w:hAnsi="Calibri" w:cs="Calibri" w:eastAsia="Calibri"/>
-        </w:rPr>
-        <w:t xml:space="preserve">):</w:t>
+      </w:r>
+      <w:r>
+        <w:rPr>
+          <w:rFonts w:ascii="Calibri" w:hAnsi="Calibri" w:cs="Calibri" w:eastAsia="Calibri"/>
+        </w:rPr>
       </w:r>
     </w:p>
     <w:p>
@@ -10951,7 +10849,7 @@
         <w:rPr>
           <w:rFonts w:ascii="Calibri" w:hAnsi="Calibri" w:cs="Calibri" w:eastAsia="Calibri"/>
         </w:rPr>
-        <w:t xml:space="preserve">The day-14 effect size shifts by only</w:t>
+        <w:t>The day-14 effect size shifts by only</w:t>
       </w:r>
       <w:r>
         <w:rPr>
@@ -10965,19 +10863,19 @@
           <w:b/>
           <w:bCs/>
         </w:rPr>
-        <w:t xml:space="preserve">+12.5% (PAM, 0.084 → 0.094)</w:t>
-      </w:r>
-      <w:r>
-        <w:rPr>
-          <w:rFonts w:ascii="Calibri" w:hAnsi="Calibri" w:cs="Calibri" w:eastAsia="Calibri"/>
-        </w:rPr>
-        <w:t xml:space="preserve"> </w:t>
-      </w:r>
-      <w:r>
-        <w:rPr>
-          <w:rFonts w:ascii="Calibri" w:hAnsi="Calibri" w:cs="Calibri" w:eastAsia="Calibri"/>
-        </w:rPr>
-        <w:t xml:space="preserve">and</w:t>
+        <w:t>+12.5% (PAM, 0.084 → 0.094)</w:t>
+      </w:r>
+      <w:r>
+        <w:rPr>
+          <w:rFonts w:ascii="Calibri" w:hAnsi="Calibri" w:cs="Calibri" w:eastAsia="Calibri"/>
+        </w:rPr>
+        <w:t xml:space="preserve"> </w:t>
+      </w:r>
+      <w:r>
+        <w:rPr>
+          <w:rFonts w:ascii="Calibri" w:hAnsi="Calibri" w:cs="Calibri" w:eastAsia="Calibri"/>
+        </w:rPr>
+        <w:t>and</w:t>
       </w:r>
       <w:r>
         <w:rPr>
@@ -10991,13 +10889,13 @@
           <w:b/>
           <w:bCs/>
         </w:rPr>
-        <w:t xml:space="preserve">+9.4% (color, 1.15 → 1.26)</w:t>
-      </w:r>
-      <w:r>
-        <w:rPr>
-          <w:rFonts w:ascii="Calibri" w:hAnsi="Calibri" w:cs="Calibri" w:eastAsia="Calibri"/>
-        </w:rPr>
-        <w:t xml:space="preserve">, staying highly significant in every specification — conclusion unchanged.</w:t>
+        <w:t>+9.4% (color, 1.15 → 1.26)</w:t>
+      </w:r>
+      <w:r>
+        <w:rPr>
+          <w:rFonts w:ascii="Calibri" w:hAnsi="Calibri" w:cs="Calibri" w:eastAsia="Calibri"/>
+        </w:rPr>
+        <w:t>, staying highly significant in every specification — conclusion unchanged.</w:t>
       </w:r>
     </w:p>
     <w:p>
@@ -11012,7 +10910,7 @@
         <w:rPr>
           <w:rFonts w:ascii="Calibri" w:hAnsi="Calibri" w:cs="Calibri" w:eastAsia="Calibri"/>
         </w:rPr>
-        <w:t xml:space="preserve">The quadratic-time + random-slope model with the full four-way interaction has</w:t>
+        <w:t>The quadratic-time + random-slope model with the full four-way interaction has</w:t>
       </w:r>
       <w:r>
         <w:rPr>
@@ -11026,19 +10924,19 @@
           <w:b/>
           <w:bCs/>
         </w:rPr>
-        <w:t xml:space="preserve">worse AIC</w:t>
-      </w:r>
-      <w:r>
-        <w:rPr>
-          <w:rFonts w:ascii="Calibri" w:hAnsi="Calibri" w:cs="Calibri" w:eastAsia="Calibri"/>
-        </w:rPr>
-        <w:t xml:space="preserve"> </w:t>
-      </w:r>
-      <w:r>
-        <w:rPr>
-          <w:rFonts w:ascii="Calibri" w:hAnsi="Calibri" w:cs="Calibri" w:eastAsia="Calibri"/>
-        </w:rPr>
-        <w:t xml:space="preserve">than the linear/intercept model (PAM −1199 → −1051; color 234 → 251): the fit does not justify the extra interaction parameters. The AR(1) model for PAM does improve AIC (−1199 → −1226), confirming the autocorrelation is real, but its day-14 effect (0.083) is nearly identical to the current model (0.084).</w:t>
+        <w:t>worse AIC</w:t>
+      </w:r>
+      <w:r>
+        <w:rPr>
+          <w:rFonts w:ascii="Calibri" w:hAnsi="Calibri" w:cs="Calibri" w:eastAsia="Calibri"/>
+        </w:rPr>
+        <w:t xml:space="preserve"> </w:t>
+      </w:r>
+      <w:r>
+        <w:rPr>
+          <w:rFonts w:ascii="Calibri" w:hAnsi="Calibri" w:cs="Calibri" w:eastAsia="Calibri"/>
+        </w:rPr>
+        <w:t>than the linear/intercept model (PAM −1199 → −1051; color 234 → 251): the fit does not justify the extra interaction parameters. The AR(1) model for PAM does improve AIC (−1199 → −1226), confirming the autocorrelation is real, but its day-14 effect (0.083) is nearly identical to the current model (0.084).</w:t>
       </w:r>
     </w:p>
     <w:p>
@@ -11054,19 +10952,19 @@
           <w:b/>
           <w:bCs/>
         </w:rPr>
-        <w:t xml:space="preserve">Verdict: we keep the simpler linear / random-intercept model for the headline.</w:t>
-      </w:r>
-      <w:r>
-        <w:rPr>
-          <w:rFonts w:ascii="Calibri" w:hAnsi="Calibri" w:cs="Calibri" w:eastAsia="Calibri"/>
-        </w:rPr>
-        <w:t xml:space="preserve"> </w:t>
-      </w:r>
-      <w:r>
-        <w:rPr>
-          <w:rFonts w:ascii="Calibri" w:hAnsi="Calibri" w:cs="Calibri" w:eastAsia="Calibri"/>
-        </w:rPr>
-        <w:t xml:space="preserve">The richer model neither changes the conclusions nor improves the fit (except AR(1) for PAM, which leaves the estimates unchanged), so the simplification is justified. Residual ACF plots are in</w:t>
+        <w:t>Verdict: we keep the simpler linear / random-intercept model for the headline.</w:t>
+      </w:r>
+      <w:r>
+        <w:rPr>
+          <w:rFonts w:ascii="Calibri" w:hAnsi="Calibri" w:cs="Calibri" w:eastAsia="Calibri"/>
+        </w:rPr>
+        <w:t xml:space="preserve"> </w:t>
+      </w:r>
+      <w:r>
+        <w:rPr>
+          <w:rFonts w:ascii="Calibri" w:hAnsi="Calibri" w:cs="Calibri" w:eastAsia="Calibri"/>
+        </w:rPr>
+        <w:t>The richer model neither changes the conclusions nor improves the fit (except AR(1) for PAM, which leaves the estimates unchanged), so the simplification is justified. Residual ACF plots are in</w:t>
       </w:r>
       <w:r>
         <w:rPr>
@@ -11079,13 +10977,13 @@
           <w:rFonts w:ascii="Calibri" w:hAnsi="Calibri" w:cs="Calibri" w:eastAsia="Calibri"/>
           <w:rStyle w:val="VerbatimChar"/>
         </w:rPr>
-        <w:t xml:space="preserve">figures/diagnostics/I_*_acf.png</w:t>
-      </w:r>
-      <w:r>
-        <w:rPr>
-          <w:rFonts w:ascii="Calibri" w:hAnsi="Calibri" w:cs="Calibri" w:eastAsia="Calibri"/>
-        </w:rPr>
-        <w:t xml:space="preserve">.</w:t>
+        <w:t>figures/diagnostics/I_*_acf.png</w:t>
+      </w:r>
+      <w:r>
+        <w:rPr>
+          <w:rFonts w:ascii="Calibri" w:hAnsi="Calibri" w:cs="Calibri" w:eastAsia="Calibri"/>
+        </w:rPr>
+        <w:t>.</w:t>
       </w:r>
     </w:p>
     <w:p>
@@ -11101,19 +10999,19 @@
           <w:b/>
           <w:bCs/>
         </w:rPr>
-        <w:t xml:space="preserve">Type-III ANOVA correction.</w:t>
-      </w:r>
-      <w:r>
-        <w:rPr>
-          <w:rFonts w:ascii="Calibri" w:hAnsi="Calibri" w:cs="Calibri" w:eastAsia="Calibri"/>
-        </w:rPr>
-        <w:t xml:space="preserve"> </w:t>
-      </w:r>
-      <w:r>
-        <w:rPr>
-          <w:rFonts w:ascii="Calibri" w:hAnsi="Calibri" w:cs="Calibri" w:eastAsia="Calibri"/>
-        </w:rPr>
-        <w:t xml:space="preserve">The continuous mixed models are now fit with</w:t>
+        <w:t>Type-III ANOVA correction.</w:t>
+      </w:r>
+      <w:r>
+        <w:rPr>
+          <w:rFonts w:ascii="Calibri" w:hAnsi="Calibri" w:cs="Calibri" w:eastAsia="Calibri"/>
+        </w:rPr>
+        <w:t xml:space="preserve"> </w:t>
+      </w:r>
+      <w:r>
+        <w:rPr>
+          <w:rFonts w:ascii="Calibri" w:hAnsi="Calibri" w:cs="Calibri" w:eastAsia="Calibri"/>
+        </w:rPr>
+        <w:t>The continuous mixed models are now fit with</w:t>
       </w:r>
       <w:r>
         <w:rPr>
@@ -11126,19 +11024,19 @@
           <w:rFonts w:ascii="Calibri" w:hAnsi="Calibri" w:cs="Calibri" w:eastAsia="Calibri"/>
           <w:rStyle w:val="VerbatimChar"/>
         </w:rPr>
-        <w:t xml:space="preserve">lmerTest::lmer</w:t>
-      </w:r>
-      <w:r>
-        <w:rPr>
-          <w:rFonts w:ascii="Calibri" w:hAnsi="Calibri" w:cs="Calibri" w:eastAsia="Calibri"/>
-        </w:rPr>
-        <w:t xml:space="preserve"> </w:t>
-      </w:r>
-      <w:r>
-        <w:rPr>
-          <w:rFonts w:ascii="Calibri" w:hAnsi="Calibri" w:cs="Calibri" w:eastAsia="Calibri"/>
-        </w:rPr>
-        <w:t xml:space="preserve">and reported with Satterthwaite type-III ANOVA. An earlier version used</w:t>
+        <w:t>lmerTest::lmer</w:t>
+      </w:r>
+      <w:r>
+        <w:rPr>
+          <w:rFonts w:ascii="Calibri" w:hAnsi="Calibri" w:cs="Calibri" w:eastAsia="Calibri"/>
+        </w:rPr>
+        <w:t xml:space="preserve"> </w:t>
+      </w:r>
+      <w:r>
+        <w:rPr>
+          <w:rFonts w:ascii="Calibri" w:hAnsi="Calibri" w:cs="Calibri" w:eastAsia="Calibri"/>
+        </w:rPr>
+        <w:t>and reported with Satterthwaite type-III ANOVA. An earlier version used</w:t>
       </w:r>
       <w:r>
         <w:rPr>
@@ -11151,13 +11049,13 @@
           <w:rFonts w:ascii="Calibri" w:hAnsi="Calibri" w:cs="Calibri" w:eastAsia="Calibri"/>
           <w:rStyle w:val="VerbatimChar"/>
         </w:rPr>
-        <w:t xml:space="preserve">lme4::lmer</w:t>
-      </w:r>
-      <w:r>
-        <w:rPr>
-          <w:rFonts w:ascii="Calibri" w:hAnsi="Calibri" w:cs="Calibri" w:eastAsia="Calibri"/>
-        </w:rPr>
-        <w:t xml:space="preserve">, whose</w:t>
+        <w:t>lme4::lmer</w:t>
+      </w:r>
+      <w:r>
+        <w:rPr>
+          <w:rFonts w:ascii="Calibri" w:hAnsi="Calibri" w:cs="Calibri" w:eastAsia="Calibri"/>
+        </w:rPr>
+        <w:t>, whose</w:t>
       </w:r>
       <w:r>
         <w:rPr>
@@ -11170,19 +11068,19 @@
           <w:rFonts w:ascii="Calibri" w:hAnsi="Calibri" w:cs="Calibri" w:eastAsia="Calibri"/>
           <w:rStyle w:val="VerbatimChar"/>
         </w:rPr>
-        <w:t xml:space="preserve">anova(type=3)</w:t>
-      </w:r>
-      <w:r>
-        <w:rPr>
-          <w:rFonts w:ascii="Calibri" w:hAnsi="Calibri" w:cs="Calibri" w:eastAsia="Calibri"/>
-        </w:rPr>
-        <w:t xml:space="preserve"> </w:t>
-      </w:r>
-      <w:r>
-        <w:rPr>
-          <w:rFonts w:ascii="Calibri" w:hAnsi="Calibri" w:cs="Calibri" w:eastAsia="Calibri"/>
-        </w:rPr>
-        <w:t xml:space="preserve">silently returns</w:t>
+        <w:t>anova(type=3)</w:t>
+      </w:r>
+      <w:r>
+        <w:rPr>
+          <w:rFonts w:ascii="Calibri" w:hAnsi="Calibri" w:cs="Calibri" w:eastAsia="Calibri"/>
+        </w:rPr>
+        <w:t xml:space="preserve"> </w:t>
+      </w:r>
+      <w:r>
+        <w:rPr>
+          <w:rFonts w:ascii="Calibri" w:hAnsi="Calibri" w:cs="Calibri" w:eastAsia="Calibri"/>
+        </w:rPr>
+        <w:t>silently returns</w:t>
       </w:r>
       <w:r>
         <w:rPr>
@@ -11196,19 +11094,19 @@
           <w:b/>
           <w:bCs/>
         </w:rPr>
-        <w:t xml:space="preserve">type-I (sequential)</w:t>
-      </w:r>
-      <w:r>
-        <w:rPr>
-          <w:rFonts w:ascii="Calibri" w:hAnsi="Calibri" w:cs="Calibri" w:eastAsia="Calibri"/>
-        </w:rPr>
-        <w:t xml:space="preserve"> </w:t>
-      </w:r>
-      <w:r>
-        <w:rPr>
-          <w:rFonts w:ascii="Calibri" w:hAnsi="Calibri" w:cs="Calibri" w:eastAsia="Calibri"/>
-        </w:rPr>
-        <w:t xml:space="preserve">sums of squares, inflating several main-effect and lower-order interaction F-values (e.g. PAM treatment main 15.8→0.05; color treatment×wound 16.9→1.04). All omnibus F/p in §1–4 are now correct type-III. The primary treatment×time interactions and per-genet</w:t>
+        <w:t>type-I (sequential)</w:t>
+      </w:r>
+      <w:r>
+        <w:rPr>
+          <w:rFonts w:ascii="Calibri" w:hAnsi="Calibri" w:cs="Calibri" w:eastAsia="Calibri"/>
+        </w:rPr>
+        <w:t xml:space="preserve"> </w:t>
+      </w:r>
+      <w:r>
+        <w:rPr>
+          <w:rFonts w:ascii="Calibri" w:hAnsi="Calibri" w:cs="Calibri" w:eastAsia="Calibri"/>
+        </w:rPr>
+        <w:t>sums of squares, inflating several main-effect and lower-order interaction F-values (e.g. PAM treatment main 15.8→0.05; color treatment×wound 16.9→1.04). All omnibus F/p in §1–4 are now correct type-III. The primary treatment×time interactions and per-genet</w:t>
       </w:r>
       <w:r>
         <w:rPr>
@@ -11221,19 +11119,19 @@
           <w:rFonts w:ascii="Calibri" w:hAnsi="Calibri" w:cs="Calibri" w:eastAsia="Calibri"/>
           <w:rStyle w:val="VerbatimChar"/>
         </w:rPr>
-        <w:t xml:space="preserve">emmeans</w:t>
-      </w:r>
-      <w:r>
-        <w:rPr>
-          <w:rFonts w:ascii="Calibri" w:hAnsi="Calibri" w:cs="Calibri" w:eastAsia="Calibri"/>
-        </w:rPr>
-        <w:t xml:space="preserve"> </w:t>
-      </w:r>
-      <w:r>
-        <w:rPr>
-          <w:rFonts w:ascii="Calibri" w:hAnsi="Calibri" w:cs="Calibri" w:eastAsia="Calibri"/>
-        </w:rPr>
-        <w:t xml:space="preserve">contrasts are nearly unchanged; the effect is that genotype × heat variation is now correctly assigned to the</w:t>
+        <w:t>emmeans</w:t>
+      </w:r>
+      <w:r>
+        <w:rPr>
+          <w:rFonts w:ascii="Calibri" w:hAnsi="Calibri" w:cs="Calibri" w:eastAsia="Calibri"/>
+        </w:rPr>
+        <w:t xml:space="preserve"> </w:t>
+      </w:r>
+      <w:r>
+        <w:rPr>
+          <w:rFonts w:ascii="Calibri" w:hAnsi="Calibri" w:cs="Calibri" w:eastAsia="Calibri"/>
+        </w:rPr>
+        <w:t>contrasts are nearly unchanged; the effect is that genotype × heat variation is now correctly assigned to the</w:t>
       </w:r>
       <w:r>
         <w:rPr>
@@ -11247,19 +11145,19 @@
           <w:b/>
           <w:bCs/>
         </w:rPr>
-        <w:t xml:space="preserve">rate</w:t>
-      </w:r>
-      <w:r>
-        <w:rPr>
-          <w:rFonts w:ascii="Calibri" w:hAnsi="Calibri" w:cs="Calibri" w:eastAsia="Calibri"/>
-        </w:rPr>
-        <w:t xml:space="preserve"> </w:t>
-      </w:r>
-      <w:r>
-        <w:rPr>
-          <w:rFonts w:ascii="Calibri" w:hAnsi="Calibri" w:cs="Calibri" w:eastAsia="Calibri"/>
-        </w:rPr>
-        <w:t xml:space="preserve">(treatment × day × thicket), and the color treatment×wound interaction is non-significant rather than significant.</w:t>
+        <w:t>rate</w:t>
+      </w:r>
+      <w:r>
+        <w:rPr>
+          <w:rFonts w:ascii="Calibri" w:hAnsi="Calibri" w:cs="Calibri" w:eastAsia="Calibri"/>
+        </w:rPr>
+        <w:t xml:space="preserve"> </w:t>
+      </w:r>
+      <w:r>
+        <w:rPr>
+          <w:rFonts w:ascii="Calibri" w:hAnsi="Calibri" w:cs="Calibri" w:eastAsia="Calibri"/>
+        </w:rPr>
+        <w:t>(treatment × day × thicket), and the color treatment×wound interaction is non-significant rather than significant.</w:t>
       </w:r>
     </w:p>
     <w:p>
@@ -11275,19 +11173,19 @@
           <w:b/>
           <w:bCs/>
         </w:rPr>
-        <w:t xml:space="preserve">Confirmatory vs exploratory testing.</w:t>
-      </w:r>
-      <w:r>
-        <w:rPr>
-          <w:rFonts w:ascii="Calibri" w:hAnsi="Calibri" w:cs="Calibri" w:eastAsia="Calibri"/>
-        </w:rPr>
-        <w:t xml:space="preserve"> </w:t>
-      </w:r>
-      <w:r>
-        <w:rPr>
-          <w:rFonts w:ascii="Calibri" w:hAnsi="Calibri" w:cs="Calibri" w:eastAsia="Calibri"/>
-        </w:rPr>
-        <w:t xml:space="preserve">We split tests into a-priori directed hypotheses grounded in the coral thermal-stress literature (reported</w:t>
+        <w:t>Confirmatory vs exploratory testing.</w:t>
+      </w:r>
+      <w:r>
+        <w:rPr>
+          <w:rFonts w:ascii="Calibri" w:hAnsi="Calibri" w:cs="Calibri" w:eastAsia="Calibri"/>
+        </w:rPr>
+        <w:t xml:space="preserve"> </w:t>
+      </w:r>
+      <w:r>
+        <w:rPr>
+          <w:rFonts w:ascii="Calibri" w:hAnsi="Calibri" w:cs="Calibri" w:eastAsia="Calibri"/>
+        </w:rPr>
+        <w:t>We split tests into a-priori directed hypotheses grounded in the coral thermal-stress literature (reported</w:t>
       </w:r>
       <w:r>
         <w:rPr>
@@ -11301,13 +11199,13 @@
           <w:b/>
           <w:bCs/>
         </w:rPr>
-        <w:t xml:space="preserve">unadjusted</w:t>
-      </w:r>
-      <w:r>
-        <w:rPr>
-          <w:rFonts w:ascii="Calibri" w:hAnsi="Calibri" w:cs="Calibri" w:eastAsia="Calibri"/>
-        </w:rPr>
-        <w:t xml:space="preserve">, confirmatory) and exploratory tests with no strong prior (</w:t>
+        <w:t>unadjusted</w:t>
+      </w:r>
+      <w:r>
+        <w:rPr>
+          <w:rFonts w:ascii="Calibri" w:hAnsi="Calibri" w:cs="Calibri" w:eastAsia="Calibri"/>
+        </w:rPr>
+        <w:t>, confirmatory) and exploratory tests with no strong prior (</w:t>
       </w:r>
       <w:r>
         <w:rPr>
@@ -11315,13 +11213,13 @@
           <w:b/>
           <w:bCs/>
         </w:rPr>
-        <w:t xml:space="preserve">Benjamini-Hochberg corrected</w:t>
-      </w:r>
-      <w:r>
-        <w:rPr>
-          <w:rFonts w:ascii="Calibri" w:hAnsi="Calibri" w:cs="Calibri" w:eastAsia="Calibri"/>
-        </w:rPr>
-        <w:t xml:space="preserve">);</w:t>
+        <w:t>Benjamini-Hochberg corrected</w:t>
+      </w:r>
+      <w:r>
+        <w:rPr>
+          <w:rFonts w:ascii="Calibri" w:hAnsi="Calibri" w:cs="Calibri" w:eastAsia="Calibri"/>
+        </w:rPr>
+        <w:t>);</w:t>
       </w:r>
       <w:r>
         <w:rPr>
@@ -11334,13 +11232,13 @@
           <w:rFonts w:ascii="Calibri" w:hAnsi="Calibri" w:cs="Calibri" w:eastAsia="Calibri"/>
           <w:rStyle w:val="VerbatimChar"/>
         </w:rPr>
-        <w:t xml:space="preserve">code/sensitivity/28_multiple_testing.R</w:t>
-      </w:r>
-      <w:r>
-        <w:rPr>
-          <w:rFonts w:ascii="Calibri" w:hAnsi="Calibri" w:cs="Calibri" w:eastAsia="Calibri"/>
-        </w:rPr>
-        <w:t xml:space="preserve">,</w:t>
+        <w:t>code/sensitivity/28_multiple_testing.R</w:t>
+      </w:r>
+      <w:r>
+        <w:rPr>
+          <w:rFonts w:ascii="Calibri" w:hAnsi="Calibri" w:cs="Calibri" w:eastAsia="Calibri"/>
+        </w:rPr>
+        <w:t>,</w:t>
       </w:r>
       <w:r>
         <w:rPr>
@@ -11353,13 +11251,13 @@
           <w:rFonts w:ascii="Calibri" w:hAnsi="Calibri" w:cs="Calibri" w:eastAsia="Calibri"/>
           <w:rStyle w:val="VerbatimChar"/>
         </w:rPr>
-        <w:t xml:space="preserve">output/tables/28_multiple_testing.csv</w:t>
-      </w:r>
-      <w:r>
-        <w:rPr>
-          <w:rFonts w:ascii="Calibri" w:hAnsi="Calibri" w:cs="Calibri" w:eastAsia="Calibri"/>
-        </w:rPr>
-        <w:t xml:space="preserve">. The a-priori set uses the tank-level growth permutation p and interval-censored survival p-values for timing. Five confirmatory tests are significant (PAM, color, symbionts, interval tip-exist, interval new-corallites); tank-level growth is a trend (p = 0.057). No exploratory closure-trait effect survives BH correction — heat does not robustly change wound closure. The regeneration conclusion rests on the new-corallite interval timing result</w:t>
+        <w:t>output/tables/28_multiple_testing.csv</w:t>
+      </w:r>
+      <w:r>
+        <w:rPr>
+          <w:rFonts w:ascii="Calibri" w:hAnsi="Calibri" w:cs="Calibri" w:eastAsia="Calibri"/>
+        </w:rPr>
+        <w:t>. The a-priori set uses the tank-level growth permutation p and interval-censored survival p-values for timing. Five confirmatory tests are significant (PAM, color, symbionts, interval tip-exist, interval new-corallites); tank-level growth is a trend (p = 0.057). No exploratory closure-trait effect survives BH correction — heat does not robustly change wound closure. The regeneration conclusion rests on the new-corallite interval timing result</w:t>
       </w:r>
       <w:r>
         <w:rPr>
@@ -11373,19 +11271,19 @@
           <w:b/>
           <w:bCs/>
         </w:rPr>
-        <w:t xml:space="preserve">plus</w:t>
-      </w:r>
-      <w:r>
-        <w:rPr>
-          <w:rFonts w:ascii="Calibri" w:hAnsi="Calibri" w:cs="Calibri" w:eastAsia="Calibri"/>
-        </w:rPr>
-        <w:t xml:space="preserve"> </w:t>
-      </w:r>
-      <w:r>
-        <w:rPr>
-          <w:rFonts w:ascii="Calibri" w:hAnsi="Calibri" w:cs="Calibri" w:eastAsia="Calibri"/>
-        </w:rPr>
-        <w:t xml:space="preserve">the censored-fraction and healing-to-regeneration-lag statistics (§5b–c), not on a uniform signal across every tip trait.</w:t>
+        <w:t>plus</w:t>
+      </w:r>
+      <w:r>
+        <w:rPr>
+          <w:rFonts w:ascii="Calibri" w:hAnsi="Calibri" w:cs="Calibri" w:eastAsia="Calibri"/>
+        </w:rPr>
+        <w:t xml:space="preserve"> </w:t>
+      </w:r>
+      <w:r>
+        <w:rPr>
+          <w:rFonts w:ascii="Calibri" w:hAnsi="Calibri" w:cs="Calibri" w:eastAsia="Calibri"/>
+        </w:rPr>
+        <w:t>the censored-fraction and healing-to-regeneration-lag statistics (§5b–c), not on a uniform effect across every tip trait.</w:t>
       </w:r>
     </w:p>
     <w:p>
@@ -11401,70 +11299,60 @@
           <w:b/>
           <w:bCs/>
         </w:rPr>
-        <w:t xml:space="preserve">Variance partitioning (ICC).</w:t>
-      </w:r>
-      <w:r>
-        <w:rPr>
-          <w:rFonts w:ascii="Calibri" w:hAnsi="Calibri" w:cs="Calibri" w:eastAsia="Calibri"/>
-        </w:rPr>
-        <w:t xml:space="preserve"> </w:t>
+        <w:t>Variance partitioning (ICC). code/sensitivity/27_variance_partitioning.R reports estimated fraction of model variance attributed to tank for every mixed model (output/tables/27_variance_partitioning.csv). Tank explains a modest fraction of variance in the physiology models (PAM 22 %, color 23 %, symbionts 14 %); among morphology traits, tip-extension has a high tank ICC (0.83) while most others are 0.06–0.40 — supporting the (1|tank) random effect.</w:t>
+      </w:r>
+      <w:r>
+        <w:rPr>
+          <w:rFonts w:ascii="Calibri" w:hAnsi="Calibri" w:cs="Calibri" w:eastAsia="Calibri"/>
+        </w:rPr>
       </w:r>
       <w:r>
         <w:rPr>
           <w:rFonts w:ascii="Calibri" w:hAnsi="Calibri" w:cs="Calibri" w:eastAsia="Calibri"/>
           <w:rStyle w:val="VerbatimChar"/>
         </w:rPr>
-        <w:t xml:space="preserve">code/sensitivity/27_variance_partitioning.R</w:t>
-      </w:r>
-      <w:r>
-        <w:rPr>
-          <w:rFonts w:ascii="Calibri" w:hAnsi="Calibri" w:cs="Calibri" w:eastAsia="Calibri"/>
-        </w:rPr>
-        <w:t xml:space="preserve"> </w:t>
-      </w:r>
-      <w:r>
-        <w:rPr>
-          <w:rFonts w:ascii="Calibri" w:hAnsi="Calibri" w:cs="Calibri" w:eastAsia="Calibri"/>
-        </w:rPr>
-        <w:t xml:space="preserve">reports latent-scale ICC for every mixed model (</w:t>
+      </w:r>
+      <w:r>
+        <w:rPr>
+          <w:rFonts w:ascii="Calibri" w:hAnsi="Calibri" w:cs="Calibri" w:eastAsia="Calibri"/>
+        </w:rPr>
+      </w:r>
+      <w:r>
+        <w:rPr>
+          <w:rFonts w:ascii="Calibri" w:hAnsi="Calibri" w:cs="Calibri" w:eastAsia="Calibri"/>
+        </w:rPr>
       </w:r>
       <w:r>
         <w:rPr>
           <w:rFonts w:ascii="Calibri" w:hAnsi="Calibri" w:cs="Calibri" w:eastAsia="Calibri"/>
           <w:rStyle w:val="VerbatimChar"/>
         </w:rPr>
-        <w:t xml:space="preserve">output/tables/27_variance_partitioning.csv</w:t>
-      </w:r>
-      <w:r>
-        <w:rPr>
-          <w:rFonts w:ascii="Calibri" w:hAnsi="Calibri" w:cs="Calibri" w:eastAsia="Calibri"/>
-        </w:rPr>
-        <w:t xml:space="preserve">). Tank explains a modest fraction of variance in the physiology models (PAM 22 %, color 23 %, symbionts 14 %); among morphology traits, tip-extension has a high tank ICC (0.83) while most others are 0.06–0.40 — supporting the</w:t>
-      </w:r>
-      <w:r>
-        <w:rPr>
-          <w:rFonts w:ascii="Calibri" w:hAnsi="Calibri" w:cs="Calibri" w:eastAsia="Calibri"/>
-        </w:rPr>
-        <w:t xml:space="preserve"> </w:t>
+      </w:r>
+      <w:r>
+        <w:rPr>
+          <w:rFonts w:ascii="Calibri" w:hAnsi="Calibri" w:cs="Calibri" w:eastAsia="Calibri"/>
+        </w:rPr>
+      </w:r>
+      <w:r>
+        <w:rPr>
+          <w:rFonts w:ascii="Calibri" w:hAnsi="Calibri" w:cs="Calibri" w:eastAsia="Calibri"/>
+        </w:rPr>
       </w:r>
       <w:r>
         <w:rPr>
           <w:rFonts w:ascii="Calibri" w:hAnsi="Calibri" w:cs="Calibri" w:eastAsia="Calibri"/>
           <w:rStyle w:val="VerbatimChar"/>
         </w:rPr>
-        <w:t xml:space="preserve">(1|tank)</w:t>
-      </w:r>
-      <w:r>
-        <w:rPr>
-          <w:rFonts w:ascii="Calibri" w:hAnsi="Calibri" w:cs="Calibri" w:eastAsia="Calibri"/>
-        </w:rPr>
-        <w:t xml:space="preserve"> </w:t>
-      </w:r>
-      <w:r>
-        <w:rPr>
-          <w:rFonts w:ascii="Calibri" w:hAnsi="Calibri" w:cs="Calibri" w:eastAsia="Calibri"/>
-        </w:rPr>
-        <w:t xml:space="preserve">random effect.</w:t>
+      </w:r>
+      <w:r>
+        <w:rPr>
+          <w:rFonts w:ascii="Calibri" w:hAnsi="Calibri" w:cs="Calibri" w:eastAsia="Calibri"/>
+        </w:rPr>
+      </w:r>
+      <w:r>
+        <w:rPr>
+          <w:rFonts w:ascii="Calibri" w:hAnsi="Calibri" w:cs="Calibri" w:eastAsia="Calibri"/>
+        </w:rPr>
       </w:r>
     </w:p>
     <w:p>
@@ -11480,19 +11368,19 @@
           <w:b/>
           <w:bCs/>
         </w:rPr>
-        <w:t xml:space="preserve">Probability-scale morphology contrasts.</w:t>
-      </w:r>
-      <w:r>
-        <w:rPr>
-          <w:rFonts w:ascii="Calibri" w:hAnsi="Calibri" w:cs="Calibri" w:eastAsia="Calibri"/>
-        </w:rPr>
-        <w:t xml:space="preserve"> </w:t>
-      </w:r>
-      <w:r>
-        <w:rPr>
-          <w:rFonts w:ascii="Calibri" w:hAnsi="Calibri" w:cs="Calibri" w:eastAsia="Calibri"/>
-        </w:rPr>
-        <w:t xml:space="preserve">Besides log-odds,</w:t>
+        <w:t>Probability-scale morphology contrasts.</w:t>
+      </w:r>
+      <w:r>
+        <w:rPr>
+          <w:rFonts w:ascii="Calibri" w:hAnsi="Calibri" w:cs="Calibri" w:eastAsia="Calibri"/>
+        </w:rPr>
+        <w:t xml:space="preserve"> </w:t>
+      </w:r>
+      <w:r>
+        <w:rPr>
+          <w:rFonts w:ascii="Calibri" w:hAnsi="Calibri" w:cs="Calibri" w:eastAsia="Calibri"/>
+        </w:rPr>
+        <w:t>Besides log-odds,</w:t>
       </w:r>
       <w:r>
         <w:rPr>
@@ -11505,32 +11393,32 @@
           <w:rFonts w:ascii="Calibri" w:hAnsi="Calibri" w:cs="Calibri" w:eastAsia="Calibri"/>
           <w:rStyle w:val="VerbatimChar"/>
         </w:rPr>
-        <w:t xml:space="preserve">code/sensitivity/29_morphology_prob_contrasts.R</w:t>
-      </w:r>
-      <w:r>
-        <w:rPr>
-          <w:rFonts w:ascii="Calibri" w:hAnsi="Calibri" w:cs="Calibri" w:eastAsia="Calibri"/>
-        </w:rPr>
-        <w:t xml:space="preserve"> </w:t>
-      </w:r>
-      <w:r>
-        <w:rPr>
-          <w:rFonts w:ascii="Calibri" w:hAnsi="Calibri" w:cs="Calibri" w:eastAsia="Calibri"/>
-        </w:rPr>
-        <w:t xml:space="preserve">reports treatment contrasts on the easier-to-read Δ-probability scale (plus odds ratios) at day 10 (</w:t>
+        <w:t>code/sensitivity/29_morphology_prob_contrasts.R</w:t>
+      </w:r>
+      <w:r>
+        <w:rPr>
+          <w:rFonts w:ascii="Calibri" w:hAnsi="Calibri" w:cs="Calibri" w:eastAsia="Calibri"/>
+        </w:rPr>
+        <w:t xml:space="preserve"> </w:t>
+      </w:r>
+      <w:r>
+        <w:rPr>
+          <w:rFonts w:ascii="Calibri" w:hAnsi="Calibri" w:cs="Calibri" w:eastAsia="Calibri"/>
+        </w:rPr>
+        <w:t>reports treatment contrasts on the easier-to-read Δ-probability scale (plus odds ratios) at day 10 (</w:t>
       </w:r>
       <w:r>
         <w:rPr>
           <w:rFonts w:ascii="Calibri" w:hAnsi="Calibri" w:cs="Calibri" w:eastAsia="Calibri"/>
           <w:rStyle w:val="VerbatimChar"/>
         </w:rPr>
-        <w:t xml:space="preserve">output/tables/29_morphology_prob_contrasts.csv</w:t>
-      </w:r>
-      <w:r>
-        <w:rPr>
-          <w:rFonts w:ascii="Calibri" w:hAnsi="Calibri" w:cs="Calibri" w:eastAsia="Calibri"/>
-        </w:rPr>
-        <w:t xml:space="preserve">); late traits like new corallites have not yet diverged at day 10, so the interval-censored timing/KM framing (§5b–c) stays the primary tool for those.</w:t>
+        <w:t>output/tables/29_morphology_prob_contrasts.csv</w:t>
+      </w:r>
+      <w:r>
+        <w:rPr>
+          <w:rFonts w:ascii="Calibri" w:hAnsi="Calibri" w:cs="Calibri" w:eastAsia="Calibri"/>
+        </w:rPr>
+        <w:t>); late traits like new corallites have not yet diverged at day 10, so the interval-censored timing/KM framing (§5b–c) stays the primary tool for those.</w:t>
       </w:r>
     </w:p>
     <w:p>
@@ -11546,19 +11434,19 @@
           <w:b/>
           <w:bCs/>
         </w:rPr>
-        <w:t xml:space="preserve">Diagnostic coverage (complete).</w:t>
-      </w:r>
-      <w:r>
-        <w:rPr>
-          <w:rFonts w:ascii="Calibri" w:hAnsi="Calibri" w:cs="Calibri" w:eastAsia="Calibri"/>
-        </w:rPr>
-        <w:t xml:space="preserve"> </w:t>
-      </w:r>
-      <w:r>
-        <w:rPr>
-          <w:rFonts w:ascii="Calibri" w:hAnsi="Calibri" w:cs="Calibri" w:eastAsia="Calibri"/>
-        </w:rPr>
-        <w:t xml:space="preserve">Every fitted model has both a result visualization and a residual/assumption diagnostic, audited by</w:t>
+        <w:t>Diagnostic coverage (complete).</w:t>
+      </w:r>
+      <w:r>
+        <w:rPr>
+          <w:rFonts w:ascii="Calibri" w:hAnsi="Calibri" w:cs="Calibri" w:eastAsia="Calibri"/>
+        </w:rPr>
+        <w:t xml:space="preserve"> </w:t>
+      </w:r>
+      <w:r>
+        <w:rPr>
+          <w:rFonts w:ascii="Calibri" w:hAnsi="Calibri" w:cs="Calibri" w:eastAsia="Calibri"/>
+        </w:rPr>
+        <w:t>Every fitted model has both a result visualization and a residual/assumption diagnostic, audited by</w:t>
       </w:r>
       <w:r>
         <w:rPr>
@@ -11571,32 +11459,32 @@
           <w:rFonts w:ascii="Calibri" w:hAnsi="Calibri" w:cs="Calibri" w:eastAsia="Calibri"/>
           <w:rStyle w:val="VerbatimChar"/>
         </w:rPr>
-        <w:t xml:space="preserve">code/sensitivity/25_model_diagnostic_coverage.R</w:t>
-      </w:r>
-      <w:r>
-        <w:rPr>
-          <w:rFonts w:ascii="Calibri" w:hAnsi="Calibri" w:cs="Calibri" w:eastAsia="Calibri"/>
-        </w:rPr>
-        <w:t xml:space="preserve"> </w:t>
-      </w:r>
-      <w:r>
-        <w:rPr>
-          <w:rFonts w:ascii="Calibri" w:hAnsi="Calibri" w:cs="Calibri" w:eastAsia="Calibri"/>
-        </w:rPr>
-        <w:t xml:space="preserve">(</w:t>
+        <w:t>code/sensitivity/25_model_diagnostic_coverage.R</w:t>
+      </w:r>
+      <w:r>
+        <w:rPr>
+          <w:rFonts w:ascii="Calibri" w:hAnsi="Calibri" w:cs="Calibri" w:eastAsia="Calibri"/>
+        </w:rPr>
+        <w:t xml:space="preserve"> </w:t>
+      </w:r>
+      <w:r>
+        <w:rPr>
+          <w:rFonts w:ascii="Calibri" w:hAnsi="Calibri" w:cs="Calibri" w:eastAsia="Calibri"/>
+        </w:rPr>
+        <w:t>(</w:t>
       </w:r>
       <w:r>
         <w:rPr>
           <w:rFonts w:ascii="Calibri" w:hAnsi="Calibri" w:cs="Calibri" w:eastAsia="Calibri"/>
           <w:rStyle w:val="VerbatimChar"/>
         </w:rPr>
-        <w:t xml:space="preserve">output/tables/25_model_diagnostic_coverage.csv</w:t>
-      </w:r>
-      <w:r>
-        <w:rPr>
-          <w:rFonts w:ascii="Calibri" w:hAnsi="Calibri" w:cs="Calibri" w:eastAsia="Calibri"/>
-        </w:rPr>
-        <w:t xml:space="preserve">,</w:t>
+        <w:t>output/tables/25_model_diagnostic_coverage.csv</w:t>
+      </w:r>
+      <w:r>
+        <w:rPr>
+          <w:rFonts w:ascii="Calibri" w:hAnsi="Calibri" w:cs="Calibri" w:eastAsia="Calibri"/>
+        </w:rPr>
+        <w:t>,</w:t>
       </w:r>
       <w:r>
         <w:rPr>
@@ -11609,13 +11497,13 @@
           <w:rFonts w:ascii="Calibri" w:hAnsi="Calibri" w:cs="Calibri" w:eastAsia="Calibri"/>
           <w:rStyle w:val="VerbatimChar"/>
         </w:rPr>
-        <w:t xml:space="preserve">output/diagnostics/K_model_coverage_report.md</w:t>
-      </w:r>
-      <w:r>
-        <w:rPr>
-          <w:rFonts w:ascii="Calibri" w:hAnsi="Calibri" w:cs="Calibri" w:eastAsia="Calibri"/>
-        </w:rPr>
-        <w:t xml:space="preserve">):</w:t>
+        <w:t>output/diagnostics/K_model_coverage_report.md</w:t>
+      </w:r>
+      <w:r>
+        <w:rPr>
+          <w:rFonts w:ascii="Calibri" w:hAnsi="Calibri" w:cs="Calibri" w:eastAsia="Calibri"/>
+        </w:rPr>
+        <w:t>):</w:t>
       </w:r>
       <w:r>
         <w:rPr>
@@ -11629,19 +11517,19 @@
           <w:b/>
           <w:bCs/>
         </w:rPr>
-        <w:t xml:space="preserve">32/32 models covered, 0 gaps.</w:t>
-      </w:r>
-      <w:r>
-        <w:rPr>
-          <w:rFonts w:ascii="Calibri" w:hAnsi="Calibri" w:cs="Calibri" w:eastAsia="Calibri"/>
-        </w:rPr>
-        <w:t xml:space="preserve"> </w:t>
-      </w:r>
-      <w:r>
-        <w:rPr>
-          <w:rFonts w:ascii="Calibri" w:hAnsi="Calibri" w:cs="Calibri" w:eastAsia="Calibri"/>
-        </w:rPr>
-        <w:t xml:space="preserve">Continuous LMMs and GLMMs use DHARMa simulated-residual plots where applicable; the ordinal color model uses an observed-vs-fitted check; the penalized morphology GLMMs each have a DHARMa plot; and</w:t>
+        <w:t>32/32 models covered, 0 gaps.</w:t>
+      </w:r>
+      <w:r>
+        <w:rPr>
+          <w:rFonts w:ascii="Calibri" w:hAnsi="Calibri" w:cs="Calibri" w:eastAsia="Calibri"/>
+        </w:rPr>
+        <w:t xml:space="preserve"> </w:t>
+      </w:r>
+      <w:r>
+        <w:rPr>
+          <w:rFonts w:ascii="Calibri" w:hAnsi="Calibri" w:cs="Calibri" w:eastAsia="Calibri"/>
+        </w:rPr>
+        <w:t>Continuous LMMs and GLMMs use DHARMa simulated-residual plots where applicable; the ordinal color model uses an observed-vs-fitted check; the penalized morphology GLMMs each have a DHARMa plot; and</w:t>
       </w:r>
       <w:r>
         <w:rPr>
@@ -11655,32 +11543,32 @@
           <w:b/>
           <w:bCs/>
         </w:rPr>
-        <w:t xml:space="preserve">all six overall Cox models now have proportional-hazards (Schoenfeld) diagnostics</w:t>
-      </w:r>
-      <w:r>
-        <w:rPr>
-          <w:rFonts w:ascii="Calibri" w:hAnsi="Calibri" w:cs="Calibri" w:eastAsia="Calibri"/>
-        </w:rPr>
-        <w:t xml:space="preserve"> </w:t>
-      </w:r>
-      <w:r>
-        <w:rPr>
-          <w:rFonts w:ascii="Calibri" w:hAnsi="Calibri" w:cs="Calibri" w:eastAsia="Calibri"/>
-        </w:rPr>
-        <w:t xml:space="preserve">(</w:t>
+        <w:t>all six overall Cox models now have proportional-hazards (Schoenfeld) diagnostics</w:t>
+      </w:r>
+      <w:r>
+        <w:rPr>
+          <w:rFonts w:ascii="Calibri" w:hAnsi="Calibri" w:cs="Calibri" w:eastAsia="Calibri"/>
+        </w:rPr>
+        <w:t xml:space="preserve"> </w:t>
+      </w:r>
+      <w:r>
+        <w:rPr>
+          <w:rFonts w:ascii="Calibri" w:hAnsi="Calibri" w:cs="Calibri" w:eastAsia="Calibri"/>
+        </w:rPr>
+        <w:t>(</w:t>
       </w:r>
       <w:r>
         <w:rPr>
           <w:rFonts w:ascii="Calibri" w:hAnsi="Calibri" w:cs="Calibri" w:eastAsia="Calibri"/>
           <w:rStyle w:val="VerbatimChar"/>
         </w:rPr>
-        <w:t xml:space="preserve">figures/diagnostics/14_cox_ph_*.png</w:t>
-      </w:r>
-      <w:r>
-        <w:rPr>
-          <w:rFonts w:ascii="Calibri" w:hAnsi="Calibri" w:cs="Calibri" w:eastAsia="Calibri"/>
-        </w:rPr>
-        <w:t xml:space="preserve">,</w:t>
+        <w:t>figures/diagnostics/14_cox_ph_*.png</w:t>
+      </w:r>
+      <w:r>
+        <w:rPr>
+          <w:rFonts w:ascii="Calibri" w:hAnsi="Calibri" w:cs="Calibri" w:eastAsia="Calibri"/>
+        </w:rPr>
+        <w:t>,</w:t>
       </w:r>
       <w:r>
         <w:rPr>
@@ -11693,13 +11581,13 @@
           <w:rFonts w:ascii="Calibri" w:hAnsi="Calibri" w:cs="Calibri" w:eastAsia="Calibri"/>
           <w:rStyle w:val="VerbatimChar"/>
         </w:rPr>
-        <w:t xml:space="preserve">output/tables/14_cox_ph_tests.csv</w:t>
-      </w:r>
-      <w:r>
-        <w:rPr>
-          <w:rFonts w:ascii="Calibri" w:hAnsi="Calibri" w:cs="Calibri" w:eastAsia="Calibri"/>
-        </w:rPr>
-        <w:t xml:space="preserve">) — the PH assumption is met for every overall model (all cox.zph p ≥ 0.059). The headline</w:t>
+        <w:t>output/tables/14_cox_ph_tests.csv</w:t>
+      </w:r>
+      <w:r>
+        <w:rPr>
+          <w:rFonts w:ascii="Calibri" w:hAnsi="Calibri" w:cs="Calibri" w:eastAsia="Calibri"/>
+        </w:rPr>
+        <w:t>) — the PH assumption is met for every overall model (all cox.zph p ≥ 0.059). The headline</w:t>
       </w:r>
       <w:r>
         <w:rPr>
@@ -11712,32 +11600,32 @@
           <w:rFonts w:ascii="Calibri" w:hAnsi="Calibri" w:cs="Calibri" w:eastAsia="Calibri"/>
           <w:rStyle w:val="VerbatimChar"/>
         </w:rPr>
-        <w:t xml:space="preserve">new_corallites_on_tip</w:t>
-      </w:r>
-      <w:r>
-        <w:rPr>
-          <w:rFonts w:ascii="Calibri" w:hAnsi="Calibri" w:cs="Calibri" w:eastAsia="Calibri"/>
-        </w:rPr>
-        <w:t xml:space="preserve"> </w:t>
-      </w:r>
-      <w:r>
-        <w:rPr>
-          <w:rFonts w:ascii="Calibri" w:hAnsi="Calibri" w:cs="Calibri" w:eastAsia="Calibri"/>
-        </w:rPr>
-        <w:t xml:space="preserve">model is closest to the boundary (cox.zph p = 0.059), so its hazard ratio is best read alongside its interval-censored timing model, Kaplan–Meier curve, and the lag statistic (§5b–c) rather than in isolation. Every diagnostic test statistic is also recorded in the master results table (</w:t>
+        <w:t>new_corallites_on_tip</w:t>
+      </w:r>
+      <w:r>
+        <w:rPr>
+          <w:rFonts w:ascii="Calibri" w:hAnsi="Calibri" w:cs="Calibri" w:eastAsia="Calibri"/>
+        </w:rPr>
+        <w:t xml:space="preserve"> </w:t>
+      </w:r>
+      <w:r>
+        <w:rPr>
+          <w:rFonts w:ascii="Calibri" w:hAnsi="Calibri" w:cs="Calibri" w:eastAsia="Calibri"/>
+        </w:rPr>
+        <w:t>model is closest to the boundary (cox.zph p = 0.059), so its hazard ratio is best read alongside its interval-censored timing model, Kaplan–Meier curve, and the lag statistic (§5b–c) rather than in isolation. Every diagnostic test statistic is also recorded in the master results table (</w:t>
       </w:r>
       <w:r>
         <w:rPr>
           <w:rFonts w:ascii="Calibri" w:hAnsi="Calibri" w:cs="Calibri" w:eastAsia="Calibri"/>
           <w:rStyle w:val="VerbatimChar"/>
         </w:rPr>
-        <w:t xml:space="preserve">output/tables/20_master_results.csv</w:t>
-      </w:r>
-      <w:r>
-        <w:rPr>
-          <w:rFonts w:ascii="Calibri" w:hAnsi="Calibri" w:cs="Calibri" w:eastAsia="Calibri"/>
-        </w:rPr>
-        <w:t xml:space="preserve">, domains</w:t>
+        <w:t>output/tables/20_master_results.csv</w:t>
+      </w:r>
+      <w:r>
+        <w:rPr>
+          <w:rFonts w:ascii="Calibri" w:hAnsi="Calibri" w:cs="Calibri" w:eastAsia="Calibri"/>
+        </w:rPr>
+        <w:t>, domains</w:t>
       </w:r>
       <w:r>
         <w:rPr>
@@ -11750,19 +11638,19 @@
           <w:rFonts w:ascii="Calibri" w:hAnsi="Calibri" w:cs="Calibri" w:eastAsia="Calibri"/>
           <w:rStyle w:val="VerbatimChar"/>
         </w:rPr>
-        <w:t xml:space="preserve">Time-series diagnostic</w:t>
-      </w:r>
-      <w:r>
-        <w:rPr>
-          <w:rFonts w:ascii="Calibri" w:hAnsi="Calibri" w:cs="Calibri" w:eastAsia="Calibri"/>
-        </w:rPr>
-        <w:t xml:space="preserve"> </w:t>
-      </w:r>
-      <w:r>
-        <w:rPr>
-          <w:rFonts w:ascii="Calibri" w:hAnsi="Calibri" w:cs="Calibri" w:eastAsia="Calibri"/>
-        </w:rPr>
-        <w:t xml:space="preserve">and</w:t>
+        <w:t>Time-series diagnostic</w:t>
+      </w:r>
+      <w:r>
+        <w:rPr>
+          <w:rFonts w:ascii="Calibri" w:hAnsi="Calibri" w:cs="Calibri" w:eastAsia="Calibri"/>
+        </w:rPr>
+        <w:t xml:space="preserve"> </w:t>
+      </w:r>
+      <w:r>
+        <w:rPr>
+          <w:rFonts w:ascii="Calibri" w:hAnsi="Calibri" w:cs="Calibri" w:eastAsia="Calibri"/>
+        </w:rPr>
+        <w:t>and</w:t>
       </w:r>
       <w:r>
         <w:rPr>
@@ -11775,13 +11663,13 @@
           <w:rFonts w:ascii="Calibri" w:hAnsi="Calibri" w:cs="Calibri" w:eastAsia="Calibri"/>
           <w:rStyle w:val="VerbatimChar"/>
         </w:rPr>
-        <w:t xml:space="preserve">Survival diagnostic</w:t>
-      </w:r>
-      <w:r>
-        <w:rPr>
-          <w:rFonts w:ascii="Calibri" w:hAnsi="Calibri" w:cs="Calibri" w:eastAsia="Calibri"/>
-        </w:rPr>
-        <w:t xml:space="preserve">).</w:t>
+        <w:t>Survival diagnostic</w:t>
+      </w:r>
+      <w:r>
+        <w:rPr>
+          <w:rFonts w:ascii="Calibri" w:hAnsi="Calibri" w:cs="Calibri" w:eastAsia="Calibri"/>
+        </w:rPr>
+        <w:t>).</w:t>
       </w:r>
     </w:p>
     <w:bookmarkEnd w:id="28"/>
@@ -11798,7 +11686,7 @@
           <w:color w:val="2E5496"/>
           <w:b/>
         </w:rPr>
-        <w:t xml:space="preserve">11. What's still missing</w:t>
+        <w:t>11. What's still missing</w:t>
       </w:r>
     </w:p>
     <w:p>
@@ -11815,19 +11703,19 @@
           <w:b/>
           <w:bCs/>
         </w:rPr>
-        <w:t xml:space="preserve">Chlorophyll-a values</w:t>
-      </w:r>
-      <w:r>
-        <w:rPr>
-          <w:rFonts w:ascii="Calibri" w:hAnsi="Calibri" w:cs="Calibri" w:eastAsia="Calibri"/>
-        </w:rPr>
-        <w:t xml:space="preserve"> </w:t>
-      </w:r>
-      <w:r>
-        <w:rPr>
-          <w:rFonts w:ascii="Calibri" w:hAnsi="Calibri" w:cs="Calibri" w:eastAsia="Calibri"/>
-        </w:rPr>
-        <w:t xml:space="preserve">— chl-a was planned but ultimately not run, so it is not part of the analysis. Pigmentation/photophysiology is represented by PAM Fv/Fm, color-card scores, and symbiont density.</w:t>
+        <w:t>Chlorophyll-a values</w:t>
+      </w:r>
+      <w:r>
+        <w:rPr>
+          <w:rFonts w:ascii="Calibri" w:hAnsi="Calibri" w:cs="Calibri" w:eastAsia="Calibri"/>
+        </w:rPr>
+        <w:t xml:space="preserve"> </w:t>
+      </w:r>
+      <w:r>
+        <w:rPr>
+          <w:rFonts w:ascii="Calibri" w:hAnsi="Calibri" w:cs="Calibri" w:eastAsia="Calibri"/>
+        </w:rPr>
+        <w:t>— chl-a was planned but ultimately not run, so it is not part of the analysis. Pigmentation/photophysiology is represented by PAM Fv/Fm, color-card scores, and symbiont density.</w:t>
       </w:r>
     </w:p>
     <w:p>
@@ -11844,19 +11732,19 @@
           <w:b/>
           <w:bCs/>
         </w:rPr>
-        <w:t xml:space="preserve">Gene expression data</w:t>
-      </w:r>
-      <w:r>
-        <w:rPr>
-          <w:rFonts w:ascii="Calibri" w:hAnsi="Calibri" w:cs="Calibri" w:eastAsia="Calibri"/>
-        </w:rPr>
-        <w:t xml:space="preserve"> </w:t>
-      </w:r>
-      <w:r>
-        <w:rPr>
-          <w:rFonts w:ascii="Calibri" w:hAnsi="Calibri" w:cs="Calibri" w:eastAsia="Calibri"/>
-        </w:rPr>
-        <w:t xml:space="preserve">— RNA-seq libraries at UC Davis Bay lab. Plate layout in</w:t>
+        <w:t>Gene expression data</w:t>
+      </w:r>
+      <w:r>
+        <w:rPr>
+          <w:rFonts w:ascii="Calibri" w:hAnsi="Calibri" w:cs="Calibri" w:eastAsia="Calibri"/>
+        </w:rPr>
+        <w:t xml:space="preserve"> </w:t>
+      </w:r>
+      <w:r>
+        <w:rPr>
+          <w:rFonts w:ascii="Calibri" w:hAnsi="Calibri" w:cs="Calibri" w:eastAsia="Calibri"/>
+        </w:rPr>
+        <w:t>— RNA-seq libraries at UC Davis Bay lab. Plate layout in</w:t>
       </w:r>
       <w:r>
         <w:rPr>
@@ -11869,13 +11757,13 @@
           <w:rFonts w:ascii="Calibri" w:hAnsi="Calibri" w:cs="Calibri" w:eastAsia="Calibri"/>
           <w:rStyle w:val="VerbatimChar"/>
         </w:rPr>
-        <w:t xml:space="preserve">data/raw/plate_layout/Plate_{1,2}.csv</w:t>
-      </w:r>
-      <w:r>
-        <w:rPr>
-          <w:rFonts w:ascii="Calibri" w:hAnsi="Calibri" w:cs="Calibri" w:eastAsia="Calibri"/>
-        </w:rPr>
-        <w:t xml:space="preserve">; sequencing plan in</w:t>
+        <w:t>data/raw/plate_layout/Plate_{1,2}.csv</w:t>
+      </w:r>
+      <w:r>
+        <w:rPr>
+          <w:rFonts w:ascii="Calibri" w:hAnsi="Calibri" w:cs="Calibri" w:eastAsia="Calibri"/>
+        </w:rPr>
+        <w:t>; sequencing plan in</w:t>
       </w:r>
       <w:r>
         <w:rPr>
@@ -11888,19 +11776,19 @@
           <w:rFonts w:ascii="Calibri" w:hAnsi="Calibri" w:cs="Calibri" w:eastAsia="Calibri"/>
           <w:rStyle w:val="VerbatimChar"/>
         </w:rPr>
-        <w:t xml:space="preserve">notes/sequencing-plan-keck-LTH.md</w:t>
-      </w:r>
-      <w:r>
-        <w:rPr>
-          <w:rFonts w:ascii="Calibri" w:hAnsi="Calibri" w:cs="Calibri" w:eastAsia="Calibri"/>
-        </w:rPr>
-        <w:t xml:space="preserve"> </w:t>
-      </w:r>
-      <w:r>
-        <w:rPr>
-          <w:rFonts w:ascii="Calibri" w:hAnsi="Calibri" w:cs="Calibri" w:eastAsia="Calibri"/>
-        </w:rPr>
-        <w:t xml:space="preserve">(144 libraries: 4 tanks × 3 genets × 2 wound × 3 days × 2 temps). Stub DESeq2 pipeline at</w:t>
+        <w:t>notes/sequencing-plan-keck-LTH.md</w:t>
+      </w:r>
+      <w:r>
+        <w:rPr>
+          <w:rFonts w:ascii="Calibri" w:hAnsi="Calibri" w:cs="Calibri" w:eastAsia="Calibri"/>
+        </w:rPr>
+        <w:t xml:space="preserve"> </w:t>
+      </w:r>
+      <w:r>
+        <w:rPr>
+          <w:rFonts w:ascii="Calibri" w:hAnsi="Calibri" w:cs="Calibri" w:eastAsia="Calibri"/>
+        </w:rPr>
+        <w:t>(144 libraries: 4 tanks × 3 genets × 2 wound × 3 days × 2 temps). Stub DESeq2 pipeline at</w:t>
       </w:r>
       <w:r>
         <w:rPr>
@@ -11913,19 +11801,19 @@
           <w:rFonts w:ascii="Calibri" w:hAnsi="Calibri" w:cs="Calibri" w:eastAsia="Calibri"/>
           <w:rStyle w:val="VerbatimChar"/>
         </w:rPr>
-        <w:t xml:space="preserve">code/21_rnaseq_stub.R</w:t>
-      </w:r>
-      <w:r>
-        <w:rPr>
-          <w:rFonts w:ascii="Calibri" w:hAnsi="Calibri" w:cs="Calibri" w:eastAsia="Calibri"/>
-        </w:rPr>
-        <w:t xml:space="preserve"> </w:t>
-      </w:r>
-      <w:r>
-        <w:rPr>
-          <w:rFonts w:ascii="Calibri" w:hAnsi="Calibri" w:cs="Calibri" w:eastAsia="Calibri"/>
-        </w:rPr>
-        <w:t xml:space="preserve">(waiting on sequencing).</w:t>
+        <w:t>code/21_rnaseq_stub.R</w:t>
+      </w:r>
+      <w:r>
+        <w:rPr>
+          <w:rFonts w:ascii="Calibri" w:hAnsi="Calibri" w:cs="Calibri" w:eastAsia="Calibri"/>
+        </w:rPr>
+        <w:t xml:space="preserve"> </w:t>
+      </w:r>
+      <w:r>
+        <w:rPr>
+          <w:rFonts w:ascii="Calibri" w:hAnsi="Calibri" w:cs="Calibri" w:eastAsia="Calibri"/>
+        </w:rPr>
+        <w:t>(waiting on sequencing).</w:t>
       </w:r>
     </w:p>
     <w:p>
@@ -11942,19 +11830,19 @@
           <w:b/>
           <w:bCs/>
         </w:rPr>
-        <w:t xml:space="preserve">Statistical write-up for manuscript</w:t>
-      </w:r>
-      <w:r>
-        <w:rPr>
-          <w:rFonts w:ascii="Calibri" w:hAnsi="Calibri" w:cs="Calibri" w:eastAsia="Calibri"/>
-        </w:rPr>
-        <w:t xml:space="preserve"> </w:t>
-      </w:r>
-      <w:r>
-        <w:rPr>
-          <w:rFonts w:ascii="Calibri" w:hAnsi="Calibri" w:cs="Calibri" w:eastAsia="Calibri"/>
-        </w:rPr>
-        <w:t xml:space="preserve">— the phenotype Methods + Results are already written into</w:t>
+        <w:t>Statistical write-up for manuscript</w:t>
+      </w:r>
+      <w:r>
+        <w:rPr>
+          <w:rFonts w:ascii="Calibri" w:hAnsi="Calibri" w:cs="Calibri" w:eastAsia="Calibri"/>
+        </w:rPr>
+        <w:t xml:space="preserve"> </w:t>
+      </w:r>
+      <w:r>
+        <w:rPr>
+          <w:rFonts w:ascii="Calibri" w:hAnsi="Calibri" w:cs="Calibri" w:eastAsia="Calibri"/>
+        </w:rPr>
+        <w:t>— the phenotype Methods + Results are already written into</w:t>
       </w:r>
       <w:r>
         <w:rPr>
@@ -11967,32 +11855,32 @@
           <w:rFonts w:ascii="Calibri" w:hAnsi="Calibri" w:cs="Calibri" w:eastAsia="Calibri"/>
           <w:rStyle w:val="VerbatimChar"/>
         </w:rPr>
-        <w:t xml:space="preserve">manuscript/Manuscript_LTH.docx</w:t>
-      </w:r>
-      <w:r>
-        <w:rPr>
-          <w:rFonts w:ascii="Calibri" w:hAnsi="Calibri" w:cs="Calibri" w:eastAsia="Calibri"/>
-        </w:rPr>
-        <w:t xml:space="preserve"> </w:t>
-      </w:r>
-      <w:r>
-        <w:rPr>
-          <w:rFonts w:ascii="Calibri" w:hAnsi="Calibri" w:cs="Calibri" w:eastAsia="Calibri"/>
-        </w:rPr>
-        <w:t xml:space="preserve">from this narrative; this file (</w:t>
+        <w:t>manuscript/Manuscript_LTH.docx</w:t>
+      </w:r>
+      <w:r>
+        <w:rPr>
+          <w:rFonts w:ascii="Calibri" w:hAnsi="Calibri" w:cs="Calibri" w:eastAsia="Calibri"/>
+        </w:rPr>
+        <w:t xml:space="preserve"> </w:t>
+      </w:r>
+      <w:r>
+        <w:rPr>
+          <w:rFonts w:ascii="Calibri" w:hAnsi="Calibri" w:cs="Calibri" w:eastAsia="Calibri"/>
+        </w:rPr>
+        <w:t>from this narrative; this file (</w:t>
       </w:r>
       <w:r>
         <w:rPr>
           <w:rFonts w:ascii="Calibri" w:hAnsi="Calibri" w:cs="Calibri" w:eastAsia="Calibri"/>
           <w:rStyle w:val="VerbatimChar"/>
         </w:rPr>
-        <w:t xml:space="preserve">RESULTS.docx</w:t>
-      </w:r>
-      <w:r>
-        <w:rPr>
-          <w:rFonts w:ascii="Calibri" w:hAnsi="Calibri" w:cs="Calibri" w:eastAsia="Calibri"/>
-        </w:rPr>
-        <w:t xml:space="preserve">) stays the authoritative phenotype results narrative, every number tracing to</w:t>
+        <w:t>RESULTS.docx</w:t>
+      </w:r>
+      <w:r>
+        <w:rPr>
+          <w:rFonts w:ascii="Calibri" w:hAnsi="Calibri" w:cs="Calibri" w:eastAsia="Calibri"/>
+        </w:rPr>
+        <w:t>) stays the authoritative phenotype results narrative, every number tracing to</w:t>
       </w:r>
       <w:r>
         <w:rPr>
@@ -12005,13 +11893,13 @@
           <w:rFonts w:ascii="Calibri" w:hAnsi="Calibri" w:cs="Calibri" w:eastAsia="Calibri"/>
           <w:rStyle w:val="VerbatimChar"/>
         </w:rPr>
-        <w:t xml:space="preserve">output/tables/20_master_results.csv</w:t>
-      </w:r>
-      <w:r>
-        <w:rPr>
-          <w:rFonts w:ascii="Calibri" w:hAnsi="Calibri" w:cs="Calibri" w:eastAsia="Calibri"/>
-        </w:rPr>
-        <w:t xml:space="preserve">.</w:t>
+        <w:t>output/tables/20_master_results.csv</w:t>
+      </w:r>
+      <w:r>
+        <w:rPr>
+          <w:rFonts w:ascii="Calibri" w:hAnsi="Calibri" w:cs="Calibri" w:eastAsia="Calibri"/>
+        </w:rPr>
+        <w:t>.</w:t>
       </w:r>
     </w:p>
     <w:p>
@@ -12019,9 +11907,6 @@
         <w:rPr>
           <w:rFonts w:ascii="Calibri" w:hAnsi="Calibri" w:cs="Calibri" w:eastAsia="Calibri"/>
         </w:rPr>
-        <w:pict>
-          <v:rect style="width:0;height:1.5pt" o:hralign="center" o:hrstd="t" o:hr="t"/>
-        </w:pict>
       </w:r>
     </w:p>
     <w:bookmarkEnd w:id="29"/>
@@ -12038,7 +11923,7 @@
           <w:color w:val="2E5496"/>
           <w:b/>
         </w:rPr>
-        <w:t xml:space="preserve">Pipeline integrity</w:t>
+        <w:t>Pipeline integrity</w:t>
       </w:r>
     </w:p>
     <w:p>
@@ -12049,7 +11934,7 @@
         <w:rPr>
           <w:rFonts w:ascii="Calibri" w:hAnsi="Calibri" w:cs="Calibri" w:eastAsia="Calibri"/>
         </w:rPr>
-        <w:t xml:space="preserve">To reproduce every number and figure in this document:</w:t>
+        <w:t>To reproduce every number and figure in this document:</w:t>
       </w:r>
     </w:p>
     <w:p>
@@ -12061,7 +11946,7 @@
           <w:rFonts w:ascii="Calibri" w:hAnsi="Calibri" w:cs="Calibri" w:eastAsia="Calibri"/>
           <w:rStyle w:val="BuiltInTok"/>
         </w:rPr>
-        <w:t xml:space="preserve">cd</w:t>
+        <w:t>cd</w:t>
       </w:r>
       <w:r>
         <w:rPr>
@@ -12081,7 +11966,7 @@
           <w:rFonts w:ascii="Calibri" w:hAnsi="Calibri" w:cs="Calibri" w:eastAsia="Calibri"/>
           <w:rStyle w:val="ExtensionTok"/>
         </w:rPr>
-        <w:t xml:space="preserve">Rscript</w:t>
+        <w:t>Rscript</w:t>
       </w:r>
       <w:r>
         <w:rPr>
@@ -12099,7 +11984,7 @@
         <w:rPr>
           <w:rFonts w:ascii="Calibri" w:hAnsi="Calibri" w:cs="Calibri" w:eastAsia="Calibri"/>
         </w:rPr>
-        <w:t xml:space="preserve">Expected runtime: ~3 minutes (Apex XML parse dominates; first run only).</w:t>
+        <w:t>Expected runtime: ~3 minutes (Apex XML parse dominates; first run only).</w:t>
       </w:r>
     </w:p>
     <w:p>
@@ -12112,19 +11997,19 @@
           <w:b/>
           <w:bCs/>
         </w:rPr>
-        <w:t xml:space="preserve">R version:</w:t>
-      </w:r>
-      <w:r>
-        <w:rPr>
-          <w:rFonts w:ascii="Calibri" w:hAnsi="Calibri" w:cs="Calibri" w:eastAsia="Calibri"/>
-        </w:rPr>
-        <w:t xml:space="preserve"> </w:t>
-      </w:r>
-      <w:r>
-        <w:rPr>
-          <w:rFonts w:ascii="Calibri" w:hAnsi="Calibri" w:cs="Calibri" w:eastAsia="Calibri"/>
-        </w:rPr>
-        <w:t xml:space="preserve">4.5.2.</w:t>
+        <w:t>R version:</w:t>
+      </w:r>
+      <w:r>
+        <w:rPr>
+          <w:rFonts w:ascii="Calibri" w:hAnsi="Calibri" w:cs="Calibri" w:eastAsia="Calibri"/>
+        </w:rPr>
+        <w:t xml:space="preserve"> </w:t>
+      </w:r>
+      <w:r>
+        <w:rPr>
+          <w:rFonts w:ascii="Calibri" w:hAnsi="Calibri" w:cs="Calibri" w:eastAsia="Calibri"/>
+        </w:rPr>
+        <w:t>4.5.2.</w:t>
       </w:r>
       <w:r>
         <w:rPr>
@@ -12138,19 +12023,19 @@
           <w:b/>
           <w:bCs/>
         </w:rPr>
-        <w:t xml:space="preserve">Key packages:</w:t>
-      </w:r>
-      <w:r>
-        <w:rPr>
-          <w:rFonts w:ascii="Calibri" w:hAnsi="Calibri" w:cs="Calibri" w:eastAsia="Calibri"/>
-        </w:rPr>
-        <w:t xml:space="preserve"> </w:t>
-      </w:r>
-      <w:r>
-        <w:rPr>
-          <w:rFonts w:ascii="Calibri" w:hAnsi="Calibri" w:cs="Calibri" w:eastAsia="Calibri"/>
-        </w:rPr>
-        <w:t xml:space="preserve">tidyverse, lme4, lmerTest, emmeans, DHARMa, MuMIn, car, broom.mixed, survival, patchwork, scales, here, janitor, readxl, xml2, ggrepel.</w:t>
+        <w:t>Key packages:</w:t>
+      </w:r>
+      <w:r>
+        <w:rPr>
+          <w:rFonts w:ascii="Calibri" w:hAnsi="Calibri" w:cs="Calibri" w:eastAsia="Calibri"/>
+        </w:rPr>
+        <w:t xml:space="preserve"> </w:t>
+      </w:r>
+      <w:r>
+        <w:rPr>
+          <w:rFonts w:ascii="Calibri" w:hAnsi="Calibri" w:cs="Calibri" w:eastAsia="Calibri"/>
+        </w:rPr>
+        <w:t>tidyverse, lme4, lmerTest, emmeans, DHARMa, MuMIn, car, broom.mixed, survival, patchwork, scales, here, janitor, readxl, xml2, ggrepel.</w:t>
       </w:r>
     </w:p>
     <w:bookmarkEnd w:id="30"/>
